--- a/internal_doc/03.开发设计/decimal/Story_decimal_driver.docx
+++ b/internal_doc/03.开发设计/decimal/Story_decimal_driver.docx
@@ -249,9 +249,6 @@
     <w:p>
       <w:pPr>
         <w:pStyle w:val="Heading2"/>
-        <w:rPr>
-          <w:rFonts w:hint="eastAsia"/>
-        </w:rPr>
       </w:pPr>
       <w:r>
         <w:rPr>
@@ -275,9 +272,6 @@
     <w:p>
       <w:pPr>
         <w:pStyle w:val="Heading3"/>
-        <w:rPr>
-          <w:rFonts w:hint="eastAsia"/>
-        </w:rPr>
       </w:pPr>
       <w:r>
         <w:rPr>
@@ -305,55 +299,39 @@
       </w:r>
     </w:p>
     <w:p>
-      <w:pPr>
+      <w:r>
         <w:rPr>
           <w:rFonts w:hint="eastAsia"/>
         </w:rPr>
-      </w:pPr>
+        <w:t>a</w:t>
+      </w:r>
       <w:r>
         <w:rPr>
           <w:rFonts w:hint="eastAsia"/>
         </w:rPr>
-        <w:t>a</w:t>
+        <w:t>、新增的</w:t>
       </w:r>
       <w:r>
         <w:rPr>
           <w:rFonts w:hint="eastAsia"/>
         </w:rPr>
-        <w:t>、新增的</w:t>
+        <w:t>decimal</w:t>
       </w:r>
       <w:r>
         <w:rPr>
           <w:rFonts w:hint="eastAsia"/>
         </w:rPr>
-        <w:t>decimal</w:t>
+        <w:t>类型为</w:t>
       </w:r>
       <w:r>
         <w:rPr>
           <w:rFonts w:hint="eastAsia"/>
         </w:rPr>
-        <w:t>类型为</w:t>
-      </w:r>
-      <w:r>
-        <w:rPr>
-          <w:rFonts w:hint="eastAsia"/>
-        </w:rPr>
         <w:t>100</w:t>
       </w:r>
     </w:p>
+    <w:p/>
     <w:p>
-      <w:pPr>
-        <w:rPr>
-          <w:rFonts w:hint="eastAsia"/>
-        </w:rPr>
-      </w:pPr>
-    </w:p>
-    <w:p>
-      <w:pPr>
-        <w:rPr>
-          <w:rFonts w:hint="eastAsia"/>
-        </w:rPr>
-      </w:pPr>
       <w:r>
         <w:rPr>
           <w:rFonts w:hint="eastAsia"/>
@@ -394,309 +372,279 @@
     <w:p>
       <w:pPr>
         <w:ind w:left="714" w:firstLine="63"/>
+      </w:pPr>
+      <w:r>
         <w:rPr>
           <w:rFonts w:hint="eastAsia"/>
         </w:rPr>
-      </w:pPr>
+        <w:t>element(decimal) = type + key + value</w:t>
+      </w:r>
+    </w:p>
+    <w:p/>
+    <w:p>
       <w:r>
         <w:rPr>
           <w:rFonts w:hint="eastAsia"/>
         </w:rPr>
-        <w:t>element(decimal) = type + key + value</w:t>
+        <w:t>c</w:t>
+      </w:r>
+      <w:r>
+        <w:rPr>
+          <w:rFonts w:hint="eastAsia"/>
+        </w:rPr>
+        <w:t>、</w:t>
+      </w:r>
+      <w:r>
+        <w:rPr>
+          <w:rFonts w:hint="eastAsia"/>
+        </w:rPr>
+        <w:t>decimal</w:t>
+      </w:r>
+      <w:r>
+        <w:rPr>
+          <w:rFonts w:hint="eastAsia"/>
+        </w:rPr>
+        <w:t>类型中</w:t>
+      </w:r>
+      <w:r>
+        <w:rPr>
+          <w:rFonts w:hint="eastAsia"/>
+        </w:rPr>
+        <w:t>value</w:t>
+      </w:r>
+      <w:r>
+        <w:rPr>
+          <w:rFonts w:hint="eastAsia"/>
+        </w:rPr>
+        <w:t>的定义如下：</w:t>
+      </w:r>
+    </w:p>
+    <w:p>
+      <w:r>
+        <w:rPr>
+          <w:b/>
+          <w:color w:val="FF0000"/>
+        </w:rPr>
+        <w:t>#pragma pack(1)</w:t>
+      </w:r>
+    </w:p>
+    <w:p>
+      <w:r>
+        <w:t xml:space="preserve">typedef struct </w:t>
+      </w:r>
+    </w:p>
+    <w:p>
+      <w:r>
+        <w:t>{</w:t>
+      </w:r>
+    </w:p>
+    <w:p>
+      <w:r>
+        <w:t xml:space="preserve">  int    size;    </w:t>
+      </w:r>
+      <w:r>
+        <w:rPr>
+          <w:rFonts w:hint="eastAsia"/>
+        </w:rPr>
+        <w:t xml:space="preserve"> </w:t>
+      </w:r>
+      <w:r>
+        <w:t>//</w:t>
+      </w:r>
+      <w:r>
+        <w:rPr>
+          <w:rFonts w:hint="eastAsia"/>
+        </w:rPr>
+        <w:t>value</w:t>
+      </w:r>
+      <w:r>
+        <w:rPr>
+          <w:rFonts w:hint="eastAsia"/>
+        </w:rPr>
+        <w:t>的总长度：结构体大小</w:t>
+      </w:r>
+      <w:r>
+        <w:rPr>
+          <w:rFonts w:hint="eastAsia"/>
+        </w:rPr>
+        <w:t>+</w:t>
+      </w:r>
+      <w:r>
+        <w:t xml:space="preserve"> (digits</w:t>
+      </w:r>
+      <w:r>
+        <w:rPr>
+          <w:rFonts w:hint="eastAsia"/>
+        </w:rPr>
+        <w:t>个数</w:t>
+      </w:r>
+      <w:r>
+        <w:rPr>
+          <w:rFonts w:hint="eastAsia"/>
+        </w:rPr>
+        <w:t>*sizeof(short))</w:t>
+      </w:r>
+    </w:p>
+    <w:p>
+      <w:r>
+        <w:t xml:space="preserve">  int    typemod; //</w:t>
+      </w:r>
+      <w:r>
+        <w:rPr>
+          <w:rFonts w:hint="eastAsia"/>
+        </w:rPr>
+        <w:t>用于保存精度定义：包括总精度（包括小数位）</w:t>
+      </w:r>
+      <w:r>
+        <w:t>precision</w:t>
+      </w:r>
+      <w:r>
+        <w:rPr>
+          <w:rFonts w:hint="eastAsia"/>
+        </w:rPr>
+        <w:t>和小数位位数</w:t>
+      </w:r>
+      <w:r>
+        <w:t>scal</w:t>
+      </w:r>
+      <w:r>
+        <w:rPr>
+          <w:rFonts w:hint="eastAsia"/>
+        </w:rPr>
+        <w:t>e</w:t>
+      </w:r>
+      <w:r>
+        <w:rPr>
+          <w:rFonts w:hint="eastAsia"/>
+        </w:rPr>
+        <w:t>，没有定义精度时置为</w:t>
+      </w:r>
+      <w:r>
+        <w:rPr>
+          <w:rFonts w:hint="eastAsia"/>
+        </w:rPr>
+        <w:t>-1</w:t>
+      </w:r>
+    </w:p>
+    <w:p>
+      <w:r>
+        <w:t xml:space="preserve">                </w:t>
+      </w:r>
+      <w:r>
+        <w:rPr>
+          <w:rFonts w:hint="eastAsia"/>
+        </w:rPr>
+        <w:t xml:space="preserve"> </w:t>
+      </w:r>
+      <w:r>
+        <w:t>//   precision = (typmod &gt;&gt; 16) &amp; 0xffff</w:t>
+      </w:r>
+    </w:p>
+    <w:p>
+      <w:r>
+        <w:t xml:space="preserve">                </w:t>
+      </w:r>
+      <w:r>
+        <w:rPr>
+          <w:rFonts w:hint="eastAsia"/>
+        </w:rPr>
+        <w:t xml:space="preserve"> </w:t>
+      </w:r>
+      <w:r>
+        <w:t>//   scale    = typmod &amp; 0xffff</w:t>
+      </w:r>
+    </w:p>
+    <w:p>
+      <w:r>
+        <w:t xml:space="preserve">  short  dscale;  </w:t>
+      </w:r>
+      <w:r>
+        <w:rPr>
+          <w:rFonts w:hint="eastAsia"/>
+        </w:rPr>
+        <w:t xml:space="preserve"> </w:t>
+      </w:r>
+      <w:r>
+        <w:t>//</w:t>
+      </w:r>
+      <w:r>
+        <w:rPr>
+          <w:rFonts w:hint="eastAsia"/>
+        </w:rPr>
+        <w:t>用于保存符号位和小数位位数：包括符号位</w:t>
+      </w:r>
+      <w:r>
+        <w:t>sign</w:t>
+      </w:r>
+      <w:r>
+        <w:rPr>
+          <w:rFonts w:hint="eastAsia"/>
+        </w:rPr>
+        <w:t>和小数位</w:t>
+      </w:r>
+      <w:r>
+        <w:t>dscale</w:t>
+      </w:r>
+    </w:p>
+    <w:p>
+      <w:r>
+        <w:t xml:space="preserve">                 //   sign  = dscale &amp; 0xC000</w:t>
+      </w:r>
+    </w:p>
+    <w:p>
+      <w:r>
+        <w:t xml:space="preserve">                 //   scale = dscale &amp; 0x3FFF</w:t>
+      </w:r>
+    </w:p>
+    <w:p>
+      <w:r>
+        <w:t xml:space="preserve">  short  weight;  </w:t>
+      </w:r>
+      <w:r>
+        <w:rPr>
+          <w:rFonts w:hint="eastAsia"/>
+        </w:rPr>
+        <w:t xml:space="preserve"> </w:t>
+      </w:r>
+      <w:r>
+        <w:t>//weight of this decimal (NBASE=10000</w:t>
+      </w:r>
+      <w:r>
+        <w:rPr>
+          <w:rFonts w:hint="eastAsia"/>
+        </w:rPr>
+        <w:t>,</w:t>
+      </w:r>
+      <w:r>
+        <w:rPr>
+          <w:rFonts w:hint="eastAsia"/>
+        </w:rPr>
+        <w:t>相当于万进</w:t>
+      </w:r>
+      <w:r>
+        <w:rPr>
+          <w:rFonts w:hint="eastAsia"/>
+        </w:rPr>
+        <w:t>制</w:t>
+      </w:r>
+      <w:r>
+        <w:t>)</w:t>
+      </w:r>
+    </w:p>
+    <w:p/>
+    <w:p>
+      <w:r>
+        <w:t xml:space="preserve">  short  digitis[0]; //real data</w:t>
+      </w:r>
+    </w:p>
+    <w:p>
+      <w:r>
+        <w:t>} __decimal ;</w:t>
       </w:r>
     </w:p>
     <w:p>
       <w:pPr>
         <w:rPr>
-          <w:rFonts w:hint="eastAsia"/>
-        </w:rPr>
-      </w:pPr>
-    </w:p>
-    <w:p>
-      <w:pPr>
-        <w:rPr>
-          <w:rFonts w:hint="eastAsia"/>
-        </w:rPr>
-      </w:pPr>
-      <w:r>
-        <w:rPr>
-          <w:rFonts w:hint="eastAsia"/>
-        </w:rPr>
-        <w:t>c</w:t>
-      </w:r>
-      <w:r>
-        <w:rPr>
-          <w:rFonts w:hint="eastAsia"/>
-        </w:rPr>
-        <w:t>、</w:t>
-      </w:r>
-      <w:r>
-        <w:rPr>
-          <w:rFonts w:hint="eastAsia"/>
-        </w:rPr>
-        <w:t>decimal</w:t>
-      </w:r>
-      <w:r>
-        <w:rPr>
-          <w:rFonts w:hint="eastAsia"/>
-        </w:rPr>
-        <w:t>类型中</w:t>
-      </w:r>
-      <w:r>
-        <w:rPr>
-          <w:rFonts w:hint="eastAsia"/>
-        </w:rPr>
-        <w:t>value</w:t>
-      </w:r>
-      <w:r>
-        <w:rPr>
-          <w:rFonts w:hint="eastAsia"/>
-        </w:rPr>
-        <w:t>的定义如下：</w:t>
-      </w:r>
-    </w:p>
-    <w:p>
-      <w:pPr>
-        <w:rPr>
-          <w:rFonts w:hint="eastAsia"/>
-        </w:rPr>
-      </w:pPr>
-      <w:r>
-        <w:rPr>
-          <w:b/>
-          <w:color w:val="FF0000"/>
-        </w:rPr>
-        <w:t>#pragma pack(1)</w:t>
-      </w:r>
-    </w:p>
-    <w:p>
-      <w:r>
-        <w:t xml:space="preserve">typedef struct </w:t>
-      </w:r>
-    </w:p>
-    <w:p>
-      <w:r>
-        <w:t>{</w:t>
-      </w:r>
-    </w:p>
-    <w:p>
-      <w:pPr>
-        <w:rPr>
-          <w:rFonts w:hint="eastAsia"/>
-        </w:rPr>
-      </w:pPr>
-      <w:r>
-        <w:t xml:space="preserve">  int    size;    </w:t>
-      </w:r>
-      <w:r>
-        <w:rPr>
-          <w:rFonts w:hint="eastAsia"/>
-        </w:rPr>
-        <w:t xml:space="preserve"> </w:t>
-      </w:r>
-      <w:r>
-        <w:t>//</w:t>
-      </w:r>
-      <w:r>
-        <w:rPr>
-          <w:rFonts w:hint="eastAsia"/>
-        </w:rPr>
-        <w:t>value</w:t>
-      </w:r>
-      <w:r>
-        <w:rPr>
-          <w:rFonts w:hint="eastAsia"/>
-        </w:rPr>
-        <w:t>的总长度：结构体大小</w:t>
-      </w:r>
-      <w:r>
-        <w:rPr>
-          <w:rFonts w:hint="eastAsia"/>
-        </w:rPr>
-        <w:t>+</w:t>
-      </w:r>
-      <w:r>
-        <w:t xml:space="preserve"> (digits</w:t>
-      </w:r>
-      <w:r>
-        <w:rPr>
-          <w:rFonts w:hint="eastAsia"/>
-        </w:rPr>
-        <w:t>个数</w:t>
-      </w:r>
-      <w:r>
-        <w:rPr>
-          <w:rFonts w:hint="eastAsia"/>
-        </w:rPr>
-        <w:t>*sizeof(short))</w:t>
-      </w:r>
-    </w:p>
-    <w:p>
-      <w:r>
-        <w:t xml:space="preserve">  int    typemod; //</w:t>
-      </w:r>
-      <w:r>
-        <w:rPr>
-          <w:rFonts w:hint="eastAsia"/>
-        </w:rPr>
-        <w:t>用于保存精度定义：包括总精度（包括小数位）</w:t>
-      </w:r>
-      <w:r>
-        <w:t>precision</w:t>
-      </w:r>
-      <w:r>
-        <w:rPr>
-          <w:rFonts w:hint="eastAsia"/>
-        </w:rPr>
-        <w:t>和小数位位数</w:t>
-      </w:r>
-      <w:r>
-        <w:t>scal</w:t>
-      </w:r>
-      <w:r>
-        <w:rPr>
-          <w:rFonts w:hint="eastAsia"/>
-        </w:rPr>
-        <w:t>e</w:t>
-      </w:r>
-      <w:r>
-        <w:rPr>
-          <w:rFonts w:hint="eastAsia"/>
-        </w:rPr>
-        <w:t>，没有定义精度时置为</w:t>
-      </w:r>
-      <w:r>
-        <w:rPr>
-          <w:rFonts w:hint="eastAsia"/>
-        </w:rPr>
-        <w:t>-1</w:t>
-      </w:r>
-    </w:p>
-    <w:p>
-      <w:r>
-        <w:t xml:space="preserve">                </w:t>
-      </w:r>
-      <w:r>
-        <w:rPr>
-          <w:rFonts w:hint="eastAsia"/>
-        </w:rPr>
-        <w:t xml:space="preserve"> </w:t>
-      </w:r>
-      <w:r>
-        <w:t>//   precision = (typmod &gt;&gt; 16) &amp; 0xffff</w:t>
-      </w:r>
-    </w:p>
-    <w:p>
-      <w:r>
-        <w:t xml:space="preserve">                </w:t>
-      </w:r>
-      <w:r>
-        <w:rPr>
-          <w:rFonts w:hint="eastAsia"/>
-        </w:rPr>
-        <w:t xml:space="preserve"> </w:t>
-      </w:r>
-      <w:r>
-        <w:t>//   scale    = typmod &amp; 0xffff</w:t>
-      </w:r>
-    </w:p>
-    <w:p>
-      <w:r>
-        <w:t xml:space="preserve">  short  dscale;  </w:t>
-      </w:r>
-      <w:r>
-        <w:rPr>
-          <w:rFonts w:hint="eastAsia"/>
-        </w:rPr>
-        <w:t xml:space="preserve"> </w:t>
-      </w:r>
-      <w:r>
-        <w:t>//</w:t>
-      </w:r>
-      <w:r>
-        <w:rPr>
-          <w:rFonts w:hint="eastAsia"/>
-        </w:rPr>
-        <w:t>用于保存符号位和小数位位数：包括符号位</w:t>
-      </w:r>
-      <w:r>
-        <w:t>sign</w:t>
-      </w:r>
-      <w:r>
-        <w:rPr>
-          <w:rFonts w:hint="eastAsia"/>
-        </w:rPr>
-        <w:t>和小数位</w:t>
-      </w:r>
-      <w:r>
-        <w:t>dscale</w:t>
-      </w:r>
-    </w:p>
-    <w:p>
-      <w:r>
-        <w:t xml:space="preserve">                 //   sign  = dscale &amp; 0xC000</w:t>
-      </w:r>
-    </w:p>
-    <w:p>
-      <w:r>
-        <w:t xml:space="preserve">                 //   scale = dscale &amp; 0x3FFF</w:t>
-      </w:r>
-    </w:p>
-    <w:p>
-      <w:r>
-        <w:t xml:space="preserve">  short  weight;  </w:t>
-      </w:r>
-      <w:r>
-        <w:rPr>
-          <w:rFonts w:hint="eastAsia"/>
-        </w:rPr>
-        <w:t xml:space="preserve"> </w:t>
-      </w:r>
-      <w:r>
-        <w:t>//weight of this decimal (NBASE=10000</w:t>
-      </w:r>
-      <w:r>
-        <w:rPr>
-          <w:rFonts w:hint="eastAsia"/>
-        </w:rPr>
-        <w:t>,</w:t>
-      </w:r>
-      <w:r>
-        <w:rPr>
-          <w:rFonts w:hint="eastAsia"/>
-        </w:rPr>
-        <w:t>相当于万进</w:t>
-      </w:r>
-      <w:r>
-        <w:rPr>
-          <w:rFonts w:hint="eastAsia"/>
-        </w:rPr>
-        <w:t>制</w:t>
-      </w:r>
-      <w:r>
-        <w:t>)</w:t>
-      </w:r>
-    </w:p>
-    <w:p/>
-    <w:p>
-      <w:r>
-        <w:t xml:space="preserve">  short  digitis[0]; //real data</w:t>
-      </w:r>
-    </w:p>
-    <w:p>
-      <w:pPr>
-        <w:rPr>
-          <w:rFonts w:hint="eastAsia"/>
-        </w:rPr>
-      </w:pPr>
-      <w:r>
-        <w:t>} __decimal ;</w:t>
-      </w:r>
-    </w:p>
-    <w:p>
-      <w:pPr>
-        <w:rPr>
-          <w:rFonts w:hint="eastAsia"/>
           <w:b/>
           <w:color w:val="FF0000"/>
         </w:rPr>
@@ -712,9 +660,6 @@
     <w:p>
       <w:pPr>
         <w:pStyle w:val="Heading3"/>
-        <w:rPr>
-          <w:rFonts w:hint="eastAsia"/>
-        </w:rPr>
       </w:pPr>
       <w:r>
         <w:rPr>
@@ -4998,40 +4943,1498 @@
     <w:p>
       <w:pPr>
         <w:pStyle w:val="Heading3"/>
+      </w:pPr>
+      <w:r>
+        <w:t>J</w:t>
+      </w:r>
+      <w:r>
         <w:rPr>
           <w:rFonts w:hint="eastAsia"/>
         </w:rPr>
-      </w:pPr>
-      <w:r>
-        <w:rPr>
-          <w:rFonts w:hint="eastAsia"/>
-        </w:rPr>
-        <w:t>java/python/C#/php</w:t>
+        <w:t>ava</w:t>
       </w:r>
     </w:p>
     <w:p>
       <w:pPr>
+        <w:pStyle w:val="Heading4"/>
+      </w:pPr>
+      <w:r>
         <w:rPr>
           <w:rFonts w:hint="eastAsia"/>
         </w:rPr>
+        <w:t>4.1 decimal</w:t>
+      </w:r>
+      <w:r>
+        <w:rPr>
+          <w:rFonts w:hint="eastAsia"/>
+        </w:rPr>
+        <w:t>类型定义</w:t>
+      </w:r>
+    </w:p>
+    <w:p>
+      <w:r>
+        <w:rPr>
+          <w:rFonts w:hint="eastAsia"/>
+        </w:rPr>
+        <w:t xml:space="preserve">Java </w:t>
+      </w:r>
+      <w:r>
+        <w:rPr>
+          <w:rFonts w:hint="eastAsia"/>
+        </w:rPr>
+        <w:t xml:space="preserve">bson </w:t>
+      </w:r>
+      <w:r>
+        <w:rPr>
+          <w:rFonts w:hint="eastAsia"/>
+        </w:rPr>
+        <w:t>decimal</w:t>
+      </w:r>
+      <w:r>
+        <w:rPr>
+          <w:rFonts w:hint="eastAsia"/>
+        </w:rPr>
+        <w:t>类型</w:t>
+      </w:r>
+      <w:r>
+        <w:rPr>
+          <w:rFonts w:hint="eastAsia"/>
+        </w:rPr>
+        <w:t>定义如下：</w:t>
+      </w:r>
+    </w:p>
+    <w:p>
+      <w:pPr>
+        <w:autoSpaceDE w:val="0"/>
+        <w:autoSpaceDN w:val="0"/>
+        <w:adjustRightInd w:val="0"/>
+        <w:ind w:left="0"/>
+        <w:jc w:val="left"/>
+        <w:rPr>
+          <w:rFonts w:ascii="Consolas" w:hAnsi="Consolas" w:cs="Consolas"/>
+          <w:kern w:val="0"/>
+          <w:sz w:val="24"/>
+          <w:szCs w:val="24"/>
+        </w:rPr>
       </w:pPr>
       <w:r>
         <w:rPr>
-          <w:rFonts w:hint="eastAsia"/>
-        </w:rPr>
-        <w:t>新增</w:t>
-      </w:r>
-      <w:r>
-        <w:rPr>
-          <w:rFonts w:hint="eastAsia"/>
-        </w:rPr>
-        <w:t>bson</w:t>
-      </w:r>
-      <w:r>
-        <w:rPr>
-          <w:rFonts w:hint="eastAsia"/>
-        </w:rPr>
-        <w:t>接口</w:t>
+          <w:rFonts w:ascii="Consolas" w:hAnsi="Consolas" w:cs="Consolas"/>
+          <w:b/>
+          <w:bCs/>
+          <w:color w:val="7F0055"/>
+          <w:kern w:val="0"/>
+          <w:sz w:val="24"/>
+          <w:szCs w:val="24"/>
+        </w:rPr>
+        <w:t>public</w:t>
+      </w:r>
+      <w:r>
+        <w:rPr>
+          <w:rFonts w:ascii="Consolas" w:hAnsi="Consolas" w:cs="Consolas"/>
+          <w:color w:val="000000"/>
+          <w:kern w:val="0"/>
+          <w:sz w:val="24"/>
+          <w:szCs w:val="24"/>
+        </w:rPr>
+        <w:t xml:space="preserve"> </w:t>
+      </w:r>
+      <w:r>
+        <w:rPr>
+          <w:rFonts w:ascii="Consolas" w:hAnsi="Consolas" w:cs="Consolas"/>
+          <w:b/>
+          <w:bCs/>
+          <w:color w:val="7F0055"/>
+          <w:kern w:val="0"/>
+          <w:sz w:val="24"/>
+          <w:szCs w:val="24"/>
+        </w:rPr>
+        <w:t>class</w:t>
+      </w:r>
+      <w:r>
+        <w:rPr>
+          <w:rFonts w:ascii="Consolas" w:hAnsi="Consolas" w:cs="Consolas"/>
+          <w:color w:val="000000"/>
+          <w:kern w:val="0"/>
+          <w:sz w:val="24"/>
+          <w:szCs w:val="24"/>
+        </w:rPr>
+        <w:t xml:space="preserve"> </w:t>
+      </w:r>
+      <w:r>
+        <w:rPr>
+          <w:rFonts w:ascii="Consolas" w:hAnsi="Consolas" w:cs="Consolas"/>
+          <w:color w:val="000000"/>
+          <w:kern w:val="0"/>
+          <w:sz w:val="24"/>
+          <w:szCs w:val="24"/>
+          <w:u w:val="single"/>
+        </w:rPr>
+        <w:t>BSONDecimal</w:t>
+      </w:r>
+      <w:r>
+        <w:rPr>
+          <w:rFonts w:ascii="Consolas" w:hAnsi="Consolas" w:cs="Consolas"/>
+          <w:color w:val="000000"/>
+          <w:kern w:val="0"/>
+          <w:sz w:val="24"/>
+          <w:szCs w:val="24"/>
+        </w:rPr>
+        <w:t xml:space="preserve"> </w:t>
+      </w:r>
+      <w:r>
+        <w:rPr>
+          <w:rFonts w:ascii="Consolas" w:hAnsi="Consolas" w:cs="Consolas"/>
+          <w:b/>
+          <w:bCs/>
+          <w:color w:val="7F0055"/>
+          <w:kern w:val="0"/>
+          <w:sz w:val="24"/>
+          <w:szCs w:val="24"/>
+        </w:rPr>
+        <w:t>implements</w:t>
+      </w:r>
+      <w:r>
+        <w:rPr>
+          <w:rFonts w:ascii="Consolas" w:hAnsi="Consolas" w:cs="Consolas"/>
+          <w:color w:val="000000"/>
+          <w:kern w:val="0"/>
+          <w:sz w:val="24"/>
+          <w:szCs w:val="24"/>
+        </w:rPr>
+        <w:t xml:space="preserve"> Serializable {</w:t>
+      </w:r>
+    </w:p>
+    <w:p>
+      <w:pPr>
+        <w:autoSpaceDE w:val="0"/>
+        <w:autoSpaceDN w:val="0"/>
+        <w:adjustRightInd w:val="0"/>
+        <w:ind w:left="0"/>
+        <w:jc w:val="left"/>
+        <w:rPr>
+          <w:rFonts w:ascii="Consolas" w:hAnsi="Consolas" w:cs="Consolas"/>
+          <w:kern w:val="0"/>
+          <w:sz w:val="24"/>
+          <w:szCs w:val="24"/>
+        </w:rPr>
+      </w:pPr>
+      <w:r>
+        <w:rPr>
+          <w:rFonts w:ascii="Consolas" w:hAnsi="Consolas" w:cs="Consolas"/>
+          <w:color w:val="000000"/>
+          <w:kern w:val="0"/>
+          <w:sz w:val="24"/>
+          <w:szCs w:val="24"/>
+        </w:rPr>
+        <w:tab/>
+      </w:r>
+      <w:r>
+        <w:rPr>
+          <w:rFonts w:ascii="Consolas" w:hAnsi="Consolas" w:cs="Consolas"/>
+          <w:b/>
+          <w:bCs/>
+          <w:color w:val="7F0055"/>
+          <w:kern w:val="0"/>
+          <w:sz w:val="24"/>
+          <w:szCs w:val="24"/>
+        </w:rPr>
+        <w:t>private</w:t>
+      </w:r>
+      <w:r>
+        <w:rPr>
+          <w:rFonts w:ascii="Consolas" w:hAnsi="Consolas" w:cs="Consolas"/>
+          <w:color w:val="000000"/>
+          <w:kern w:val="0"/>
+          <w:sz w:val="24"/>
+          <w:szCs w:val="24"/>
+        </w:rPr>
+        <w:t xml:space="preserve"> String </w:t>
+      </w:r>
+      <w:r>
+        <w:rPr>
+          <w:rFonts w:ascii="Consolas" w:hAnsi="Consolas" w:cs="Consolas"/>
+          <w:color w:val="0000C0"/>
+          <w:kern w:val="0"/>
+          <w:sz w:val="24"/>
+          <w:szCs w:val="24"/>
+          <w:u w:val="single"/>
+        </w:rPr>
+        <w:t>_value</w:t>
+      </w:r>
+      <w:r>
+        <w:rPr>
+          <w:rFonts w:ascii="Consolas" w:hAnsi="Consolas" w:cs="Consolas"/>
+          <w:color w:val="000000"/>
+          <w:kern w:val="0"/>
+          <w:sz w:val="24"/>
+          <w:szCs w:val="24"/>
+        </w:rPr>
+        <w:t>;</w:t>
+      </w:r>
+    </w:p>
+    <w:p>
+      <w:pPr>
+        <w:autoSpaceDE w:val="0"/>
+        <w:autoSpaceDN w:val="0"/>
+        <w:adjustRightInd w:val="0"/>
+        <w:ind w:left="0"/>
+        <w:jc w:val="left"/>
+        <w:rPr>
+          <w:rFonts w:ascii="Consolas" w:hAnsi="Consolas" w:cs="Consolas"/>
+          <w:kern w:val="0"/>
+          <w:sz w:val="24"/>
+          <w:szCs w:val="24"/>
+        </w:rPr>
+      </w:pPr>
+      <w:r>
+        <w:rPr>
+          <w:rFonts w:ascii="Consolas" w:hAnsi="Consolas" w:cs="Consolas"/>
+          <w:color w:val="000000"/>
+          <w:kern w:val="0"/>
+          <w:sz w:val="24"/>
+          <w:szCs w:val="24"/>
+        </w:rPr>
+        <w:tab/>
+      </w:r>
+      <w:r>
+        <w:rPr>
+          <w:rFonts w:ascii="Consolas" w:hAnsi="Consolas" w:cs="Consolas"/>
+          <w:b/>
+          <w:bCs/>
+          <w:color w:val="7F0055"/>
+          <w:kern w:val="0"/>
+          <w:sz w:val="24"/>
+          <w:szCs w:val="24"/>
+        </w:rPr>
+        <w:t>private</w:t>
+      </w:r>
+      <w:r>
+        <w:rPr>
+          <w:rFonts w:ascii="Consolas" w:hAnsi="Consolas" w:cs="Consolas"/>
+          <w:color w:val="000000"/>
+          <w:kern w:val="0"/>
+          <w:sz w:val="24"/>
+          <w:szCs w:val="24"/>
+        </w:rPr>
+        <w:t xml:space="preserve"> </w:t>
+      </w:r>
+      <w:r>
+        <w:rPr>
+          <w:rFonts w:ascii="Consolas" w:hAnsi="Consolas" w:cs="Consolas"/>
+          <w:b/>
+          <w:bCs/>
+          <w:color w:val="7F0055"/>
+          <w:kern w:val="0"/>
+          <w:sz w:val="24"/>
+          <w:szCs w:val="24"/>
+        </w:rPr>
+        <w:t>int</w:t>
+      </w:r>
+      <w:r>
+        <w:rPr>
+          <w:rFonts w:ascii="Consolas" w:hAnsi="Consolas" w:cs="Consolas"/>
+          <w:color w:val="000000"/>
+          <w:kern w:val="0"/>
+          <w:sz w:val="24"/>
+          <w:szCs w:val="24"/>
+        </w:rPr>
+        <w:t xml:space="preserve">    </w:t>
+      </w:r>
+      <w:r>
+        <w:rPr>
+          <w:rFonts w:ascii="Consolas" w:hAnsi="Consolas" w:cs="Consolas"/>
+          <w:color w:val="0000C0"/>
+          <w:kern w:val="0"/>
+          <w:sz w:val="24"/>
+          <w:szCs w:val="24"/>
+        </w:rPr>
+        <w:t>_precision</w:t>
+      </w:r>
+      <w:r>
+        <w:rPr>
+          <w:rFonts w:ascii="Consolas" w:hAnsi="Consolas" w:cs="Consolas"/>
+          <w:color w:val="000000"/>
+          <w:kern w:val="0"/>
+          <w:sz w:val="24"/>
+          <w:szCs w:val="24"/>
+        </w:rPr>
+        <w:t xml:space="preserve"> = -1;</w:t>
+      </w:r>
+    </w:p>
+    <w:p>
+      <w:pPr>
+        <w:autoSpaceDE w:val="0"/>
+        <w:autoSpaceDN w:val="0"/>
+        <w:adjustRightInd w:val="0"/>
+        <w:ind w:left="0"/>
+        <w:jc w:val="left"/>
+        <w:rPr>
+          <w:rFonts w:ascii="Consolas" w:hAnsi="Consolas" w:cs="Consolas"/>
+          <w:kern w:val="0"/>
+          <w:sz w:val="24"/>
+          <w:szCs w:val="24"/>
+        </w:rPr>
+      </w:pPr>
+      <w:r>
+        <w:rPr>
+          <w:rFonts w:ascii="Consolas" w:hAnsi="Consolas" w:cs="Consolas"/>
+          <w:color w:val="000000"/>
+          <w:kern w:val="0"/>
+          <w:sz w:val="24"/>
+          <w:szCs w:val="24"/>
+        </w:rPr>
+        <w:lastRenderedPageBreak/>
+        <w:tab/>
+      </w:r>
+      <w:r>
+        <w:rPr>
+          <w:rFonts w:ascii="Consolas" w:hAnsi="Consolas" w:cs="Consolas"/>
+          <w:b/>
+          <w:bCs/>
+          <w:color w:val="7F0055"/>
+          <w:kern w:val="0"/>
+          <w:sz w:val="24"/>
+          <w:szCs w:val="24"/>
+        </w:rPr>
+        <w:t>private</w:t>
+      </w:r>
+      <w:r>
+        <w:rPr>
+          <w:rFonts w:ascii="Consolas" w:hAnsi="Consolas" w:cs="Consolas"/>
+          <w:color w:val="000000"/>
+          <w:kern w:val="0"/>
+          <w:sz w:val="24"/>
+          <w:szCs w:val="24"/>
+        </w:rPr>
+        <w:t xml:space="preserve"> </w:t>
+      </w:r>
+      <w:r>
+        <w:rPr>
+          <w:rFonts w:ascii="Consolas" w:hAnsi="Consolas" w:cs="Consolas"/>
+          <w:b/>
+          <w:bCs/>
+          <w:color w:val="7F0055"/>
+          <w:kern w:val="0"/>
+          <w:sz w:val="24"/>
+          <w:szCs w:val="24"/>
+        </w:rPr>
+        <w:t>int</w:t>
+      </w:r>
+      <w:r>
+        <w:rPr>
+          <w:rFonts w:ascii="Consolas" w:hAnsi="Consolas" w:cs="Consolas"/>
+          <w:color w:val="000000"/>
+          <w:kern w:val="0"/>
+          <w:sz w:val="24"/>
+          <w:szCs w:val="24"/>
+        </w:rPr>
+        <w:t xml:space="preserve">    </w:t>
+      </w:r>
+      <w:r>
+        <w:rPr>
+          <w:rFonts w:ascii="Consolas" w:hAnsi="Consolas" w:cs="Consolas"/>
+          <w:color w:val="0000C0"/>
+          <w:kern w:val="0"/>
+          <w:sz w:val="24"/>
+          <w:szCs w:val="24"/>
+        </w:rPr>
+        <w:t>_scale</w:t>
+      </w:r>
+      <w:r>
+        <w:rPr>
+          <w:rFonts w:ascii="Consolas" w:hAnsi="Consolas" w:cs="Consolas"/>
+          <w:color w:val="000000"/>
+          <w:kern w:val="0"/>
+          <w:sz w:val="24"/>
+          <w:szCs w:val="24"/>
+        </w:rPr>
+        <w:t xml:space="preserve"> = -1;</w:t>
+      </w:r>
+    </w:p>
+    <w:p>
+      <w:pPr>
+        <w:autoSpaceDE w:val="0"/>
+        <w:autoSpaceDN w:val="0"/>
+        <w:adjustRightInd w:val="0"/>
+        <w:ind w:left="0"/>
+        <w:jc w:val="left"/>
+        <w:rPr>
+          <w:rFonts w:ascii="Consolas" w:hAnsi="Consolas" w:cs="Consolas"/>
+          <w:kern w:val="0"/>
+          <w:sz w:val="24"/>
+          <w:szCs w:val="24"/>
+        </w:rPr>
+      </w:pPr>
+      <w:r>
+        <w:rPr>
+          <w:rFonts w:ascii="Consolas" w:hAnsi="Consolas" w:cs="Consolas"/>
+          <w:color w:val="000000"/>
+          <w:kern w:val="0"/>
+          <w:sz w:val="24"/>
+          <w:szCs w:val="24"/>
+        </w:rPr>
+        <w:tab/>
+      </w:r>
+    </w:p>
+    <w:p>
+      <w:pPr>
+        <w:autoSpaceDE w:val="0"/>
+        <w:autoSpaceDN w:val="0"/>
+        <w:adjustRightInd w:val="0"/>
+        <w:ind w:left="0"/>
+        <w:jc w:val="left"/>
+        <w:rPr>
+          <w:rFonts w:ascii="Consolas" w:hAnsi="Consolas" w:cs="Consolas"/>
+          <w:kern w:val="0"/>
+          <w:sz w:val="24"/>
+          <w:szCs w:val="24"/>
+        </w:rPr>
+      </w:pPr>
+      <w:r>
+        <w:rPr>
+          <w:rFonts w:ascii="Consolas" w:hAnsi="Consolas" w:cs="Consolas"/>
+          <w:color w:val="000000"/>
+          <w:kern w:val="0"/>
+          <w:sz w:val="24"/>
+          <w:szCs w:val="24"/>
+        </w:rPr>
+        <w:tab/>
+      </w:r>
+      <w:r>
+        <w:rPr>
+          <w:rFonts w:ascii="Consolas" w:hAnsi="Consolas" w:cs="Consolas"/>
+          <w:b/>
+          <w:bCs/>
+          <w:color w:val="7F0055"/>
+          <w:kern w:val="0"/>
+          <w:sz w:val="24"/>
+          <w:szCs w:val="24"/>
+        </w:rPr>
+        <w:t>public</w:t>
+      </w:r>
+      <w:r>
+        <w:rPr>
+          <w:rFonts w:ascii="Consolas" w:hAnsi="Consolas" w:cs="Consolas"/>
+          <w:color w:val="000000"/>
+          <w:kern w:val="0"/>
+          <w:sz w:val="24"/>
+          <w:szCs w:val="24"/>
+        </w:rPr>
+        <w:t xml:space="preserve"> BSONDecimal(String value, </w:t>
+      </w:r>
+      <w:r>
+        <w:rPr>
+          <w:rFonts w:ascii="Consolas" w:hAnsi="Consolas" w:cs="Consolas"/>
+          <w:b/>
+          <w:bCs/>
+          <w:color w:val="7F0055"/>
+          <w:kern w:val="0"/>
+          <w:sz w:val="24"/>
+          <w:szCs w:val="24"/>
+        </w:rPr>
+        <w:t>int</w:t>
+      </w:r>
+      <w:r>
+        <w:rPr>
+          <w:rFonts w:ascii="Consolas" w:hAnsi="Consolas" w:cs="Consolas"/>
+          <w:color w:val="000000"/>
+          <w:kern w:val="0"/>
+          <w:sz w:val="24"/>
+          <w:szCs w:val="24"/>
+        </w:rPr>
+        <w:t xml:space="preserve"> precision, </w:t>
+      </w:r>
+      <w:r>
+        <w:rPr>
+          <w:rFonts w:ascii="Consolas" w:hAnsi="Consolas" w:cs="Consolas"/>
+          <w:b/>
+          <w:bCs/>
+          <w:color w:val="7F0055"/>
+          <w:kern w:val="0"/>
+          <w:sz w:val="24"/>
+          <w:szCs w:val="24"/>
+        </w:rPr>
+        <w:t>int</w:t>
+      </w:r>
+      <w:r>
+        <w:rPr>
+          <w:rFonts w:ascii="Consolas" w:hAnsi="Consolas" w:cs="Consolas"/>
+          <w:color w:val="000000"/>
+          <w:kern w:val="0"/>
+          <w:sz w:val="24"/>
+          <w:szCs w:val="24"/>
+        </w:rPr>
+        <w:t xml:space="preserve"> scale) {</w:t>
+      </w:r>
+    </w:p>
+    <w:p>
+      <w:pPr>
+        <w:autoSpaceDE w:val="0"/>
+        <w:autoSpaceDN w:val="0"/>
+        <w:adjustRightInd w:val="0"/>
+        <w:ind w:left="0"/>
+        <w:jc w:val="left"/>
+        <w:rPr>
+          <w:rFonts w:ascii="Consolas" w:hAnsi="Consolas" w:cs="Consolas"/>
+          <w:kern w:val="0"/>
+          <w:sz w:val="24"/>
+          <w:szCs w:val="24"/>
+        </w:rPr>
+      </w:pPr>
+      <w:r>
+        <w:rPr>
+          <w:rFonts w:ascii="Consolas" w:hAnsi="Consolas" w:cs="Consolas"/>
+          <w:color w:val="000000"/>
+          <w:kern w:val="0"/>
+          <w:sz w:val="24"/>
+          <w:szCs w:val="24"/>
+        </w:rPr>
+        <w:tab/>
+      </w:r>
+      <w:r>
+        <w:rPr>
+          <w:rFonts w:ascii="Consolas" w:hAnsi="Consolas" w:cs="Consolas"/>
+          <w:color w:val="000000"/>
+          <w:kern w:val="0"/>
+          <w:sz w:val="24"/>
+          <w:szCs w:val="24"/>
+        </w:rPr>
+        <w:tab/>
+      </w:r>
+      <w:r>
+        <w:rPr>
+          <w:rFonts w:ascii="Consolas" w:hAnsi="Consolas" w:cs="Consolas"/>
+          <w:color w:val="3F7F5F"/>
+          <w:kern w:val="0"/>
+          <w:sz w:val="24"/>
+          <w:szCs w:val="24"/>
+        </w:rPr>
+        <w:t xml:space="preserve">// </w:t>
+      </w:r>
+      <w:r>
+        <w:rPr>
+          <w:rFonts w:ascii="Consolas" w:hAnsi="Consolas" w:cs="Consolas"/>
+          <w:b/>
+          <w:bCs/>
+          <w:color w:val="7F9FBF"/>
+          <w:kern w:val="0"/>
+          <w:sz w:val="24"/>
+          <w:szCs w:val="24"/>
+        </w:rPr>
+        <w:t>TODO</w:t>
+      </w:r>
+      <w:r>
+        <w:rPr>
+          <w:rFonts w:ascii="Consolas" w:hAnsi="Consolas" w:cs="Consolas"/>
+          <w:color w:val="3F7F5F"/>
+          <w:kern w:val="0"/>
+          <w:sz w:val="24"/>
+          <w:szCs w:val="24"/>
+        </w:rPr>
+        <w:t>:</w:t>
+      </w:r>
+    </w:p>
+    <w:p>
+      <w:pPr>
+        <w:autoSpaceDE w:val="0"/>
+        <w:autoSpaceDN w:val="0"/>
+        <w:adjustRightInd w:val="0"/>
+        <w:ind w:left="0"/>
+        <w:jc w:val="left"/>
+        <w:rPr>
+          <w:rFonts w:ascii="Consolas" w:hAnsi="Consolas" w:cs="Consolas"/>
+          <w:color w:val="000000"/>
+          <w:kern w:val="0"/>
+          <w:sz w:val="24"/>
+          <w:szCs w:val="24"/>
+        </w:rPr>
+      </w:pPr>
+      <w:r>
+        <w:rPr>
+          <w:rFonts w:ascii="Consolas" w:hAnsi="Consolas" w:cs="Consolas"/>
+          <w:color w:val="000000"/>
+          <w:kern w:val="0"/>
+          <w:sz w:val="24"/>
+          <w:szCs w:val="24"/>
+        </w:rPr>
+        <w:tab/>
+        <w:t>}</w:t>
+      </w:r>
+    </w:p>
+    <w:p>
+      <w:pPr>
+        <w:autoSpaceDE w:val="0"/>
+        <w:autoSpaceDN w:val="0"/>
+        <w:adjustRightInd w:val="0"/>
+        <w:ind w:left="0"/>
+        <w:jc w:val="left"/>
+        <w:rPr>
+          <w:rFonts w:ascii="Consolas" w:hAnsi="Consolas" w:cs="Consolas"/>
+          <w:kern w:val="0"/>
+          <w:sz w:val="24"/>
+          <w:szCs w:val="24"/>
+        </w:rPr>
+      </w:pPr>
+      <w:r>
+        <w:rPr>
+          <w:rFonts w:ascii="Consolas" w:hAnsi="Consolas" w:cs="Consolas"/>
+          <w:color w:val="000000"/>
+          <w:kern w:val="0"/>
+          <w:sz w:val="24"/>
+          <w:szCs w:val="24"/>
+        </w:rPr>
+        <w:tab/>
+      </w:r>
+      <w:r>
+        <w:rPr>
+          <w:rFonts w:ascii="Consolas" w:hAnsi="Consolas" w:cs="Consolas"/>
+          <w:b/>
+          <w:bCs/>
+          <w:color w:val="7F0055"/>
+          <w:kern w:val="0"/>
+          <w:sz w:val="24"/>
+          <w:szCs w:val="24"/>
+        </w:rPr>
+        <w:t>public</w:t>
+      </w:r>
+      <w:r>
+        <w:rPr>
+          <w:rFonts w:ascii="Consolas" w:hAnsi="Consolas" w:cs="Consolas"/>
+          <w:color w:val="000000"/>
+          <w:kern w:val="0"/>
+          <w:sz w:val="24"/>
+          <w:szCs w:val="24"/>
+        </w:rPr>
+        <w:t xml:space="preserve"> BSONDecimal(String value) {</w:t>
+      </w:r>
+    </w:p>
+    <w:p>
+      <w:pPr>
+        <w:autoSpaceDE w:val="0"/>
+        <w:autoSpaceDN w:val="0"/>
+        <w:adjustRightInd w:val="0"/>
+        <w:ind w:left="0"/>
+        <w:jc w:val="left"/>
+        <w:rPr>
+          <w:rFonts w:ascii="Consolas" w:hAnsi="Consolas" w:cs="Consolas"/>
+          <w:kern w:val="0"/>
+          <w:sz w:val="24"/>
+          <w:szCs w:val="24"/>
+        </w:rPr>
+      </w:pPr>
+      <w:r>
+        <w:rPr>
+          <w:rFonts w:ascii="Consolas" w:hAnsi="Consolas" w:cs="Consolas"/>
+          <w:color w:val="000000"/>
+          <w:kern w:val="0"/>
+          <w:sz w:val="24"/>
+          <w:szCs w:val="24"/>
+        </w:rPr>
+        <w:tab/>
+      </w:r>
+      <w:r>
+        <w:rPr>
+          <w:rFonts w:ascii="Consolas" w:hAnsi="Consolas" w:cs="Consolas"/>
+          <w:color w:val="000000"/>
+          <w:kern w:val="0"/>
+          <w:sz w:val="24"/>
+          <w:szCs w:val="24"/>
+        </w:rPr>
+        <w:tab/>
+      </w:r>
+      <w:r>
+        <w:rPr>
+          <w:rFonts w:ascii="Consolas" w:hAnsi="Consolas" w:cs="Consolas"/>
+          <w:color w:val="3F7F5F"/>
+          <w:kern w:val="0"/>
+          <w:sz w:val="24"/>
+          <w:szCs w:val="24"/>
+        </w:rPr>
+        <w:t xml:space="preserve">// </w:t>
+      </w:r>
+      <w:r>
+        <w:rPr>
+          <w:rFonts w:ascii="Consolas" w:hAnsi="Consolas" w:cs="Consolas"/>
+          <w:b/>
+          <w:bCs/>
+          <w:color w:val="7F9FBF"/>
+          <w:kern w:val="0"/>
+          <w:sz w:val="24"/>
+          <w:szCs w:val="24"/>
+        </w:rPr>
+        <w:t>TODO</w:t>
+      </w:r>
+      <w:r>
+        <w:rPr>
+          <w:rFonts w:ascii="Consolas" w:hAnsi="Consolas" w:cs="Consolas"/>
+          <w:color w:val="3F7F5F"/>
+          <w:kern w:val="0"/>
+          <w:sz w:val="24"/>
+          <w:szCs w:val="24"/>
+        </w:rPr>
+        <w:t>:</w:t>
+      </w:r>
+    </w:p>
+    <w:p>
+      <w:pPr>
+        <w:autoSpaceDE w:val="0"/>
+        <w:autoSpaceDN w:val="0"/>
+        <w:adjustRightInd w:val="0"/>
+        <w:ind w:left="0"/>
+        <w:jc w:val="left"/>
+        <w:rPr>
+          <w:rFonts w:ascii="Consolas" w:hAnsi="Consolas" w:cs="Consolas"/>
+          <w:kern w:val="0"/>
+          <w:sz w:val="24"/>
+          <w:szCs w:val="24"/>
+        </w:rPr>
+      </w:pPr>
+      <w:r>
+        <w:rPr>
+          <w:rFonts w:ascii="Consolas" w:hAnsi="Consolas" w:cs="Consolas"/>
+          <w:color w:val="000000"/>
+          <w:kern w:val="0"/>
+          <w:sz w:val="24"/>
+          <w:szCs w:val="24"/>
+        </w:rPr>
+        <w:tab/>
+        <w:t>}</w:t>
+      </w:r>
+    </w:p>
+    <w:p>
+      <w:pPr>
+        <w:autoSpaceDE w:val="0"/>
+        <w:autoSpaceDN w:val="0"/>
+        <w:adjustRightInd w:val="0"/>
+        <w:ind w:left="0"/>
+        <w:jc w:val="left"/>
+        <w:rPr>
+          <w:rFonts w:ascii="Consolas" w:hAnsi="Consolas" w:cs="Consolas"/>
+          <w:kern w:val="0"/>
+          <w:sz w:val="24"/>
+          <w:szCs w:val="24"/>
+        </w:rPr>
+      </w:pPr>
+      <w:r>
+        <w:rPr>
+          <w:rFonts w:ascii="Consolas" w:hAnsi="Consolas" w:cs="Consolas"/>
+          <w:color w:val="000000"/>
+          <w:kern w:val="0"/>
+          <w:sz w:val="24"/>
+          <w:szCs w:val="24"/>
+        </w:rPr>
+        <w:tab/>
+      </w:r>
+      <w:r>
+        <w:rPr>
+          <w:rFonts w:ascii="Consolas" w:hAnsi="Consolas" w:cs="Consolas"/>
+          <w:b/>
+          <w:bCs/>
+          <w:color w:val="7F0055"/>
+          <w:kern w:val="0"/>
+          <w:sz w:val="24"/>
+          <w:szCs w:val="24"/>
+        </w:rPr>
+        <w:t>public</w:t>
+      </w:r>
+      <w:r>
+        <w:rPr>
+          <w:rFonts w:ascii="Consolas" w:hAnsi="Consolas" w:cs="Consolas"/>
+          <w:color w:val="000000"/>
+          <w:kern w:val="0"/>
+          <w:sz w:val="24"/>
+          <w:szCs w:val="24"/>
+        </w:rPr>
+        <w:t xml:space="preserve"> BSONDecimal(BigDecimal value) {</w:t>
+      </w:r>
+    </w:p>
+    <w:p>
+      <w:pPr>
+        <w:autoSpaceDE w:val="0"/>
+        <w:autoSpaceDN w:val="0"/>
+        <w:adjustRightInd w:val="0"/>
+        <w:ind w:left="0"/>
+        <w:jc w:val="left"/>
+        <w:rPr>
+          <w:rFonts w:ascii="Consolas" w:hAnsi="Consolas" w:cs="Consolas"/>
+          <w:kern w:val="0"/>
+          <w:sz w:val="24"/>
+          <w:szCs w:val="24"/>
+        </w:rPr>
+      </w:pPr>
+      <w:r>
+        <w:rPr>
+          <w:rFonts w:ascii="Consolas" w:hAnsi="Consolas" w:cs="Consolas"/>
+          <w:color w:val="000000"/>
+          <w:kern w:val="0"/>
+          <w:sz w:val="24"/>
+          <w:szCs w:val="24"/>
+        </w:rPr>
+        <w:tab/>
+      </w:r>
+      <w:r>
+        <w:rPr>
+          <w:rFonts w:ascii="Consolas" w:hAnsi="Consolas" w:cs="Consolas"/>
+          <w:color w:val="000000"/>
+          <w:kern w:val="0"/>
+          <w:sz w:val="24"/>
+          <w:szCs w:val="24"/>
+        </w:rPr>
+        <w:tab/>
+      </w:r>
+      <w:r>
+        <w:rPr>
+          <w:rFonts w:ascii="Consolas" w:hAnsi="Consolas" w:cs="Consolas"/>
+          <w:color w:val="3F7F5F"/>
+          <w:kern w:val="0"/>
+          <w:sz w:val="24"/>
+          <w:szCs w:val="24"/>
+        </w:rPr>
+        <w:t xml:space="preserve">// </w:t>
+      </w:r>
+      <w:r>
+        <w:rPr>
+          <w:rFonts w:ascii="Consolas" w:hAnsi="Consolas" w:cs="Consolas"/>
+          <w:b/>
+          <w:bCs/>
+          <w:color w:val="7F9FBF"/>
+          <w:kern w:val="0"/>
+          <w:sz w:val="24"/>
+          <w:szCs w:val="24"/>
+        </w:rPr>
+        <w:t>TODO</w:t>
+      </w:r>
+      <w:r>
+        <w:rPr>
+          <w:rFonts w:ascii="Consolas" w:hAnsi="Consolas" w:cs="Consolas"/>
+          <w:color w:val="3F7F5F"/>
+          <w:kern w:val="0"/>
+          <w:sz w:val="24"/>
+          <w:szCs w:val="24"/>
+        </w:rPr>
+        <w:t>:</w:t>
+      </w:r>
+    </w:p>
+    <w:p>
+      <w:pPr>
+        <w:autoSpaceDE w:val="0"/>
+        <w:autoSpaceDN w:val="0"/>
+        <w:adjustRightInd w:val="0"/>
+        <w:ind w:left="0"/>
+        <w:jc w:val="left"/>
+        <w:rPr>
+          <w:rFonts w:ascii="Consolas" w:hAnsi="Consolas" w:cs="Consolas"/>
+          <w:kern w:val="0"/>
+          <w:sz w:val="24"/>
+          <w:szCs w:val="24"/>
+        </w:rPr>
+      </w:pPr>
+      <w:r>
+        <w:rPr>
+          <w:rFonts w:ascii="Consolas" w:hAnsi="Consolas" w:cs="Consolas"/>
+          <w:color w:val="000000"/>
+          <w:kern w:val="0"/>
+          <w:sz w:val="24"/>
+          <w:szCs w:val="24"/>
+        </w:rPr>
+        <w:tab/>
+        <w:t>}</w:t>
+      </w:r>
+    </w:p>
+    <w:p>
+      <w:pPr>
+        <w:autoSpaceDE w:val="0"/>
+        <w:autoSpaceDN w:val="0"/>
+        <w:adjustRightInd w:val="0"/>
+        <w:ind w:left="0"/>
+        <w:jc w:val="left"/>
+        <w:rPr>
+          <w:rFonts w:ascii="Consolas" w:hAnsi="Consolas" w:cs="Consolas"/>
+          <w:kern w:val="0"/>
+          <w:sz w:val="24"/>
+          <w:szCs w:val="24"/>
+        </w:rPr>
+      </w:pPr>
+      <w:r>
+        <w:rPr>
+          <w:rFonts w:ascii="Consolas" w:hAnsi="Consolas" w:cs="Consolas"/>
+          <w:color w:val="000000"/>
+          <w:kern w:val="0"/>
+          <w:sz w:val="24"/>
+          <w:szCs w:val="24"/>
+        </w:rPr>
+        <w:tab/>
+      </w:r>
+      <w:r>
+        <w:rPr>
+          <w:rFonts w:ascii="Consolas" w:hAnsi="Consolas" w:cs="Consolas"/>
+          <w:b/>
+          <w:bCs/>
+          <w:color w:val="7F0055"/>
+          <w:kern w:val="0"/>
+          <w:sz w:val="24"/>
+          <w:szCs w:val="24"/>
+        </w:rPr>
+        <w:t>public</w:t>
+      </w:r>
+      <w:r>
+        <w:rPr>
+          <w:rFonts w:ascii="Consolas" w:hAnsi="Consolas" w:cs="Consolas"/>
+          <w:color w:val="000000"/>
+          <w:kern w:val="0"/>
+          <w:sz w:val="24"/>
+          <w:szCs w:val="24"/>
+        </w:rPr>
+        <w:t xml:space="preserve"> BigDecimal to</w:t>
+      </w:r>
+      <w:r>
+        <w:rPr>
+          <w:rFonts w:ascii="Consolas" w:hAnsi="Consolas" w:cs="Consolas" w:hint="eastAsia"/>
+          <w:color w:val="000000"/>
+          <w:kern w:val="0"/>
+          <w:sz w:val="24"/>
+          <w:szCs w:val="24"/>
+        </w:rPr>
+        <w:t>Big</w:t>
+      </w:r>
+      <w:r>
+        <w:rPr>
+          <w:rFonts w:ascii="Consolas" w:hAnsi="Consolas" w:cs="Consolas"/>
+          <w:color w:val="000000"/>
+          <w:kern w:val="0"/>
+          <w:sz w:val="24"/>
+          <w:szCs w:val="24"/>
+        </w:rPr>
+        <w:t>Decimal() {</w:t>
+      </w:r>
+    </w:p>
+    <w:p>
+      <w:pPr>
+        <w:autoSpaceDE w:val="0"/>
+        <w:autoSpaceDN w:val="0"/>
+        <w:adjustRightInd w:val="0"/>
+        <w:ind w:left="0"/>
+        <w:jc w:val="left"/>
+        <w:rPr>
+          <w:rFonts w:ascii="Consolas" w:hAnsi="Consolas" w:cs="Consolas"/>
+          <w:kern w:val="0"/>
+          <w:sz w:val="24"/>
+          <w:szCs w:val="24"/>
+        </w:rPr>
+      </w:pPr>
+      <w:r>
+        <w:rPr>
+          <w:rFonts w:ascii="Consolas" w:hAnsi="Consolas" w:cs="Consolas"/>
+          <w:color w:val="000000"/>
+          <w:kern w:val="0"/>
+          <w:sz w:val="24"/>
+          <w:szCs w:val="24"/>
+        </w:rPr>
+        <w:tab/>
+      </w:r>
+      <w:r>
+        <w:rPr>
+          <w:rFonts w:ascii="Consolas" w:hAnsi="Consolas" w:cs="Consolas"/>
+          <w:color w:val="000000"/>
+          <w:kern w:val="0"/>
+          <w:sz w:val="24"/>
+          <w:szCs w:val="24"/>
+        </w:rPr>
+        <w:tab/>
+      </w:r>
+      <w:r>
+        <w:rPr>
+          <w:rFonts w:ascii="Consolas" w:hAnsi="Consolas" w:cs="Consolas"/>
+          <w:color w:val="3F7F5F"/>
+          <w:kern w:val="0"/>
+          <w:sz w:val="24"/>
+          <w:szCs w:val="24"/>
+        </w:rPr>
+        <w:t xml:space="preserve">// </w:t>
+      </w:r>
+      <w:r>
+        <w:rPr>
+          <w:rFonts w:ascii="Consolas" w:hAnsi="Consolas" w:cs="Consolas"/>
+          <w:b/>
+          <w:bCs/>
+          <w:color w:val="7F9FBF"/>
+          <w:kern w:val="0"/>
+          <w:sz w:val="24"/>
+          <w:szCs w:val="24"/>
+        </w:rPr>
+        <w:t>TODO</w:t>
+      </w:r>
+      <w:r>
+        <w:rPr>
+          <w:rFonts w:ascii="Consolas" w:hAnsi="Consolas" w:cs="Consolas"/>
+          <w:color w:val="3F7F5F"/>
+          <w:kern w:val="0"/>
+          <w:sz w:val="24"/>
+          <w:szCs w:val="24"/>
+        </w:rPr>
+        <w:t>:</w:t>
+      </w:r>
+    </w:p>
+    <w:p>
+      <w:pPr>
+        <w:autoSpaceDE w:val="0"/>
+        <w:autoSpaceDN w:val="0"/>
+        <w:adjustRightInd w:val="0"/>
+        <w:ind w:left="0"/>
+        <w:jc w:val="left"/>
+        <w:rPr>
+          <w:rFonts w:ascii="Consolas" w:hAnsi="Consolas" w:cs="Consolas"/>
+          <w:kern w:val="0"/>
+          <w:sz w:val="24"/>
+          <w:szCs w:val="24"/>
+        </w:rPr>
+      </w:pPr>
+      <w:r>
+        <w:rPr>
+          <w:rFonts w:ascii="Consolas" w:hAnsi="Consolas" w:cs="Consolas"/>
+          <w:color w:val="000000"/>
+          <w:kern w:val="0"/>
+          <w:sz w:val="24"/>
+          <w:szCs w:val="24"/>
+        </w:rPr>
+        <w:tab/>
+      </w:r>
+      <w:r>
+        <w:rPr>
+          <w:rFonts w:ascii="Consolas" w:hAnsi="Consolas" w:cs="Consolas"/>
+          <w:color w:val="000000"/>
+          <w:kern w:val="0"/>
+          <w:sz w:val="24"/>
+          <w:szCs w:val="24"/>
+        </w:rPr>
+        <w:tab/>
+      </w:r>
+      <w:r>
+        <w:rPr>
+          <w:rFonts w:ascii="Consolas" w:hAnsi="Consolas" w:cs="Consolas"/>
+          <w:b/>
+          <w:bCs/>
+          <w:color w:val="7F0055"/>
+          <w:kern w:val="0"/>
+          <w:sz w:val="24"/>
+          <w:szCs w:val="24"/>
+        </w:rPr>
+        <w:t>return</w:t>
+      </w:r>
+      <w:r>
+        <w:rPr>
+          <w:rFonts w:ascii="Consolas" w:hAnsi="Consolas" w:cs="Consolas"/>
+          <w:color w:val="000000"/>
+          <w:kern w:val="0"/>
+          <w:sz w:val="24"/>
+          <w:szCs w:val="24"/>
+        </w:rPr>
+        <w:t xml:space="preserve"> </w:t>
+      </w:r>
+      <w:r>
+        <w:rPr>
+          <w:rFonts w:ascii="Consolas" w:hAnsi="Consolas" w:cs="Consolas"/>
+          <w:b/>
+          <w:bCs/>
+          <w:color w:val="7F0055"/>
+          <w:kern w:val="0"/>
+          <w:sz w:val="24"/>
+          <w:szCs w:val="24"/>
+        </w:rPr>
+        <w:t>null</w:t>
+      </w:r>
+      <w:r>
+        <w:rPr>
+          <w:rFonts w:ascii="Consolas" w:hAnsi="Consolas" w:cs="Consolas"/>
+          <w:color w:val="000000"/>
+          <w:kern w:val="0"/>
+          <w:sz w:val="24"/>
+          <w:szCs w:val="24"/>
+        </w:rPr>
+        <w:t>;</w:t>
+      </w:r>
+    </w:p>
+    <w:p>
+      <w:pPr>
+        <w:autoSpaceDE w:val="0"/>
+        <w:autoSpaceDN w:val="0"/>
+        <w:adjustRightInd w:val="0"/>
+        <w:ind w:left="0"/>
+        <w:jc w:val="left"/>
+        <w:rPr>
+          <w:rFonts w:ascii="Consolas" w:hAnsi="Consolas" w:cs="Consolas"/>
+          <w:kern w:val="0"/>
+          <w:sz w:val="24"/>
+          <w:szCs w:val="24"/>
+        </w:rPr>
+      </w:pPr>
+      <w:r>
+        <w:rPr>
+          <w:rFonts w:ascii="Consolas" w:hAnsi="Consolas" w:cs="Consolas"/>
+          <w:color w:val="000000"/>
+          <w:kern w:val="0"/>
+          <w:sz w:val="24"/>
+          <w:szCs w:val="24"/>
+        </w:rPr>
+        <w:tab/>
+        <w:t xml:space="preserve">} </w:t>
+      </w:r>
+    </w:p>
+    <w:p>
+      <w:pPr>
+        <w:autoSpaceDE w:val="0"/>
+        <w:autoSpaceDN w:val="0"/>
+        <w:adjustRightInd w:val="0"/>
+        <w:ind w:left="0"/>
+        <w:jc w:val="left"/>
+        <w:rPr>
+          <w:rFonts w:ascii="Consolas" w:hAnsi="Consolas" w:cs="Consolas"/>
+          <w:kern w:val="0"/>
+          <w:sz w:val="24"/>
+          <w:szCs w:val="24"/>
+        </w:rPr>
+      </w:pPr>
+      <w:r>
+        <w:rPr>
+          <w:rFonts w:ascii="Consolas" w:hAnsi="Consolas" w:cs="Consolas"/>
+          <w:color w:val="000000"/>
+          <w:kern w:val="0"/>
+          <w:sz w:val="24"/>
+          <w:szCs w:val="24"/>
+        </w:rPr>
+        <w:tab/>
+      </w:r>
+      <w:r>
+        <w:rPr>
+          <w:rFonts w:ascii="Consolas" w:hAnsi="Consolas" w:cs="Consolas"/>
+          <w:b/>
+          <w:bCs/>
+          <w:color w:val="7F0055"/>
+          <w:kern w:val="0"/>
+          <w:sz w:val="24"/>
+          <w:szCs w:val="24"/>
+        </w:rPr>
+        <w:t>public</w:t>
+      </w:r>
+      <w:r>
+        <w:rPr>
+          <w:rFonts w:ascii="Consolas" w:hAnsi="Consolas" w:cs="Consolas"/>
+          <w:color w:val="000000"/>
+          <w:kern w:val="0"/>
+          <w:sz w:val="24"/>
+          <w:szCs w:val="24"/>
+        </w:rPr>
+        <w:t xml:space="preserve"> </w:t>
+      </w:r>
+      <w:r>
+        <w:rPr>
+          <w:rFonts w:ascii="Consolas" w:hAnsi="Consolas" w:cs="Consolas"/>
+          <w:b/>
+          <w:bCs/>
+          <w:color w:val="7F0055"/>
+          <w:kern w:val="0"/>
+          <w:sz w:val="24"/>
+          <w:szCs w:val="24"/>
+        </w:rPr>
+        <w:t>int</w:t>
+      </w:r>
+      <w:r>
+        <w:rPr>
+          <w:rFonts w:ascii="Consolas" w:hAnsi="Consolas" w:cs="Consolas"/>
+          <w:color w:val="000000"/>
+          <w:kern w:val="0"/>
+          <w:sz w:val="24"/>
+          <w:szCs w:val="24"/>
+        </w:rPr>
+        <w:t xml:space="preserve"> getPrecision() {</w:t>
+      </w:r>
+    </w:p>
+    <w:p>
+      <w:pPr>
+        <w:autoSpaceDE w:val="0"/>
+        <w:autoSpaceDN w:val="0"/>
+        <w:adjustRightInd w:val="0"/>
+        <w:ind w:left="0"/>
+        <w:jc w:val="left"/>
+        <w:rPr>
+          <w:rFonts w:ascii="Consolas" w:hAnsi="Consolas" w:cs="Consolas"/>
+          <w:kern w:val="0"/>
+          <w:sz w:val="24"/>
+          <w:szCs w:val="24"/>
+        </w:rPr>
+      </w:pPr>
+      <w:r>
+        <w:rPr>
+          <w:rFonts w:ascii="Consolas" w:hAnsi="Consolas" w:cs="Consolas"/>
+          <w:color w:val="000000"/>
+          <w:kern w:val="0"/>
+          <w:sz w:val="24"/>
+          <w:szCs w:val="24"/>
+        </w:rPr>
+        <w:tab/>
+      </w:r>
+      <w:r>
+        <w:rPr>
+          <w:rFonts w:ascii="Consolas" w:hAnsi="Consolas" w:cs="Consolas"/>
+          <w:color w:val="000000"/>
+          <w:kern w:val="0"/>
+          <w:sz w:val="24"/>
+          <w:szCs w:val="24"/>
+        </w:rPr>
+        <w:tab/>
+      </w:r>
+      <w:r>
+        <w:rPr>
+          <w:rFonts w:ascii="Consolas" w:hAnsi="Consolas" w:cs="Consolas"/>
+          <w:b/>
+          <w:bCs/>
+          <w:color w:val="7F0055"/>
+          <w:kern w:val="0"/>
+          <w:sz w:val="24"/>
+          <w:szCs w:val="24"/>
+        </w:rPr>
+        <w:t>return</w:t>
+      </w:r>
+      <w:r>
+        <w:rPr>
+          <w:rFonts w:ascii="Consolas" w:hAnsi="Consolas" w:cs="Consolas"/>
+          <w:color w:val="000000"/>
+          <w:kern w:val="0"/>
+          <w:sz w:val="24"/>
+          <w:szCs w:val="24"/>
+        </w:rPr>
+        <w:t xml:space="preserve"> </w:t>
+      </w:r>
+      <w:r>
+        <w:rPr>
+          <w:rFonts w:ascii="Consolas" w:hAnsi="Consolas" w:cs="Consolas"/>
+          <w:color w:val="0000C0"/>
+          <w:kern w:val="0"/>
+          <w:sz w:val="24"/>
+          <w:szCs w:val="24"/>
+        </w:rPr>
+        <w:t>_precision</w:t>
+      </w:r>
+      <w:r>
+        <w:rPr>
+          <w:rFonts w:ascii="Consolas" w:hAnsi="Consolas" w:cs="Consolas"/>
+          <w:color w:val="000000"/>
+          <w:kern w:val="0"/>
+          <w:sz w:val="24"/>
+          <w:szCs w:val="24"/>
+        </w:rPr>
+        <w:t>;</w:t>
+      </w:r>
+    </w:p>
+    <w:p>
+      <w:pPr>
+        <w:autoSpaceDE w:val="0"/>
+        <w:autoSpaceDN w:val="0"/>
+        <w:adjustRightInd w:val="0"/>
+        <w:ind w:left="0"/>
+        <w:jc w:val="left"/>
+        <w:rPr>
+          <w:rFonts w:ascii="Consolas" w:hAnsi="Consolas" w:cs="Consolas"/>
+          <w:kern w:val="0"/>
+          <w:sz w:val="24"/>
+          <w:szCs w:val="24"/>
+        </w:rPr>
+      </w:pPr>
+      <w:r>
+        <w:rPr>
+          <w:rFonts w:ascii="Consolas" w:hAnsi="Consolas" w:cs="Consolas"/>
+          <w:color w:val="000000"/>
+          <w:kern w:val="0"/>
+          <w:sz w:val="24"/>
+          <w:szCs w:val="24"/>
+        </w:rPr>
+        <w:tab/>
+        <w:t>}</w:t>
+      </w:r>
+    </w:p>
+    <w:p>
+      <w:pPr>
+        <w:autoSpaceDE w:val="0"/>
+        <w:autoSpaceDN w:val="0"/>
+        <w:adjustRightInd w:val="0"/>
+        <w:ind w:left="0"/>
+        <w:jc w:val="left"/>
+        <w:rPr>
+          <w:rFonts w:ascii="Consolas" w:hAnsi="Consolas" w:cs="Consolas"/>
+          <w:kern w:val="0"/>
+          <w:sz w:val="24"/>
+          <w:szCs w:val="24"/>
+        </w:rPr>
+      </w:pPr>
+      <w:r>
+        <w:rPr>
+          <w:rFonts w:ascii="Consolas" w:hAnsi="Consolas" w:cs="Consolas"/>
+          <w:color w:val="000000"/>
+          <w:kern w:val="0"/>
+          <w:sz w:val="24"/>
+          <w:szCs w:val="24"/>
+        </w:rPr>
+        <w:tab/>
+      </w:r>
+      <w:r>
+        <w:rPr>
+          <w:rFonts w:ascii="Consolas" w:hAnsi="Consolas" w:cs="Consolas"/>
+          <w:b/>
+          <w:bCs/>
+          <w:color w:val="7F0055"/>
+          <w:kern w:val="0"/>
+          <w:sz w:val="24"/>
+          <w:szCs w:val="24"/>
+        </w:rPr>
+        <w:t>public</w:t>
+      </w:r>
+      <w:r>
+        <w:rPr>
+          <w:rFonts w:ascii="Consolas" w:hAnsi="Consolas" w:cs="Consolas"/>
+          <w:color w:val="000000"/>
+          <w:kern w:val="0"/>
+          <w:sz w:val="24"/>
+          <w:szCs w:val="24"/>
+        </w:rPr>
+        <w:t xml:space="preserve"> </w:t>
+      </w:r>
+      <w:r>
+        <w:rPr>
+          <w:rFonts w:ascii="Consolas" w:hAnsi="Consolas" w:cs="Consolas"/>
+          <w:b/>
+          <w:bCs/>
+          <w:color w:val="7F0055"/>
+          <w:kern w:val="0"/>
+          <w:sz w:val="24"/>
+          <w:szCs w:val="24"/>
+        </w:rPr>
+        <w:t>int</w:t>
+      </w:r>
+      <w:r>
+        <w:rPr>
+          <w:rFonts w:ascii="Consolas" w:hAnsi="Consolas" w:cs="Consolas"/>
+          <w:color w:val="000000"/>
+          <w:kern w:val="0"/>
+          <w:sz w:val="24"/>
+          <w:szCs w:val="24"/>
+        </w:rPr>
+        <w:t xml:space="preserve"> getScale() {</w:t>
+      </w:r>
+    </w:p>
+    <w:p>
+      <w:pPr>
+        <w:autoSpaceDE w:val="0"/>
+        <w:autoSpaceDN w:val="0"/>
+        <w:adjustRightInd w:val="0"/>
+        <w:ind w:left="0"/>
+        <w:jc w:val="left"/>
+        <w:rPr>
+          <w:rFonts w:ascii="Consolas" w:hAnsi="Consolas" w:cs="Consolas"/>
+          <w:kern w:val="0"/>
+          <w:sz w:val="24"/>
+          <w:szCs w:val="24"/>
+        </w:rPr>
+      </w:pPr>
+      <w:r>
+        <w:rPr>
+          <w:rFonts w:ascii="Consolas" w:hAnsi="Consolas" w:cs="Consolas"/>
+          <w:color w:val="000000"/>
+          <w:kern w:val="0"/>
+          <w:sz w:val="24"/>
+          <w:szCs w:val="24"/>
+        </w:rPr>
+        <w:tab/>
+      </w:r>
+      <w:r>
+        <w:rPr>
+          <w:rFonts w:ascii="Consolas" w:hAnsi="Consolas" w:cs="Consolas"/>
+          <w:color w:val="000000"/>
+          <w:kern w:val="0"/>
+          <w:sz w:val="24"/>
+          <w:szCs w:val="24"/>
+        </w:rPr>
+        <w:tab/>
+      </w:r>
+      <w:r>
+        <w:rPr>
+          <w:rFonts w:ascii="Consolas" w:hAnsi="Consolas" w:cs="Consolas"/>
+          <w:b/>
+          <w:bCs/>
+          <w:color w:val="7F0055"/>
+          <w:kern w:val="0"/>
+          <w:sz w:val="24"/>
+          <w:szCs w:val="24"/>
+        </w:rPr>
+        <w:t>return</w:t>
+      </w:r>
+      <w:r>
+        <w:rPr>
+          <w:rFonts w:ascii="Consolas" w:hAnsi="Consolas" w:cs="Consolas"/>
+          <w:color w:val="000000"/>
+          <w:kern w:val="0"/>
+          <w:sz w:val="24"/>
+          <w:szCs w:val="24"/>
+        </w:rPr>
+        <w:t xml:space="preserve"> </w:t>
+      </w:r>
+      <w:r>
+        <w:rPr>
+          <w:rFonts w:ascii="Consolas" w:hAnsi="Consolas" w:cs="Consolas"/>
+          <w:color w:val="0000C0"/>
+          <w:kern w:val="0"/>
+          <w:sz w:val="24"/>
+          <w:szCs w:val="24"/>
+        </w:rPr>
+        <w:t>_scale</w:t>
+      </w:r>
+      <w:r>
+        <w:rPr>
+          <w:rFonts w:ascii="Consolas" w:hAnsi="Consolas" w:cs="Consolas"/>
+          <w:color w:val="000000"/>
+          <w:kern w:val="0"/>
+          <w:sz w:val="24"/>
+          <w:szCs w:val="24"/>
+        </w:rPr>
+        <w:t>;</w:t>
+      </w:r>
+    </w:p>
+    <w:p>
+      <w:pPr>
+        <w:autoSpaceDE w:val="0"/>
+        <w:autoSpaceDN w:val="0"/>
+        <w:adjustRightInd w:val="0"/>
+        <w:ind w:left="0"/>
+        <w:jc w:val="left"/>
+        <w:rPr>
+          <w:rFonts w:ascii="Consolas" w:hAnsi="Consolas" w:cs="Consolas"/>
+          <w:kern w:val="0"/>
+          <w:sz w:val="24"/>
+          <w:szCs w:val="24"/>
+        </w:rPr>
+      </w:pPr>
+      <w:r>
+        <w:rPr>
+          <w:rFonts w:ascii="Consolas" w:hAnsi="Consolas" w:cs="Consolas"/>
+          <w:color w:val="000000"/>
+          <w:kern w:val="0"/>
+          <w:sz w:val="24"/>
+          <w:szCs w:val="24"/>
+        </w:rPr>
+        <w:tab/>
+        <w:t>}</w:t>
+      </w:r>
+    </w:p>
+    <w:p>
+      <w:r>
+        <w:rPr>
+          <w:rFonts w:ascii="Consolas" w:hAnsi="Consolas" w:cs="Consolas"/>
+          <w:color w:val="000000"/>
+          <w:kern w:val="0"/>
+          <w:sz w:val="24"/>
+          <w:szCs w:val="24"/>
+        </w:rPr>
+        <w:t>}</w:t>
       </w:r>
     </w:p>
     <w:tbl>
@@ -5043,8 +6446,8 @@
       </w:tblPr>
       <w:tblGrid>
         <w:gridCol w:w="2692"/>
-        <w:gridCol w:w="3155"/>
-        <w:gridCol w:w="2318"/>
+        <w:gridCol w:w="4147"/>
+        <w:gridCol w:w="1326"/>
       </w:tblGrid>
       <w:tr>
         <w:tc>
@@ -5054,9 +6457,6 @@
           <w:p>
             <w:pPr>
               <w:ind w:left="0"/>
-              <w:rPr>
-                <w:rFonts w:hint="eastAsia"/>
-              </w:rPr>
             </w:pPr>
             <w:r>
               <w:rPr>
@@ -5068,45 +6468,27 @@
         </w:tc>
         <w:tc>
           <w:tcPr>
-            <w:tcW w:w="3155" w:type="dxa"/>
-          </w:tcPr>
-          <w:p>
-            <w:pPr>
-              <w:ind w:left="0"/>
-              <w:rPr>
-                <w:rFonts w:hint="eastAsia"/>
-              </w:rPr>
-            </w:pPr>
-            <w:r>
-              <w:rPr>
-                <w:rFonts w:hint="eastAsia"/>
-              </w:rPr>
-              <w:t>参考</w:t>
-            </w:r>
-            <w:r>
-              <w:rPr>
-                <w:rFonts w:hint="eastAsia"/>
-              </w:rPr>
-              <w:t>C</w:t>
-            </w:r>
-            <w:r>
-              <w:rPr>
-                <w:rFonts w:hint="eastAsia"/>
-              </w:rPr>
-              <w:t>驱动</w:t>
-            </w:r>
-          </w:p>
-        </w:tc>
-        <w:tc>
-          <w:tcPr>
-            <w:tcW w:w="2318" w:type="dxa"/>
-          </w:tcPr>
-          <w:p>
-            <w:pPr>
-              <w:ind w:left="0"/>
-              <w:rPr>
-                <w:rFonts w:hint="eastAsia"/>
-              </w:rPr>
+            <w:tcW w:w="4147" w:type="dxa"/>
+          </w:tcPr>
+          <w:p>
+            <w:pPr>
+              <w:ind w:left="0"/>
+            </w:pPr>
+            <w:r>
+              <w:rPr>
+                <w:rFonts w:hint="eastAsia"/>
+              </w:rPr>
+              <w:t>说明</w:t>
+            </w:r>
+          </w:p>
+        </w:tc>
+        <w:tc>
+          <w:tcPr>
+            <w:tcW w:w="1326" w:type="dxa"/>
+          </w:tcPr>
+          <w:p>
+            <w:pPr>
+              <w:ind w:left="0"/>
             </w:pPr>
           </w:p>
         </w:tc>
@@ -5119,77 +6501,504 @@
           <w:p>
             <w:pPr>
               <w:ind w:left="0"/>
-              <w:rPr>
-                <w:rFonts w:hint="eastAsia"/>
-              </w:rPr>
-            </w:pPr>
-            <w:r>
-              <w:rPr>
-                <w:rFonts w:hint="eastAsia"/>
-              </w:rPr>
-              <w:t>往</w:t>
-            </w:r>
-            <w:r>
-              <w:rPr>
-                <w:rFonts w:hint="eastAsia"/>
-              </w:rPr>
-              <w:t>bson</w:t>
-            </w:r>
-            <w:r>
-              <w:rPr>
-                <w:rFonts w:hint="eastAsia"/>
-              </w:rPr>
-              <w:t>中添加</w:t>
-            </w:r>
-            <w:r>
-              <w:rPr>
-                <w:rFonts w:hint="eastAsia"/>
+            </w:pPr>
+            <w:r>
+              <w:t>BSONDecimal(String value, int precision, int scale)</w:t>
+            </w:r>
+          </w:p>
+        </w:tc>
+        <w:tc>
+          <w:tcPr>
+            <w:tcW w:w="4147" w:type="dxa"/>
+          </w:tcPr>
+          <w:p>
+            <w:pPr>
+              <w:ind w:left="0"/>
+            </w:pPr>
+            <w:r>
+              <w:rPr>
+                <w:rFonts w:hint="eastAsia"/>
+              </w:rPr>
+              <w:t>value:</w:t>
+            </w:r>
+            <w:r>
+              <w:rPr>
+                <w:rFonts w:hint="eastAsia"/>
+              </w:rPr>
+              <w:t>以字符串形式表示的浮点数类型</w:t>
+            </w:r>
+          </w:p>
+          <w:p>
+            <w:pPr>
+              <w:ind w:left="0"/>
+            </w:pPr>
+            <w:r>
+              <w:rPr>
+                <w:rFonts w:hint="eastAsia"/>
+              </w:rPr>
+              <w:t>precision:</w:t>
+            </w:r>
+            <w:r>
+              <w:rPr>
+                <w:rFonts w:hint="eastAsia"/>
+              </w:rPr>
+              <w:t>精度，范围为</w:t>
+            </w:r>
+            <w:r>
+              <w:rPr>
+                <w:rFonts w:hint="eastAsia"/>
+              </w:rPr>
+              <w:t>(</w:t>
+            </w:r>
+            <w:r>
+              <w:rPr>
+                <w:rFonts w:hint="eastAsia"/>
+              </w:rPr>
+              <w:t>0,1000]</w:t>
+            </w:r>
+          </w:p>
+          <w:p>
+            <w:pPr>
+              <w:ind w:left="0"/>
+            </w:pPr>
+            <w:r>
+              <w:rPr>
+                <w:rFonts w:hint="eastAsia"/>
+              </w:rPr>
+              <w:t>scale:</w:t>
+            </w:r>
+            <w:r>
+              <w:rPr>
+                <w:rFonts w:hint="eastAsia"/>
+              </w:rPr>
+              <w:t>标度，即</w:t>
+            </w:r>
+            <w:r>
+              <w:rPr>
+                <w:rFonts w:hint="eastAsia"/>
+              </w:rPr>
+              <w:t>小数点后最多保留的小数位数，</w:t>
+            </w:r>
+            <w:r>
+              <w:rPr>
+                <w:rFonts w:hint="eastAsia"/>
+              </w:rPr>
+              <w:t>范围为</w:t>
+            </w:r>
+            <w:r>
+              <w:rPr>
+                <w:rFonts w:hint="eastAsia"/>
+              </w:rPr>
+              <w:t>[0,precision]</w:t>
+            </w:r>
+            <w:r>
+              <w:rPr>
+                <w:rFonts w:hint="eastAsia"/>
+              </w:rPr>
+              <w:t>。当小数范围超出</w:t>
+            </w:r>
+            <w:r>
+              <w:rPr>
+                <w:rFonts w:hint="eastAsia"/>
+              </w:rPr>
+              <w:t>scale</w:t>
+            </w:r>
+            <w:r>
+              <w:rPr>
+                <w:rFonts w:hint="eastAsia"/>
+              </w:rPr>
+              <w:t>指定的范围时，将对小数部分四舍五入。</w:t>
+            </w:r>
+          </w:p>
+          <w:p>
+            <w:pPr>
+              <w:ind w:left="0"/>
+              <w:rPr>
+                <w:b/>
+              </w:rPr>
+            </w:pPr>
+            <w:r>
+              <w:rPr>
+                <w:rFonts w:hint="eastAsia"/>
+                <w:b/>
+              </w:rPr>
+              <w:t>注意：</w:t>
+            </w:r>
+          </w:p>
+          <w:p>
+            <w:pPr>
+              <w:pStyle w:val="ListParagraph"/>
+              <w:numPr>
+                <w:ilvl w:val="0"/>
+                <w:numId w:val="9"/>
+              </w:numPr>
+              <w:ind w:firstLineChars="0"/>
+              <w:rPr>
+                <w:b/>
+                <w:sz w:val="23"/>
+              </w:rPr>
+            </w:pPr>
+            <w:r>
+              <w:rPr>
+                <w:rFonts w:hint="eastAsia"/>
+                <w:b/>
+              </w:rPr>
+              <w:t>BSONDecimal</w:t>
+            </w:r>
+            <w:r>
+              <w:rPr>
+                <w:rFonts w:hint="eastAsia"/>
+                <w:b/>
+              </w:rPr>
+              <w:t>标度（</w:t>
+            </w:r>
+            <w:r>
+              <w:rPr>
+                <w:rFonts w:hint="eastAsia"/>
+                <w:b/>
+              </w:rPr>
+              <w:t>scale</w:t>
+            </w:r>
+            <w:r>
+              <w:rPr>
+                <w:rFonts w:hint="eastAsia"/>
+                <w:b/>
+              </w:rPr>
+              <w:t>）概念有别于</w:t>
+            </w:r>
+            <w:r>
+              <w:rPr>
+                <w:rFonts w:hint="eastAsia"/>
+                <w:b/>
+              </w:rPr>
+              <w:t>java BigDecimal</w:t>
+            </w:r>
+            <w:r>
+              <w:rPr>
+                <w:rFonts w:hint="eastAsia"/>
+                <w:b/>
+              </w:rPr>
+              <w:t>类型的</w:t>
+            </w:r>
+            <w:r>
+              <w:rPr>
+                <w:rFonts w:hint="eastAsia"/>
+                <w:b/>
+              </w:rPr>
+              <w:t>scale</w:t>
+            </w:r>
+            <w:r>
+              <w:rPr>
+                <w:rFonts w:hint="eastAsia"/>
+                <w:b/>
+              </w:rPr>
+              <w:t>概念。</w:t>
+            </w:r>
+          </w:p>
+          <w:p>
+            <w:pPr>
+              <w:pStyle w:val="ListParagraph"/>
+              <w:numPr>
+                <w:ilvl w:val="0"/>
+                <w:numId w:val="9"/>
+              </w:numPr>
+              <w:ind w:firstLineChars="0"/>
+              <w:rPr>
+                <w:b/>
+                <w:sz w:val="23"/>
+              </w:rPr>
+            </w:pPr>
+            <w:r>
+              <w:rPr>
+                <w:rFonts w:hint="eastAsia"/>
+                <w:b/>
+              </w:rPr>
+              <w:t>关于</w:t>
+            </w:r>
+            <w:r>
+              <w:rPr>
+                <w:rFonts w:hint="eastAsia"/>
+                <w:b/>
               </w:rPr>
               <w:t>decimal</w:t>
             </w:r>
             <w:r>
               <w:rPr>
                 <w:rFonts w:hint="eastAsia"/>
+                <w:b/>
+              </w:rPr>
+              <w:t>类型，目前，</w:t>
+            </w:r>
+            <w:r>
+              <w:rPr>
+                <w:rFonts w:hint="eastAsia"/>
+                <w:b/>
+              </w:rPr>
+              <w:t>sequoiadb</w:t>
+            </w:r>
+            <w:r>
+              <w:rPr>
+                <w:rFonts w:hint="eastAsia"/>
+                <w:b/>
+              </w:rPr>
+              <w:t>使用</w:t>
+            </w:r>
+            <w:r>
+              <w:rPr>
+                <w:rFonts w:hint="eastAsia"/>
+                <w:b/>
+              </w:rPr>
+              <w:t>postgresql decimal</w:t>
+            </w:r>
+            <w:r>
+              <w:rPr>
+                <w:rFonts w:hint="eastAsia"/>
+                <w:b/>
+              </w:rPr>
+              <w:t>类型的定义，所以，</w:t>
+            </w:r>
+            <w:r>
+              <w:rPr>
+                <w:rFonts w:hint="eastAsia"/>
+                <w:b/>
+              </w:rPr>
+              <w:t>BSONDecimal</w:t>
+            </w:r>
+            <w:r>
+              <w:rPr>
+                <w:rFonts w:hint="eastAsia"/>
+                <w:b/>
+              </w:rPr>
+              <w:t>精度（</w:t>
+            </w:r>
+            <w:r>
+              <w:rPr>
+                <w:rFonts w:hint="eastAsia"/>
+                <w:b/>
+              </w:rPr>
+              <w:t>precision</w:t>
+            </w:r>
+            <w:r>
+              <w:rPr>
+                <w:rFonts w:hint="eastAsia"/>
+                <w:b/>
+              </w:rPr>
+              <w:t>）的范围为</w:t>
+            </w:r>
+            <w:r>
+              <w:rPr>
+                <w:rFonts w:hint="eastAsia"/>
+                <w:b/>
+              </w:rPr>
+              <w:t>(0,1000]</w:t>
+            </w:r>
+            <w:r>
+              <w:rPr>
+                <w:rFonts w:hint="eastAsia"/>
+                <w:b/>
+              </w:rPr>
+              <w:t>，标度（</w:t>
+            </w:r>
+            <w:r>
+              <w:rPr>
+                <w:rFonts w:hint="eastAsia"/>
+                <w:b/>
+              </w:rPr>
+              <w:t>scale</w:t>
+            </w:r>
+            <w:r>
+              <w:rPr>
+                <w:rFonts w:hint="eastAsia"/>
+                <w:b/>
+              </w:rPr>
+              <w:t>）的范围为</w:t>
+            </w:r>
+            <w:r>
+              <w:rPr>
+                <w:rFonts w:hint="eastAsia"/>
+                <w:b/>
+              </w:rPr>
+              <w:t>[0,precision]</w:t>
+            </w:r>
+            <w:r>
+              <w:rPr>
+                <w:rFonts w:hint="eastAsia"/>
+                <w:b/>
+              </w:rPr>
+              <w:t>。</w:t>
+            </w:r>
+          </w:p>
+        </w:tc>
+        <w:tc>
+          <w:tcPr>
+            <w:tcW w:w="1326" w:type="dxa"/>
+          </w:tcPr>
+          <w:p>
+            <w:pPr>
+              <w:ind w:left="0"/>
+            </w:pPr>
+          </w:p>
+        </w:tc>
+      </w:tr>
+      <w:tr>
+        <w:tc>
+          <w:tcPr>
+            <w:tcW w:w="2692" w:type="dxa"/>
+          </w:tcPr>
+          <w:p>
+            <w:pPr>
+              <w:ind w:left="0"/>
+            </w:pPr>
+            <w:r>
+              <w:t>BSONDecimal(String value)</w:t>
+            </w:r>
+          </w:p>
+        </w:tc>
+        <w:tc>
+          <w:tcPr>
+            <w:tcW w:w="4147" w:type="dxa"/>
+          </w:tcPr>
+          <w:p>
+            <w:pPr>
+              <w:ind w:left="0"/>
+            </w:pPr>
+            <w:r>
+              <w:rPr>
+                <w:rFonts w:hint="eastAsia"/>
+              </w:rPr>
+              <w:t>value:</w:t>
+            </w:r>
+            <w:r>
+              <w:rPr>
+                <w:rFonts w:hint="eastAsia"/>
+              </w:rPr>
+              <w:t xml:space="preserve"> </w:t>
+            </w:r>
+            <w:r>
+              <w:rPr>
+                <w:rFonts w:hint="eastAsia"/>
+              </w:rPr>
+              <w:t>以字符串形式表示的浮点数类型</w:t>
+            </w:r>
+          </w:p>
+          <w:p>
+            <w:pPr>
+              <w:ind w:left="0"/>
+            </w:pPr>
+            <w:r>
+              <w:rPr>
+                <w:rFonts w:hint="eastAsia"/>
+              </w:rPr>
+              <w:t>该方式产生的</w:t>
+            </w:r>
+            <w:r>
+              <w:t>BSONDecimal</w:t>
+            </w:r>
+            <w:r>
+              <w:rPr>
+                <w:rFonts w:hint="eastAsia"/>
               </w:rPr>
               <w:t>类型的对象</w:t>
             </w:r>
-          </w:p>
-        </w:tc>
-        <w:tc>
-          <w:tcPr>
-            <w:tcW w:w="3155" w:type="dxa"/>
-          </w:tcPr>
-          <w:p>
-            <w:pPr>
-              <w:ind w:left="0"/>
-              <w:rPr>
-                <w:rFonts w:hint="eastAsia"/>
-              </w:rPr>
-            </w:pPr>
-            <w:r>
-              <w:t xml:space="preserve">bson_append_decimal( bson *b, const char *name, </w:t>
-            </w:r>
-            <w:r>
-              <w:rPr>
-                <w:rFonts w:hint="eastAsia"/>
-              </w:rPr>
-              <w:t xml:space="preserve"> </w:t>
-            </w:r>
-            <w:r>
-              <w:t>const bson_decimal *decimal ) ;</w:t>
-            </w:r>
-          </w:p>
-        </w:tc>
-        <w:tc>
-          <w:tcPr>
-            <w:tcW w:w="2318" w:type="dxa"/>
-          </w:tcPr>
-          <w:p>
-            <w:pPr>
-              <w:ind w:left="0"/>
-              <w:rPr>
-                <w:rFonts w:hint="eastAsia"/>
-              </w:rPr>
+            <w:r>
+              <w:rPr>
+                <w:rFonts w:hint="eastAsia"/>
+              </w:rPr>
+              <w:t>，其</w:t>
+            </w:r>
+            <w:r>
+              <w:rPr>
+                <w:rFonts w:hint="eastAsia"/>
+              </w:rPr>
+              <w:t>precision</w:t>
+            </w:r>
+            <w:r>
+              <w:rPr>
+                <w:rFonts w:hint="eastAsia"/>
+              </w:rPr>
+              <w:t>和</w:t>
+            </w:r>
+            <w:r>
+              <w:rPr>
+                <w:rFonts w:hint="eastAsia"/>
+              </w:rPr>
+              <w:t>scale</w:t>
+            </w:r>
+            <w:r>
+              <w:rPr>
+                <w:rFonts w:hint="eastAsia"/>
+              </w:rPr>
+              <w:t>都为</w:t>
+            </w:r>
+            <w:r>
+              <w:rPr>
+                <w:rFonts w:hint="eastAsia"/>
+              </w:rPr>
+              <w:t>-1</w:t>
+            </w:r>
+            <w:r>
+              <w:rPr>
+                <w:rFonts w:hint="eastAsia"/>
+              </w:rPr>
+              <w:t>，表示该</w:t>
+            </w:r>
+            <w:r>
+              <w:rPr>
+                <w:rFonts w:hint="eastAsia"/>
+              </w:rPr>
+              <w:t>对象</w:t>
+            </w:r>
+            <w:r>
+              <w:rPr>
+                <w:rFonts w:hint="eastAsia"/>
+              </w:rPr>
+              <w:t>的</w:t>
+            </w:r>
+            <w:r>
+              <w:rPr>
+                <w:rFonts w:hint="eastAsia"/>
+              </w:rPr>
+              <w:t>数值插入到数据库之后，数值的</w:t>
+            </w:r>
+            <w:r>
+              <w:rPr>
+                <w:rFonts w:hint="eastAsia"/>
+              </w:rPr>
+              <w:t>精度（</w:t>
+            </w:r>
+            <w:r>
+              <w:rPr>
+                <w:rFonts w:hint="eastAsia"/>
+              </w:rPr>
+              <w:t>precision</w:t>
+            </w:r>
+            <w:r>
+              <w:rPr>
+                <w:rFonts w:hint="eastAsia"/>
+              </w:rPr>
+              <w:t>）和标度（</w:t>
+            </w:r>
+            <w:r>
+              <w:rPr>
+                <w:rFonts w:hint="eastAsia"/>
+              </w:rPr>
+              <w:t>scale</w:t>
+            </w:r>
+            <w:r>
+              <w:rPr>
+                <w:rFonts w:hint="eastAsia"/>
+              </w:rPr>
+              <w:t>）由数据库的精度上限决定。</w:t>
+            </w:r>
+          </w:p>
+        </w:tc>
+        <w:tc>
+          <w:tcPr>
+            <w:tcW w:w="1326" w:type="dxa"/>
+          </w:tcPr>
+          <w:p>
+            <w:pPr>
+              <w:ind w:left="0"/>
             </w:pPr>
           </w:p>
         </w:tc>
@@ -5202,69 +7011,140 @@
           <w:p>
             <w:pPr>
               <w:ind w:left="0"/>
-              <w:rPr>
-                <w:rFonts w:hint="eastAsia"/>
-              </w:rPr>
-            </w:pPr>
-            <w:r>
-              <w:rPr>
-                <w:rFonts w:hint="eastAsia"/>
-              </w:rPr>
-              <w:t>往</w:t>
-            </w:r>
-            <w:r>
-              <w:rPr>
-                <w:rFonts w:hint="eastAsia"/>
-              </w:rPr>
-              <w:t>bson</w:t>
-            </w:r>
-            <w:r>
-              <w:rPr>
-                <w:rFonts w:hint="eastAsia"/>
-              </w:rPr>
-              <w:t>中添加字符串格式的</w:t>
-            </w:r>
-            <w:r>
-              <w:rPr>
-                <w:rFonts w:hint="eastAsia"/>
-              </w:rPr>
-              <w:t>decimal</w:t>
-            </w:r>
-            <w:r>
-              <w:rPr>
-                <w:rFonts w:hint="eastAsia"/>
-              </w:rPr>
-              <w:t>数据，带精度</w:t>
-            </w:r>
-          </w:p>
-        </w:tc>
-        <w:tc>
-          <w:tcPr>
-            <w:tcW w:w="3155" w:type="dxa"/>
-          </w:tcPr>
-          <w:p>
-            <w:pPr>
-              <w:ind w:left="0"/>
-            </w:pPr>
-            <w:r>
-              <w:t xml:space="preserve">bson_append_decimal2(bson *b, const char *name, const char </w:t>
+            </w:pPr>
+            <w:r>
+              <w:t xml:space="preserve">BSONDecimal(BigDecimal </w:t>
             </w:r>
             <w:r>
               <w:lastRenderedPageBreak/>
-              <w:t>*value, int precision, int scale )</w:t>
-            </w:r>
-          </w:p>
-        </w:tc>
-        <w:tc>
-          <w:tcPr>
-            <w:tcW w:w="2318" w:type="dxa"/>
-          </w:tcPr>
-          <w:p>
-            <w:pPr>
-              <w:ind w:left="0"/>
-              <w:rPr>
-                <w:rFonts w:hint="eastAsia"/>
-              </w:rPr>
+              <w:t>value)</w:t>
+            </w:r>
+          </w:p>
+        </w:tc>
+        <w:tc>
+          <w:tcPr>
+            <w:tcW w:w="4147" w:type="dxa"/>
+          </w:tcPr>
+          <w:p>
+            <w:pPr>
+              <w:ind w:left="0"/>
+            </w:pPr>
+            <w:r>
+              <w:rPr>
+                <w:rFonts w:hint="eastAsia"/>
+              </w:rPr>
+              <w:lastRenderedPageBreak/>
+              <w:t>v</w:t>
+            </w:r>
+            <w:r>
+              <w:rPr>
+                <w:rFonts w:hint="eastAsia"/>
+              </w:rPr>
+              <w:t>alue:</w:t>
+            </w:r>
+            <w:r>
+              <w:rPr>
+                <w:rFonts w:hint="eastAsia"/>
+              </w:rPr>
+              <w:t>以</w:t>
+            </w:r>
+            <w:r>
+              <w:rPr>
+                <w:rFonts w:hint="eastAsia"/>
+              </w:rPr>
+              <w:t>BigDecimal</w:t>
+            </w:r>
+            <w:r>
+              <w:rPr>
+                <w:rFonts w:hint="eastAsia"/>
+              </w:rPr>
+              <w:t>形式表示的浮点数类型。</w:t>
+            </w:r>
+            <w:r>
+              <w:rPr>
+                <w:rFonts w:hint="eastAsia"/>
+              </w:rPr>
+              <w:lastRenderedPageBreak/>
+              <w:t>该方式产生的</w:t>
+            </w:r>
+            <w:r>
+              <w:t>BSONDecimal</w:t>
+            </w:r>
+            <w:r>
+              <w:rPr>
+                <w:rFonts w:hint="eastAsia"/>
+              </w:rPr>
+              <w:t>类型的对象，其</w:t>
+            </w:r>
+            <w:r>
+              <w:rPr>
+                <w:rFonts w:hint="eastAsia"/>
+              </w:rPr>
+              <w:t>precision</w:t>
+            </w:r>
+            <w:r>
+              <w:rPr>
+                <w:rFonts w:hint="eastAsia"/>
+              </w:rPr>
+              <w:t>和</w:t>
+            </w:r>
+            <w:r>
+              <w:rPr>
+                <w:rFonts w:hint="eastAsia"/>
+              </w:rPr>
+              <w:t>scale</w:t>
+            </w:r>
+            <w:r>
+              <w:rPr>
+                <w:rFonts w:hint="eastAsia"/>
+              </w:rPr>
+              <w:t>都为</w:t>
+            </w:r>
+            <w:r>
+              <w:rPr>
+                <w:rFonts w:hint="eastAsia"/>
+              </w:rPr>
+              <w:t>-1</w:t>
+            </w:r>
+            <w:r>
+              <w:rPr>
+                <w:rFonts w:hint="eastAsia"/>
+              </w:rPr>
+              <w:t>，表示该对象的数值插入到数据库之后，数值的精度（</w:t>
+            </w:r>
+            <w:r>
+              <w:rPr>
+                <w:rFonts w:hint="eastAsia"/>
+              </w:rPr>
+              <w:t>precision</w:t>
+            </w:r>
+            <w:r>
+              <w:rPr>
+                <w:rFonts w:hint="eastAsia"/>
+              </w:rPr>
+              <w:t>）和标度（</w:t>
+            </w:r>
+            <w:r>
+              <w:rPr>
+                <w:rFonts w:hint="eastAsia"/>
+              </w:rPr>
+              <w:t>scale</w:t>
+            </w:r>
+            <w:r>
+              <w:rPr>
+                <w:rFonts w:hint="eastAsia"/>
+              </w:rPr>
+              <w:t>）由数据库的精度上限决定。</w:t>
+            </w:r>
+          </w:p>
+        </w:tc>
+        <w:tc>
+          <w:tcPr>
+            <w:tcW w:w="1326" w:type="dxa"/>
+          </w:tcPr>
+          <w:p>
+            <w:pPr>
+              <w:ind w:left="0"/>
             </w:pPr>
           </w:p>
         </w:tc>
@@ -5277,75 +7157,72 @@
           <w:p>
             <w:pPr>
               <w:ind w:left="0"/>
-              <w:rPr>
-                <w:rFonts w:hint="eastAsia"/>
-              </w:rPr>
-            </w:pPr>
-            <w:r>
-              <w:rPr>
-                <w:rFonts w:hint="eastAsia"/>
-              </w:rPr>
+            </w:pPr>
+            <w:r>
               <w:lastRenderedPageBreak/>
-              <w:t>往</w:t>
-            </w:r>
-            <w:r>
-              <w:rPr>
-                <w:rFonts w:hint="eastAsia"/>
-              </w:rPr>
-              <w:t>bson</w:t>
-            </w:r>
-            <w:r>
-              <w:rPr>
-                <w:rFonts w:hint="eastAsia"/>
-              </w:rPr>
-              <w:t>中添加字符串格式的</w:t>
-            </w:r>
-            <w:r>
-              <w:rPr>
-                <w:rFonts w:hint="eastAsia"/>
-              </w:rPr>
-              <w:t>decimal</w:t>
-            </w:r>
-            <w:r>
-              <w:rPr>
-                <w:rFonts w:hint="eastAsia"/>
-              </w:rPr>
-              <w:t>数据，不带精度</w:t>
-            </w:r>
-          </w:p>
-        </w:tc>
-        <w:tc>
-          <w:tcPr>
-            <w:tcW w:w="3155" w:type="dxa"/>
-          </w:tcPr>
-          <w:p>
-            <w:pPr>
-              <w:ind w:left="0"/>
-            </w:pPr>
-            <w:r>
-              <w:t xml:space="preserve">bson_append_decimal3( bson *b, const char *name, </w:t>
-            </w:r>
-            <w:r>
-              <w:rPr>
-                <w:rFonts w:hint="eastAsia"/>
-              </w:rPr>
-              <w:t xml:space="preserve"> </w:t>
-            </w:r>
-            <w:r>
-              <w:t>const char *value )</w:t>
-            </w:r>
-          </w:p>
-        </w:tc>
-        <w:tc>
-          <w:tcPr>
-            <w:tcW w:w="2318" w:type="dxa"/>
-          </w:tcPr>
-          <w:p>
-            <w:pPr>
-              <w:ind w:left="0"/>
-              <w:rPr>
-                <w:rFonts w:hint="eastAsia"/>
-              </w:rPr>
+              <w:t>to</w:t>
+            </w:r>
+            <w:r>
+              <w:rPr>
+                <w:rFonts w:hint="eastAsia"/>
+              </w:rPr>
+              <w:t>Big</w:t>
+            </w:r>
+            <w:r>
+              <w:t>Decimal()</w:t>
+            </w:r>
+          </w:p>
+        </w:tc>
+        <w:tc>
+          <w:tcPr>
+            <w:tcW w:w="4147" w:type="dxa"/>
+          </w:tcPr>
+          <w:p>
+            <w:pPr>
+              <w:ind w:left="0"/>
+            </w:pPr>
+            <w:r>
+              <w:rPr>
+                <w:rFonts w:hint="eastAsia"/>
+              </w:rPr>
+              <w:t>将</w:t>
+            </w:r>
+            <w:r>
+              <w:t>BSONDecimal</w:t>
+            </w:r>
+            <w:r>
+              <w:rPr>
+                <w:rFonts w:hint="eastAsia"/>
+              </w:rPr>
+              <w:t>类型的值转换为</w:t>
+            </w:r>
+            <w:r>
+              <w:rPr>
+                <w:rFonts w:hint="eastAsia"/>
+              </w:rPr>
+              <w:t>BigDecimal</w:t>
+            </w:r>
+            <w:r>
+              <w:rPr>
+                <w:rFonts w:hint="eastAsia"/>
+              </w:rPr>
+              <w:t>类型的值</w:t>
+            </w:r>
+            <w:r>
+              <w:rPr>
+                <w:rFonts w:hint="eastAsia"/>
+              </w:rPr>
+              <w:t>。</w:t>
+            </w:r>
+          </w:p>
+        </w:tc>
+        <w:tc>
+          <w:tcPr>
+            <w:tcW w:w="1326" w:type="dxa"/>
+          </w:tcPr>
+          <w:p>
+            <w:pPr>
+              <w:ind w:left="0"/>
             </w:pPr>
           </w:p>
         </w:tc>
@@ -5358,94 +7235,155 @@
           <w:p>
             <w:pPr>
               <w:ind w:left="0"/>
-              <w:rPr>
-                <w:rFonts w:hint="eastAsia"/>
-              </w:rPr>
-            </w:pPr>
-            <w:r>
-              <w:rPr>
-                <w:rFonts w:hint="eastAsia"/>
-              </w:rPr>
-              <w:t>从</w:t>
-            </w:r>
-            <w:r>
-              <w:rPr>
-                <w:rFonts w:hint="eastAsia"/>
-              </w:rPr>
-              <w:t>bson</w:t>
-            </w:r>
-            <w:r>
-              <w:rPr>
-                <w:rFonts w:hint="eastAsia"/>
-              </w:rPr>
-              <w:t>中获取</w:t>
-            </w:r>
-            <w:r>
-              <w:rPr>
-                <w:rFonts w:hint="eastAsia"/>
-              </w:rPr>
-              <w:t>decimal</w:t>
-            </w:r>
-            <w:r>
-              <w:rPr>
-                <w:rFonts w:hint="eastAsia"/>
-              </w:rPr>
-              <w:t>对象</w:t>
-            </w:r>
-          </w:p>
-        </w:tc>
-        <w:tc>
-          <w:tcPr>
-            <w:tcW w:w="3155" w:type="dxa"/>
-          </w:tcPr>
-          <w:p>
-            <w:pPr>
-              <w:ind w:left="0"/>
-            </w:pPr>
-            <w:r>
-              <w:t>bson_iterator_decimal( const bson_iterator *i, bson_decimal *decimal )</w:t>
-            </w:r>
-          </w:p>
-        </w:tc>
-        <w:tc>
-          <w:tcPr>
-            <w:tcW w:w="2318" w:type="dxa"/>
-          </w:tcPr>
-          <w:p>
-            <w:pPr>
-              <w:ind w:left="0"/>
-              <w:rPr>
-                <w:rFonts w:hint="eastAsia"/>
-              </w:rPr>
+            </w:pPr>
+            <w:r>
+              <w:t>getPrecision()</w:t>
+            </w:r>
+          </w:p>
+        </w:tc>
+        <w:tc>
+          <w:tcPr>
+            <w:tcW w:w="4147" w:type="dxa"/>
+          </w:tcPr>
+          <w:p>
+            <w:pPr>
+              <w:ind w:left="0"/>
+            </w:pPr>
+            <w:r>
+              <w:rPr>
+                <w:rFonts w:hint="eastAsia"/>
+              </w:rPr>
+              <w:t>返回</w:t>
+            </w:r>
+            <w:r>
+              <w:t>BSONDecimal</w:t>
+            </w:r>
+            <w:r>
+              <w:rPr>
+                <w:rFonts w:hint="eastAsia"/>
+              </w:rPr>
+              <w:t>类型的值的精度，</w:t>
+            </w:r>
+            <w:r>
+              <w:rPr>
+                <w:rFonts w:hint="eastAsia"/>
+              </w:rPr>
+              <w:t>-1</w:t>
+            </w:r>
+            <w:r>
+              <w:rPr>
+                <w:rFonts w:hint="eastAsia"/>
+              </w:rPr>
+              <w:t>表示该类型值的</w:t>
+            </w:r>
+            <w:r>
+              <w:rPr>
+                <w:rFonts w:hint="eastAsia"/>
+              </w:rPr>
+              <w:t>精度由数据库精度上限决定。</w:t>
+            </w:r>
+          </w:p>
+        </w:tc>
+        <w:tc>
+          <w:tcPr>
+            <w:tcW w:w="1326" w:type="dxa"/>
+          </w:tcPr>
+          <w:p>
+            <w:pPr>
+              <w:ind w:left="0"/>
+            </w:pPr>
+          </w:p>
+        </w:tc>
+      </w:tr>
+      <w:tr>
+        <w:tc>
+          <w:tcPr>
+            <w:tcW w:w="2692" w:type="dxa"/>
+          </w:tcPr>
+          <w:p>
+            <w:pPr>
+              <w:ind w:left="0"/>
+            </w:pPr>
+            <w:r>
+              <w:t>getScale()</w:t>
+            </w:r>
+          </w:p>
+        </w:tc>
+        <w:tc>
+          <w:tcPr>
+            <w:tcW w:w="4147" w:type="dxa"/>
+          </w:tcPr>
+          <w:p>
+            <w:pPr>
+              <w:ind w:left="0"/>
+            </w:pPr>
+            <w:r>
+              <w:rPr>
+                <w:rFonts w:hint="eastAsia"/>
+              </w:rPr>
+              <w:t>返回</w:t>
+            </w:r>
+            <w:r>
+              <w:t>BSONDecimal</w:t>
+            </w:r>
+            <w:r>
+              <w:rPr>
+                <w:rFonts w:hint="eastAsia"/>
+              </w:rPr>
+              <w:t>类型的值的标度，</w:t>
+            </w:r>
+            <w:r>
+              <w:rPr>
+                <w:rFonts w:hint="eastAsia"/>
+              </w:rPr>
+              <w:t>-1</w:t>
+            </w:r>
+            <w:r>
+              <w:rPr>
+                <w:rFonts w:hint="eastAsia"/>
+              </w:rPr>
+              <w:t>表示该类型值的</w:t>
+            </w:r>
+            <w:r>
+              <w:rPr>
+                <w:rFonts w:hint="eastAsia"/>
+              </w:rPr>
+              <w:t>标度由数据库精度上限决定。</w:t>
+            </w:r>
+          </w:p>
+        </w:tc>
+        <w:tc>
+          <w:tcPr>
+            <w:tcW w:w="1326" w:type="dxa"/>
+          </w:tcPr>
+          <w:p>
+            <w:pPr>
+              <w:ind w:left="0"/>
             </w:pPr>
           </w:p>
         </w:tc>
       </w:tr>
     </w:tbl>
+    <w:p/>
     <w:p>
       <w:pPr>
-        <w:ind w:left="0"/>
+        <w:pStyle w:val="Heading4"/>
+        <w:numPr>
+          <w:ilvl w:val="1"/>
+          <w:numId w:val="2"/>
+        </w:numPr>
+      </w:pPr>
+      <w:r>
         <w:rPr>
           <w:rFonts w:hint="eastAsia"/>
         </w:rPr>
-      </w:pPr>
-    </w:p>
-    <w:p>
-      <w:pPr>
-        <w:ind w:left="0"/>
-      </w:pPr>
+        <w:t>编解码接口</w:t>
+      </w:r>
       <w:r>
         <w:rPr>
           <w:rFonts w:hint="eastAsia"/>
         </w:rPr>
-        <w:tab/>
-        <w:t>decimal</w:t>
-      </w:r>
-      <w:r>
-        <w:rPr>
-          <w:rFonts w:hint="eastAsia"/>
-        </w:rPr>
-        <w:t>类型的操作</w:t>
+        <w:t>变动</w:t>
       </w:r>
     </w:p>
     <w:tbl>
@@ -5456,13 +7394,2343 @@
         <w:tblLook w:val="04A0"/>
       </w:tblPr>
       <w:tblGrid>
-        <w:gridCol w:w="2715"/>
-        <w:gridCol w:w="2763"/>
-        <w:gridCol w:w="2687"/>
+        <w:gridCol w:w="3847"/>
+        <w:gridCol w:w="3506"/>
+        <w:gridCol w:w="812"/>
       </w:tblGrid>
       <w:tr>
         <w:tc>
           <w:tcPr>
+            <w:tcW w:w="3847" w:type="dxa"/>
+          </w:tcPr>
+          <w:p>
+            <w:pPr>
+              <w:ind w:left="0"/>
+            </w:pPr>
+            <w:r>
+              <w:rPr>
+                <w:rFonts w:hint="eastAsia"/>
+              </w:rPr>
+              <w:t>接口</w:t>
+            </w:r>
+          </w:p>
+        </w:tc>
+        <w:tc>
+          <w:tcPr>
+            <w:tcW w:w="3506" w:type="dxa"/>
+          </w:tcPr>
+          <w:p>
+            <w:pPr>
+              <w:ind w:left="0"/>
+            </w:pPr>
+            <w:r>
+              <w:rPr>
+                <w:rFonts w:hint="eastAsia"/>
+              </w:rPr>
+              <w:t>说明</w:t>
+            </w:r>
+          </w:p>
+        </w:tc>
+        <w:tc>
+          <w:tcPr>
+            <w:tcW w:w="812" w:type="dxa"/>
+          </w:tcPr>
+          <w:p>
+            <w:pPr>
+              <w:ind w:left="0"/>
+            </w:pPr>
+            <w:r>
+              <w:rPr>
+                <w:rFonts w:hint="eastAsia"/>
+              </w:rPr>
+              <w:t>变动</w:t>
+            </w:r>
+          </w:p>
+        </w:tc>
+      </w:tr>
+      <w:tr>
+        <w:tc>
+          <w:tcPr>
+            <w:tcW w:w="8165" w:type="dxa"/>
+            <w:gridSpan w:val="3"/>
+          </w:tcPr>
+          <w:p>
+            <w:pPr>
+              <w:ind w:left="0"/>
+            </w:pPr>
+            <w:r>
+              <w:rPr>
+                <w:rFonts w:hint="eastAsia"/>
+                <w:shd w:val="pct15" w:color="auto" w:fill="FFFFFF"/>
+              </w:rPr>
+              <w:t>org.bson.</w:t>
+            </w:r>
+            <w:r>
+              <w:rPr>
+                <w:rFonts w:hint="eastAsia"/>
+                <w:shd w:val="pct15" w:color="auto" w:fill="FFFFFF"/>
+              </w:rPr>
+              <w:t>Basic</w:t>
+            </w:r>
+            <w:r>
+              <w:rPr>
+                <w:rFonts w:hint="eastAsia"/>
+                <w:shd w:val="pct15" w:color="auto" w:fill="FFFFFF"/>
+              </w:rPr>
+              <w:t>BsonEncoder.java</w:t>
+            </w:r>
+          </w:p>
+        </w:tc>
+      </w:tr>
+      <w:tr>
+        <w:tc>
+          <w:tcPr>
+            <w:tcW w:w="3847" w:type="dxa"/>
+          </w:tcPr>
+          <w:p>
+            <w:pPr>
+              <w:ind w:left="0"/>
+            </w:pPr>
+            <w:r>
+              <w:rPr>
+                <w:rFonts w:hint="eastAsia"/>
+              </w:rPr>
+              <w:t>BasicBsonEncoder::_putObjectField</w:t>
+            </w:r>
+          </w:p>
+        </w:tc>
+        <w:tc>
+          <w:tcPr>
+            <w:tcW w:w="3506" w:type="dxa"/>
+          </w:tcPr>
+          <w:p>
+            <w:pPr>
+              <w:ind w:left="0"/>
+            </w:pPr>
+            <w:r>
+              <w:rPr>
+                <w:rFonts w:hint="eastAsia"/>
+              </w:rPr>
+              <w:t>添加处理</w:t>
+            </w:r>
+            <w:r>
+              <w:rPr>
+                <w:rFonts w:hint="eastAsia"/>
+              </w:rPr>
+              <w:t>decimal</w:t>
+            </w:r>
+            <w:r>
+              <w:rPr>
+                <w:rFonts w:hint="eastAsia"/>
+              </w:rPr>
+              <w:t>逻辑</w:t>
+            </w:r>
+          </w:p>
+        </w:tc>
+        <w:tc>
+          <w:tcPr>
+            <w:tcW w:w="812" w:type="dxa"/>
+          </w:tcPr>
+          <w:p>
+            <w:pPr>
+              <w:ind w:left="0"/>
+            </w:pPr>
+            <w:r>
+              <w:t>M</w:t>
+            </w:r>
+            <w:r>
+              <w:rPr>
+                <w:rFonts w:hint="eastAsia"/>
+              </w:rPr>
+              <w:t>odify</w:t>
+            </w:r>
+          </w:p>
+        </w:tc>
+      </w:tr>
+      <w:tr>
+        <w:tc>
+          <w:tcPr>
+            <w:tcW w:w="3847" w:type="dxa"/>
+          </w:tcPr>
+          <w:p>
+            <w:pPr>
+              <w:ind w:left="0"/>
+            </w:pPr>
+            <w:r>
+              <w:rPr>
+                <w:rFonts w:hint="eastAsia"/>
+              </w:rPr>
+              <w:t>BasicBsonEncoder::putDecimal()</w:t>
+            </w:r>
+          </w:p>
+        </w:tc>
+        <w:tc>
+          <w:tcPr>
+            <w:tcW w:w="3506" w:type="dxa"/>
+          </w:tcPr>
+          <w:p>
+            <w:pPr>
+              <w:ind w:left="0"/>
+            </w:pPr>
+            <w:r>
+              <w:rPr>
+                <w:rFonts w:hint="eastAsia"/>
+              </w:rPr>
+              <w:t>按</w:t>
+            </w:r>
+            <w:r>
+              <w:rPr>
+                <w:rFonts w:hint="eastAsia"/>
+              </w:rPr>
+              <w:t>/*size+typemod+dscale+weight+data*/</w:t>
+            </w:r>
+            <w:r>
+              <w:rPr>
+                <w:rFonts w:hint="eastAsia"/>
+              </w:rPr>
+              <w:t>格式存放内容到</w:t>
+            </w:r>
+            <w:r>
+              <w:rPr>
+                <w:rFonts w:hint="eastAsia"/>
+              </w:rPr>
+              <w:t>bson</w:t>
+            </w:r>
+            <w:r>
+              <w:rPr>
+                <w:rFonts w:hint="eastAsia"/>
+              </w:rPr>
+              <w:t>码流中。</w:t>
+            </w:r>
+          </w:p>
+        </w:tc>
+        <w:tc>
+          <w:tcPr>
+            <w:tcW w:w="812" w:type="dxa"/>
+          </w:tcPr>
+          <w:p>
+            <w:pPr>
+              <w:ind w:left="0"/>
+            </w:pPr>
+            <w:r>
+              <w:t>A</w:t>
+            </w:r>
+            <w:r>
+              <w:rPr>
+                <w:rFonts w:hint="eastAsia"/>
+              </w:rPr>
+              <w:t>dd</w:t>
+            </w:r>
+          </w:p>
+        </w:tc>
+      </w:tr>
+      <w:tr>
+        <w:tc>
+          <w:tcPr>
+            <w:tcW w:w="3847" w:type="dxa"/>
+          </w:tcPr>
+          <w:p>
+            <w:pPr>
+              <w:ind w:left="0"/>
+            </w:pPr>
+          </w:p>
+        </w:tc>
+        <w:tc>
+          <w:tcPr>
+            <w:tcW w:w="3506" w:type="dxa"/>
+          </w:tcPr>
+          <w:p>
+            <w:pPr>
+              <w:ind w:left="0"/>
+            </w:pPr>
+          </w:p>
+        </w:tc>
+        <w:tc>
+          <w:tcPr>
+            <w:tcW w:w="812" w:type="dxa"/>
+          </w:tcPr>
+          <w:p>
+            <w:pPr>
+              <w:ind w:left="0"/>
+            </w:pPr>
+          </w:p>
+        </w:tc>
+      </w:tr>
+      <w:tr>
+        <w:tc>
+          <w:tcPr>
+            <w:tcW w:w="8165" w:type="dxa"/>
+            <w:gridSpan w:val="3"/>
+          </w:tcPr>
+          <w:p>
+            <w:pPr>
+              <w:ind w:left="0"/>
+            </w:pPr>
+            <w:r>
+              <w:rPr>
+                <w:rFonts w:hint="eastAsia"/>
+                <w:shd w:val="pct15" w:color="auto" w:fill="FFFFFF"/>
+              </w:rPr>
+              <w:t>org.bson.BasicBsonDecoder.java</w:t>
+            </w:r>
+          </w:p>
+        </w:tc>
+      </w:tr>
+      <w:tr>
+        <w:tc>
+          <w:tcPr>
+            <w:tcW w:w="3847" w:type="dxa"/>
+          </w:tcPr>
+          <w:p>
+            <w:pPr>
+              <w:ind w:left="0"/>
+            </w:pPr>
+            <w:r>
+              <w:rPr>
+                <w:rFonts w:hint="eastAsia"/>
+              </w:rPr>
+              <w:t>BasicBsonDecoder::decodeElement</w:t>
+            </w:r>
+            <w:r>
+              <w:rPr>
+                <w:rFonts w:hint="eastAsia"/>
+              </w:rPr>
+              <w:t>()</w:t>
+            </w:r>
+          </w:p>
+        </w:tc>
+        <w:tc>
+          <w:tcPr>
+            <w:tcW w:w="3506" w:type="dxa"/>
+          </w:tcPr>
+          <w:p>
+            <w:pPr>
+              <w:ind w:left="0"/>
+            </w:pPr>
+            <w:r>
+              <w:rPr>
+                <w:rFonts w:hint="eastAsia"/>
+              </w:rPr>
+              <w:t>添加解码</w:t>
+            </w:r>
+            <w:r>
+              <w:rPr>
+                <w:rFonts w:hint="eastAsia"/>
+              </w:rPr>
+              <w:t>decimal</w:t>
+            </w:r>
+            <w:r>
+              <w:rPr>
+                <w:rFonts w:hint="eastAsia"/>
+              </w:rPr>
+              <w:t>逻辑</w:t>
+            </w:r>
+          </w:p>
+        </w:tc>
+        <w:tc>
+          <w:tcPr>
+            <w:tcW w:w="812" w:type="dxa"/>
+          </w:tcPr>
+          <w:p>
+            <w:pPr>
+              <w:ind w:left="0"/>
+            </w:pPr>
+            <w:r>
+              <w:rPr>
+                <w:rFonts w:hint="eastAsia"/>
+              </w:rPr>
+              <w:t>Modify</w:t>
+            </w:r>
+          </w:p>
+        </w:tc>
+      </w:tr>
+      <w:tr>
+        <w:tc>
+          <w:tcPr>
+            <w:tcW w:w="3847" w:type="dxa"/>
+          </w:tcPr>
+          <w:p>
+            <w:pPr>
+              <w:ind w:left="0"/>
+            </w:pPr>
+            <w:r>
+              <w:rPr>
+                <w:rFonts w:hint="eastAsia"/>
+              </w:rPr>
+              <w:t xml:space="preserve">short </w:t>
+            </w:r>
+            <w:r>
+              <w:rPr>
+                <w:rFonts w:hint="eastAsia"/>
+              </w:rPr>
+              <w:t>BasicBsonDecoder::BSONInput</w:t>
+            </w:r>
+            <w:r>
+              <w:rPr>
+                <w:rFonts w:hint="eastAsia"/>
+              </w:rPr>
+              <w:t>::readShort()</w:t>
+            </w:r>
+          </w:p>
+        </w:tc>
+        <w:tc>
+          <w:tcPr>
+            <w:tcW w:w="3506" w:type="dxa"/>
+          </w:tcPr>
+          <w:p>
+            <w:pPr>
+              <w:ind w:left="0"/>
+            </w:pPr>
+            <w:r>
+              <w:rPr>
+                <w:rFonts w:hint="eastAsia"/>
+              </w:rPr>
+              <w:t>从</w:t>
+            </w:r>
+            <w:r>
+              <w:rPr>
+                <w:rFonts w:hint="eastAsia"/>
+              </w:rPr>
+              <w:t>byte</w:t>
+            </w:r>
+            <w:r>
+              <w:rPr>
+                <w:rFonts w:hint="eastAsia"/>
+              </w:rPr>
+              <w:t>码流中读取一个</w:t>
+            </w:r>
+            <w:r>
+              <w:rPr>
+                <w:rFonts w:hint="eastAsia"/>
+              </w:rPr>
+              <w:t>short</w:t>
+            </w:r>
+            <w:r>
+              <w:rPr>
+                <w:rFonts w:hint="eastAsia"/>
+              </w:rPr>
+              <w:t>类型</w:t>
+            </w:r>
+          </w:p>
+        </w:tc>
+        <w:tc>
+          <w:tcPr>
+            <w:tcW w:w="812" w:type="dxa"/>
+          </w:tcPr>
+          <w:p>
+            <w:pPr>
+              <w:ind w:left="0"/>
+            </w:pPr>
+            <w:r>
+              <w:rPr>
+                <w:rFonts w:hint="eastAsia"/>
+              </w:rPr>
+              <w:t>Add</w:t>
+            </w:r>
+          </w:p>
+        </w:tc>
+      </w:tr>
+      <w:tr>
+        <w:tc>
+          <w:tcPr>
+            <w:tcW w:w="3847" w:type="dxa"/>
+          </w:tcPr>
+          <w:p>
+            <w:pPr>
+              <w:ind w:left="0"/>
+              <w:rPr>
+                <w:rFonts w:hint="eastAsia"/>
+              </w:rPr>
+            </w:pPr>
+            <w:r>
+              <w:t>S</w:t>
+            </w:r>
+            <w:r>
+              <w:rPr>
+                <w:rFonts w:hint="eastAsia"/>
+              </w:rPr>
+              <w:t xml:space="preserve">tring </w:t>
+            </w:r>
+            <w:r>
+              <w:rPr>
+                <w:rFonts w:hint="eastAsia"/>
+              </w:rPr>
+              <w:t>BasicBsonDecoder:: BSONInput::</w:t>
+            </w:r>
+            <w:r>
+              <w:rPr>
+                <w:rFonts w:hint="eastAsia"/>
+              </w:rPr>
+              <w:t>readDecimal</w:t>
+            </w:r>
+            <w:r>
+              <w:rPr>
+                <w:rFonts w:hint="eastAsia"/>
+              </w:rPr>
+              <w:t>()</w:t>
+            </w:r>
+          </w:p>
+        </w:tc>
+        <w:tc>
+          <w:tcPr>
+            <w:tcW w:w="3506" w:type="dxa"/>
+          </w:tcPr>
+          <w:p>
+            <w:pPr>
+              <w:ind w:left="0"/>
+              <w:rPr>
+                <w:rFonts w:hint="eastAsia"/>
+              </w:rPr>
+            </w:pPr>
+            <w:r>
+              <w:rPr>
+                <w:rFonts w:hint="eastAsia"/>
+              </w:rPr>
+              <w:t>从</w:t>
+            </w:r>
+            <w:r>
+              <w:rPr>
+                <w:rFonts w:hint="eastAsia"/>
+              </w:rPr>
+              <w:t>byte</w:t>
+            </w:r>
+            <w:r>
+              <w:rPr>
+                <w:rFonts w:hint="eastAsia"/>
+              </w:rPr>
+              <w:t>码流中拼接</w:t>
+            </w:r>
+            <w:r>
+              <w:rPr>
+                <w:rFonts w:hint="eastAsia"/>
+              </w:rPr>
+              <w:t>decimal</w:t>
+            </w:r>
+            <w:r>
+              <w:rPr>
+                <w:rFonts w:hint="eastAsia"/>
+              </w:rPr>
+              <w:t>数据，并以字符串形式返回</w:t>
+            </w:r>
+          </w:p>
+        </w:tc>
+        <w:tc>
+          <w:tcPr>
+            <w:tcW w:w="812" w:type="dxa"/>
+          </w:tcPr>
+          <w:p>
+            <w:pPr>
+              <w:ind w:left="0"/>
+              <w:rPr>
+                <w:rFonts w:hint="eastAsia"/>
+              </w:rPr>
+            </w:pPr>
+            <w:r>
+              <w:rPr>
+                <w:rFonts w:hint="eastAsia"/>
+              </w:rPr>
+              <w:t>Add</w:t>
+            </w:r>
+          </w:p>
+        </w:tc>
+      </w:tr>
+      <w:tr>
+        <w:tc>
+          <w:tcPr>
+            <w:tcW w:w="3847" w:type="dxa"/>
+          </w:tcPr>
+          <w:p>
+            <w:pPr>
+              <w:ind w:left="0"/>
+            </w:pPr>
+          </w:p>
+        </w:tc>
+        <w:tc>
+          <w:tcPr>
+            <w:tcW w:w="3506" w:type="dxa"/>
+          </w:tcPr>
+          <w:p>
+            <w:pPr>
+              <w:ind w:left="0"/>
+            </w:pPr>
+          </w:p>
+        </w:tc>
+        <w:tc>
+          <w:tcPr>
+            <w:tcW w:w="812" w:type="dxa"/>
+          </w:tcPr>
+          <w:p>
+            <w:pPr>
+              <w:ind w:left="0"/>
+            </w:pPr>
+          </w:p>
+        </w:tc>
+      </w:tr>
+      <w:tr>
+        <w:tc>
+          <w:tcPr>
+            <w:tcW w:w="3847" w:type="dxa"/>
+          </w:tcPr>
+          <w:p>
+            <w:pPr>
+              <w:ind w:left="0"/>
+            </w:pPr>
+          </w:p>
+        </w:tc>
+        <w:tc>
+          <w:tcPr>
+            <w:tcW w:w="3506" w:type="dxa"/>
+          </w:tcPr>
+          <w:p>
+            <w:pPr>
+              <w:ind w:left="0"/>
+            </w:pPr>
+          </w:p>
+        </w:tc>
+        <w:tc>
+          <w:tcPr>
+            <w:tcW w:w="812" w:type="dxa"/>
+          </w:tcPr>
+          <w:p>
+            <w:pPr>
+              <w:ind w:left="0"/>
+            </w:pPr>
+          </w:p>
+        </w:tc>
+      </w:tr>
+      <w:tr>
+        <w:tc>
+          <w:tcPr>
+            <w:tcW w:w="8165" w:type="dxa"/>
+            <w:gridSpan w:val="3"/>
+          </w:tcPr>
+          <w:p>
+            <w:pPr>
+              <w:ind w:left="0"/>
+            </w:pPr>
+            <w:r>
+              <w:rPr>
+                <w:rFonts w:hint="eastAsia"/>
+                <w:shd w:val="pct15" w:color="auto" w:fill="FFFFFF"/>
+              </w:rPr>
+              <w:t>org.bson.io.Bits.java</w:t>
+            </w:r>
+          </w:p>
+        </w:tc>
+      </w:tr>
+      <w:tr>
+        <w:tc>
+          <w:tcPr>
+            <w:tcW w:w="3847" w:type="dxa"/>
+          </w:tcPr>
+          <w:p>
+            <w:pPr>
+              <w:ind w:left="0"/>
+            </w:pPr>
+            <w:r>
+              <w:rPr>
+                <w:rFonts w:hint="eastAsia"/>
+              </w:rPr>
+              <w:t>Bits::readShort( byte[] data, int offset)</w:t>
+            </w:r>
+          </w:p>
+        </w:tc>
+        <w:tc>
+          <w:tcPr>
+            <w:tcW w:w="3506" w:type="dxa"/>
+          </w:tcPr>
+          <w:p>
+            <w:pPr>
+              <w:ind w:left="0"/>
+            </w:pPr>
+            <w:r>
+              <w:rPr>
+                <w:rFonts w:hint="eastAsia"/>
+              </w:rPr>
+              <w:t>以小端的方式从</w:t>
+            </w:r>
+            <w:r>
+              <w:rPr>
+                <w:rFonts w:hint="eastAsia"/>
+              </w:rPr>
+              <w:t>byte</w:t>
+            </w:r>
+            <w:r>
+              <w:rPr>
+                <w:rFonts w:hint="eastAsia"/>
+              </w:rPr>
+              <w:t>码流中读取一个</w:t>
+            </w:r>
+            <w:r>
+              <w:rPr>
+                <w:rFonts w:hint="eastAsia"/>
+              </w:rPr>
+              <w:t>short</w:t>
+            </w:r>
+            <w:r>
+              <w:rPr>
+                <w:rFonts w:hint="eastAsia"/>
+              </w:rPr>
+              <w:t>类型</w:t>
+            </w:r>
+          </w:p>
+        </w:tc>
+        <w:tc>
+          <w:tcPr>
+            <w:tcW w:w="812" w:type="dxa"/>
+          </w:tcPr>
+          <w:p>
+            <w:pPr>
+              <w:ind w:left="0"/>
+            </w:pPr>
+            <w:r>
+              <w:rPr>
+                <w:rFonts w:hint="eastAsia"/>
+              </w:rPr>
+              <w:t>Add</w:t>
+            </w:r>
+          </w:p>
+        </w:tc>
+      </w:tr>
+      <w:tr>
+        <w:tc>
+          <w:tcPr>
+            <w:tcW w:w="3847" w:type="dxa"/>
+          </w:tcPr>
+          <w:p>
+            <w:pPr>
+              <w:ind w:left="0"/>
+            </w:pPr>
+          </w:p>
+        </w:tc>
+        <w:tc>
+          <w:tcPr>
+            <w:tcW w:w="3506" w:type="dxa"/>
+          </w:tcPr>
+          <w:p>
+            <w:pPr>
+              <w:ind w:left="0"/>
+            </w:pPr>
+          </w:p>
+        </w:tc>
+        <w:tc>
+          <w:tcPr>
+            <w:tcW w:w="812" w:type="dxa"/>
+          </w:tcPr>
+          <w:p>
+            <w:pPr>
+              <w:ind w:left="0"/>
+            </w:pPr>
+          </w:p>
+        </w:tc>
+      </w:tr>
+      <w:tr>
+        <w:tc>
+          <w:tcPr>
+            <w:tcW w:w="3847" w:type="dxa"/>
+          </w:tcPr>
+          <w:p>
+            <w:pPr>
+              <w:ind w:left="0"/>
+            </w:pPr>
+          </w:p>
+        </w:tc>
+        <w:tc>
+          <w:tcPr>
+            <w:tcW w:w="3506" w:type="dxa"/>
+          </w:tcPr>
+          <w:p>
+            <w:pPr>
+              <w:ind w:left="0"/>
+            </w:pPr>
+          </w:p>
+        </w:tc>
+        <w:tc>
+          <w:tcPr>
+            <w:tcW w:w="812" w:type="dxa"/>
+          </w:tcPr>
+          <w:p>
+            <w:pPr>
+              <w:ind w:left="0"/>
+            </w:pPr>
+          </w:p>
+        </w:tc>
+      </w:tr>
+      <w:tr>
+        <w:tc>
+          <w:tcPr>
+            <w:tcW w:w="3847" w:type="dxa"/>
+          </w:tcPr>
+          <w:p>
+            <w:pPr>
+              <w:ind w:left="0"/>
+            </w:pPr>
+          </w:p>
+        </w:tc>
+        <w:tc>
+          <w:tcPr>
+            <w:tcW w:w="3506" w:type="dxa"/>
+          </w:tcPr>
+          <w:p>
+            <w:pPr>
+              <w:ind w:left="0"/>
+            </w:pPr>
+          </w:p>
+        </w:tc>
+        <w:tc>
+          <w:tcPr>
+            <w:tcW w:w="812" w:type="dxa"/>
+          </w:tcPr>
+          <w:p>
+            <w:pPr>
+              <w:ind w:left="0"/>
+            </w:pPr>
+          </w:p>
+        </w:tc>
+      </w:tr>
+      <w:tr>
+        <w:tc>
+          <w:tcPr>
+            <w:tcW w:w="8165" w:type="dxa"/>
+            <w:gridSpan w:val="3"/>
+          </w:tcPr>
+          <w:p>
+            <w:pPr>
+              <w:ind w:left="0"/>
+            </w:pPr>
+            <w:r>
+              <w:rPr>
+                <w:shd w:val="pct15" w:color="auto" w:fill="FFFFFF"/>
+              </w:rPr>
+              <w:t>O</w:t>
+            </w:r>
+            <w:r>
+              <w:rPr>
+                <w:rFonts w:hint="eastAsia"/>
+                <w:shd w:val="pct15" w:color="auto" w:fill="FFFFFF"/>
+              </w:rPr>
+              <w:t>rg.</w:t>
+            </w:r>
+            <w:r>
+              <w:rPr>
+                <w:rFonts w:hint="eastAsia"/>
+                <w:shd w:val="pct15" w:color="auto" w:fill="FFFFFF"/>
+              </w:rPr>
+              <w:t>bson.</w:t>
+            </w:r>
+            <w:r>
+              <w:rPr>
+                <w:rFonts w:hint="eastAsia"/>
+                <w:shd w:val="pct15" w:color="auto" w:fill="FFFFFF"/>
+              </w:rPr>
+              <w:t>BSONCallback.java</w:t>
+            </w:r>
+          </w:p>
+        </w:tc>
+      </w:tr>
+      <w:tr>
+        <w:tc>
+          <w:tcPr>
+            <w:tcW w:w="3847" w:type="dxa"/>
+          </w:tcPr>
+          <w:p>
+            <w:pPr>
+              <w:ind w:left="0"/>
+            </w:pPr>
+            <w:r>
+              <w:rPr>
+                <w:rFonts w:hint="eastAsia"/>
+              </w:rPr>
+              <w:t>BSONCallback::</w:t>
+            </w:r>
+            <w:r>
+              <w:rPr>
+                <w:rFonts w:hint="eastAsia"/>
+              </w:rPr>
+              <w:t>gotDecimal(String name, String value, int precision, int scale)</w:t>
+            </w:r>
+          </w:p>
+        </w:tc>
+        <w:tc>
+          <w:tcPr>
+            <w:tcW w:w="3506" w:type="dxa"/>
+          </w:tcPr>
+          <w:p>
+            <w:pPr>
+              <w:ind w:left="0"/>
+            </w:pPr>
+            <w:r>
+              <w:rPr>
+                <w:rFonts w:hint="eastAsia"/>
+              </w:rPr>
+              <w:t>将从</w:t>
+            </w:r>
+            <w:r>
+              <w:rPr>
+                <w:rFonts w:hint="eastAsia"/>
+              </w:rPr>
+              <w:t>byte</w:t>
+            </w:r>
+            <w:r>
+              <w:rPr>
+                <w:rFonts w:hint="eastAsia"/>
+              </w:rPr>
+              <w:t>码流提取的内容构建成</w:t>
+            </w:r>
+            <w:r>
+              <w:rPr>
+                <w:rFonts w:hint="eastAsia"/>
+              </w:rPr>
+              <w:t>decimal</w:t>
+            </w:r>
+            <w:r>
+              <w:rPr>
+                <w:rFonts w:hint="eastAsia"/>
+              </w:rPr>
+              <w:t>的内容，回填到</w:t>
+            </w:r>
+            <w:r>
+              <w:rPr>
+                <w:rFonts w:hint="eastAsia"/>
+              </w:rPr>
+              <w:t>bson</w:t>
+            </w:r>
+            <w:r>
+              <w:rPr>
+                <w:rFonts w:hint="eastAsia"/>
+              </w:rPr>
+              <w:t>中</w:t>
+            </w:r>
+          </w:p>
+        </w:tc>
+        <w:tc>
+          <w:tcPr>
+            <w:tcW w:w="812" w:type="dxa"/>
+          </w:tcPr>
+          <w:p>
+            <w:pPr>
+              <w:ind w:left="0"/>
+            </w:pPr>
+            <w:r>
+              <w:rPr>
+                <w:rFonts w:hint="eastAsia"/>
+              </w:rPr>
+              <w:t>Add</w:t>
+            </w:r>
+          </w:p>
+        </w:tc>
+      </w:tr>
+      <w:tr>
+        <w:tc>
+          <w:tcPr>
+            <w:tcW w:w="3847" w:type="dxa"/>
+          </w:tcPr>
+          <w:p>
+            <w:pPr>
+              <w:ind w:left="0"/>
+            </w:pPr>
+          </w:p>
+        </w:tc>
+        <w:tc>
+          <w:tcPr>
+            <w:tcW w:w="3506" w:type="dxa"/>
+          </w:tcPr>
+          <w:p>
+            <w:pPr>
+              <w:ind w:left="0"/>
+            </w:pPr>
+          </w:p>
+        </w:tc>
+        <w:tc>
+          <w:tcPr>
+            <w:tcW w:w="812" w:type="dxa"/>
+          </w:tcPr>
+          <w:p>
+            <w:pPr>
+              <w:ind w:left="0"/>
+            </w:pPr>
+          </w:p>
+        </w:tc>
+      </w:tr>
+      <w:tr>
+        <w:tc>
+          <w:tcPr>
+            <w:tcW w:w="3847" w:type="dxa"/>
+          </w:tcPr>
+          <w:p>
+            <w:pPr>
+              <w:ind w:left="0"/>
+            </w:pPr>
+          </w:p>
+        </w:tc>
+        <w:tc>
+          <w:tcPr>
+            <w:tcW w:w="3506" w:type="dxa"/>
+          </w:tcPr>
+          <w:p>
+            <w:pPr>
+              <w:ind w:left="0"/>
+            </w:pPr>
+          </w:p>
+        </w:tc>
+        <w:tc>
+          <w:tcPr>
+            <w:tcW w:w="812" w:type="dxa"/>
+          </w:tcPr>
+          <w:p>
+            <w:pPr>
+              <w:ind w:left="0"/>
+            </w:pPr>
+          </w:p>
+        </w:tc>
+      </w:tr>
+      <w:tr>
+        <w:tc>
+          <w:tcPr>
+            <w:tcW w:w="3847" w:type="dxa"/>
+          </w:tcPr>
+          <w:p>
+            <w:pPr>
+              <w:ind w:left="0"/>
+            </w:pPr>
+          </w:p>
+        </w:tc>
+        <w:tc>
+          <w:tcPr>
+            <w:tcW w:w="3506" w:type="dxa"/>
+          </w:tcPr>
+          <w:p>
+            <w:pPr>
+              <w:ind w:left="0"/>
+            </w:pPr>
+          </w:p>
+        </w:tc>
+        <w:tc>
+          <w:tcPr>
+            <w:tcW w:w="812" w:type="dxa"/>
+          </w:tcPr>
+          <w:p>
+            <w:pPr>
+              <w:ind w:left="0"/>
+            </w:pPr>
+          </w:p>
+        </w:tc>
+      </w:tr>
+      <w:tr>
+        <w:tc>
+          <w:tcPr>
+            <w:tcW w:w="3847" w:type="dxa"/>
+          </w:tcPr>
+          <w:p>
+            <w:pPr>
+              <w:ind w:left="0"/>
+            </w:pPr>
+          </w:p>
+        </w:tc>
+        <w:tc>
+          <w:tcPr>
+            <w:tcW w:w="3506" w:type="dxa"/>
+          </w:tcPr>
+          <w:p>
+            <w:pPr>
+              <w:ind w:left="0"/>
+            </w:pPr>
+          </w:p>
+        </w:tc>
+        <w:tc>
+          <w:tcPr>
+            <w:tcW w:w="812" w:type="dxa"/>
+          </w:tcPr>
+          <w:p>
+            <w:pPr>
+              <w:ind w:left="0"/>
+            </w:pPr>
+          </w:p>
+        </w:tc>
+      </w:tr>
+      <w:tr>
+        <w:tc>
+          <w:tcPr>
+            <w:tcW w:w="8165" w:type="dxa"/>
+            <w:gridSpan w:val="3"/>
+          </w:tcPr>
+          <w:p>
+            <w:pPr>
+              <w:ind w:left="0"/>
+            </w:pPr>
+            <w:r>
+              <w:rPr>
+                <w:shd w:val="pct15" w:color="auto" w:fill="FFFFFF"/>
+              </w:rPr>
+              <w:t>O</w:t>
+            </w:r>
+            <w:r>
+              <w:rPr>
+                <w:rFonts w:hint="eastAsia"/>
+                <w:shd w:val="pct15" w:color="auto" w:fill="FFFFFF"/>
+              </w:rPr>
+              <w:t>rg.bson.BasicBSONCallback.java</w:t>
+            </w:r>
+          </w:p>
+        </w:tc>
+      </w:tr>
+      <w:tr>
+        <w:tc>
+          <w:tcPr>
+            <w:tcW w:w="3847" w:type="dxa"/>
+          </w:tcPr>
+          <w:p>
+            <w:pPr>
+              <w:ind w:left="0"/>
+            </w:pPr>
+            <w:r>
+              <w:rPr>
+                <w:rFonts w:hint="eastAsia"/>
+              </w:rPr>
+              <w:t>BSONCallback::gotDecimal(String name, String value, int precision, int scale)</w:t>
+            </w:r>
+          </w:p>
+        </w:tc>
+        <w:tc>
+          <w:tcPr>
+            <w:tcW w:w="3506" w:type="dxa"/>
+          </w:tcPr>
+          <w:p>
+            <w:pPr>
+              <w:ind w:left="0"/>
+            </w:pPr>
+            <w:r>
+              <w:rPr>
+                <w:rFonts w:hint="eastAsia"/>
+              </w:rPr>
+              <w:t>将从</w:t>
+            </w:r>
+            <w:r>
+              <w:rPr>
+                <w:rFonts w:hint="eastAsia"/>
+              </w:rPr>
+              <w:t>byte</w:t>
+            </w:r>
+            <w:r>
+              <w:rPr>
+                <w:rFonts w:hint="eastAsia"/>
+              </w:rPr>
+              <w:t>码流提取的内容构建成</w:t>
+            </w:r>
+            <w:r>
+              <w:rPr>
+                <w:rFonts w:hint="eastAsia"/>
+              </w:rPr>
+              <w:t>decimal</w:t>
+            </w:r>
+            <w:r>
+              <w:rPr>
+                <w:rFonts w:hint="eastAsia"/>
+              </w:rPr>
+              <w:t>的内容，回填到</w:t>
+            </w:r>
+            <w:r>
+              <w:rPr>
+                <w:rFonts w:hint="eastAsia"/>
+              </w:rPr>
+              <w:t>bson</w:t>
+            </w:r>
+            <w:r>
+              <w:rPr>
+                <w:rFonts w:hint="eastAsia"/>
+              </w:rPr>
+              <w:t>中</w:t>
+            </w:r>
+          </w:p>
+        </w:tc>
+        <w:tc>
+          <w:tcPr>
+            <w:tcW w:w="812" w:type="dxa"/>
+          </w:tcPr>
+          <w:p>
+            <w:pPr>
+              <w:ind w:left="0"/>
+            </w:pPr>
+            <w:r>
+              <w:rPr>
+                <w:rFonts w:hint="eastAsia"/>
+              </w:rPr>
+              <w:t>Add</w:t>
+            </w:r>
+          </w:p>
+        </w:tc>
+      </w:tr>
+      <w:tr>
+        <w:tc>
+          <w:tcPr>
+            <w:tcW w:w="3847" w:type="dxa"/>
+          </w:tcPr>
+          <w:p>
+            <w:pPr>
+              <w:ind w:left="0"/>
+            </w:pPr>
+          </w:p>
+        </w:tc>
+        <w:tc>
+          <w:tcPr>
+            <w:tcW w:w="3506" w:type="dxa"/>
+          </w:tcPr>
+          <w:p>
+            <w:pPr>
+              <w:ind w:left="0"/>
+            </w:pPr>
+          </w:p>
+        </w:tc>
+        <w:tc>
+          <w:tcPr>
+            <w:tcW w:w="812" w:type="dxa"/>
+          </w:tcPr>
+          <w:p>
+            <w:pPr>
+              <w:ind w:left="0"/>
+            </w:pPr>
+          </w:p>
+        </w:tc>
+      </w:tr>
+      <w:tr>
+        <w:tc>
+          <w:tcPr>
+            <w:tcW w:w="3847" w:type="dxa"/>
+          </w:tcPr>
+          <w:p>
+            <w:pPr>
+              <w:ind w:left="0"/>
+            </w:pPr>
+          </w:p>
+        </w:tc>
+        <w:tc>
+          <w:tcPr>
+            <w:tcW w:w="3506" w:type="dxa"/>
+          </w:tcPr>
+          <w:p>
+            <w:pPr>
+              <w:ind w:left="0"/>
+            </w:pPr>
+          </w:p>
+        </w:tc>
+        <w:tc>
+          <w:tcPr>
+            <w:tcW w:w="812" w:type="dxa"/>
+          </w:tcPr>
+          <w:p>
+            <w:pPr>
+              <w:ind w:left="0"/>
+            </w:pPr>
+          </w:p>
+        </w:tc>
+      </w:tr>
+      <w:tr>
+        <w:tc>
+          <w:tcPr>
+            <w:tcW w:w="3847" w:type="dxa"/>
+          </w:tcPr>
+          <w:p>
+            <w:pPr>
+              <w:ind w:left="0"/>
+            </w:pPr>
+          </w:p>
+        </w:tc>
+        <w:tc>
+          <w:tcPr>
+            <w:tcW w:w="3506" w:type="dxa"/>
+          </w:tcPr>
+          <w:p>
+            <w:pPr>
+              <w:ind w:left="0"/>
+            </w:pPr>
+          </w:p>
+        </w:tc>
+        <w:tc>
+          <w:tcPr>
+            <w:tcW w:w="812" w:type="dxa"/>
+          </w:tcPr>
+          <w:p>
+            <w:pPr>
+              <w:ind w:left="0"/>
+            </w:pPr>
+          </w:p>
+        </w:tc>
+      </w:tr>
+    </w:tbl>
+    <w:p/>
+    <w:p>
+      <w:pPr>
+        <w:pStyle w:val="Heading4"/>
+        <w:numPr>
+          <w:ilvl w:val="1"/>
+          <w:numId w:val="2"/>
+        </w:numPr>
+      </w:pPr>
+      <w:r>
+        <w:rPr>
+          <w:rFonts w:hint="eastAsia"/>
+        </w:rPr>
+        <w:t>可能</w:t>
+      </w:r>
+      <w:r>
+        <w:rPr>
+          <w:rFonts w:hint="eastAsia"/>
+        </w:rPr>
+        <w:t>受</w:t>
+      </w:r>
+      <w:r>
+        <w:rPr>
+          <w:rFonts w:hint="eastAsia"/>
+        </w:rPr>
+        <w:t>影响</w:t>
+      </w:r>
+      <w:r>
+        <w:rPr>
+          <w:rFonts w:hint="eastAsia"/>
+        </w:rPr>
+        <w:t>接口</w:t>
+      </w:r>
+    </w:p>
+    <w:p>
+      <w:r>
+        <w:rPr>
+          <w:rFonts w:hint="eastAsia"/>
+        </w:rPr>
+        <w:t>部分现有的函数可能存在没处理新增加的数据类型的情况，需要列出所有有疑问的接口，并逐一验证。</w:t>
+      </w:r>
+    </w:p>
+    <w:tbl>
+      <w:tblPr>
+        <w:tblStyle w:val="TableGrid"/>
+        <w:tblW w:w="0" w:type="auto"/>
+        <w:tblInd w:w="357" w:type="dxa"/>
+        <w:tblLook w:val="04A0"/>
+      </w:tblPr>
+      <w:tblGrid>
+        <w:gridCol w:w="3250"/>
+        <w:gridCol w:w="2642"/>
+        <w:gridCol w:w="2273"/>
+      </w:tblGrid>
+      <w:tr>
+        <w:tc>
+          <w:tcPr>
+            <w:tcW w:w="3250" w:type="dxa"/>
+          </w:tcPr>
+          <w:p>
+            <w:pPr>
+              <w:ind w:left="0"/>
+            </w:pPr>
+            <w:r>
+              <w:rPr>
+                <w:rFonts w:hint="eastAsia"/>
+              </w:rPr>
+              <w:t>接口</w:t>
+            </w:r>
+          </w:p>
+        </w:tc>
+        <w:tc>
+          <w:tcPr>
+            <w:tcW w:w="2642" w:type="dxa"/>
+          </w:tcPr>
+          <w:p>
+            <w:pPr>
+              <w:ind w:left="0"/>
+            </w:pPr>
+            <w:r>
+              <w:rPr>
+                <w:rFonts w:hint="eastAsia"/>
+              </w:rPr>
+              <w:t>说明</w:t>
+            </w:r>
+          </w:p>
+        </w:tc>
+        <w:tc>
+          <w:tcPr>
+            <w:tcW w:w="2273" w:type="dxa"/>
+          </w:tcPr>
+          <w:p>
+            <w:pPr>
+              <w:ind w:left="0"/>
+            </w:pPr>
+            <w:r>
+              <w:rPr>
+                <w:rFonts w:hint="eastAsia"/>
+              </w:rPr>
+              <w:t>是否兼容</w:t>
+            </w:r>
+          </w:p>
+        </w:tc>
+      </w:tr>
+      <w:tr>
+        <w:tc>
+          <w:tcPr>
+            <w:tcW w:w="8165" w:type="dxa"/>
+            <w:gridSpan w:val="3"/>
+          </w:tcPr>
+          <w:p>
+            <w:pPr>
+              <w:ind w:left="0"/>
+              <w:rPr>
+                <w:rFonts w:hint="eastAsia"/>
+              </w:rPr>
+            </w:pPr>
+            <w:r>
+              <w:rPr>
+                <w:rFonts w:hint="eastAsia"/>
+              </w:rPr>
+              <w:t>c</w:t>
+            </w:r>
+            <w:r>
+              <w:rPr>
+                <w:rFonts w:hint="eastAsia"/>
+              </w:rPr>
+              <w:t>om.sequoiadb.util</w:t>
+            </w:r>
+          </w:p>
+        </w:tc>
+      </w:tr>
+      <w:tr>
+        <w:tc>
+          <w:tcPr>
+            <w:tcW w:w="3250" w:type="dxa"/>
+          </w:tcPr>
+          <w:p>
+            <w:pPr>
+              <w:ind w:left="0"/>
+              <w:rPr>
+                <w:rFonts w:hint="eastAsia"/>
+              </w:rPr>
+            </w:pPr>
+            <w:r>
+              <w:rPr>
+                <w:rFonts w:hint="eastAsia"/>
+              </w:rPr>
+              <w:t>bsonEndianConvert</w:t>
+            </w:r>
+          </w:p>
+        </w:tc>
+        <w:tc>
+          <w:tcPr>
+            <w:tcW w:w="2642" w:type="dxa"/>
+          </w:tcPr>
+          <w:p>
+            <w:pPr>
+              <w:ind w:left="0"/>
+              <w:rPr>
+                <w:rFonts w:hint="eastAsia"/>
+              </w:rPr>
+            </w:pPr>
+            <w:r>
+              <w:rPr>
+                <w:rFonts w:hint="eastAsia"/>
+              </w:rPr>
+              <w:t>添加对</w:t>
+            </w:r>
+            <w:r>
+              <w:rPr>
+                <w:rFonts w:hint="eastAsia"/>
+              </w:rPr>
+              <w:t>decinal</w:t>
+            </w:r>
+            <w:r>
+              <w:rPr>
+                <w:rFonts w:hint="eastAsia"/>
+              </w:rPr>
+              <w:t>类型的大小端转换</w:t>
+            </w:r>
+          </w:p>
+        </w:tc>
+        <w:tc>
+          <w:tcPr>
+            <w:tcW w:w="2273" w:type="dxa"/>
+          </w:tcPr>
+          <w:p>
+            <w:pPr>
+              <w:ind w:left="0"/>
+              <w:rPr>
+                <w:rFonts w:hint="eastAsia"/>
+              </w:rPr>
+            </w:pPr>
+          </w:p>
+        </w:tc>
+      </w:tr>
+      <w:tr>
+        <w:tc>
+          <w:tcPr>
+            <w:tcW w:w="3250" w:type="dxa"/>
+          </w:tcPr>
+          <w:p>
+            <w:pPr>
+              <w:ind w:left="0"/>
+              <w:rPr>
+                <w:rFonts w:hint="eastAsia"/>
+              </w:rPr>
+            </w:pPr>
+          </w:p>
+        </w:tc>
+        <w:tc>
+          <w:tcPr>
+            <w:tcW w:w="2642" w:type="dxa"/>
+          </w:tcPr>
+          <w:p>
+            <w:pPr>
+              <w:ind w:left="0"/>
+              <w:rPr>
+                <w:rFonts w:hint="eastAsia"/>
+              </w:rPr>
+            </w:pPr>
+          </w:p>
+        </w:tc>
+        <w:tc>
+          <w:tcPr>
+            <w:tcW w:w="2273" w:type="dxa"/>
+          </w:tcPr>
+          <w:p>
+            <w:pPr>
+              <w:ind w:left="0"/>
+              <w:rPr>
+                <w:rFonts w:hint="eastAsia"/>
+              </w:rPr>
+            </w:pPr>
+          </w:p>
+        </w:tc>
+      </w:tr>
+      <w:tr>
+        <w:tc>
+          <w:tcPr>
+            <w:tcW w:w="3250" w:type="dxa"/>
+          </w:tcPr>
+          <w:p>
+            <w:pPr>
+              <w:ind w:left="0"/>
+              <w:rPr>
+                <w:rFonts w:hint="eastAsia"/>
+              </w:rPr>
+            </w:pPr>
+          </w:p>
+        </w:tc>
+        <w:tc>
+          <w:tcPr>
+            <w:tcW w:w="2642" w:type="dxa"/>
+          </w:tcPr>
+          <w:p>
+            <w:pPr>
+              <w:ind w:left="0"/>
+              <w:rPr>
+                <w:rFonts w:hint="eastAsia"/>
+              </w:rPr>
+            </w:pPr>
+          </w:p>
+        </w:tc>
+        <w:tc>
+          <w:tcPr>
+            <w:tcW w:w="2273" w:type="dxa"/>
+          </w:tcPr>
+          <w:p>
+            <w:pPr>
+              <w:ind w:left="0"/>
+              <w:rPr>
+                <w:rFonts w:hint="eastAsia"/>
+              </w:rPr>
+            </w:pPr>
+          </w:p>
+        </w:tc>
+      </w:tr>
+      <w:tr>
+        <w:tc>
+          <w:tcPr>
+            <w:tcW w:w="8165" w:type="dxa"/>
+            <w:gridSpan w:val="3"/>
+          </w:tcPr>
+          <w:p>
+            <w:pPr>
+              <w:ind w:left="0"/>
+            </w:pPr>
+            <w:r>
+              <w:rPr>
+                <w:rFonts w:hint="eastAsia"/>
+              </w:rPr>
+              <w:t>org.bson.</w:t>
+            </w:r>
+            <w:r>
+              <w:rPr>
+                <w:rFonts w:hint="eastAsia"/>
+              </w:rPr>
+              <w:t>BasicBSONObject.java</w:t>
+            </w:r>
+          </w:p>
+        </w:tc>
+      </w:tr>
+      <w:tr>
+        <w:tc>
+          <w:tcPr>
+            <w:tcW w:w="3250" w:type="dxa"/>
+          </w:tcPr>
+          <w:p>
+            <w:pPr>
+              <w:ind w:left="0"/>
+            </w:pPr>
+            <w:r>
+              <w:rPr>
+                <w:rFonts w:hint="eastAsia"/>
+              </w:rPr>
+              <w:t>BasicBSONObject::toString()</w:t>
+            </w:r>
+          </w:p>
+        </w:tc>
+        <w:tc>
+          <w:tcPr>
+            <w:tcW w:w="2642" w:type="dxa"/>
+          </w:tcPr>
+          <w:p>
+            <w:pPr>
+              <w:ind w:left="0"/>
+            </w:pPr>
+            <w:r>
+              <w:rPr>
+                <w:rFonts w:hint="eastAsia"/>
+              </w:rPr>
+              <w:t>验证是否能够正常显示</w:t>
+            </w:r>
+            <w:r>
+              <w:rPr>
+                <w:rFonts w:hint="eastAsia"/>
+              </w:rPr>
+              <w:t>BSONDecimal</w:t>
+            </w:r>
+            <w:r>
+              <w:rPr>
+                <w:rFonts w:hint="eastAsia"/>
+              </w:rPr>
+              <w:t>的内容</w:t>
+            </w:r>
+          </w:p>
+        </w:tc>
+        <w:tc>
+          <w:tcPr>
+            <w:tcW w:w="2273" w:type="dxa"/>
+          </w:tcPr>
+          <w:p>
+            <w:pPr>
+              <w:ind w:left="0"/>
+            </w:pPr>
+          </w:p>
+        </w:tc>
+      </w:tr>
+      <w:tr>
+        <w:tc>
+          <w:tcPr>
+            <w:tcW w:w="3250" w:type="dxa"/>
+          </w:tcPr>
+          <w:p>
+            <w:pPr>
+              <w:ind w:left="0"/>
+            </w:pPr>
+            <w:r>
+              <w:rPr>
+                <w:rFonts w:hint="eastAsia"/>
+              </w:rPr>
+              <w:t>BasicBSONObject::equals()</w:t>
+            </w:r>
+          </w:p>
+        </w:tc>
+        <w:tc>
+          <w:tcPr>
+            <w:tcW w:w="2642" w:type="dxa"/>
+          </w:tcPr>
+          <w:p>
+            <w:pPr>
+              <w:ind w:left="0"/>
+            </w:pPr>
+            <w:r>
+              <w:rPr>
+                <w:rFonts w:hint="eastAsia"/>
+              </w:rPr>
+              <w:t>考虑当比较</w:t>
+            </w:r>
+            <w:r>
+              <w:rPr>
+                <w:rFonts w:hint="eastAsia"/>
+              </w:rPr>
+              <w:t>含有</w:t>
+            </w:r>
+            <w:r>
+              <w:rPr>
+                <w:rFonts w:hint="eastAsia"/>
+              </w:rPr>
+              <w:t>BSONDecimal</w:t>
+            </w:r>
+            <w:r>
+              <w:rPr>
+                <w:rFonts w:hint="eastAsia"/>
+              </w:rPr>
+              <w:t>的</w:t>
+            </w:r>
+            <w:r>
+              <w:rPr>
+                <w:rFonts w:hint="eastAsia"/>
+              </w:rPr>
+              <w:t>bson</w:t>
+            </w:r>
+            <w:r>
+              <w:rPr>
+                <w:rFonts w:hint="eastAsia"/>
+              </w:rPr>
+              <w:t>时，是否能够正确返回结果</w:t>
+            </w:r>
+          </w:p>
+        </w:tc>
+        <w:tc>
+          <w:tcPr>
+            <w:tcW w:w="2273" w:type="dxa"/>
+          </w:tcPr>
+          <w:p>
+            <w:pPr>
+              <w:ind w:left="0"/>
+            </w:pPr>
+          </w:p>
+        </w:tc>
+      </w:tr>
+      <w:tr>
+        <w:tc>
+          <w:tcPr>
+            <w:tcW w:w="3250" w:type="dxa"/>
+          </w:tcPr>
+          <w:p>
+            <w:pPr>
+              <w:ind w:left="0"/>
+            </w:pPr>
+            <w:r>
+              <w:rPr>
+                <w:rFonts w:hint="eastAsia"/>
+              </w:rPr>
+              <w:t>BasicBSONObject::</w:t>
+            </w:r>
+            <w:r>
+              <w:rPr>
+                <w:rFonts w:hint="eastAsia"/>
+              </w:rPr>
+              <w:t>BasicTypeWrite()</w:t>
+            </w:r>
+          </w:p>
+        </w:tc>
+        <w:tc>
+          <w:tcPr>
+            <w:tcW w:w="2642" w:type="dxa"/>
+          </w:tcPr>
+          <w:p>
+            <w:pPr>
+              <w:ind w:left="0"/>
+            </w:pPr>
+            <w:r>
+              <w:rPr>
+                <w:rFonts w:hint="eastAsia"/>
+              </w:rPr>
+              <w:t>该接口被</w:t>
+            </w:r>
+            <w:r>
+              <w:rPr>
+                <w:rFonts w:hint="eastAsia"/>
+              </w:rPr>
+              <w:t>BasicBSONObject::as</w:t>
+            </w:r>
+            <w:r>
+              <w:rPr>
+                <w:rFonts w:hint="eastAsia"/>
+              </w:rPr>
+              <w:t>接口调用，用来判断对象包含的类型是否为</w:t>
+            </w:r>
+            <w:r>
+              <w:rPr>
+                <w:rFonts w:hint="eastAsia"/>
+              </w:rPr>
+              <w:t>BSON</w:t>
+            </w:r>
+            <w:r>
+              <w:rPr>
+                <w:rFonts w:hint="eastAsia"/>
+              </w:rPr>
+              <w:t>定义的非</w:t>
+            </w:r>
+            <w:r>
+              <w:rPr>
+                <w:rFonts w:hint="eastAsia"/>
+              </w:rPr>
+              <w:t>Object/Array</w:t>
+            </w:r>
+            <w:r>
+              <w:rPr>
+                <w:rFonts w:hint="eastAsia"/>
+              </w:rPr>
+              <w:t>类型。</w:t>
+            </w:r>
+            <w:r>
+              <w:rPr>
+                <w:rFonts w:hint="eastAsia"/>
+                <w:color w:val="FF0000"/>
+              </w:rPr>
+              <w:t>所以，需要在该方法添加处理</w:t>
+            </w:r>
+            <w:r>
+              <w:rPr>
+                <w:rFonts w:hint="eastAsia"/>
+                <w:color w:val="FF0000"/>
+              </w:rPr>
+              <w:t>SdbDecimal</w:t>
+            </w:r>
+            <w:r>
+              <w:rPr>
+                <w:rFonts w:hint="eastAsia"/>
+                <w:color w:val="FF0000"/>
+              </w:rPr>
+              <w:t>类型的情况。</w:t>
+            </w:r>
+          </w:p>
+        </w:tc>
+        <w:tc>
+          <w:tcPr>
+            <w:tcW w:w="2273" w:type="dxa"/>
+          </w:tcPr>
+          <w:p>
+            <w:pPr>
+              <w:ind w:left="0"/>
+            </w:pPr>
+          </w:p>
+        </w:tc>
+      </w:tr>
+      <w:tr>
+        <w:tc>
+          <w:tcPr>
+            <w:tcW w:w="3250" w:type="dxa"/>
+          </w:tcPr>
+          <w:p>
+            <w:pPr>
+              <w:ind w:left="0"/>
+            </w:pPr>
+            <w:r>
+              <w:rPr>
+                <w:rFonts w:hint="eastAsia"/>
+              </w:rPr>
+              <w:t>BasicBSONObject::as()</w:t>
+            </w:r>
+          </w:p>
+        </w:tc>
+        <w:tc>
+          <w:tcPr>
+            <w:tcW w:w="2642" w:type="dxa"/>
+          </w:tcPr>
+          <w:p>
+            <w:pPr>
+              <w:ind w:left="0"/>
+            </w:pPr>
+            <w:r>
+              <w:rPr>
+                <w:rFonts w:hint="eastAsia"/>
+              </w:rPr>
+              <w:t>验证</w:t>
+            </w:r>
+            <w:r>
+              <w:rPr>
+                <w:rFonts w:hint="eastAsia"/>
+              </w:rPr>
+              <w:t>as</w:t>
+            </w:r>
+            <w:r>
+              <w:rPr>
+                <w:rFonts w:hint="eastAsia"/>
+              </w:rPr>
+              <w:t>接口能否正常转换</w:t>
+            </w:r>
+            <w:r>
+              <w:rPr>
+                <w:rFonts w:hint="eastAsia"/>
+              </w:rPr>
+              <w:t>BSONDecimal</w:t>
+            </w:r>
+            <w:r>
+              <w:rPr>
+                <w:rFonts w:hint="eastAsia"/>
+              </w:rPr>
+              <w:t>类型</w:t>
+            </w:r>
+          </w:p>
+        </w:tc>
+        <w:tc>
+          <w:tcPr>
+            <w:tcW w:w="2273" w:type="dxa"/>
+          </w:tcPr>
+          <w:p>
+            <w:pPr>
+              <w:ind w:left="0"/>
+            </w:pPr>
+          </w:p>
+        </w:tc>
+      </w:tr>
+      <w:tr>
+        <w:tc>
+          <w:tcPr>
+            <w:tcW w:w="3250" w:type="dxa"/>
+          </w:tcPr>
+          <w:p>
+            <w:pPr>
+              <w:ind w:left="0"/>
+            </w:pPr>
+            <w:r>
+              <w:rPr>
+                <w:rFonts w:hint="eastAsia"/>
+              </w:rPr>
+              <w:t>BasicBSONObject::asMap()</w:t>
+            </w:r>
+          </w:p>
+        </w:tc>
+        <w:tc>
+          <w:tcPr>
+            <w:tcW w:w="2642" w:type="dxa"/>
+          </w:tcPr>
+          <w:p>
+            <w:pPr>
+              <w:ind w:left="0"/>
+            </w:pPr>
+          </w:p>
+        </w:tc>
+        <w:tc>
+          <w:tcPr>
+            <w:tcW w:w="2273" w:type="dxa"/>
+          </w:tcPr>
+          <w:p>
+            <w:pPr>
+              <w:ind w:left="0"/>
+            </w:pPr>
+          </w:p>
+        </w:tc>
+      </w:tr>
+      <w:tr>
+        <w:tc>
+          <w:tcPr>
+            <w:tcW w:w="3250" w:type="dxa"/>
+          </w:tcPr>
+          <w:p>
+            <w:pPr>
+              <w:ind w:left="0"/>
+            </w:pPr>
+            <w:r>
+              <w:rPr>
+                <w:rFonts w:hint="eastAsia"/>
+              </w:rPr>
+              <w:t>BasicBSONObject::typeToBson()</w:t>
+            </w:r>
+          </w:p>
+        </w:tc>
+        <w:tc>
+          <w:tcPr>
+            <w:tcW w:w="2642" w:type="dxa"/>
+          </w:tcPr>
+          <w:p>
+            <w:pPr>
+              <w:ind w:left="0"/>
+            </w:pPr>
+          </w:p>
+        </w:tc>
+        <w:tc>
+          <w:tcPr>
+            <w:tcW w:w="2273" w:type="dxa"/>
+          </w:tcPr>
+          <w:p>
+            <w:pPr>
+              <w:ind w:left="0"/>
+            </w:pPr>
+          </w:p>
+        </w:tc>
+      </w:tr>
+      <w:tr>
+        <w:tc>
+          <w:tcPr>
+            <w:tcW w:w="3250" w:type="dxa"/>
+          </w:tcPr>
+          <w:p>
+            <w:pPr>
+              <w:ind w:left="0"/>
+            </w:pPr>
+          </w:p>
+        </w:tc>
+        <w:tc>
+          <w:tcPr>
+            <w:tcW w:w="2642" w:type="dxa"/>
+          </w:tcPr>
+          <w:p>
+            <w:pPr>
+              <w:ind w:left="0"/>
+            </w:pPr>
+          </w:p>
+        </w:tc>
+        <w:tc>
+          <w:tcPr>
+            <w:tcW w:w="2273" w:type="dxa"/>
+          </w:tcPr>
+          <w:p>
+            <w:pPr>
+              <w:ind w:left="0"/>
+            </w:pPr>
+          </w:p>
+        </w:tc>
+      </w:tr>
+      <w:tr>
+        <w:tc>
+          <w:tcPr>
+            <w:tcW w:w="3250" w:type="dxa"/>
+          </w:tcPr>
+          <w:p>
+            <w:pPr>
+              <w:ind w:left="0"/>
+            </w:pPr>
+          </w:p>
+        </w:tc>
+        <w:tc>
+          <w:tcPr>
+            <w:tcW w:w="2642" w:type="dxa"/>
+          </w:tcPr>
+          <w:p>
+            <w:pPr>
+              <w:ind w:left="0"/>
+            </w:pPr>
+          </w:p>
+        </w:tc>
+        <w:tc>
+          <w:tcPr>
+            <w:tcW w:w="2273" w:type="dxa"/>
+          </w:tcPr>
+          <w:p>
+            <w:pPr>
+              <w:ind w:left="0"/>
+            </w:pPr>
+          </w:p>
+        </w:tc>
+      </w:tr>
+      <w:tr>
+        <w:tc>
+          <w:tcPr>
+            <w:tcW w:w="8165" w:type="dxa"/>
+            <w:gridSpan w:val="3"/>
+          </w:tcPr>
+          <w:p>
+            <w:pPr>
+              <w:ind w:left="0"/>
+            </w:pPr>
+            <w:r>
+              <w:rPr>
+                <w:rFonts w:hint="eastAsia"/>
+              </w:rPr>
+              <w:t>o</w:t>
+            </w:r>
+            <w:r>
+              <w:t>rg.bson.</w:t>
+            </w:r>
+            <w:r>
+              <w:rPr>
+                <w:rFonts w:hint="eastAsia"/>
+              </w:rPr>
+              <w:t>types.</w:t>
+            </w:r>
+            <w:r>
+              <w:rPr>
+                <w:rFonts w:hint="eastAsia"/>
+              </w:rPr>
+              <w:t>BasicBSONList.java</w:t>
+            </w:r>
+          </w:p>
+        </w:tc>
+      </w:tr>
+      <w:tr>
+        <w:tc>
+          <w:tcPr>
+            <w:tcW w:w="3250" w:type="dxa"/>
+          </w:tcPr>
+          <w:p>
+            <w:pPr>
+              <w:ind w:left="0"/>
+            </w:pPr>
+            <w:r>
+              <w:rPr>
+                <w:rFonts w:hint="eastAsia"/>
+              </w:rPr>
+              <w:t>BasicBSONList::toMap()</w:t>
+            </w:r>
+          </w:p>
+        </w:tc>
+        <w:tc>
+          <w:tcPr>
+            <w:tcW w:w="2642" w:type="dxa"/>
+          </w:tcPr>
+          <w:p>
+            <w:pPr>
+              <w:ind w:left="0"/>
+            </w:pPr>
+          </w:p>
+        </w:tc>
+        <w:tc>
+          <w:tcPr>
+            <w:tcW w:w="2273" w:type="dxa"/>
+          </w:tcPr>
+          <w:p>
+            <w:pPr>
+              <w:ind w:left="0"/>
+            </w:pPr>
+          </w:p>
+        </w:tc>
+      </w:tr>
+      <w:tr>
+        <w:tc>
+          <w:tcPr>
+            <w:tcW w:w="3250" w:type="dxa"/>
+          </w:tcPr>
+          <w:p>
+            <w:pPr>
+              <w:ind w:left="0"/>
+            </w:pPr>
+            <w:r>
+              <w:rPr>
+                <w:rFonts w:hint="eastAsia"/>
+              </w:rPr>
+              <w:t>BasicBSONList::as()</w:t>
+            </w:r>
+          </w:p>
+        </w:tc>
+        <w:tc>
+          <w:tcPr>
+            <w:tcW w:w="2642" w:type="dxa"/>
+          </w:tcPr>
+          <w:p>
+            <w:pPr>
+              <w:ind w:left="0"/>
+            </w:pPr>
+          </w:p>
+        </w:tc>
+        <w:tc>
+          <w:tcPr>
+            <w:tcW w:w="2273" w:type="dxa"/>
+          </w:tcPr>
+          <w:p>
+            <w:pPr>
+              <w:ind w:left="0"/>
+            </w:pPr>
+          </w:p>
+        </w:tc>
+      </w:tr>
+      <w:tr>
+        <w:tc>
+          <w:tcPr>
+            <w:tcW w:w="3250" w:type="dxa"/>
+          </w:tcPr>
+          <w:p>
+            <w:pPr>
+              <w:ind w:left="0"/>
+            </w:pPr>
+            <w:r>
+              <w:rPr>
+                <w:rFonts w:hint="eastAsia"/>
+              </w:rPr>
+              <w:lastRenderedPageBreak/>
+              <w:t>BasicBSONList::asList ()</w:t>
+            </w:r>
+          </w:p>
+        </w:tc>
+        <w:tc>
+          <w:tcPr>
+            <w:tcW w:w="2642" w:type="dxa"/>
+          </w:tcPr>
+          <w:p>
+            <w:pPr>
+              <w:ind w:left="0"/>
+            </w:pPr>
+          </w:p>
+        </w:tc>
+        <w:tc>
+          <w:tcPr>
+            <w:tcW w:w="2273" w:type="dxa"/>
+          </w:tcPr>
+          <w:p>
+            <w:pPr>
+              <w:ind w:left="0"/>
+            </w:pPr>
+          </w:p>
+        </w:tc>
+      </w:tr>
+      <w:tr>
+        <w:tc>
+          <w:tcPr>
+            <w:tcW w:w="3250" w:type="dxa"/>
+          </w:tcPr>
+          <w:p>
+            <w:pPr>
+              <w:ind w:left="0"/>
+            </w:pPr>
+          </w:p>
+        </w:tc>
+        <w:tc>
+          <w:tcPr>
+            <w:tcW w:w="2642" w:type="dxa"/>
+          </w:tcPr>
+          <w:p>
+            <w:pPr>
+              <w:ind w:left="0"/>
+            </w:pPr>
+          </w:p>
+        </w:tc>
+        <w:tc>
+          <w:tcPr>
+            <w:tcW w:w="2273" w:type="dxa"/>
+          </w:tcPr>
+          <w:p>
+            <w:pPr>
+              <w:ind w:left="0"/>
+            </w:pPr>
+          </w:p>
+        </w:tc>
+      </w:tr>
+      <w:tr>
+        <w:tc>
+          <w:tcPr>
+            <w:tcW w:w="3250" w:type="dxa"/>
+          </w:tcPr>
+          <w:p>
+            <w:pPr>
+              <w:ind w:left="0"/>
+            </w:pPr>
+          </w:p>
+        </w:tc>
+        <w:tc>
+          <w:tcPr>
+            <w:tcW w:w="2642" w:type="dxa"/>
+          </w:tcPr>
+          <w:p>
+            <w:pPr>
+              <w:ind w:left="0"/>
+            </w:pPr>
+          </w:p>
+        </w:tc>
+        <w:tc>
+          <w:tcPr>
+            <w:tcW w:w="2273" w:type="dxa"/>
+          </w:tcPr>
+          <w:p>
+            <w:pPr>
+              <w:ind w:left="0"/>
+            </w:pPr>
+          </w:p>
+        </w:tc>
+      </w:tr>
+      <w:tr>
+        <w:tc>
+          <w:tcPr>
+            <w:tcW w:w="3250" w:type="dxa"/>
+          </w:tcPr>
+          <w:p>
+            <w:pPr>
+              <w:ind w:left="0"/>
+            </w:pPr>
+          </w:p>
+        </w:tc>
+        <w:tc>
+          <w:tcPr>
+            <w:tcW w:w="2642" w:type="dxa"/>
+          </w:tcPr>
+          <w:p>
+            <w:pPr>
+              <w:ind w:left="0"/>
+            </w:pPr>
+          </w:p>
+        </w:tc>
+        <w:tc>
+          <w:tcPr>
+            <w:tcW w:w="2273" w:type="dxa"/>
+          </w:tcPr>
+          <w:p>
+            <w:pPr>
+              <w:ind w:left="0"/>
+            </w:pPr>
+          </w:p>
+        </w:tc>
+      </w:tr>
+      <w:tr>
+        <w:tc>
+          <w:tcPr>
+            <w:tcW w:w="3250" w:type="dxa"/>
+          </w:tcPr>
+          <w:p>
+            <w:pPr>
+              <w:ind w:left="0"/>
+            </w:pPr>
+          </w:p>
+        </w:tc>
+        <w:tc>
+          <w:tcPr>
+            <w:tcW w:w="2642" w:type="dxa"/>
+          </w:tcPr>
+          <w:p>
+            <w:pPr>
+              <w:ind w:left="0"/>
+            </w:pPr>
+          </w:p>
+        </w:tc>
+        <w:tc>
+          <w:tcPr>
+            <w:tcW w:w="2273" w:type="dxa"/>
+          </w:tcPr>
+          <w:p>
+            <w:pPr>
+              <w:ind w:left="0"/>
+            </w:pPr>
+          </w:p>
+        </w:tc>
+      </w:tr>
+    </w:tbl>
+    <w:p/>
+    <w:p>
+      <w:pPr>
+        <w:pStyle w:val="Heading4"/>
+      </w:pPr>
+      <w:r>
+        <w:rPr>
+          <w:rFonts w:hint="eastAsia"/>
+        </w:rPr>
+        <w:t>4.3</w:t>
+      </w:r>
+      <w:r>
+        <w:rPr>
+          <w:rFonts w:hint="eastAsia"/>
+        </w:rPr>
+        <w:t>测试</w:t>
+      </w:r>
+    </w:p>
+    <w:p>
+      <w:r>
+        <w:rPr>
+          <w:rFonts w:hint="eastAsia"/>
+        </w:rPr>
+        <w:t>// TODO</w:t>
+      </w:r>
+      <w:r>
+        <w:rPr>
+          <w:rFonts w:hint="eastAsia"/>
+        </w:rPr>
+        <w:t>：</w:t>
+      </w:r>
+    </w:p>
+    <w:tbl>
+      <w:tblPr>
+        <w:tblStyle w:val="TableGrid"/>
+        <w:tblW w:w="0" w:type="auto"/>
+        <w:tblInd w:w="357" w:type="dxa"/>
+        <w:tblLook w:val="04A0"/>
+      </w:tblPr>
+      <w:tblGrid>
+        <w:gridCol w:w="2727"/>
+        <w:gridCol w:w="2719"/>
+        <w:gridCol w:w="2719"/>
+      </w:tblGrid>
+      <w:tr>
+        <w:tc>
+          <w:tcPr>
             <w:tcW w:w="2840" w:type="dxa"/>
           </w:tcPr>
           <w:p>
@@ -5473,7 +9741,7 @@
               <w:rPr>
                 <w:rFonts w:hint="eastAsia"/>
               </w:rPr>
-              <w:t>接口</w:t>
+              <w:t>测试项</w:t>
             </w:r>
           </w:p>
         </w:tc>
@@ -5485,12 +9753,6 @@
             <w:pPr>
               <w:ind w:left="0"/>
             </w:pPr>
-            <w:r>
-              <w:rPr>
-                <w:rFonts w:hint="eastAsia"/>
-              </w:rPr>
-              <w:t>说明</w:t>
-            </w:r>
           </w:p>
         </w:tc>
         <w:tc>
@@ -5501,30 +9763,6 @@
             <w:pPr>
               <w:ind w:left="0"/>
             </w:pPr>
-            <w:r>
-              <w:rPr>
-                <w:rFonts w:hint="eastAsia"/>
-              </w:rPr>
-              <w:t>参考</w:t>
-            </w:r>
-            <w:r>
-              <w:rPr>
-                <w:rFonts w:hint="eastAsia"/>
-              </w:rPr>
-              <w:t>c</w:t>
-            </w:r>
-            <w:r>
-              <w:rPr>
-                <w:rFonts w:hint="eastAsia"/>
-              </w:rPr>
-              <w:t>驱动</w:t>
-            </w:r>
-            <w:r>
-              <w:rPr>
-                <w:rFonts w:hint="eastAsia"/>
-              </w:rPr>
-              <w:t>实现</w:t>
-            </w:r>
           </w:p>
         </w:tc>
       </w:tr>
@@ -5541,7 +9779,7 @@
               <w:rPr>
                 <w:rFonts w:hint="eastAsia"/>
               </w:rPr>
-              <w:t>初始化，不带精度</w:t>
+              <w:t>基本功能</w:t>
             </w:r>
           </w:p>
         </w:tc>
@@ -5579,7 +9817,7 @@
               <w:rPr>
                 <w:rFonts w:hint="eastAsia"/>
               </w:rPr>
-              <w:t>初始化，带精度</w:t>
+              <w:t>数据正确性</w:t>
             </w:r>
           </w:p>
         </w:tc>
@@ -5591,48 +9829,6 @@
             <w:pPr>
               <w:ind w:left="0"/>
             </w:pPr>
-            <w:r>
-              <w:rPr>
-                <w:rFonts w:hint="eastAsia"/>
-              </w:rPr>
-              <w:t>总</w:t>
-            </w:r>
-            <w:r>
-              <w:rPr>
-                <w:rFonts w:hint="eastAsia"/>
-              </w:rPr>
-              <w:t>精度不能超过</w:t>
-            </w:r>
-            <w:r>
-              <w:rPr>
-                <w:rFonts w:hint="eastAsia"/>
-              </w:rPr>
-              <w:t>1000</w:t>
-            </w:r>
-            <w:r>
-              <w:rPr>
-                <w:rFonts w:hint="eastAsia"/>
-              </w:rPr>
-              <w:t>，</w:t>
-            </w:r>
-            <w:r>
-              <w:rPr>
-                <w:rFonts w:hint="eastAsia"/>
-              </w:rPr>
-              <w:t>scale&lt;</w:t>
-            </w:r>
-            <w:r>
-              <w:rPr>
-                <w:rFonts w:hint="eastAsia"/>
-              </w:rPr>
-              <w:t>=</w:t>
-            </w:r>
-            <w:r>
-              <w:rPr>
-                <w:rFonts w:hint="eastAsia"/>
-              </w:rPr>
-              <w:t>precision</w:t>
-            </w:r>
           </w:p>
         </w:tc>
         <w:tc>
@@ -5659,19 +9855,7 @@
               <w:rPr>
                 <w:rFonts w:hint="eastAsia"/>
               </w:rPr>
-              <w:t>int</w:t>
-            </w:r>
-            <w:r>
-              <w:rPr>
-                <w:rFonts w:hint="eastAsia"/>
-              </w:rPr>
-              <w:t>转</w:t>
-            </w:r>
-            <w:r>
-              <w:rPr>
-                <w:rFonts w:hint="eastAsia"/>
-              </w:rPr>
-              <w:t>decimal</w:t>
+              <w:t>大小端</w:t>
             </w:r>
           </w:p>
         </w:tc>
@@ -5709,19 +9893,7 @@
               <w:rPr>
                 <w:rFonts w:hint="eastAsia"/>
               </w:rPr>
-              <w:t>decimal</w:t>
-            </w:r>
-            <w:r>
-              <w:rPr>
-                <w:rFonts w:hint="eastAsia"/>
-              </w:rPr>
-              <w:t>转</w:t>
-            </w:r>
-            <w:r>
-              <w:rPr>
-                <w:rFonts w:hint="eastAsia"/>
-              </w:rPr>
-              <w:t>int</w:t>
+              <w:t>性能</w:t>
             </w:r>
           </w:p>
         </w:tc>
@@ -5733,60 +9905,6 @@
             <w:pPr>
               <w:ind w:left="0"/>
             </w:pPr>
-            <w:r>
-              <w:rPr>
-                <w:rFonts w:hint="eastAsia"/>
-              </w:rPr>
-              <w:t>超过</w:t>
-            </w:r>
-            <w:r>
-              <w:rPr>
-                <w:rFonts w:hint="eastAsia"/>
-              </w:rPr>
-              <w:t>long</w:t>
-            </w:r>
-            <w:r>
-              <w:rPr>
-                <w:rFonts w:hint="eastAsia"/>
-              </w:rPr>
-              <w:t>时为</w:t>
-            </w:r>
-            <w:r>
-              <w:rPr>
-                <w:rFonts w:hint="eastAsia"/>
-              </w:rPr>
-              <w:t>0</w:t>
-            </w:r>
-            <w:r>
-              <w:rPr>
-                <w:rFonts w:hint="eastAsia"/>
-              </w:rPr>
-              <w:t>，超过</w:t>
-            </w:r>
-            <w:r>
-              <w:rPr>
-                <w:rFonts w:hint="eastAsia"/>
-              </w:rPr>
-              <w:t>int</w:t>
-            </w:r>
-            <w:r>
-              <w:rPr>
-                <w:rFonts w:hint="eastAsia"/>
-              </w:rPr>
-              <w:t>不超过</w:t>
-            </w:r>
-            <w:r>
-              <w:rPr>
-                <w:rFonts w:hint="eastAsia"/>
-              </w:rPr>
-              <w:t>long</w:t>
-            </w:r>
-            <w:r>
-              <w:rPr>
-                <w:rFonts w:hint="eastAsia"/>
-              </w:rPr>
-              <w:t>截断。</w:t>
-            </w:r>
           </w:p>
         </w:tc>
         <w:tc>
@@ -5809,24 +9927,6 @@
             <w:pPr>
               <w:ind w:left="0"/>
             </w:pPr>
-            <w:r>
-              <w:rPr>
-                <w:rFonts w:hint="eastAsia"/>
-              </w:rPr>
-              <w:t>long</w:t>
-            </w:r>
-            <w:r>
-              <w:rPr>
-                <w:rFonts w:hint="eastAsia"/>
-              </w:rPr>
-              <w:t>转</w:t>
-            </w:r>
-            <w:r>
-              <w:rPr>
-                <w:rFonts w:hint="eastAsia"/>
-              </w:rPr>
-              <w:t>decimal</w:t>
-            </w:r>
           </w:p>
         </w:tc>
         <w:tc>
@@ -5850,385 +9950,22 @@
           </w:p>
         </w:tc>
       </w:tr>
-      <w:tr>
-        <w:tc>
-          <w:tcPr>
-            <w:tcW w:w="2840" w:type="dxa"/>
-          </w:tcPr>
-          <w:p>
-            <w:pPr>
-              <w:ind w:left="0"/>
-              <w:rPr>
-                <w:rFonts w:hint="eastAsia"/>
-              </w:rPr>
-            </w:pPr>
-            <w:r>
-              <w:rPr>
-                <w:rFonts w:hint="eastAsia"/>
-              </w:rPr>
-              <w:t>decimal</w:t>
-            </w:r>
-            <w:r>
-              <w:rPr>
-                <w:rFonts w:hint="eastAsia"/>
-              </w:rPr>
-              <w:t>转</w:t>
-            </w:r>
-            <w:r>
-              <w:rPr>
-                <w:rFonts w:hint="eastAsia"/>
-              </w:rPr>
-              <w:t>long</w:t>
-            </w:r>
-          </w:p>
-        </w:tc>
-        <w:tc>
-          <w:tcPr>
-            <w:tcW w:w="2841" w:type="dxa"/>
-          </w:tcPr>
-          <w:p>
-            <w:pPr>
-              <w:ind w:left="0"/>
-            </w:pPr>
-            <w:r>
-              <w:rPr>
-                <w:rFonts w:hint="eastAsia"/>
-              </w:rPr>
-              <w:t>超过</w:t>
-            </w:r>
-            <w:r>
-              <w:rPr>
-                <w:rFonts w:hint="eastAsia"/>
-              </w:rPr>
-              <w:t>long</w:t>
-            </w:r>
-            <w:r>
-              <w:rPr>
-                <w:rFonts w:hint="eastAsia"/>
-              </w:rPr>
-              <w:t>时为</w:t>
-            </w:r>
-            <w:r>
-              <w:rPr>
-                <w:rFonts w:hint="eastAsia"/>
-              </w:rPr>
-              <w:t>0</w:t>
-            </w:r>
-          </w:p>
-        </w:tc>
-        <w:tc>
-          <w:tcPr>
-            <w:tcW w:w="2841" w:type="dxa"/>
-          </w:tcPr>
-          <w:p>
-            <w:pPr>
-              <w:ind w:left="0"/>
-            </w:pPr>
-          </w:p>
-        </w:tc>
-      </w:tr>
-      <w:tr>
-        <w:tc>
-          <w:tcPr>
-            <w:tcW w:w="2840" w:type="dxa"/>
-          </w:tcPr>
-          <w:p>
-            <w:pPr>
-              <w:ind w:left="0"/>
-              <w:rPr>
-                <w:rFonts w:hint="eastAsia"/>
-              </w:rPr>
-            </w:pPr>
-            <w:r>
-              <w:rPr>
-                <w:rFonts w:hint="eastAsia"/>
-              </w:rPr>
-              <w:t>double</w:t>
-            </w:r>
-            <w:r>
-              <w:rPr>
-                <w:rFonts w:hint="eastAsia"/>
-              </w:rPr>
-              <w:t>转</w:t>
-            </w:r>
-            <w:r>
-              <w:rPr>
-                <w:rFonts w:hint="eastAsia"/>
-              </w:rPr>
-              <w:t>decimal</w:t>
-            </w:r>
-          </w:p>
-        </w:tc>
-        <w:tc>
-          <w:tcPr>
-            <w:tcW w:w="2841" w:type="dxa"/>
-          </w:tcPr>
-          <w:p>
-            <w:pPr>
-              <w:ind w:left="0"/>
-            </w:pPr>
-          </w:p>
-        </w:tc>
-        <w:tc>
-          <w:tcPr>
-            <w:tcW w:w="2841" w:type="dxa"/>
-          </w:tcPr>
-          <w:p>
-            <w:pPr>
-              <w:ind w:left="0"/>
-            </w:pPr>
-          </w:p>
-        </w:tc>
-      </w:tr>
-      <w:tr>
-        <w:tc>
-          <w:tcPr>
-            <w:tcW w:w="2840" w:type="dxa"/>
-          </w:tcPr>
-          <w:p>
-            <w:pPr>
-              <w:ind w:left="0"/>
-              <w:rPr>
-                <w:rFonts w:hint="eastAsia"/>
-              </w:rPr>
-            </w:pPr>
-            <w:r>
-              <w:rPr>
-                <w:rFonts w:hint="eastAsia"/>
-              </w:rPr>
-              <w:t>decimal</w:t>
-            </w:r>
-            <w:r>
-              <w:rPr>
-                <w:rFonts w:hint="eastAsia"/>
-              </w:rPr>
-              <w:t>转</w:t>
-            </w:r>
-            <w:r>
-              <w:rPr>
-                <w:rFonts w:hint="eastAsia"/>
-              </w:rPr>
-              <w:t>double</w:t>
-            </w:r>
-          </w:p>
-        </w:tc>
-        <w:tc>
-          <w:tcPr>
-            <w:tcW w:w="2841" w:type="dxa"/>
-          </w:tcPr>
-          <w:p>
-            <w:pPr>
-              <w:ind w:left="0"/>
-            </w:pPr>
-            <w:r>
-              <w:rPr>
-                <w:rFonts w:hint="eastAsia"/>
-              </w:rPr>
-              <w:t>decimal</w:t>
-            </w:r>
-            <w:r>
-              <w:rPr>
-                <w:rFonts w:hint="eastAsia"/>
-              </w:rPr>
-              <w:t>转字符串，再从字符串转</w:t>
-            </w:r>
-            <w:r>
-              <w:rPr>
-                <w:rFonts w:hint="eastAsia"/>
-              </w:rPr>
-              <w:t>double</w:t>
-            </w:r>
-          </w:p>
-        </w:tc>
-        <w:tc>
-          <w:tcPr>
-            <w:tcW w:w="2841" w:type="dxa"/>
-          </w:tcPr>
-          <w:p>
-            <w:pPr>
-              <w:ind w:left="0"/>
-            </w:pPr>
-          </w:p>
-        </w:tc>
-      </w:tr>
-      <w:tr>
-        <w:tc>
-          <w:tcPr>
-            <w:tcW w:w="2840" w:type="dxa"/>
-          </w:tcPr>
-          <w:p>
-            <w:pPr>
-              <w:ind w:left="0"/>
-              <w:rPr>
-                <w:rFonts w:hint="eastAsia"/>
-              </w:rPr>
-            </w:pPr>
-            <w:r>
-              <w:rPr>
-                <w:rFonts w:hint="eastAsia"/>
-              </w:rPr>
-              <w:t>字符串转</w:t>
-            </w:r>
-            <w:r>
-              <w:rPr>
-                <w:rFonts w:hint="eastAsia"/>
-              </w:rPr>
-              <w:t>decimal</w:t>
-            </w:r>
-          </w:p>
-        </w:tc>
-        <w:tc>
-          <w:tcPr>
-            <w:tcW w:w="2841" w:type="dxa"/>
-          </w:tcPr>
-          <w:p>
-            <w:pPr>
-              <w:ind w:left="0"/>
-            </w:pPr>
-          </w:p>
-        </w:tc>
-        <w:tc>
-          <w:tcPr>
-            <w:tcW w:w="2841" w:type="dxa"/>
-          </w:tcPr>
-          <w:p>
-            <w:pPr>
-              <w:ind w:left="0"/>
-            </w:pPr>
-          </w:p>
-        </w:tc>
-      </w:tr>
-      <w:tr>
-        <w:tc>
-          <w:tcPr>
-            <w:tcW w:w="2840" w:type="dxa"/>
-          </w:tcPr>
-          <w:p>
-            <w:pPr>
-              <w:ind w:left="0"/>
-              <w:rPr>
-                <w:rFonts w:hint="eastAsia"/>
-              </w:rPr>
-            </w:pPr>
-            <w:r>
-              <w:rPr>
-                <w:rFonts w:hint="eastAsia"/>
-              </w:rPr>
-              <w:t>decimal</w:t>
-            </w:r>
-            <w:r>
-              <w:rPr>
-                <w:rFonts w:hint="eastAsia"/>
-              </w:rPr>
-              <w:t>转字符串</w:t>
-            </w:r>
-          </w:p>
-        </w:tc>
-        <w:tc>
-          <w:tcPr>
-            <w:tcW w:w="2841" w:type="dxa"/>
-          </w:tcPr>
-          <w:p>
-            <w:pPr>
-              <w:ind w:left="0"/>
-            </w:pPr>
-          </w:p>
-        </w:tc>
-        <w:tc>
-          <w:tcPr>
-            <w:tcW w:w="2841" w:type="dxa"/>
-          </w:tcPr>
-          <w:p>
-            <w:pPr>
-              <w:ind w:left="0"/>
-            </w:pPr>
-          </w:p>
-        </w:tc>
-      </w:tr>
-      <w:tr>
-        <w:tc>
-          <w:tcPr>
-            <w:tcW w:w="2840" w:type="dxa"/>
-          </w:tcPr>
-          <w:p>
-            <w:pPr>
-              <w:ind w:left="0"/>
-              <w:rPr>
-                <w:rFonts w:hint="eastAsia"/>
-              </w:rPr>
-            </w:pPr>
-            <w:r>
-              <w:rPr>
-                <w:rFonts w:hint="eastAsia"/>
-              </w:rPr>
-              <w:t>获取精度</w:t>
-            </w:r>
-          </w:p>
-        </w:tc>
-        <w:tc>
-          <w:tcPr>
-            <w:tcW w:w="2841" w:type="dxa"/>
-          </w:tcPr>
-          <w:p>
-            <w:pPr>
-              <w:ind w:left="0"/>
-            </w:pPr>
-          </w:p>
-        </w:tc>
-        <w:tc>
-          <w:tcPr>
-            <w:tcW w:w="2841" w:type="dxa"/>
-          </w:tcPr>
-          <w:p>
-            <w:pPr>
-              <w:ind w:left="0"/>
-            </w:pPr>
-          </w:p>
-        </w:tc>
-      </w:tr>
-      <w:tr>
-        <w:tc>
-          <w:tcPr>
-            <w:tcW w:w="2840" w:type="dxa"/>
-          </w:tcPr>
-          <w:p>
-            <w:pPr>
-              <w:ind w:left="0"/>
-              <w:rPr>
-                <w:rFonts w:hint="eastAsia"/>
-              </w:rPr>
-            </w:pPr>
-          </w:p>
-        </w:tc>
-        <w:tc>
-          <w:tcPr>
-            <w:tcW w:w="2841" w:type="dxa"/>
-          </w:tcPr>
-          <w:p>
-            <w:pPr>
-              <w:ind w:left="0"/>
-            </w:pPr>
-          </w:p>
-        </w:tc>
-        <w:tc>
-          <w:tcPr>
-            <w:tcW w:w="2841" w:type="dxa"/>
-          </w:tcPr>
-          <w:p>
-            <w:pPr>
-              <w:ind w:left="0"/>
-            </w:pPr>
-          </w:p>
-        </w:tc>
-      </w:tr>
     </w:tbl>
+    <w:p/>
+    <w:p>
+      <w:pPr>
+        <w:pStyle w:val="Heading3"/>
+      </w:pPr>
+      <w:r>
+        <w:rPr>
+          <w:rFonts w:hint="eastAsia"/>
+        </w:rPr>
+        <w:t>C#/php/python</w:t>
+      </w:r>
+    </w:p>
     <w:p>
       <w:pPr>
         <w:ind w:left="0"/>
-        <w:rPr>
-          <w:b/>
-          <w:color w:val="FF0000"/>
-        </w:rPr>
       </w:pPr>
     </w:p>
     <w:p>
@@ -6503,7 +10240,7 @@
         <w:tc>
           <w:tcPr>
             <w:tcW w:w="2490" w:type="dxa"/>
-            <w:shd w:val="clear" w:color="auto" w:fill="74D280" w:themeFill="background1" w:themeFillShade="BF"/>
+            <w:shd w:val="clear" w:color="auto" w:fill="BFBFBF" w:themeFill="background1" w:themeFillShade="BF"/>
           </w:tcPr>
           <w:p>
             <w:pPr>
@@ -6524,7 +10261,7 @@
         <w:tc>
           <w:tcPr>
             <w:tcW w:w="805" w:type="dxa"/>
-            <w:shd w:val="clear" w:color="auto" w:fill="74D280" w:themeFill="background1" w:themeFillShade="BF"/>
+            <w:shd w:val="clear" w:color="auto" w:fill="BFBFBF" w:themeFill="background1" w:themeFillShade="BF"/>
           </w:tcPr>
           <w:p>
             <w:pPr>
@@ -6545,7 +10282,7 @@
         <w:tc>
           <w:tcPr>
             <w:tcW w:w="3862" w:type="dxa"/>
-            <w:shd w:val="clear" w:color="auto" w:fill="74D280" w:themeFill="background1" w:themeFillShade="BF"/>
+            <w:shd w:val="clear" w:color="auto" w:fill="BFBFBF" w:themeFill="background1" w:themeFillShade="BF"/>
           </w:tcPr>
           <w:p>
             <w:pPr>
@@ -6566,7 +10303,7 @@
         <w:tc>
           <w:tcPr>
             <w:tcW w:w="1008" w:type="dxa"/>
-            <w:shd w:val="clear" w:color="auto" w:fill="74D280" w:themeFill="background1" w:themeFillShade="BF"/>
+            <w:shd w:val="clear" w:color="auto" w:fill="BFBFBF" w:themeFill="background1" w:themeFillShade="BF"/>
           </w:tcPr>
           <w:p>
             <w:pPr>
@@ -7748,6 +11485,92 @@
     </w:lvl>
   </w:abstractNum>
   <w:abstractNum w:abstractNumId="2">
+    <w:nsid w:val="3F490A9C"/>
+    <w:multiLevelType w:val="hybridMultilevel"/>
+    <w:tmpl w:val="750CD994"/>
+    <w:lvl w:ilvl="0" w:tplc="0409000F">
+      <w:start w:val="1"/>
+      <w:numFmt w:val="decimal"/>
+      <w:lvlText w:val="%1."/>
+      <w:lvlJc w:val="left"/>
+      <w:pPr>
+        <w:ind w:left="420" w:hanging="420"/>
+      </w:pPr>
+    </w:lvl>
+    <w:lvl w:ilvl="1" w:tplc="04090019" w:tentative="1">
+      <w:start w:val="1"/>
+      <w:numFmt w:val="lowerLetter"/>
+      <w:lvlText w:val="%2)"/>
+      <w:lvlJc w:val="left"/>
+      <w:pPr>
+        <w:ind w:left="840" w:hanging="420"/>
+      </w:pPr>
+    </w:lvl>
+    <w:lvl w:ilvl="2" w:tplc="0409001B" w:tentative="1">
+      <w:start w:val="1"/>
+      <w:numFmt w:val="lowerRoman"/>
+      <w:lvlText w:val="%3."/>
+      <w:lvlJc w:val="right"/>
+      <w:pPr>
+        <w:ind w:left="1260" w:hanging="420"/>
+      </w:pPr>
+    </w:lvl>
+    <w:lvl w:ilvl="3" w:tplc="0409000F" w:tentative="1">
+      <w:start w:val="1"/>
+      <w:numFmt w:val="decimal"/>
+      <w:lvlText w:val="%4."/>
+      <w:lvlJc w:val="left"/>
+      <w:pPr>
+        <w:ind w:left="1680" w:hanging="420"/>
+      </w:pPr>
+    </w:lvl>
+    <w:lvl w:ilvl="4" w:tplc="04090019" w:tentative="1">
+      <w:start w:val="1"/>
+      <w:numFmt w:val="lowerLetter"/>
+      <w:lvlText w:val="%5)"/>
+      <w:lvlJc w:val="left"/>
+      <w:pPr>
+        <w:ind w:left="2100" w:hanging="420"/>
+      </w:pPr>
+    </w:lvl>
+    <w:lvl w:ilvl="5" w:tplc="0409001B" w:tentative="1">
+      <w:start w:val="1"/>
+      <w:numFmt w:val="lowerRoman"/>
+      <w:lvlText w:val="%6."/>
+      <w:lvlJc w:val="right"/>
+      <w:pPr>
+        <w:ind w:left="2520" w:hanging="420"/>
+      </w:pPr>
+    </w:lvl>
+    <w:lvl w:ilvl="6" w:tplc="0409000F" w:tentative="1">
+      <w:start w:val="1"/>
+      <w:numFmt w:val="decimal"/>
+      <w:lvlText w:val="%7."/>
+      <w:lvlJc w:val="left"/>
+      <w:pPr>
+        <w:ind w:left="2940" w:hanging="420"/>
+      </w:pPr>
+    </w:lvl>
+    <w:lvl w:ilvl="7" w:tplc="04090019" w:tentative="1">
+      <w:start w:val="1"/>
+      <w:numFmt w:val="lowerLetter"/>
+      <w:lvlText w:val="%8)"/>
+      <w:lvlJc w:val="left"/>
+      <w:pPr>
+        <w:ind w:left="3360" w:hanging="420"/>
+      </w:pPr>
+    </w:lvl>
+    <w:lvl w:ilvl="8" w:tplc="0409001B" w:tentative="1">
+      <w:start w:val="1"/>
+      <w:numFmt w:val="lowerRoman"/>
+      <w:lvlText w:val="%9."/>
+      <w:lvlJc w:val="right"/>
+      <w:pPr>
+        <w:ind w:left="3780" w:hanging="420"/>
+      </w:pPr>
+    </w:lvl>
+  </w:abstractNum>
+  <w:abstractNum w:abstractNumId="3">
     <w:nsid w:val="54E4071D"/>
     <w:multiLevelType w:val="hybridMultilevel"/>
     <w:tmpl w:val="179C4384"/>
@@ -7836,11 +11659,11 @@
       </w:pPr>
     </w:lvl>
   </w:abstractNum>
-  <w:abstractNum w:abstractNumId="3">
+  <w:abstractNum w:abstractNumId="4">
     <w:nsid w:val="589E00D2"/>
-    <w:multiLevelType w:val="hybridMultilevel"/>
-    <w:tmpl w:val="712282AA"/>
-    <w:lvl w:ilvl="0" w:tplc="C4BE6AC0">
+    <w:multiLevelType w:val="multilevel"/>
+    <w:tmpl w:val="32B6E184"/>
+    <w:lvl w:ilvl="0">
       <w:start w:val="1"/>
       <w:numFmt w:val="decimal"/>
       <w:pStyle w:val="Heading3"/>
@@ -7850,84 +11673,116 @@
         <w:ind w:left="777" w:hanging="420"/>
       </w:pPr>
     </w:lvl>
-    <w:lvl w:ilvl="1" w:tplc="04090019" w:tentative="1">
-      <w:start w:val="1"/>
-      <w:numFmt w:val="lowerLetter"/>
-      <w:lvlText w:val="%2)"/>
+    <w:lvl w:ilvl="1">
+      <w:start w:val="2"/>
+      <w:numFmt w:val="decimal"/>
+      <w:isLgl/>
+      <w:lvlText w:val="%1.%2"/>
       <w:lvlJc w:val="left"/>
       <w:pPr>
-        <w:ind w:left="1197" w:hanging="420"/>
+        <w:ind w:left="882" w:hanging="525"/>
       </w:pPr>
+      <w:rPr>
+        <w:rFonts w:hint="default"/>
+      </w:rPr>
     </w:lvl>
-    <w:lvl w:ilvl="2" w:tplc="0409001B" w:tentative="1">
-      <w:start w:val="1"/>
-      <w:numFmt w:val="lowerRoman"/>
-      <w:lvlText w:val="%3."/>
-      <w:lvlJc w:val="right"/>
-      <w:pPr>
-        <w:ind w:left="1617" w:hanging="420"/>
-      </w:pPr>
-    </w:lvl>
-    <w:lvl w:ilvl="3" w:tplc="0409000F" w:tentative="1">
+    <w:lvl w:ilvl="2">
       <w:start w:val="1"/>
       <w:numFmt w:val="decimal"/>
-      <w:lvlText w:val="%4."/>
+      <w:isLgl/>
+      <w:lvlText w:val="%1.%2.%3"/>
       <w:lvlJc w:val="left"/>
       <w:pPr>
-        <w:ind w:left="2037" w:hanging="420"/>
+        <w:ind w:left="1077" w:hanging="720"/>
       </w:pPr>
+      <w:rPr>
+        <w:rFonts w:hint="default"/>
+      </w:rPr>
     </w:lvl>
-    <w:lvl w:ilvl="4" w:tplc="04090019" w:tentative="1">
+    <w:lvl w:ilvl="3">
       <w:start w:val="1"/>
-      <w:numFmt w:val="lowerLetter"/>
-      <w:lvlText w:val="%5)"/>
+      <w:numFmt w:val="decimal"/>
+      <w:isLgl/>
+      <w:lvlText w:val="%1.%2.%3.%4"/>
       <w:lvlJc w:val="left"/>
       <w:pPr>
-        <w:ind w:left="2457" w:hanging="420"/>
+        <w:ind w:left="1077" w:hanging="720"/>
       </w:pPr>
+      <w:rPr>
+        <w:rFonts w:hint="default"/>
+      </w:rPr>
     </w:lvl>
-    <w:lvl w:ilvl="5" w:tplc="0409001B" w:tentative="1">
-      <w:start w:val="1"/>
-      <w:numFmt w:val="lowerRoman"/>
-      <w:lvlText w:val="%6."/>
-      <w:lvlJc w:val="right"/>
-      <w:pPr>
-        <w:ind w:left="2877" w:hanging="420"/>
-      </w:pPr>
-    </w:lvl>
-    <w:lvl w:ilvl="6" w:tplc="0409000F" w:tentative="1">
+    <w:lvl w:ilvl="4">
       <w:start w:val="1"/>
       <w:numFmt w:val="decimal"/>
-      <w:lvlText w:val="%7."/>
+      <w:isLgl/>
+      <w:lvlText w:val="%1.%2.%3.%4.%5"/>
       <w:lvlJc w:val="left"/>
       <w:pPr>
-        <w:ind w:left="3297" w:hanging="420"/>
+        <w:ind w:left="1437" w:hanging="1080"/>
       </w:pPr>
+      <w:rPr>
+        <w:rFonts w:hint="default"/>
+      </w:rPr>
     </w:lvl>
-    <w:lvl w:ilvl="7" w:tplc="04090019" w:tentative="1">
+    <w:lvl w:ilvl="5">
       <w:start w:val="1"/>
-      <w:numFmt w:val="lowerLetter"/>
-      <w:lvlText w:val="%8)"/>
+      <w:numFmt w:val="decimal"/>
+      <w:isLgl/>
+      <w:lvlText w:val="%1.%2.%3.%4.%5.%6"/>
       <w:lvlJc w:val="left"/>
       <w:pPr>
-        <w:ind w:left="3717" w:hanging="420"/>
+        <w:ind w:left="1437" w:hanging="1080"/>
       </w:pPr>
+      <w:rPr>
+        <w:rFonts w:hint="default"/>
+      </w:rPr>
     </w:lvl>
-    <w:lvl w:ilvl="8" w:tplc="0409001B" w:tentative="1">
+    <w:lvl w:ilvl="6">
       <w:start w:val="1"/>
-      <w:numFmt w:val="lowerRoman"/>
-      <w:lvlText w:val="%9."/>
-      <w:lvlJc w:val="right"/>
+      <w:numFmt w:val="decimal"/>
+      <w:isLgl/>
+      <w:lvlText w:val="%1.%2.%3.%4.%5.%6.%7"/>
+      <w:lvlJc w:val="left"/>
       <w:pPr>
-        <w:ind w:left="4137" w:hanging="420"/>
+        <w:ind w:left="1437" w:hanging="1080"/>
       </w:pPr>
+      <w:rPr>
+        <w:rFonts w:hint="default"/>
+      </w:rPr>
+    </w:lvl>
+    <w:lvl w:ilvl="7">
+      <w:start w:val="1"/>
+      <w:numFmt w:val="decimal"/>
+      <w:isLgl/>
+      <w:lvlText w:val="%1.%2.%3.%4.%5.%6.%7.%8"/>
+      <w:lvlJc w:val="left"/>
+      <w:pPr>
+        <w:ind w:left="1797" w:hanging="1440"/>
+      </w:pPr>
+      <w:rPr>
+        <w:rFonts w:hint="default"/>
+      </w:rPr>
+    </w:lvl>
+    <w:lvl w:ilvl="8">
+      <w:start w:val="1"/>
+      <w:numFmt w:val="decimal"/>
+      <w:isLgl/>
+      <w:lvlText w:val="%1.%2.%3.%4.%5.%6.%7.%8.%9"/>
+      <w:lvlJc w:val="left"/>
+      <w:pPr>
+        <w:ind w:left="1797" w:hanging="1440"/>
+      </w:pPr>
+      <w:rPr>
+        <w:rFonts w:hint="default"/>
+      </w:rPr>
     </w:lvl>
   </w:abstractNum>
   <w:num w:numId="1">
     <w:abstractNumId w:val="0"/>
   </w:num>
   <w:num w:numId="2">
-    <w:abstractNumId w:val="3"/>
+    <w:abstractNumId w:val="4"/>
   </w:num>
   <w:num w:numId="3">
     <w:abstractNumId w:val="1"/>
@@ -7942,10 +11797,13 @@
     <w:abstractNumId w:val="0"/>
   </w:num>
   <w:num w:numId="7">
-    <w:abstractNumId w:val="2"/>
+    <w:abstractNumId w:val="3"/>
   </w:num>
   <w:num w:numId="8">
-    <w:abstractNumId w:val="3"/>
+    <w:abstractNumId w:val="4"/>
+  </w:num>
+  <w:num w:numId="9">
+    <w:abstractNumId w:val="2"/>
   </w:num>
 </w:numbering>
 </file>
@@ -8553,7 +12411,7 @@
         <a:sysClr val="windowText" lastClr="000000"/>
       </a:dk1>
       <a:lt1>
-        <a:sysClr val="window" lastClr="C7EDCC"/>
+        <a:sysClr val="window" lastClr="FFFFFF"/>
       </a:lt1>
       <a:dk2>
         <a:srgbClr val="1F497D"/>

--- a/internal_doc/03.开发设计/decimal/Story_decimal_driver.docx
+++ b/internal_doc/03.开发设计/decimal/Story_decimal_driver.docx
@@ -4962,7 +4962,13 @@
         <w:rPr>
           <w:rFonts w:hint="eastAsia"/>
         </w:rPr>
-        <w:t>4.1 decimal</w:t>
+        <w:t>4.1</w:t>
+      </w:r>
+      <w:r>
+        <w:rPr>
+          <w:rFonts w:hint="eastAsia"/>
+        </w:rPr>
+        <w:t>decimal</w:t>
       </w:r>
       <w:r>
         <w:rPr>
@@ -6063,7 +6069,8 @@
         <w:ind w:left="0"/>
         <w:jc w:val="left"/>
         <w:rPr>
-          <w:rFonts w:ascii="Consolas" w:hAnsi="Consolas" w:cs="Consolas"/>
+          <w:rFonts w:ascii="Consolas" w:hAnsi="Consolas" w:cs="Consolas" w:hint="eastAsia"/>
+          <w:color w:val="000000"/>
           <w:kern w:val="0"/>
           <w:sz w:val="24"/>
           <w:szCs w:val="24"/>
@@ -6125,29 +6132,7 @@
           <w:sz w:val="24"/>
           <w:szCs w:val="24"/>
         </w:rPr>
-        <w:t xml:space="preserve"> </w:t>
-      </w:r>
-      <w:r>
-        <w:rPr>
-          <w:rFonts w:ascii="Consolas" w:hAnsi="Consolas" w:cs="Consolas"/>
-          <w:b/>
-          <w:bCs/>
-          <w:color w:val="7F0055"/>
-          <w:kern w:val="0"/>
-          <w:sz w:val="24"/>
-          <w:szCs w:val="24"/>
-        </w:rPr>
-        <w:t>int</w:t>
-      </w:r>
-      <w:r>
-        <w:rPr>
-          <w:rFonts w:ascii="Consolas" w:hAnsi="Consolas" w:cs="Consolas"/>
-          <w:color w:val="000000"/>
-          <w:kern w:val="0"/>
-          <w:sz w:val="24"/>
-          <w:szCs w:val="24"/>
-        </w:rPr>
-        <w:t xml:space="preserve"> getPrecision() {</w:t>
+        <w:t xml:space="preserve"> String getValue() {</w:t>
       </w:r>
     </w:p>
     <w:p>
@@ -6214,7 +6199,7 @@
           <w:sz w:val="24"/>
           <w:szCs w:val="24"/>
         </w:rPr>
-        <w:t>_precision</w:t>
+        <w:t>_value</w:t>
       </w:r>
       <w:r>
         <w:rPr>
@@ -6235,7 +6220,8 @@
         <w:ind w:left="0"/>
         <w:jc w:val="left"/>
         <w:rPr>
-          <w:rFonts w:ascii="Consolas" w:hAnsi="Consolas" w:cs="Consolas"/>
+          <w:rFonts w:ascii="Consolas" w:hAnsi="Consolas" w:cs="Consolas" w:hint="eastAsia"/>
+          <w:color w:val="000000"/>
           <w:kern w:val="0"/>
           <w:sz w:val="24"/>
           <w:szCs w:val="24"/>
@@ -6319,7 +6305,7 @@
           <w:sz w:val="24"/>
           <w:szCs w:val="24"/>
         </w:rPr>
-        <w:t xml:space="preserve"> getScale() {</w:t>
+        <w:t xml:space="preserve"> getPrecision() {</w:t>
       </w:r>
     </w:p>
     <w:p>
@@ -6386,7 +6372,7 @@
           <w:sz w:val="24"/>
           <w:szCs w:val="24"/>
         </w:rPr>
-        <w:t>_scale</w:t>
+        <w:t>_precision</w:t>
       </w:r>
       <w:r>
         <w:rPr>
@@ -6426,6 +6412,415 @@
       </w:r>
     </w:p>
     <w:p>
+      <w:pPr>
+        <w:autoSpaceDE w:val="0"/>
+        <w:autoSpaceDN w:val="0"/>
+        <w:adjustRightInd w:val="0"/>
+        <w:ind w:left="0"/>
+        <w:jc w:val="left"/>
+        <w:rPr>
+          <w:rFonts w:ascii="Consolas" w:hAnsi="Consolas" w:cs="Consolas"/>
+          <w:kern w:val="0"/>
+          <w:sz w:val="24"/>
+          <w:szCs w:val="24"/>
+        </w:rPr>
+      </w:pPr>
+      <w:r>
+        <w:rPr>
+          <w:rFonts w:ascii="Consolas" w:hAnsi="Consolas" w:cs="Consolas"/>
+          <w:color w:val="000000"/>
+          <w:kern w:val="0"/>
+          <w:sz w:val="24"/>
+          <w:szCs w:val="24"/>
+        </w:rPr>
+        <w:tab/>
+      </w:r>
+      <w:r>
+        <w:rPr>
+          <w:rFonts w:ascii="Consolas" w:hAnsi="Consolas" w:cs="Consolas"/>
+          <w:b/>
+          <w:bCs/>
+          <w:color w:val="7F0055"/>
+          <w:kern w:val="0"/>
+          <w:sz w:val="24"/>
+          <w:szCs w:val="24"/>
+        </w:rPr>
+        <w:t>public</w:t>
+      </w:r>
+      <w:r>
+        <w:rPr>
+          <w:rFonts w:ascii="Consolas" w:hAnsi="Consolas" w:cs="Consolas"/>
+          <w:color w:val="000000"/>
+          <w:kern w:val="0"/>
+          <w:sz w:val="24"/>
+          <w:szCs w:val="24"/>
+        </w:rPr>
+        <w:t xml:space="preserve"> </w:t>
+      </w:r>
+      <w:r>
+        <w:rPr>
+          <w:rFonts w:ascii="Consolas" w:hAnsi="Consolas" w:cs="Consolas"/>
+          <w:b/>
+          <w:bCs/>
+          <w:color w:val="7F0055"/>
+          <w:kern w:val="0"/>
+          <w:sz w:val="24"/>
+          <w:szCs w:val="24"/>
+        </w:rPr>
+        <w:t>int</w:t>
+      </w:r>
+      <w:r>
+        <w:rPr>
+          <w:rFonts w:ascii="Consolas" w:hAnsi="Consolas" w:cs="Consolas"/>
+          <w:color w:val="000000"/>
+          <w:kern w:val="0"/>
+          <w:sz w:val="24"/>
+          <w:szCs w:val="24"/>
+        </w:rPr>
+        <w:t xml:space="preserve"> getScale() {</w:t>
+      </w:r>
+    </w:p>
+    <w:p>
+      <w:pPr>
+        <w:autoSpaceDE w:val="0"/>
+        <w:autoSpaceDN w:val="0"/>
+        <w:adjustRightInd w:val="0"/>
+        <w:ind w:left="0"/>
+        <w:jc w:val="left"/>
+        <w:rPr>
+          <w:rFonts w:ascii="Consolas" w:hAnsi="Consolas" w:cs="Consolas"/>
+          <w:kern w:val="0"/>
+          <w:sz w:val="24"/>
+          <w:szCs w:val="24"/>
+        </w:rPr>
+      </w:pPr>
+      <w:r>
+        <w:rPr>
+          <w:rFonts w:ascii="Consolas" w:hAnsi="Consolas" w:cs="Consolas"/>
+          <w:color w:val="000000"/>
+          <w:kern w:val="0"/>
+          <w:sz w:val="24"/>
+          <w:szCs w:val="24"/>
+        </w:rPr>
+        <w:tab/>
+      </w:r>
+      <w:r>
+        <w:rPr>
+          <w:rFonts w:ascii="Consolas" w:hAnsi="Consolas" w:cs="Consolas"/>
+          <w:color w:val="000000"/>
+          <w:kern w:val="0"/>
+          <w:sz w:val="24"/>
+          <w:szCs w:val="24"/>
+        </w:rPr>
+        <w:tab/>
+      </w:r>
+      <w:r>
+        <w:rPr>
+          <w:rFonts w:ascii="Consolas" w:hAnsi="Consolas" w:cs="Consolas"/>
+          <w:b/>
+          <w:bCs/>
+          <w:color w:val="7F0055"/>
+          <w:kern w:val="0"/>
+          <w:sz w:val="24"/>
+          <w:szCs w:val="24"/>
+        </w:rPr>
+        <w:t>return</w:t>
+      </w:r>
+      <w:r>
+        <w:rPr>
+          <w:rFonts w:ascii="Consolas" w:hAnsi="Consolas" w:cs="Consolas"/>
+          <w:color w:val="000000"/>
+          <w:kern w:val="0"/>
+          <w:sz w:val="24"/>
+          <w:szCs w:val="24"/>
+        </w:rPr>
+        <w:t xml:space="preserve"> </w:t>
+      </w:r>
+      <w:r>
+        <w:rPr>
+          <w:rFonts w:ascii="Consolas" w:hAnsi="Consolas" w:cs="Consolas"/>
+          <w:color w:val="0000C0"/>
+          <w:kern w:val="0"/>
+          <w:sz w:val="24"/>
+          <w:szCs w:val="24"/>
+        </w:rPr>
+        <w:t>_scale</w:t>
+      </w:r>
+      <w:r>
+        <w:rPr>
+          <w:rFonts w:ascii="Consolas" w:hAnsi="Consolas" w:cs="Consolas"/>
+          <w:color w:val="000000"/>
+          <w:kern w:val="0"/>
+          <w:sz w:val="24"/>
+          <w:szCs w:val="24"/>
+        </w:rPr>
+        <w:t>;</w:t>
+      </w:r>
+    </w:p>
+    <w:p>
+      <w:pPr>
+        <w:autoSpaceDE w:val="0"/>
+        <w:autoSpaceDN w:val="0"/>
+        <w:adjustRightInd w:val="0"/>
+        <w:ind w:left="0"/>
+        <w:jc w:val="left"/>
+        <w:rPr>
+          <w:rFonts w:ascii="Consolas" w:hAnsi="Consolas" w:cs="Consolas" w:hint="eastAsia"/>
+          <w:color w:val="000000"/>
+          <w:kern w:val="0"/>
+          <w:sz w:val="24"/>
+          <w:szCs w:val="24"/>
+        </w:rPr>
+      </w:pPr>
+      <w:r>
+        <w:rPr>
+          <w:rFonts w:ascii="Consolas" w:hAnsi="Consolas" w:cs="Consolas"/>
+          <w:color w:val="000000"/>
+          <w:kern w:val="0"/>
+          <w:sz w:val="24"/>
+          <w:szCs w:val="24"/>
+        </w:rPr>
+        <w:tab/>
+        <w:t>}</w:t>
+      </w:r>
+    </w:p>
+    <w:p>
+      <w:pPr>
+        <w:autoSpaceDE w:val="0"/>
+        <w:autoSpaceDN w:val="0"/>
+        <w:adjustRightInd w:val="0"/>
+        <w:ind w:left="0"/>
+        <w:jc w:val="left"/>
+        <w:rPr>
+          <w:rFonts w:ascii="Consolas" w:hAnsi="Consolas" w:cs="Consolas" w:hint="eastAsia"/>
+          <w:color w:val="000000"/>
+          <w:kern w:val="0"/>
+          <w:sz w:val="24"/>
+          <w:szCs w:val="24"/>
+        </w:rPr>
+      </w:pPr>
+      <w:r>
+        <w:rPr>
+          <w:rFonts w:ascii="Consolas" w:hAnsi="Consolas" w:cs="Consolas"/>
+          <w:color w:val="000000"/>
+          <w:kern w:val="0"/>
+          <w:sz w:val="24"/>
+          <w:szCs w:val="24"/>
+        </w:rPr>
+        <w:tab/>
+      </w:r>
+      <w:r>
+        <w:rPr>
+          <w:rFonts w:ascii="Consolas" w:hAnsi="Consolas" w:cs="Consolas"/>
+          <w:b/>
+          <w:bCs/>
+          <w:color w:val="7F0055"/>
+          <w:kern w:val="0"/>
+          <w:sz w:val="24"/>
+          <w:szCs w:val="24"/>
+        </w:rPr>
+        <w:t>public</w:t>
+      </w:r>
+      <w:r>
+        <w:rPr>
+          <w:rFonts w:ascii="Consolas" w:hAnsi="Consolas" w:cs="Consolas"/>
+          <w:color w:val="000000"/>
+          <w:kern w:val="0"/>
+          <w:sz w:val="24"/>
+          <w:szCs w:val="24"/>
+        </w:rPr>
+        <w:t xml:space="preserve"> String toString() {</w:t>
+      </w:r>
+    </w:p>
+    <w:p>
+      <w:pPr>
+        <w:autoSpaceDE w:val="0"/>
+        <w:autoSpaceDN w:val="0"/>
+        <w:adjustRightInd w:val="0"/>
+        <w:ind w:left="0"/>
+        <w:jc w:val="left"/>
+        <w:rPr>
+          <w:rFonts w:ascii="Consolas" w:hAnsi="Consolas" w:cs="Consolas"/>
+          <w:kern w:val="0"/>
+          <w:sz w:val="24"/>
+          <w:szCs w:val="24"/>
+        </w:rPr>
+      </w:pPr>
+      <w:r>
+        <w:rPr>
+          <w:rFonts w:ascii="Consolas" w:hAnsi="Consolas" w:cs="Consolas"/>
+          <w:color w:val="000000"/>
+          <w:kern w:val="0"/>
+          <w:sz w:val="24"/>
+          <w:szCs w:val="24"/>
+        </w:rPr>
+        <w:tab/>
+      </w:r>
+      <w:r>
+        <w:rPr>
+          <w:rFonts w:ascii="Consolas" w:hAnsi="Consolas" w:cs="Consolas"/>
+          <w:color w:val="000000"/>
+          <w:kern w:val="0"/>
+          <w:sz w:val="24"/>
+          <w:szCs w:val="24"/>
+        </w:rPr>
+        <w:tab/>
+      </w:r>
+      <w:r>
+        <w:rPr>
+          <w:rFonts w:ascii="Consolas" w:hAnsi="Consolas" w:cs="Consolas"/>
+          <w:color w:val="3F7F5F"/>
+          <w:kern w:val="0"/>
+          <w:sz w:val="24"/>
+          <w:szCs w:val="24"/>
+        </w:rPr>
+        <w:t xml:space="preserve">// </w:t>
+      </w:r>
+      <w:r>
+        <w:rPr>
+          <w:rFonts w:ascii="Consolas" w:hAnsi="Consolas" w:cs="Consolas"/>
+          <w:b/>
+          <w:bCs/>
+          <w:color w:val="7F9FBF"/>
+          <w:kern w:val="0"/>
+          <w:sz w:val="24"/>
+          <w:szCs w:val="24"/>
+        </w:rPr>
+        <w:t>TODO</w:t>
+      </w:r>
+      <w:r>
+        <w:rPr>
+          <w:rFonts w:ascii="Consolas" w:hAnsi="Consolas" w:cs="Consolas"/>
+          <w:color w:val="3F7F5F"/>
+          <w:kern w:val="0"/>
+          <w:sz w:val="24"/>
+          <w:szCs w:val="24"/>
+        </w:rPr>
+        <w:t>:</w:t>
+      </w:r>
+    </w:p>
+    <w:p>
+      <w:pPr>
+        <w:autoSpaceDE w:val="0"/>
+        <w:autoSpaceDN w:val="0"/>
+        <w:adjustRightInd w:val="0"/>
+        <w:ind w:left="0"/>
+        <w:jc w:val="left"/>
+        <w:rPr>
+          <w:rFonts w:ascii="Consolas" w:hAnsi="Consolas" w:cs="Consolas"/>
+          <w:kern w:val="0"/>
+          <w:sz w:val="24"/>
+          <w:szCs w:val="24"/>
+        </w:rPr>
+      </w:pPr>
+      <w:r>
+        <w:rPr>
+          <w:rFonts w:ascii="Consolas" w:hAnsi="Consolas" w:cs="Consolas"/>
+          <w:color w:val="000000"/>
+          <w:kern w:val="0"/>
+          <w:sz w:val="24"/>
+          <w:szCs w:val="24"/>
+        </w:rPr>
+        <w:tab/>
+        <w:t xml:space="preserve">    </w:t>
+      </w:r>
+      <w:r>
+        <w:rPr>
+          <w:rFonts w:ascii="Consolas" w:hAnsi="Consolas" w:cs="Consolas"/>
+          <w:color w:val="3F7F5F"/>
+          <w:kern w:val="0"/>
+          <w:sz w:val="24"/>
+          <w:szCs w:val="24"/>
+        </w:rPr>
+        <w:t xml:space="preserve">// the format is: </w:t>
+      </w:r>
+    </w:p>
+    <w:p>
+      <w:pPr>
+        <w:autoSpaceDE w:val="0"/>
+        <w:autoSpaceDN w:val="0"/>
+        <w:adjustRightInd w:val="0"/>
+        <w:ind w:left="0"/>
+        <w:jc w:val="left"/>
+        <w:rPr>
+          <w:rFonts w:ascii="Consolas" w:hAnsi="Consolas" w:cs="Consolas" w:hint="eastAsia"/>
+          <w:color w:val="000000"/>
+          <w:kern w:val="0"/>
+          <w:sz w:val="24"/>
+          <w:szCs w:val="24"/>
+        </w:rPr>
+      </w:pPr>
+      <w:r>
+        <w:rPr>
+          <w:rFonts w:ascii="Consolas" w:hAnsi="Consolas" w:cs="Consolas"/>
+          <w:color w:val="000000"/>
+          <w:kern w:val="0"/>
+          <w:sz w:val="24"/>
+          <w:szCs w:val="24"/>
+        </w:rPr>
+        <w:tab/>
+      </w:r>
+      <w:r>
+        <w:rPr>
+          <w:rFonts w:ascii="Consolas" w:hAnsi="Consolas" w:cs="Consolas"/>
+          <w:color w:val="000000"/>
+          <w:kern w:val="0"/>
+          <w:sz w:val="24"/>
+          <w:szCs w:val="24"/>
+        </w:rPr>
+        <w:tab/>
+      </w:r>
+      <w:r>
+        <w:rPr>
+          <w:rFonts w:ascii="Consolas" w:hAnsi="Consolas" w:cs="Consolas"/>
+          <w:color w:val="3F7F5F"/>
+          <w:kern w:val="0"/>
+          <w:sz w:val="24"/>
+          <w:szCs w:val="24"/>
+        </w:rPr>
+        <w:t>// { "$decimal" : "12.34567", $precision:[-1, -1] }</w:t>
+      </w:r>
+      <w:r>
+        <w:rPr>
+          <w:rFonts w:ascii="Consolas" w:hAnsi="Consolas" w:cs="Consolas"/>
+          <w:color w:val="000000"/>
+          <w:kern w:val="0"/>
+          <w:sz w:val="24"/>
+          <w:szCs w:val="24"/>
+        </w:rPr>
+        <w:tab/>
+      </w:r>
+    </w:p>
+    <w:p>
+      <w:pPr>
+        <w:autoSpaceDE w:val="0"/>
+        <w:autoSpaceDN w:val="0"/>
+        <w:adjustRightInd w:val="0"/>
+        <w:ind w:left="0" w:firstLineChars="150" w:firstLine="360"/>
+        <w:jc w:val="left"/>
+        <w:rPr>
+          <w:rFonts w:ascii="Consolas" w:hAnsi="Consolas" w:cs="Consolas"/>
+          <w:color w:val="000000"/>
+          <w:kern w:val="0"/>
+          <w:sz w:val="24"/>
+          <w:szCs w:val="24"/>
+        </w:rPr>
+      </w:pPr>
+      <w:r>
+        <w:rPr>
+          <w:rFonts w:ascii="Consolas" w:hAnsi="Consolas" w:cs="Consolas"/>
+          <w:color w:val="000000"/>
+          <w:kern w:val="0"/>
+          <w:sz w:val="24"/>
+          <w:szCs w:val="24"/>
+        </w:rPr>
+        <w:t>}</w:t>
+      </w:r>
+    </w:p>
+    <w:p>
+      <w:pPr>
+        <w:ind w:left="0"/>
+      </w:pPr>
       <w:r>
         <w:rPr>
           <w:rFonts w:ascii="Consolas" w:hAnsi="Consolas" w:cs="Consolas"/>
@@ -6548,13 +6943,7 @@
               <w:rPr>
                 <w:rFonts w:hint="eastAsia"/>
               </w:rPr>
-              <w:t>(</w:t>
-            </w:r>
-            <w:r>
-              <w:rPr>
-                <w:rFonts w:hint="eastAsia"/>
-              </w:rPr>
-              <w:t>0,1000]</w:t>
+              <w:t>[1,1000]</w:t>
             </w:r>
           </w:p>
           <w:p>
@@ -6589,7 +6978,13 @@
               <w:rPr>
                 <w:rFonts w:hint="eastAsia"/>
               </w:rPr>
-              <w:t>[0,precision]</w:t>
+              <w:t>[0,precision</w:t>
+            </w:r>
+            <w:r>
+              <w:rPr>
+                <w:rFonts w:hint="eastAsia"/>
+              </w:rPr>
+              <w:t>]</w:t>
             </w:r>
             <w:r>
               <w:rPr>
@@ -6634,6 +7029,7 @@
               </w:numPr>
               <w:ind w:firstLineChars="0"/>
               <w:rPr>
+                <w:rFonts w:hint="eastAsia"/>
                 <w:b/>
                 <w:sz w:val="23"/>
               </w:rPr>
@@ -6650,7 +7046,28 @@
                 <w:rFonts w:hint="eastAsia"/>
                 <w:b/>
               </w:rPr>
-              <w:t>标度（</w:t>
+              <w:t>中的精度</w:t>
+            </w:r>
+            <w:r>
+              <w:rPr>
+                <w:rFonts w:hint="eastAsia"/>
+                <w:b/>
+              </w:rPr>
+              <w:t>(precision)</w:t>
+            </w:r>
+            <w:r>
+              <w:rPr>
+                <w:rFonts w:hint="eastAsia"/>
+                <w:b/>
+              </w:rPr>
+              <w:t>、标度</w:t>
+            </w:r>
+            <w:r>
+              <w:rPr>
+                <w:rFonts w:hint="eastAsia"/>
+                <w:b/>
+              </w:rPr>
+              <w:t>(</w:t>
             </w:r>
             <w:r>
               <w:rPr>
@@ -6664,21 +7081,225 @@
                 <w:rFonts w:hint="eastAsia"/>
                 <w:b/>
               </w:rPr>
-              <w:t>）概念有别于</w:t>
-            </w:r>
-            <w:r>
-              <w:rPr>
-                <w:rFonts w:hint="eastAsia"/>
-                <w:b/>
-              </w:rPr>
-              <w:t>java BigDecimal</w:t>
-            </w:r>
-            <w:r>
-              <w:rPr>
-                <w:rFonts w:hint="eastAsia"/>
-                <w:b/>
-              </w:rPr>
-              <w:t>类型的</w:t>
+              <w:t>)</w:t>
+            </w:r>
+            <w:r>
+              <w:rPr>
+                <w:rFonts w:hint="eastAsia"/>
+                <w:b/>
+              </w:rPr>
+              <w:t>使用</w:t>
+            </w:r>
+            <w:r>
+              <w:rPr>
+                <w:rFonts w:hint="eastAsia"/>
+                <w:b/>
+              </w:rPr>
+              <w:t>postgresql</w:t>
+            </w:r>
+            <w:r>
+              <w:rPr>
+                <w:rFonts w:hint="eastAsia"/>
+                <w:b/>
+              </w:rPr>
+              <w:t>定义</w:t>
+            </w:r>
+            <w:r>
+              <w:rPr>
+                <w:rFonts w:hint="eastAsia"/>
+                <w:b/>
+              </w:rPr>
+              <w:t>的概念。即：精度表示</w:t>
+            </w:r>
+            <w:r>
+              <w:rPr>
+                <w:rFonts w:hint="eastAsia"/>
+                <w:b/>
+              </w:rPr>
+              <w:t>decimal</w:t>
+            </w:r>
+            <w:r>
+              <w:rPr>
+                <w:rFonts w:hint="eastAsia"/>
+                <w:b/>
+              </w:rPr>
+              <w:t>所有的有效数字的总数（若使用科学计数法，则需要</w:t>
+            </w:r>
+            <w:r>
+              <w:rPr>
+                <w:rFonts w:hint="eastAsia"/>
+                <w:b/>
+              </w:rPr>
+              <w:t>将科学计数法转换为普通</w:t>
+            </w:r>
+            <w:r>
+              <w:rPr>
+                <w:rFonts w:hint="eastAsia"/>
+                <w:b/>
+              </w:rPr>
+              <w:t>的数值</w:t>
+            </w:r>
+            <w:r>
+              <w:rPr>
+                <w:rFonts w:hint="eastAsia"/>
+                <w:b/>
+              </w:rPr>
+              <w:t>表示方法</w:t>
+            </w:r>
+            <w:r>
+              <w:rPr>
+                <w:rFonts w:hint="eastAsia"/>
+                <w:b/>
+              </w:rPr>
+              <w:t>，再统计其有效数字个数）</w:t>
+            </w:r>
+            <w:r>
+              <w:rPr>
+                <w:rFonts w:hint="eastAsia"/>
+                <w:b/>
+              </w:rPr>
+              <w:t>；标度表</w:t>
+            </w:r>
+            <w:r>
+              <w:rPr>
+                <w:rFonts w:hint="eastAsia"/>
+                <w:b/>
+              </w:rPr>
+              <w:lastRenderedPageBreak/>
+              <w:t>示</w:t>
+            </w:r>
+            <w:r>
+              <w:rPr>
+                <w:rFonts w:hint="eastAsia"/>
+                <w:b/>
+              </w:rPr>
+              <w:t>decimal</w:t>
+            </w:r>
+            <w:r>
+              <w:rPr>
+                <w:rFonts w:hint="eastAsia"/>
+                <w:b/>
+              </w:rPr>
+              <w:t>小数点后最多有多少个数字。</w:t>
+            </w:r>
+            <w:r>
+              <w:rPr>
+                <w:rFonts w:hint="eastAsia"/>
+                <w:b/>
+              </w:rPr>
+              <w:t>如：当指定</w:t>
+            </w:r>
+            <w:r>
+              <w:rPr>
+                <w:rFonts w:hint="eastAsia"/>
+                <w:b/>
+              </w:rPr>
+              <w:t>BSONDecimal</w:t>
+            </w:r>
+            <w:r>
+              <w:rPr>
+                <w:rFonts w:hint="eastAsia"/>
+                <w:b/>
+              </w:rPr>
+              <w:t>的精度为</w:t>
+            </w:r>
+            <w:r>
+              <w:rPr>
+                <w:rFonts w:hint="eastAsia"/>
+                <w:b/>
+              </w:rPr>
+              <w:t>10</w:t>
+            </w:r>
+            <w:r>
+              <w:rPr>
+                <w:rFonts w:hint="eastAsia"/>
+                <w:b/>
+              </w:rPr>
+              <w:t>，标度为</w:t>
+            </w:r>
+            <w:r>
+              <w:rPr>
+                <w:rFonts w:hint="eastAsia"/>
+                <w:b/>
+              </w:rPr>
+              <w:t>5</w:t>
+            </w:r>
+            <w:r>
+              <w:rPr>
+                <w:rFonts w:hint="eastAsia"/>
+                <w:b/>
+              </w:rPr>
+              <w:t>时，数字</w:t>
+            </w:r>
+            <w:r>
+              <w:rPr>
+                <w:rFonts w:hint="eastAsia"/>
+                <w:b/>
+              </w:rPr>
+              <w:t>1234</w:t>
+            </w:r>
+            <w:r>
+              <w:rPr>
+                <w:rFonts w:hint="eastAsia"/>
+                <w:b/>
+              </w:rPr>
+              <w:t>.5</w:t>
+            </w:r>
+            <w:r>
+              <w:rPr>
+                <w:rFonts w:hint="eastAsia"/>
+                <w:b/>
+              </w:rPr>
+              <w:t>67890</w:t>
+            </w:r>
+            <w:r>
+              <w:rPr>
+                <w:rFonts w:hint="eastAsia"/>
+                <w:b/>
+              </w:rPr>
+              <w:t>使用</w:t>
+            </w:r>
+            <w:r>
+              <w:rPr>
+                <w:rFonts w:hint="eastAsia"/>
+                <w:b/>
+              </w:rPr>
+              <w:t>BSONDecimal</w:t>
+            </w:r>
+            <w:r>
+              <w:rPr>
+                <w:rFonts w:hint="eastAsia"/>
+                <w:b/>
+              </w:rPr>
+              <w:t>表示后，</w:t>
+            </w:r>
+            <w:r>
+              <w:rPr>
+                <w:rFonts w:hint="eastAsia"/>
+                <w:b/>
+              </w:rPr>
+              <w:t>precision</w:t>
+            </w:r>
+            <w:r>
+              <w:rPr>
+                <w:rFonts w:hint="eastAsia"/>
+                <w:b/>
+              </w:rPr>
+              <w:t>为</w:t>
+            </w:r>
+            <w:r>
+              <w:rPr>
+                <w:rFonts w:hint="eastAsia"/>
+                <w:b/>
+              </w:rPr>
+              <w:t>10</w:t>
+            </w:r>
+            <w:r>
+              <w:rPr>
+                <w:rFonts w:hint="eastAsia"/>
+                <w:b/>
+              </w:rPr>
+              <w:t>，</w:t>
             </w:r>
             <w:r>
               <w:rPr>
@@ -6692,7 +7313,105 @@
                 <w:rFonts w:hint="eastAsia"/>
                 <w:b/>
               </w:rPr>
-              <w:t>概念。</w:t>
+              <w:t>为</w:t>
+            </w:r>
+            <w:r>
+              <w:rPr>
+                <w:rFonts w:hint="eastAsia"/>
+                <w:b/>
+              </w:rPr>
+              <w:t>5</w:t>
+            </w:r>
+            <w:r>
+              <w:rPr>
+                <w:rFonts w:hint="eastAsia"/>
+                <w:b/>
+              </w:rPr>
+              <w:t>，数值为</w:t>
+            </w:r>
+            <w:r>
+              <w:rPr>
+                <w:rFonts w:hint="eastAsia"/>
+                <w:b/>
+              </w:rPr>
+              <w:t>1234.56789</w:t>
+            </w:r>
+            <w:r>
+              <w:rPr>
+                <w:rFonts w:hint="eastAsia"/>
+                <w:b/>
+              </w:rPr>
+              <w:t>。由于</w:t>
+            </w:r>
+            <w:r>
+              <w:rPr>
+                <w:rFonts w:hint="eastAsia"/>
+                <w:b/>
+              </w:rPr>
+              <w:t>scale</w:t>
+            </w:r>
+            <w:r>
+              <w:rPr>
+                <w:rFonts w:hint="eastAsia"/>
+                <w:b/>
+              </w:rPr>
+              <w:t>为</w:t>
+            </w:r>
+            <w:r>
+              <w:rPr>
+                <w:rFonts w:hint="eastAsia"/>
+                <w:b/>
+              </w:rPr>
+              <w:t>5</w:t>
+            </w:r>
+            <w:r>
+              <w:rPr>
+                <w:rFonts w:hint="eastAsia"/>
+                <w:b/>
+              </w:rPr>
+              <w:t>表示小数部分最多有</w:t>
+            </w:r>
+            <w:r>
+              <w:rPr>
+                <w:rFonts w:hint="eastAsia"/>
+                <w:b/>
+              </w:rPr>
+              <w:t>5</w:t>
+            </w:r>
+            <w:r>
+              <w:rPr>
+                <w:rFonts w:hint="eastAsia"/>
+                <w:b/>
+              </w:rPr>
+              <w:t>为数字，所以数值</w:t>
+            </w:r>
+            <w:r>
+              <w:rPr>
+                <w:rFonts w:hint="eastAsia"/>
+                <w:b/>
+              </w:rPr>
+              <w:t>1234.567890</w:t>
+            </w:r>
+            <w:r>
+              <w:rPr>
+                <w:rFonts w:hint="eastAsia"/>
+                <w:b/>
+              </w:rPr>
+              <w:t>最后的</w:t>
+            </w:r>
+            <w:r>
+              <w:rPr>
+                <w:rFonts w:hint="eastAsia"/>
+                <w:b/>
+              </w:rPr>
+              <w:t>0</w:t>
+            </w:r>
+            <w:r>
+              <w:rPr>
+                <w:rFonts w:hint="eastAsia"/>
+                <w:b/>
+              </w:rPr>
+              <w:t>被四舍五入省略了。</w:t>
             </w:r>
           </w:p>
           <w:p>
@@ -6713,55 +7432,6 @@
                 <w:rFonts w:hint="eastAsia"/>
                 <w:b/>
               </w:rPr>
-              <w:t>关于</w:t>
-            </w:r>
-            <w:r>
-              <w:rPr>
-                <w:rFonts w:hint="eastAsia"/>
-                <w:b/>
-              </w:rPr>
-              <w:t>decimal</w:t>
-            </w:r>
-            <w:r>
-              <w:rPr>
-                <w:rFonts w:hint="eastAsia"/>
-                <w:b/>
-              </w:rPr>
-              <w:t>类型，目前，</w:t>
-            </w:r>
-            <w:r>
-              <w:rPr>
-                <w:rFonts w:hint="eastAsia"/>
-                <w:b/>
-              </w:rPr>
-              <w:t>sequoiadb</w:t>
-            </w:r>
-            <w:r>
-              <w:rPr>
-                <w:rFonts w:hint="eastAsia"/>
-                <w:b/>
-              </w:rPr>
-              <w:t>使用</w:t>
-            </w:r>
-            <w:r>
-              <w:rPr>
-                <w:rFonts w:hint="eastAsia"/>
-                <w:b/>
-              </w:rPr>
-              <w:t>postgresql decimal</w:t>
-            </w:r>
-            <w:r>
-              <w:rPr>
-                <w:rFonts w:hint="eastAsia"/>
-                <w:b/>
-              </w:rPr>
-              <w:t>类型的定义，所以，</w:t>
-            </w:r>
-            <w:r>
-              <w:rPr>
-                <w:rFonts w:hint="eastAsia"/>
-                <w:b/>
-              </w:rPr>
               <w:t>BSONDecimal</w:t>
             </w:r>
             <w:r>
@@ -6769,61 +7439,996 @@
                 <w:rFonts w:hint="eastAsia"/>
                 <w:b/>
               </w:rPr>
+              <w:t>精度</w:t>
+            </w:r>
+            <w:r>
+              <w:rPr>
+                <w:rFonts w:hint="eastAsia"/>
+                <w:b/>
+              </w:rPr>
+              <w:t>(precision)</w:t>
+            </w:r>
+            <w:r>
+              <w:rPr>
+                <w:rFonts w:hint="eastAsia"/>
+                <w:b/>
+              </w:rPr>
+              <w:t>、标度</w:t>
+            </w:r>
+            <w:r>
+              <w:rPr>
+                <w:rFonts w:hint="eastAsia"/>
+                <w:b/>
+              </w:rPr>
+              <w:t>(</w:t>
+            </w:r>
+            <w:r>
+              <w:rPr>
+                <w:rFonts w:hint="eastAsia"/>
+                <w:b/>
+              </w:rPr>
+              <w:t>scale</w:t>
+            </w:r>
+            <w:r>
+              <w:rPr>
+                <w:rFonts w:hint="eastAsia"/>
+                <w:b/>
+              </w:rPr>
+              <w:t>)</w:t>
+            </w:r>
+            <w:r>
+              <w:rPr>
+                <w:rFonts w:hint="eastAsia"/>
+                <w:b/>
+              </w:rPr>
+              <w:t>这两个</w:t>
+            </w:r>
+            <w:r>
+              <w:rPr>
+                <w:rFonts w:hint="eastAsia"/>
+                <w:b/>
+              </w:rPr>
+              <w:t>概念</w:t>
+            </w:r>
+            <w:r>
+              <w:rPr>
+                <w:rFonts w:hint="eastAsia"/>
+                <w:b/>
+              </w:rPr>
+              <w:t>的含义</w:t>
+            </w:r>
+            <w:r>
+              <w:rPr>
+                <w:rFonts w:hint="eastAsia"/>
+                <w:b/>
+              </w:rPr>
+              <w:t>有别于</w:t>
+            </w:r>
+            <w:r>
+              <w:rPr>
+                <w:rFonts w:hint="eastAsia"/>
+                <w:b/>
+              </w:rPr>
+              <w:t>java BigDecimal</w:t>
+            </w:r>
+            <w:r>
+              <w:rPr>
+                <w:rFonts w:hint="eastAsia"/>
+                <w:b/>
+              </w:rPr>
+              <w:t>类型</w:t>
+            </w:r>
+            <w:r>
+              <w:rPr>
+                <w:rFonts w:hint="eastAsia"/>
+                <w:b/>
+              </w:rPr>
+              <w:t>的这两个</w:t>
+            </w:r>
+            <w:r>
+              <w:rPr>
+                <w:rFonts w:hint="eastAsia"/>
+                <w:b/>
+              </w:rPr>
+              <w:t>概念</w:t>
+            </w:r>
+            <w:r>
+              <w:rPr>
+                <w:rFonts w:hint="eastAsia"/>
+                <w:b/>
+              </w:rPr>
+              <w:t>的含义</w:t>
+            </w:r>
+            <w:r>
+              <w:rPr>
+                <w:rFonts w:hint="eastAsia"/>
+                <w:b/>
+              </w:rPr>
+              <w:t>。</w:t>
+            </w:r>
+            <w:r>
+              <w:rPr>
+                <w:rFonts w:hint="eastAsia"/>
+                <w:b/>
+              </w:rPr>
+              <w:t>在</w:t>
+            </w:r>
+            <w:r>
+              <w:rPr>
+                <w:rFonts w:hint="eastAsia"/>
+                <w:b/>
+              </w:rPr>
+              <w:t>BigDecimal</w:t>
+            </w:r>
+            <w:r>
+              <w:rPr>
+                <w:rFonts w:hint="eastAsia"/>
+                <w:b/>
+              </w:rPr>
+              <w:t>中，</w:t>
+            </w:r>
+            <w:r>
+              <w:rPr>
+                <w:rFonts w:hint="eastAsia"/>
+                <w:b/>
+              </w:rPr>
+              <w:t>数值表示方法为</w:t>
+            </w:r>
+            <w:r>
+              <w:rPr>
+                <w:b/>
+              </w:rPr>
+              <w:t>(unscaledValue × 10</w:t>
+            </w:r>
+            <w:r>
+              <w:rPr>
+                <w:b/>
+                <w:vertAlign w:val="superscript"/>
+              </w:rPr>
+              <w:t>-scale</w:t>
+            </w:r>
+            <w:r>
+              <w:rPr>
+                <w:b/>
+              </w:rPr>
+              <w:t>)</w:t>
+            </w:r>
+            <w:r>
+              <w:rPr>
+                <w:rFonts w:hint="eastAsia"/>
+                <w:b/>
+              </w:rPr>
+              <w:t>。如：数字</w:t>
+            </w:r>
+            <w:r>
+              <w:rPr>
+                <w:rFonts w:hint="eastAsia"/>
+                <w:b/>
+              </w:rPr>
+              <w:t>1234.5</w:t>
+            </w:r>
+            <w:r>
+              <w:rPr>
+                <w:rFonts w:hint="eastAsia"/>
+                <w:b/>
+              </w:rPr>
+              <w:t>67890</w:t>
+            </w:r>
+            <w:r>
+              <w:rPr>
+                <w:rFonts w:hint="eastAsia"/>
+                <w:b/>
+              </w:rPr>
+              <w:t>，</w:t>
+            </w:r>
+            <w:r>
+              <w:rPr>
+                <w:rFonts w:hint="eastAsia"/>
+                <w:b/>
+              </w:rPr>
+              <w:t>BigDecimal</w:t>
+            </w:r>
+            <w:r>
+              <w:rPr>
+                <w:rFonts w:hint="eastAsia"/>
+                <w:b/>
+              </w:rPr>
+              <w:t>将该数字理解为</w:t>
+            </w:r>
+            <w:r>
+              <w:rPr>
+                <w:rFonts w:hint="eastAsia"/>
+                <w:b/>
+              </w:rPr>
+              <w:t>123456789</w:t>
+            </w:r>
+            <w:r>
+              <w:rPr>
+                <w:rFonts w:hint="eastAsia"/>
+                <w:b/>
+              </w:rPr>
+              <w:t>0</w:t>
+            </w:r>
+            <w:r>
+              <w:rPr>
+                <w:b/>
+              </w:rPr>
+              <w:t xml:space="preserve"> ×</w:t>
+            </w:r>
+            <w:r>
+              <w:rPr>
+                <w:b/>
+              </w:rPr>
+              <w:t>10</w:t>
+            </w:r>
+            <w:r>
+              <w:rPr>
+                <w:b/>
+                <w:vertAlign w:val="superscript"/>
+              </w:rPr>
+              <w:t>-</w:t>
+            </w:r>
+            <w:r>
+              <w:rPr>
+                <w:rFonts w:hint="eastAsia"/>
+                <w:b/>
+                <w:vertAlign w:val="superscript"/>
+              </w:rPr>
+              <w:t>6</w:t>
+            </w:r>
+            <w:r>
+              <w:rPr>
+                <w:rFonts w:hint="eastAsia"/>
+                <w:b/>
+              </w:rPr>
+              <w:t>。所以</w:t>
+            </w:r>
+            <w:r>
+              <w:rPr>
+                <w:b/>
+              </w:rPr>
+              <w:t>unscaledValue</w:t>
+            </w:r>
+            <w:r>
+              <w:rPr>
+                <w:rFonts w:hint="eastAsia"/>
+                <w:b/>
+              </w:rPr>
+              <w:t>的值为</w:t>
+            </w:r>
+            <w:r>
+              <w:rPr>
+                <w:rFonts w:hint="eastAsia"/>
+                <w:b/>
+              </w:rPr>
+              <w:t>123456789</w:t>
+            </w:r>
+            <w:r>
+              <w:rPr>
+                <w:rFonts w:hint="eastAsia"/>
+                <w:b/>
+              </w:rPr>
+              <w:t>0</w:t>
+            </w:r>
+            <w:r>
+              <w:rPr>
+                <w:rFonts w:hint="eastAsia"/>
+                <w:b/>
+              </w:rPr>
+              <w:t>，</w:t>
+            </w:r>
+            <w:r>
+              <w:rPr>
+                <w:rFonts w:hint="eastAsia"/>
+                <w:b/>
+              </w:rPr>
+              <w:t>scale</w:t>
+            </w:r>
+            <w:r>
+              <w:rPr>
+                <w:rFonts w:hint="eastAsia"/>
+                <w:b/>
+              </w:rPr>
+              <w:t>值为</w:t>
+            </w:r>
+            <w:r>
+              <w:rPr>
+                <w:rFonts w:hint="eastAsia"/>
+                <w:b/>
+              </w:rPr>
+              <w:t>6</w:t>
+            </w:r>
+            <w:r>
+              <w:rPr>
+                <w:rFonts w:hint="eastAsia"/>
+                <w:b/>
+              </w:rPr>
+              <w:t>。对应于上述的精度</w:t>
+            </w:r>
+            <w:r>
+              <w:rPr>
+                <w:rFonts w:hint="eastAsia"/>
+                <w:b/>
+              </w:rPr>
+              <w:t>(precision)</w:t>
+            </w:r>
+            <w:r>
+              <w:rPr>
+                <w:rFonts w:hint="eastAsia"/>
+                <w:b/>
+              </w:rPr>
+              <w:t>和标度</w:t>
+            </w:r>
+            <w:r>
+              <w:rPr>
+                <w:rFonts w:hint="eastAsia"/>
+                <w:b/>
+              </w:rPr>
+              <w:t>(</w:t>
+            </w:r>
+            <w:r>
+              <w:rPr>
+                <w:rFonts w:hint="eastAsia"/>
+                <w:b/>
+              </w:rPr>
+              <w:t>scale</w:t>
+            </w:r>
+            <w:r>
+              <w:rPr>
+                <w:rFonts w:hint="eastAsia"/>
+                <w:b/>
+              </w:rPr>
+              <w:t>)</w:t>
+            </w:r>
+            <w:r>
+              <w:rPr>
+                <w:rFonts w:hint="eastAsia"/>
+                <w:b/>
+              </w:rPr>
+              <w:t>这两个概念，</w:t>
+            </w:r>
+            <w:r>
+              <w:rPr>
+                <w:rFonts w:hint="eastAsia"/>
+                <w:b/>
+              </w:rPr>
+              <w:t>precision</w:t>
+            </w:r>
+            <w:r>
+              <w:rPr>
+                <w:rFonts w:hint="eastAsia"/>
+                <w:b/>
+              </w:rPr>
+              <w:t>为</w:t>
+            </w:r>
+            <w:r>
+              <w:rPr>
+                <w:b/>
+              </w:rPr>
+              <w:t>unscaledValue</w:t>
+            </w:r>
+            <w:r>
+              <w:rPr>
+                <w:rFonts w:hint="eastAsia"/>
+                <w:b/>
+              </w:rPr>
+              <w:t>有效数字的个数，所以</w:t>
+            </w:r>
+            <w:r>
+              <w:rPr>
+                <w:rFonts w:hint="eastAsia"/>
+                <w:b/>
+              </w:rPr>
+              <w:t>precision</w:t>
+            </w:r>
+            <w:r>
+              <w:rPr>
+                <w:rFonts w:hint="eastAsia"/>
+                <w:b/>
+              </w:rPr>
+              <w:t>为</w:t>
+            </w:r>
+            <w:r>
+              <w:rPr>
+                <w:rFonts w:hint="eastAsia"/>
+                <w:b/>
+              </w:rPr>
+              <w:t>10</w:t>
+            </w:r>
+            <w:r>
+              <w:rPr>
+                <w:rFonts w:hint="eastAsia"/>
+                <w:b/>
+              </w:rPr>
+              <w:t>，</w:t>
+            </w:r>
+            <w:r>
+              <w:rPr>
+                <w:rFonts w:hint="eastAsia"/>
+                <w:b/>
+              </w:rPr>
+              <w:t>而</w:t>
+            </w:r>
+            <w:r>
+              <w:rPr>
+                <w:rFonts w:hint="eastAsia"/>
+                <w:b/>
+              </w:rPr>
+              <w:t>scale</w:t>
+            </w:r>
+            <w:r>
+              <w:rPr>
+                <w:rFonts w:hint="eastAsia"/>
+                <w:b/>
+              </w:rPr>
+              <w:t>则为</w:t>
+            </w:r>
+            <w:r>
+              <w:rPr>
+                <w:rFonts w:hint="eastAsia"/>
+                <w:b/>
+              </w:rPr>
+              <w:t>6</w:t>
+            </w:r>
+            <w:r>
+              <w:rPr>
+                <w:rFonts w:hint="eastAsia"/>
+                <w:b/>
+              </w:rPr>
+              <w:t>。</w:t>
+            </w:r>
+            <w:r>
+              <w:rPr>
+                <w:rFonts w:hint="eastAsia"/>
+                <w:b/>
+              </w:rPr>
+              <w:t>又如：数字</w:t>
+            </w:r>
+            <w:r>
+              <w:rPr>
+                <w:rFonts w:hint="eastAsia"/>
+                <w:b/>
+              </w:rPr>
+              <w:t>1</w:t>
+            </w:r>
+            <w:r>
+              <w:rPr>
+                <w:rFonts w:hint="eastAsia"/>
+                <w:b/>
+              </w:rPr>
+              <w:t>.2345</w:t>
+            </w:r>
+            <w:r>
+              <w:rPr>
+                <w:rFonts w:hint="eastAsia"/>
+                <w:b/>
+              </w:rPr>
+              <w:t>E9</w:t>
+            </w:r>
+            <w:r>
+              <w:rPr>
+                <w:rFonts w:hint="eastAsia"/>
+                <w:b/>
+              </w:rPr>
+              <w:t>，</w:t>
+            </w:r>
+            <w:r>
+              <w:rPr>
+                <w:rFonts w:hint="eastAsia"/>
+                <w:b/>
+              </w:rPr>
+              <w:t>BigDecimal</w:t>
+            </w:r>
+            <w:r>
+              <w:rPr>
+                <w:rFonts w:hint="eastAsia"/>
+                <w:b/>
+              </w:rPr>
+              <w:t>理解为</w:t>
+            </w:r>
+            <w:r>
+              <w:rPr>
+                <w:rFonts w:hint="eastAsia"/>
+                <w:b/>
+              </w:rPr>
+              <w:t>12345</w:t>
+            </w:r>
+            <w:r>
+              <w:rPr>
+                <w:b/>
+              </w:rPr>
+              <w:t xml:space="preserve"> ×</w:t>
+            </w:r>
+            <w:r>
+              <w:rPr>
+                <w:b/>
+              </w:rPr>
+              <w:t>10</w:t>
+            </w:r>
+            <w:r>
+              <w:rPr>
+                <w:rFonts w:hint="eastAsia"/>
+                <w:b/>
+                <w:vertAlign w:val="superscript"/>
+              </w:rPr>
+              <w:t>5</w:t>
+            </w:r>
+            <w:r>
+              <w:rPr>
+                <w:rFonts w:hint="eastAsia"/>
+                <w:b/>
+                <w:vertAlign w:val="superscript"/>
+              </w:rPr>
+              <w:t xml:space="preserve"> </w:t>
+            </w:r>
+            <w:r>
+              <w:rPr>
+                <w:rFonts w:hint="eastAsia"/>
+                <w:b/>
+              </w:rPr>
+              <w:t>，所以</w:t>
+            </w:r>
+            <w:r>
+              <w:rPr>
+                <w:b/>
+              </w:rPr>
+              <w:t>unscaledValue</w:t>
+            </w:r>
+            <w:r>
+              <w:rPr>
+                <w:rFonts w:hint="eastAsia"/>
+                <w:b/>
+              </w:rPr>
+              <w:t>为</w:t>
+            </w:r>
+            <w:r>
+              <w:rPr>
+                <w:rFonts w:hint="eastAsia"/>
+                <w:b/>
+              </w:rPr>
+              <w:t>12345</w:t>
+            </w:r>
+            <w:r>
+              <w:rPr>
+                <w:rFonts w:hint="eastAsia"/>
+                <w:b/>
+              </w:rPr>
+              <w:t>，</w:t>
+            </w:r>
+            <w:r>
+              <w:rPr>
+                <w:rFonts w:hint="eastAsia"/>
+                <w:b/>
+              </w:rPr>
+              <w:t>precision</w:t>
+            </w:r>
+            <w:r>
+              <w:rPr>
+                <w:rFonts w:hint="eastAsia"/>
+                <w:b/>
+              </w:rPr>
+              <w:t>为</w:t>
+            </w:r>
+            <w:r>
+              <w:rPr>
+                <w:rFonts w:hint="eastAsia"/>
+                <w:b/>
+              </w:rPr>
+              <w:t>5</w:t>
+            </w:r>
+            <w:r>
+              <w:rPr>
+                <w:rFonts w:hint="eastAsia"/>
+                <w:b/>
+              </w:rPr>
+              <w:t>，</w:t>
+            </w:r>
+            <w:r>
+              <w:rPr>
+                <w:rFonts w:hint="eastAsia"/>
+                <w:b/>
+              </w:rPr>
+              <w:t>scale</w:t>
+            </w:r>
+            <w:r>
+              <w:rPr>
+                <w:rFonts w:hint="eastAsia"/>
+                <w:b/>
+              </w:rPr>
+              <w:t>为</w:t>
+            </w:r>
+            <w:r>
+              <w:rPr>
+                <w:rFonts w:hint="eastAsia"/>
+                <w:b/>
+              </w:rPr>
+              <w:t>-5</w:t>
+            </w:r>
+            <w:r>
+              <w:rPr>
+                <w:rFonts w:hint="eastAsia"/>
+                <w:b/>
+              </w:rPr>
+              <w:t>。</w:t>
+            </w:r>
+          </w:p>
+        </w:tc>
+        <w:tc>
+          <w:tcPr>
+            <w:tcW w:w="1326" w:type="dxa"/>
+          </w:tcPr>
+          <w:p>
+            <w:pPr>
+              <w:ind w:left="0"/>
+            </w:pPr>
+          </w:p>
+        </w:tc>
+      </w:tr>
+      <w:tr>
+        <w:tc>
+          <w:tcPr>
+            <w:tcW w:w="2692" w:type="dxa"/>
+          </w:tcPr>
+          <w:p>
+            <w:pPr>
+              <w:ind w:left="0"/>
+            </w:pPr>
+            <w:r>
+              <w:lastRenderedPageBreak/>
+              <w:t>BSONDecimal(String value)</w:t>
+            </w:r>
+          </w:p>
+        </w:tc>
+        <w:tc>
+          <w:tcPr>
+            <w:tcW w:w="4147" w:type="dxa"/>
+          </w:tcPr>
+          <w:p>
+            <w:pPr>
+              <w:ind w:left="0"/>
+            </w:pPr>
+            <w:r>
+              <w:rPr>
+                <w:rFonts w:hint="eastAsia"/>
+              </w:rPr>
+              <w:t>value:</w:t>
+            </w:r>
+            <w:r>
+              <w:rPr>
+                <w:rFonts w:hint="eastAsia"/>
+              </w:rPr>
+              <w:t xml:space="preserve"> </w:t>
+            </w:r>
+            <w:r>
+              <w:rPr>
+                <w:rFonts w:hint="eastAsia"/>
+              </w:rPr>
+              <w:t>以字符串形式表示的浮点数类型</w:t>
+            </w:r>
+          </w:p>
+          <w:p>
+            <w:pPr>
+              <w:ind w:left="0"/>
+            </w:pPr>
+            <w:r>
+              <w:rPr>
+                <w:rFonts w:hint="eastAsia"/>
+              </w:rPr>
+              <w:t>该方式产生的</w:t>
+            </w:r>
+            <w:r>
+              <w:t>BSONDecimal</w:t>
+            </w:r>
+            <w:r>
+              <w:rPr>
+                <w:rFonts w:hint="eastAsia"/>
+              </w:rPr>
+              <w:t>类型的对象</w:t>
+            </w:r>
+            <w:r>
+              <w:rPr>
+                <w:rFonts w:hint="eastAsia"/>
+              </w:rPr>
+              <w:t>，其</w:t>
+            </w:r>
+            <w:r>
+              <w:rPr>
+                <w:rFonts w:hint="eastAsia"/>
+              </w:rPr>
+              <w:t>precision</w:t>
+            </w:r>
+            <w:r>
+              <w:rPr>
+                <w:rFonts w:hint="eastAsia"/>
+              </w:rPr>
+              <w:t>和</w:t>
+            </w:r>
+            <w:r>
+              <w:rPr>
+                <w:rFonts w:hint="eastAsia"/>
+              </w:rPr>
+              <w:t>scale</w:t>
+            </w:r>
+            <w:r>
+              <w:rPr>
+                <w:rFonts w:hint="eastAsia"/>
+              </w:rPr>
+              <w:t>都为</w:t>
+            </w:r>
+            <w:r>
+              <w:rPr>
+                <w:rFonts w:hint="eastAsia"/>
+              </w:rPr>
+              <w:t>-1</w:t>
+            </w:r>
+            <w:r>
+              <w:rPr>
+                <w:rFonts w:hint="eastAsia"/>
+              </w:rPr>
+              <w:t>，表示该</w:t>
+            </w:r>
+            <w:r>
+              <w:rPr>
+                <w:rFonts w:hint="eastAsia"/>
+              </w:rPr>
+              <w:t>对象</w:t>
+            </w:r>
+            <w:r>
+              <w:rPr>
+                <w:rFonts w:hint="eastAsia"/>
+              </w:rPr>
+              <w:t>的</w:t>
+            </w:r>
+            <w:r>
+              <w:rPr>
+                <w:rFonts w:hint="eastAsia"/>
+              </w:rPr>
+              <w:t>数值插入到数据库之后，数值的</w:t>
+            </w:r>
+            <w:r>
+              <w:rPr>
+                <w:rFonts w:hint="eastAsia"/>
+              </w:rPr>
               <w:t>精度（</w:t>
             </w:r>
             <w:r>
               <w:rPr>
                 <w:rFonts w:hint="eastAsia"/>
-                <w:b/>
               </w:rPr>
               <w:t>precision</w:t>
             </w:r>
             <w:r>
               <w:rPr>
                 <w:rFonts w:hint="eastAsia"/>
-                <w:b/>
-              </w:rPr>
-              <w:t>）的范围为</w:t>
-            </w:r>
-            <w:r>
-              <w:rPr>
-                <w:rFonts w:hint="eastAsia"/>
-                <w:b/>
-              </w:rPr>
-              <w:t>(0,1000]</w:t>
-            </w:r>
-            <w:r>
-              <w:rPr>
-                <w:rFonts w:hint="eastAsia"/>
-                <w:b/>
-              </w:rPr>
-              <w:t>，标度（</w:t>
-            </w:r>
-            <w:r>
-              <w:rPr>
-                <w:rFonts w:hint="eastAsia"/>
-                <w:b/>
+              </w:rPr>
+              <w:t>）和标度（</w:t>
+            </w:r>
+            <w:r>
+              <w:rPr>
+                <w:rFonts w:hint="eastAsia"/>
               </w:rPr>
               <w:t>scale</w:t>
             </w:r>
             <w:r>
               <w:rPr>
                 <w:rFonts w:hint="eastAsia"/>
-                <w:b/>
-              </w:rPr>
-              <w:t>）的范围为</w:t>
-            </w:r>
-            <w:r>
-              <w:rPr>
-                <w:rFonts w:hint="eastAsia"/>
-                <w:b/>
-              </w:rPr>
-              <w:t>[0,precision]</w:t>
-            </w:r>
-            <w:r>
-              <w:rPr>
-                <w:rFonts w:hint="eastAsia"/>
-                <w:b/>
+              </w:rPr>
+              <w:t>）由数据库的精度上限决定。</w:t>
+            </w:r>
+          </w:p>
+        </w:tc>
+        <w:tc>
+          <w:tcPr>
+            <w:tcW w:w="1326" w:type="dxa"/>
+          </w:tcPr>
+          <w:p>
+            <w:pPr>
+              <w:ind w:left="0"/>
+            </w:pPr>
+          </w:p>
+        </w:tc>
+      </w:tr>
+      <w:tr>
+        <w:tc>
+          <w:tcPr>
+            <w:tcW w:w="2692" w:type="dxa"/>
+          </w:tcPr>
+          <w:p>
+            <w:pPr>
+              <w:ind w:left="0"/>
+            </w:pPr>
+            <w:r>
+              <w:t>BSONDecimal(BigDecimal value)</w:t>
+            </w:r>
+          </w:p>
+        </w:tc>
+        <w:tc>
+          <w:tcPr>
+            <w:tcW w:w="4147" w:type="dxa"/>
+          </w:tcPr>
+          <w:p>
+            <w:pPr>
+              <w:ind w:left="0"/>
+            </w:pPr>
+            <w:r>
+              <w:rPr>
+                <w:rFonts w:hint="eastAsia"/>
+              </w:rPr>
+              <w:t>v</w:t>
+            </w:r>
+            <w:r>
+              <w:rPr>
+                <w:rFonts w:hint="eastAsia"/>
+              </w:rPr>
+              <w:t>alue:</w:t>
+            </w:r>
+            <w:r>
+              <w:rPr>
+                <w:rFonts w:hint="eastAsia"/>
+              </w:rPr>
+              <w:t>以</w:t>
+            </w:r>
+            <w:r>
+              <w:rPr>
+                <w:rFonts w:hint="eastAsia"/>
+              </w:rPr>
+              <w:t>BigDecimal</w:t>
+            </w:r>
+            <w:r>
+              <w:rPr>
+                <w:rFonts w:hint="eastAsia"/>
+              </w:rPr>
+              <w:t>形式表示的浮点数类型。</w:t>
+            </w:r>
+            <w:r>
+              <w:rPr>
+                <w:rFonts w:hint="eastAsia"/>
+              </w:rPr>
+              <w:t>该方式产生的</w:t>
+            </w:r>
+            <w:r>
+              <w:t>BSONDecimal</w:t>
+            </w:r>
+            <w:r>
+              <w:rPr>
+                <w:rFonts w:hint="eastAsia"/>
+              </w:rPr>
+              <w:t>类型的对象，其</w:t>
+            </w:r>
+            <w:r>
+              <w:rPr>
+                <w:rFonts w:hint="eastAsia"/>
+              </w:rPr>
+              <w:t>precision</w:t>
+            </w:r>
+            <w:r>
+              <w:rPr>
+                <w:rFonts w:hint="eastAsia"/>
+              </w:rPr>
+              <w:t>和</w:t>
+            </w:r>
+            <w:r>
+              <w:rPr>
+                <w:rFonts w:hint="eastAsia"/>
+              </w:rPr>
+              <w:t>scale</w:t>
+            </w:r>
+            <w:r>
+              <w:rPr>
+                <w:rFonts w:hint="eastAsia"/>
+              </w:rPr>
+              <w:t>都为</w:t>
+            </w:r>
+            <w:r>
+              <w:rPr>
+                <w:rFonts w:hint="eastAsia"/>
+              </w:rPr>
+              <w:t>-1</w:t>
+            </w:r>
+            <w:r>
+              <w:rPr>
+                <w:rFonts w:hint="eastAsia"/>
+              </w:rPr>
+              <w:t>，表示该对象的数值插入到数据库之后，数值的精度（</w:t>
+            </w:r>
+            <w:r>
+              <w:rPr>
+                <w:rFonts w:hint="eastAsia"/>
+              </w:rPr>
+              <w:t>precision</w:t>
+            </w:r>
+            <w:r>
+              <w:rPr>
+                <w:rFonts w:hint="eastAsia"/>
+              </w:rPr>
+              <w:t>）和标度（</w:t>
+            </w:r>
+            <w:r>
+              <w:rPr>
+                <w:rFonts w:hint="eastAsia"/>
+              </w:rPr>
+              <w:t>scale</w:t>
+            </w:r>
+            <w:r>
+              <w:rPr>
+                <w:rFonts w:hint="eastAsia"/>
+              </w:rPr>
+              <w:t>）由数据库的精度上限决定。</w:t>
+            </w:r>
+          </w:p>
+        </w:tc>
+        <w:tc>
+          <w:tcPr>
+            <w:tcW w:w="1326" w:type="dxa"/>
+          </w:tcPr>
+          <w:p>
+            <w:pPr>
+              <w:ind w:left="0"/>
+            </w:pPr>
+          </w:p>
+        </w:tc>
+      </w:tr>
+      <w:tr>
+        <w:tc>
+          <w:tcPr>
+            <w:tcW w:w="2692" w:type="dxa"/>
+          </w:tcPr>
+          <w:p>
+            <w:pPr>
+              <w:ind w:left="0"/>
+            </w:pPr>
+            <w:r>
+              <w:t>to</w:t>
+            </w:r>
+            <w:r>
+              <w:rPr>
+                <w:rFonts w:hint="eastAsia"/>
+              </w:rPr>
+              <w:t>Big</w:t>
+            </w:r>
+            <w:r>
+              <w:t>Decimal()</w:t>
+            </w:r>
+          </w:p>
+        </w:tc>
+        <w:tc>
+          <w:tcPr>
+            <w:tcW w:w="4147" w:type="dxa"/>
+          </w:tcPr>
+          <w:p>
+            <w:pPr>
+              <w:ind w:left="0"/>
+            </w:pPr>
+            <w:r>
+              <w:rPr>
+                <w:rFonts w:hint="eastAsia"/>
+              </w:rPr>
+              <w:t>将</w:t>
+            </w:r>
+            <w:r>
+              <w:t>BSONDecimal</w:t>
+            </w:r>
+            <w:r>
+              <w:rPr>
+                <w:rFonts w:hint="eastAsia"/>
+              </w:rPr>
+              <w:t>类型的值转换为</w:t>
+            </w:r>
+            <w:r>
+              <w:rPr>
+                <w:rFonts w:hint="eastAsia"/>
+              </w:rPr>
+              <w:t>BigDecimal</w:t>
+            </w:r>
+            <w:r>
+              <w:rPr>
+                <w:rFonts w:hint="eastAsia"/>
+              </w:rPr>
+              <w:t>类型的值</w:t>
+            </w:r>
+            <w:r>
+              <w:rPr>
+                <w:rFonts w:hint="eastAsia"/>
               </w:rPr>
               <w:t>。</w:t>
             </w:r>
@@ -6850,7 +8455,7 @@
               <w:ind w:left="0"/>
             </w:pPr>
             <w:r>
-              <w:t>BSONDecimal(String value)</w:t>
+              <w:t>getPrecision()</w:t>
             </w:r>
           </w:p>
         </w:tc>
@@ -6866,30 +8471,7 @@
               <w:rPr>
                 <w:rFonts w:hint="eastAsia"/>
               </w:rPr>
-              <w:t>value:</w:t>
-            </w:r>
-            <w:r>
-              <w:rPr>
-                <w:rFonts w:hint="eastAsia"/>
-              </w:rPr>
-              <w:t xml:space="preserve"> </w:t>
-            </w:r>
-            <w:r>
-              <w:rPr>
-                <w:rFonts w:hint="eastAsia"/>
-              </w:rPr>
-              <w:t>以字符串形式表示的浮点数类型</w:t>
-            </w:r>
-          </w:p>
-          <w:p>
-            <w:pPr>
-              <w:ind w:left="0"/>
-            </w:pPr>
-            <w:r>
-              <w:rPr>
-                <w:rFonts w:hint="eastAsia"/>
-              </w:rPr>
-              <w:t>该方式产生的</w:t>
+              <w:t>返回</w:t>
             </w:r>
             <w:r>
               <w:t>BSONDecimal</w:t>
@@ -6898,37 +8480,7 @@
               <w:rPr>
                 <w:rFonts w:hint="eastAsia"/>
               </w:rPr>
-              <w:t>类型的对象</w:t>
-            </w:r>
-            <w:r>
-              <w:rPr>
-                <w:rFonts w:hint="eastAsia"/>
-              </w:rPr>
-              <w:t>，其</w:t>
-            </w:r>
-            <w:r>
-              <w:rPr>
-                <w:rFonts w:hint="eastAsia"/>
-              </w:rPr>
-              <w:t>precision</w:t>
-            </w:r>
-            <w:r>
-              <w:rPr>
-                <w:rFonts w:hint="eastAsia"/>
-              </w:rPr>
-              <w:t>和</w:t>
-            </w:r>
-            <w:r>
-              <w:rPr>
-                <w:rFonts w:hint="eastAsia"/>
-              </w:rPr>
-              <w:t>scale</w:t>
-            </w:r>
-            <w:r>
-              <w:rPr>
-                <w:rFonts w:hint="eastAsia"/>
-              </w:rPr>
-              <w:t>都为</w:t>
+              <w:t>类型的值的精度，</w:t>
             </w:r>
             <w:r>
               <w:rPr>
@@ -6940,55 +8492,13 @@
               <w:rPr>
                 <w:rFonts w:hint="eastAsia"/>
               </w:rPr>
-              <w:t>，表示该</w:t>
-            </w:r>
-            <w:r>
-              <w:rPr>
-                <w:rFonts w:hint="eastAsia"/>
-              </w:rPr>
-              <w:t>对象</w:t>
-            </w:r>
-            <w:r>
-              <w:rPr>
-                <w:rFonts w:hint="eastAsia"/>
-              </w:rPr>
-              <w:t>的</w:t>
-            </w:r>
-            <w:r>
-              <w:rPr>
-                <w:rFonts w:hint="eastAsia"/>
-              </w:rPr>
-              <w:t>数值插入到数据库之后，数值的</w:t>
-            </w:r>
-            <w:r>
-              <w:rPr>
-                <w:rFonts w:hint="eastAsia"/>
-              </w:rPr>
-              <w:t>精度（</w:t>
-            </w:r>
-            <w:r>
-              <w:rPr>
-                <w:rFonts w:hint="eastAsia"/>
-              </w:rPr>
-              <w:t>precision</w:t>
-            </w:r>
-            <w:r>
-              <w:rPr>
-                <w:rFonts w:hint="eastAsia"/>
-              </w:rPr>
-              <w:t>）和标度（</w:t>
-            </w:r>
-            <w:r>
-              <w:rPr>
-                <w:rFonts w:hint="eastAsia"/>
-              </w:rPr>
-              <w:t>scale</w:t>
-            </w:r>
-            <w:r>
-              <w:rPr>
-                <w:rFonts w:hint="eastAsia"/>
-              </w:rPr>
-              <w:t>）由数据库的精度上限决定。</w:t>
+              <w:t>表示该类型值的</w:t>
+            </w:r>
+            <w:r>
+              <w:rPr>
+                <w:rFonts w:hint="eastAsia"/>
+              </w:rPr>
+              <w:t>精度由数据库精度上限决定。</w:t>
             </w:r>
           </w:p>
         </w:tc>
@@ -7013,11 +8523,7 @@
               <w:ind w:left="0"/>
             </w:pPr>
             <w:r>
-              <w:t xml:space="preserve">BSONDecimal(BigDecimal </w:t>
-            </w:r>
-            <w:r>
-              <w:lastRenderedPageBreak/>
-              <w:t>value)</w:t>
+              <w:t>getScale()</w:t>
             </w:r>
           </w:p>
         </w:tc>
@@ -7033,39 +8539,7 @@
               <w:rPr>
                 <w:rFonts w:hint="eastAsia"/>
               </w:rPr>
-              <w:lastRenderedPageBreak/>
-              <w:t>v</w:t>
-            </w:r>
-            <w:r>
-              <w:rPr>
-                <w:rFonts w:hint="eastAsia"/>
-              </w:rPr>
-              <w:t>alue:</w:t>
-            </w:r>
-            <w:r>
-              <w:rPr>
-                <w:rFonts w:hint="eastAsia"/>
-              </w:rPr>
-              <w:t>以</w:t>
-            </w:r>
-            <w:r>
-              <w:rPr>
-                <w:rFonts w:hint="eastAsia"/>
-              </w:rPr>
-              <w:t>BigDecimal</w:t>
-            </w:r>
-            <w:r>
-              <w:rPr>
-                <w:rFonts w:hint="eastAsia"/>
-              </w:rPr>
-              <w:t>形式表示的浮点数类型。</w:t>
-            </w:r>
-            <w:r>
-              <w:rPr>
-                <w:rFonts w:hint="eastAsia"/>
-              </w:rPr>
-              <w:lastRenderedPageBreak/>
-              <w:t>该方式产生的</w:t>
+              <w:t>返回</w:t>
             </w:r>
             <w:r>
               <w:t>BSONDecimal</w:t>
@@ -7074,31 +8548,7 @@
               <w:rPr>
                 <w:rFonts w:hint="eastAsia"/>
               </w:rPr>
-              <w:t>类型的对象，其</w:t>
-            </w:r>
-            <w:r>
-              <w:rPr>
-                <w:rFonts w:hint="eastAsia"/>
-              </w:rPr>
-              <w:t>precision</w:t>
-            </w:r>
-            <w:r>
-              <w:rPr>
-                <w:rFonts w:hint="eastAsia"/>
-              </w:rPr>
-              <w:t>和</w:t>
-            </w:r>
-            <w:r>
-              <w:rPr>
-                <w:rFonts w:hint="eastAsia"/>
-              </w:rPr>
-              <w:t>scale</w:t>
-            </w:r>
-            <w:r>
-              <w:rPr>
-                <w:rFonts w:hint="eastAsia"/>
-              </w:rPr>
-              <w:t>都为</w:t>
+              <w:t>类型的值的标度，</w:t>
             </w:r>
             <w:r>
               <w:rPr>
@@ -7110,31 +8560,13 @@
               <w:rPr>
                 <w:rFonts w:hint="eastAsia"/>
               </w:rPr>
-              <w:t>，表示该对象的数值插入到数据库之后，数值的精度（</w:t>
-            </w:r>
-            <w:r>
-              <w:rPr>
-                <w:rFonts w:hint="eastAsia"/>
-              </w:rPr>
-              <w:t>precision</w:t>
-            </w:r>
-            <w:r>
-              <w:rPr>
-                <w:rFonts w:hint="eastAsia"/>
-              </w:rPr>
-              <w:t>）和标度（</w:t>
-            </w:r>
-            <w:r>
-              <w:rPr>
-                <w:rFonts w:hint="eastAsia"/>
-              </w:rPr>
-              <w:t>scale</w:t>
-            </w:r>
-            <w:r>
-              <w:rPr>
-                <w:rFonts w:hint="eastAsia"/>
-              </w:rPr>
-              <w:t>）由数据库的精度上限决定。</w:t>
+              <w:t>表示该类型值的</w:t>
+            </w:r>
+            <w:r>
+              <w:rPr>
+                <w:rFonts w:hint="eastAsia"/>
+              </w:rPr>
+              <w:t>标度由数据库精度上限决定。</w:t>
             </w:r>
           </w:p>
         </w:tc>
@@ -7149,241 +8581,46 @@
           </w:p>
         </w:tc>
       </w:tr>
-      <w:tr>
-        <w:tc>
-          <w:tcPr>
-            <w:tcW w:w="2692" w:type="dxa"/>
-          </w:tcPr>
-          <w:p>
-            <w:pPr>
-              <w:ind w:left="0"/>
-            </w:pPr>
-            <w:r>
-              <w:lastRenderedPageBreak/>
-              <w:t>to</w:t>
-            </w:r>
-            <w:r>
-              <w:rPr>
-                <w:rFonts w:hint="eastAsia"/>
-              </w:rPr>
-              <w:t>Big</w:t>
-            </w:r>
-            <w:r>
-              <w:t>Decimal()</w:t>
-            </w:r>
-          </w:p>
-        </w:tc>
-        <w:tc>
-          <w:tcPr>
-            <w:tcW w:w="4147" w:type="dxa"/>
-          </w:tcPr>
-          <w:p>
-            <w:pPr>
-              <w:ind w:left="0"/>
-            </w:pPr>
-            <w:r>
-              <w:rPr>
-                <w:rFonts w:hint="eastAsia"/>
-              </w:rPr>
-              <w:t>将</w:t>
-            </w:r>
-            <w:r>
-              <w:t>BSONDecimal</w:t>
-            </w:r>
-            <w:r>
-              <w:rPr>
-                <w:rFonts w:hint="eastAsia"/>
-              </w:rPr>
-              <w:t>类型的值转换为</w:t>
-            </w:r>
-            <w:r>
-              <w:rPr>
-                <w:rFonts w:hint="eastAsia"/>
-              </w:rPr>
-              <w:t>BigDecimal</w:t>
-            </w:r>
-            <w:r>
-              <w:rPr>
-                <w:rFonts w:hint="eastAsia"/>
-              </w:rPr>
-              <w:t>类型的值</w:t>
-            </w:r>
-            <w:r>
-              <w:rPr>
-                <w:rFonts w:hint="eastAsia"/>
-              </w:rPr>
-              <w:t>。</w:t>
-            </w:r>
-          </w:p>
-        </w:tc>
-        <w:tc>
-          <w:tcPr>
-            <w:tcW w:w="1326" w:type="dxa"/>
-          </w:tcPr>
-          <w:p>
-            <w:pPr>
-              <w:ind w:left="0"/>
-            </w:pPr>
-          </w:p>
-        </w:tc>
-      </w:tr>
-      <w:tr>
-        <w:tc>
-          <w:tcPr>
-            <w:tcW w:w="2692" w:type="dxa"/>
-          </w:tcPr>
-          <w:p>
-            <w:pPr>
-              <w:ind w:left="0"/>
-            </w:pPr>
-            <w:r>
-              <w:t>getPrecision()</w:t>
-            </w:r>
-          </w:p>
-        </w:tc>
-        <w:tc>
-          <w:tcPr>
-            <w:tcW w:w="4147" w:type="dxa"/>
-          </w:tcPr>
-          <w:p>
-            <w:pPr>
-              <w:ind w:left="0"/>
-            </w:pPr>
-            <w:r>
-              <w:rPr>
-                <w:rFonts w:hint="eastAsia"/>
-              </w:rPr>
-              <w:t>返回</w:t>
-            </w:r>
-            <w:r>
-              <w:t>BSONDecimal</w:t>
-            </w:r>
-            <w:r>
-              <w:rPr>
-                <w:rFonts w:hint="eastAsia"/>
-              </w:rPr>
-              <w:t>类型的值的精度，</w:t>
-            </w:r>
-            <w:r>
-              <w:rPr>
-                <w:rFonts w:hint="eastAsia"/>
-              </w:rPr>
-              <w:t>-1</w:t>
-            </w:r>
-            <w:r>
-              <w:rPr>
-                <w:rFonts w:hint="eastAsia"/>
-              </w:rPr>
-              <w:t>表示该类型值的</w:t>
-            </w:r>
-            <w:r>
-              <w:rPr>
-                <w:rFonts w:hint="eastAsia"/>
-              </w:rPr>
-              <w:t>精度由数据库精度上限决定。</w:t>
-            </w:r>
-          </w:p>
-        </w:tc>
-        <w:tc>
-          <w:tcPr>
-            <w:tcW w:w="1326" w:type="dxa"/>
-          </w:tcPr>
-          <w:p>
-            <w:pPr>
-              <w:ind w:left="0"/>
-            </w:pPr>
-          </w:p>
-        </w:tc>
-      </w:tr>
-      <w:tr>
-        <w:tc>
-          <w:tcPr>
-            <w:tcW w:w="2692" w:type="dxa"/>
-          </w:tcPr>
-          <w:p>
-            <w:pPr>
-              <w:ind w:left="0"/>
-            </w:pPr>
-            <w:r>
-              <w:t>getScale()</w:t>
-            </w:r>
-          </w:p>
-        </w:tc>
-        <w:tc>
-          <w:tcPr>
-            <w:tcW w:w="4147" w:type="dxa"/>
-          </w:tcPr>
-          <w:p>
-            <w:pPr>
-              <w:ind w:left="0"/>
-            </w:pPr>
-            <w:r>
-              <w:rPr>
-                <w:rFonts w:hint="eastAsia"/>
-              </w:rPr>
-              <w:t>返回</w:t>
-            </w:r>
-            <w:r>
-              <w:t>BSONDecimal</w:t>
-            </w:r>
-            <w:r>
-              <w:rPr>
-                <w:rFonts w:hint="eastAsia"/>
-              </w:rPr>
-              <w:t>类型的值的标度，</w:t>
-            </w:r>
-            <w:r>
-              <w:rPr>
-                <w:rFonts w:hint="eastAsia"/>
-              </w:rPr>
-              <w:t>-1</w:t>
-            </w:r>
-            <w:r>
-              <w:rPr>
-                <w:rFonts w:hint="eastAsia"/>
-              </w:rPr>
-              <w:t>表示该类型值的</w:t>
-            </w:r>
-            <w:r>
-              <w:rPr>
-                <w:rFonts w:hint="eastAsia"/>
-              </w:rPr>
-              <w:t>标度由数据库精度上限决定。</w:t>
-            </w:r>
-          </w:p>
-        </w:tc>
-        <w:tc>
-          <w:tcPr>
-            <w:tcW w:w="1326" w:type="dxa"/>
-          </w:tcPr>
-          <w:p>
-            <w:pPr>
-              <w:ind w:left="0"/>
-            </w:pPr>
-          </w:p>
-        </w:tc>
-      </w:tr>
     </w:tbl>
-    <w:p/>
     <w:p>
       <w:pPr>
         <w:pStyle w:val="Heading4"/>
-        <w:numPr>
-          <w:ilvl w:val="1"/>
-          <w:numId w:val="2"/>
-        </w:numPr>
       </w:pPr>
       <w:r>
         <w:rPr>
           <w:rFonts w:hint="eastAsia"/>
         </w:rPr>
-        <w:t>编解码接口</w:t>
+        <w:lastRenderedPageBreak/>
+        <w:t>4.2</w:t>
       </w:r>
       <w:r>
         <w:rPr>
           <w:rFonts w:hint="eastAsia"/>
         </w:rPr>
+        <w:t>接口</w:t>
+      </w:r>
+      <w:r>
+        <w:rPr>
+          <w:rFonts w:hint="eastAsia"/>
+        </w:rPr>
         <w:t>变动</w:t>
+      </w:r>
+    </w:p>
+    <w:p>
+      <w:pPr>
+        <w:pStyle w:val="Heading5"/>
+      </w:pPr>
+      <w:r>
+        <w:rPr>
+          <w:rFonts w:hint="eastAsia"/>
+        </w:rPr>
+        <w:t>4.2.1</w:t>
+      </w:r>
+      <w:r>
+        <w:rPr>
+          <w:rFonts w:hint="eastAsia"/>
+        </w:rPr>
+        <w:t>编码接口</w:t>
       </w:r>
     </w:p>
     <w:tbl>
@@ -7391,17 +8628,19 @@
         <w:tblStyle w:val="TableGrid"/>
         <w:tblW w:w="0" w:type="auto"/>
         <w:tblInd w:w="357" w:type="dxa"/>
+        <w:tblLayout w:type="fixed"/>
         <w:tblLook w:val="04A0"/>
       </w:tblPr>
       <w:tblGrid>
-        <w:gridCol w:w="3847"/>
-        <w:gridCol w:w="3506"/>
-        <w:gridCol w:w="812"/>
+        <w:gridCol w:w="3382"/>
+        <w:gridCol w:w="2890"/>
+        <w:gridCol w:w="1134"/>
+        <w:gridCol w:w="759"/>
       </w:tblGrid>
       <w:tr>
         <w:tc>
           <w:tcPr>
-            <w:tcW w:w="3847" w:type="dxa"/>
+            <w:tcW w:w="3382" w:type="dxa"/>
           </w:tcPr>
           <w:p>
             <w:pPr>
@@ -7417,7 +8656,7 @@
         </w:tc>
         <w:tc>
           <w:tcPr>
-            <w:tcW w:w="3506" w:type="dxa"/>
+            <w:tcW w:w="2890" w:type="dxa"/>
           </w:tcPr>
           <w:p>
             <w:pPr>
@@ -7433,7 +8672,7 @@
         </w:tc>
         <w:tc>
           <w:tcPr>
-            <w:tcW w:w="812" w:type="dxa"/>
+            <w:tcW w:w="1134" w:type="dxa"/>
           </w:tcPr>
           <w:p>
             <w:pPr>
@@ -7447,11 +8686,364 @@
             </w:r>
           </w:p>
         </w:tc>
+        <w:tc>
+          <w:tcPr>
+            <w:tcW w:w="759" w:type="dxa"/>
+          </w:tcPr>
+          <w:p>
+            <w:pPr>
+              <w:ind w:left="0"/>
+              <w:rPr>
+                <w:rFonts w:hint="eastAsia"/>
+              </w:rPr>
+            </w:pPr>
+            <w:r>
+              <w:rPr>
+                <w:rFonts w:hint="eastAsia"/>
+              </w:rPr>
+              <w:t>备注</w:t>
+            </w:r>
+          </w:p>
+        </w:tc>
       </w:tr>
       <w:tr>
         <w:tc>
           <w:tcPr>
             <w:tcW w:w="8165" w:type="dxa"/>
+            <w:gridSpan w:val="4"/>
+          </w:tcPr>
+          <w:p>
+            <w:pPr>
+              <w:ind w:left="0"/>
+              <w:rPr>
+                <w:rFonts w:hint="eastAsia"/>
+                <w:shd w:val="pct15" w:color="auto" w:fill="FFFFFF"/>
+              </w:rPr>
+            </w:pPr>
+            <w:r>
+              <w:rPr>
+                <w:rFonts w:hint="eastAsia"/>
+                <w:shd w:val="pct15" w:color="auto" w:fill="FFFFFF"/>
+              </w:rPr>
+              <w:t>org.bson.BasicBsonEncoder.java</w:t>
+            </w:r>
+          </w:p>
+        </w:tc>
+      </w:tr>
+      <w:tr>
+        <w:tc>
+          <w:tcPr>
+            <w:tcW w:w="3382" w:type="dxa"/>
+          </w:tcPr>
+          <w:p>
+            <w:pPr>
+              <w:ind w:left="0"/>
+            </w:pPr>
+            <w:r>
+              <w:rPr>
+                <w:rFonts w:hint="eastAsia"/>
+              </w:rPr>
+              <w:t>BasicBsonEncoder::_putObjectField</w:t>
+            </w:r>
+          </w:p>
+        </w:tc>
+        <w:tc>
+          <w:tcPr>
+            <w:tcW w:w="2890" w:type="dxa"/>
+          </w:tcPr>
+          <w:p>
+            <w:pPr>
+              <w:ind w:left="0"/>
+            </w:pPr>
+            <w:r>
+              <w:rPr>
+                <w:rFonts w:hint="eastAsia"/>
+              </w:rPr>
+              <w:t>添加处理</w:t>
+            </w:r>
+            <w:r>
+              <w:rPr>
+                <w:rFonts w:hint="eastAsia"/>
+              </w:rPr>
+              <w:t>decimal</w:t>
+            </w:r>
+            <w:r>
+              <w:rPr>
+                <w:rFonts w:hint="eastAsia"/>
+              </w:rPr>
+              <w:t>逻辑</w:t>
+            </w:r>
+          </w:p>
+        </w:tc>
+        <w:tc>
+          <w:tcPr>
+            <w:tcW w:w="1134" w:type="dxa"/>
+          </w:tcPr>
+          <w:p>
+            <w:pPr>
+              <w:ind w:left="0"/>
+            </w:pPr>
+            <w:r>
+              <w:t>M</w:t>
+            </w:r>
+            <w:r>
+              <w:rPr>
+                <w:rFonts w:hint="eastAsia"/>
+              </w:rPr>
+              <w:t>odify</w:t>
+            </w:r>
+          </w:p>
+        </w:tc>
+        <w:tc>
+          <w:tcPr>
+            <w:tcW w:w="759" w:type="dxa"/>
+          </w:tcPr>
+          <w:p>
+            <w:pPr>
+              <w:ind w:left="0"/>
+            </w:pPr>
+          </w:p>
+        </w:tc>
+      </w:tr>
+      <w:tr>
+        <w:tc>
+          <w:tcPr>
+            <w:tcW w:w="3382" w:type="dxa"/>
+          </w:tcPr>
+          <w:p>
+            <w:pPr>
+              <w:ind w:left="0"/>
+            </w:pPr>
+            <w:r>
+              <w:rPr>
+                <w:rFonts w:hint="eastAsia"/>
+              </w:rPr>
+              <w:t>BasicBsonEncoder::putDecimal()</w:t>
+            </w:r>
+          </w:p>
+        </w:tc>
+        <w:tc>
+          <w:tcPr>
+            <w:tcW w:w="2890" w:type="dxa"/>
+          </w:tcPr>
+          <w:p>
+            <w:pPr>
+              <w:ind w:left="0"/>
+            </w:pPr>
+            <w:r>
+              <w:rPr>
+                <w:rFonts w:hint="eastAsia"/>
+              </w:rPr>
+              <w:t>按</w:t>
+            </w:r>
+            <w:r>
+              <w:rPr>
+                <w:rFonts w:hint="eastAsia"/>
+              </w:rPr>
+              <w:t>/*size+typemod+dscale+weight+data*/</w:t>
+            </w:r>
+            <w:r>
+              <w:rPr>
+                <w:rFonts w:hint="eastAsia"/>
+              </w:rPr>
+              <w:t>格式存放内容到</w:t>
+            </w:r>
+            <w:r>
+              <w:rPr>
+                <w:rFonts w:hint="eastAsia"/>
+              </w:rPr>
+              <w:t>bson</w:t>
+            </w:r>
+            <w:r>
+              <w:rPr>
+                <w:rFonts w:hint="eastAsia"/>
+              </w:rPr>
+              <w:t>码流中。</w:t>
+            </w:r>
+          </w:p>
+        </w:tc>
+        <w:tc>
+          <w:tcPr>
+            <w:tcW w:w="1134" w:type="dxa"/>
+          </w:tcPr>
+          <w:p>
+            <w:pPr>
+              <w:ind w:left="0"/>
+            </w:pPr>
+            <w:r>
+              <w:t>A</w:t>
+            </w:r>
+            <w:r>
+              <w:rPr>
+                <w:rFonts w:hint="eastAsia"/>
+              </w:rPr>
+              <w:t>dd</w:t>
+            </w:r>
+          </w:p>
+        </w:tc>
+        <w:tc>
+          <w:tcPr>
+            <w:tcW w:w="759" w:type="dxa"/>
+          </w:tcPr>
+          <w:p>
+            <w:pPr>
+              <w:ind w:left="0"/>
+            </w:pPr>
+          </w:p>
+        </w:tc>
+      </w:tr>
+      <w:tr>
+        <w:tc>
+          <w:tcPr>
+            <w:tcW w:w="3382" w:type="dxa"/>
+          </w:tcPr>
+          <w:p>
+            <w:pPr>
+              <w:ind w:left="0"/>
+            </w:pPr>
+          </w:p>
+        </w:tc>
+        <w:tc>
+          <w:tcPr>
+            <w:tcW w:w="2890" w:type="dxa"/>
+          </w:tcPr>
+          <w:p>
+            <w:pPr>
+              <w:ind w:left="0"/>
+            </w:pPr>
+          </w:p>
+        </w:tc>
+        <w:tc>
+          <w:tcPr>
+            <w:tcW w:w="1134" w:type="dxa"/>
+          </w:tcPr>
+          <w:p>
+            <w:pPr>
+              <w:ind w:left="0"/>
+            </w:pPr>
+          </w:p>
+        </w:tc>
+        <w:tc>
+          <w:tcPr>
+            <w:tcW w:w="759" w:type="dxa"/>
+          </w:tcPr>
+          <w:p>
+            <w:pPr>
+              <w:ind w:left="0"/>
+            </w:pPr>
+          </w:p>
+        </w:tc>
+      </w:tr>
+    </w:tbl>
+    <w:p>
+      <w:pPr>
+        <w:ind w:left="0"/>
+      </w:pPr>
+    </w:p>
+    <w:p>
+      <w:pPr>
+        <w:pStyle w:val="Heading5"/>
+      </w:pPr>
+      <w:r>
+        <w:rPr>
+          <w:rFonts w:hint="eastAsia"/>
+        </w:rPr>
+        <w:t>4.2.2</w:t>
+      </w:r>
+      <w:r>
+        <w:rPr>
+          <w:rFonts w:hint="eastAsia"/>
+        </w:rPr>
+        <w:t>解码接口</w:t>
+      </w:r>
+    </w:p>
+    <w:tbl>
+      <w:tblPr>
+        <w:tblStyle w:val="TableGrid"/>
+        <w:tblW w:w="0" w:type="auto"/>
+        <w:tblInd w:w="357" w:type="dxa"/>
+        <w:tblLayout w:type="fixed"/>
+        <w:tblLook w:val="04A0"/>
+      </w:tblPr>
+      <w:tblGrid>
+        <w:gridCol w:w="3437"/>
+        <w:gridCol w:w="2835"/>
+        <w:gridCol w:w="1134"/>
+        <w:gridCol w:w="759"/>
+      </w:tblGrid>
+      <w:tr>
+        <w:tc>
+          <w:tcPr>
+            <w:tcW w:w="3437" w:type="dxa"/>
+          </w:tcPr>
+          <w:p>
+            <w:pPr>
+              <w:ind w:left="0"/>
+            </w:pPr>
+            <w:r>
+              <w:rPr>
+                <w:rFonts w:hint="eastAsia"/>
+              </w:rPr>
+              <w:t>接口</w:t>
+            </w:r>
+          </w:p>
+        </w:tc>
+        <w:tc>
+          <w:tcPr>
+            <w:tcW w:w="2835" w:type="dxa"/>
+          </w:tcPr>
+          <w:p>
+            <w:pPr>
+              <w:ind w:left="0"/>
+            </w:pPr>
+            <w:r>
+              <w:rPr>
+                <w:rFonts w:hint="eastAsia"/>
+              </w:rPr>
+              <w:t>说明</w:t>
+            </w:r>
+          </w:p>
+        </w:tc>
+        <w:tc>
+          <w:tcPr>
+            <w:tcW w:w="1134" w:type="dxa"/>
+          </w:tcPr>
+          <w:p>
+            <w:pPr>
+              <w:ind w:left="0"/>
+            </w:pPr>
+            <w:r>
+              <w:rPr>
+                <w:rFonts w:hint="eastAsia"/>
+              </w:rPr>
+              <w:t>变动</w:t>
+            </w:r>
+          </w:p>
+        </w:tc>
+        <w:tc>
+          <w:tcPr>
+            <w:tcW w:w="759" w:type="dxa"/>
+          </w:tcPr>
+          <w:p>
+            <w:pPr>
+              <w:ind w:left="0"/>
+              <w:rPr>
+                <w:rFonts w:hint="eastAsia"/>
+              </w:rPr>
+            </w:pPr>
+            <w:r>
+              <w:rPr>
+                <w:rFonts w:hint="eastAsia"/>
+              </w:rPr>
+              <w:t>备注</w:t>
+            </w:r>
+          </w:p>
+        </w:tc>
+      </w:tr>
+      <w:tr>
+        <w:tc>
+          <w:tcPr>
+            <w:tcW w:w="7406" w:type="dxa"/>
             <w:gridSpan w:val="3"/>
           </w:tcPr>
           <w:p>
@@ -7463,55 +9055,293 @@
                 <w:rFonts w:hint="eastAsia"/>
                 <w:shd w:val="pct15" w:color="auto" w:fill="FFFFFF"/>
               </w:rPr>
-              <w:t>org.bson.</w:t>
-            </w:r>
-            <w:r>
+              <w:t>org.bson.BasicBsonEncoder.java</w:t>
+            </w:r>
+          </w:p>
+        </w:tc>
+        <w:tc>
+          <w:tcPr>
+            <w:tcW w:w="759" w:type="dxa"/>
+          </w:tcPr>
+          <w:p>
+            <w:pPr>
+              <w:ind w:left="0"/>
               <w:rPr>
                 <w:rFonts w:hint="eastAsia"/>
                 <w:shd w:val="pct15" w:color="auto" w:fill="FFFFFF"/>
               </w:rPr>
-              <w:t>Basic</w:t>
-            </w:r>
+            </w:pPr>
+          </w:p>
+        </w:tc>
+      </w:tr>
+      <w:tr>
+        <w:tc>
+          <w:tcPr>
+            <w:tcW w:w="3437" w:type="dxa"/>
+          </w:tcPr>
+          <w:p>
+            <w:pPr>
+              <w:ind w:left="0"/>
+            </w:pPr>
+            <w:r>
+              <w:rPr>
+                <w:rFonts w:hint="eastAsia"/>
+              </w:rPr>
+              <w:t>BasicBsonEncoder::_putObjectField</w:t>
+            </w:r>
+          </w:p>
+        </w:tc>
+        <w:tc>
+          <w:tcPr>
+            <w:tcW w:w="2835" w:type="dxa"/>
+          </w:tcPr>
+          <w:p>
+            <w:pPr>
+              <w:ind w:left="0"/>
+            </w:pPr>
+            <w:r>
+              <w:rPr>
+                <w:rFonts w:hint="eastAsia"/>
+              </w:rPr>
+              <w:t>添加处理</w:t>
+            </w:r>
+            <w:r>
+              <w:rPr>
+                <w:rFonts w:hint="eastAsia"/>
+              </w:rPr>
+              <w:t>decimal</w:t>
+            </w:r>
+            <w:r>
+              <w:rPr>
+                <w:rFonts w:hint="eastAsia"/>
+              </w:rPr>
+              <w:t>逻辑</w:t>
+            </w:r>
+          </w:p>
+        </w:tc>
+        <w:tc>
+          <w:tcPr>
+            <w:tcW w:w="1134" w:type="dxa"/>
+          </w:tcPr>
+          <w:p>
+            <w:pPr>
+              <w:ind w:left="0"/>
+            </w:pPr>
+            <w:r>
+              <w:t>M</w:t>
+            </w:r>
+            <w:r>
+              <w:rPr>
+                <w:rFonts w:hint="eastAsia"/>
+              </w:rPr>
+              <w:t>odify</w:t>
+            </w:r>
+          </w:p>
+        </w:tc>
+        <w:tc>
+          <w:tcPr>
+            <w:tcW w:w="759" w:type="dxa"/>
+          </w:tcPr>
+          <w:p>
+            <w:pPr>
+              <w:ind w:left="0"/>
+            </w:pPr>
+          </w:p>
+        </w:tc>
+      </w:tr>
+      <w:tr>
+        <w:tc>
+          <w:tcPr>
+            <w:tcW w:w="3437" w:type="dxa"/>
+          </w:tcPr>
+          <w:p>
+            <w:pPr>
+              <w:ind w:left="0"/>
+            </w:pPr>
+            <w:r>
+              <w:rPr>
+                <w:rFonts w:hint="eastAsia"/>
+              </w:rPr>
+              <w:t>BasicBsonEncoder::putDecimal()</w:t>
+            </w:r>
+          </w:p>
+        </w:tc>
+        <w:tc>
+          <w:tcPr>
+            <w:tcW w:w="2835" w:type="dxa"/>
+          </w:tcPr>
+          <w:p>
+            <w:pPr>
+              <w:ind w:left="0"/>
+            </w:pPr>
+            <w:r>
+              <w:rPr>
+                <w:rFonts w:hint="eastAsia"/>
+              </w:rPr>
+              <w:t>按</w:t>
+            </w:r>
+            <w:r>
+              <w:rPr>
+                <w:rFonts w:hint="eastAsia"/>
+              </w:rPr>
+              <w:t>/*size+typemod+dscale+weight+data*/</w:t>
+            </w:r>
+            <w:r>
+              <w:rPr>
+                <w:rFonts w:hint="eastAsia"/>
+              </w:rPr>
+              <w:t>格式存放内容到</w:t>
+            </w:r>
+            <w:r>
+              <w:rPr>
+                <w:rFonts w:hint="eastAsia"/>
+              </w:rPr>
+              <w:t>bson</w:t>
+            </w:r>
+            <w:r>
+              <w:rPr>
+                <w:rFonts w:hint="eastAsia"/>
+              </w:rPr>
+              <w:t>码流中。</w:t>
+            </w:r>
+          </w:p>
+        </w:tc>
+        <w:tc>
+          <w:tcPr>
+            <w:tcW w:w="1134" w:type="dxa"/>
+          </w:tcPr>
+          <w:p>
+            <w:pPr>
+              <w:ind w:left="0"/>
+            </w:pPr>
+            <w:r>
+              <w:t>A</w:t>
+            </w:r>
+            <w:r>
+              <w:rPr>
+                <w:rFonts w:hint="eastAsia"/>
+              </w:rPr>
+              <w:t>dd</w:t>
+            </w:r>
+          </w:p>
+        </w:tc>
+        <w:tc>
+          <w:tcPr>
+            <w:tcW w:w="759" w:type="dxa"/>
+          </w:tcPr>
+          <w:p>
+            <w:pPr>
+              <w:ind w:left="0"/>
+            </w:pPr>
+          </w:p>
+        </w:tc>
+      </w:tr>
+      <w:tr>
+        <w:tc>
+          <w:tcPr>
+            <w:tcW w:w="3437" w:type="dxa"/>
+          </w:tcPr>
+          <w:p>
+            <w:pPr>
+              <w:ind w:left="0"/>
+            </w:pPr>
+          </w:p>
+        </w:tc>
+        <w:tc>
+          <w:tcPr>
+            <w:tcW w:w="2835" w:type="dxa"/>
+          </w:tcPr>
+          <w:p>
+            <w:pPr>
+              <w:ind w:left="0"/>
+            </w:pPr>
+          </w:p>
+        </w:tc>
+        <w:tc>
+          <w:tcPr>
+            <w:tcW w:w="1134" w:type="dxa"/>
+          </w:tcPr>
+          <w:p>
+            <w:pPr>
+              <w:ind w:left="0"/>
+            </w:pPr>
+          </w:p>
+        </w:tc>
+        <w:tc>
+          <w:tcPr>
+            <w:tcW w:w="759" w:type="dxa"/>
+          </w:tcPr>
+          <w:p>
+            <w:pPr>
+              <w:ind w:left="0"/>
+            </w:pPr>
+          </w:p>
+        </w:tc>
+      </w:tr>
+      <w:tr>
+        <w:tc>
+          <w:tcPr>
+            <w:tcW w:w="7406" w:type="dxa"/>
+            <w:gridSpan w:val="3"/>
+          </w:tcPr>
+          <w:p>
+            <w:pPr>
+              <w:ind w:left="0"/>
+            </w:pPr>
             <w:r>
               <w:rPr>
                 <w:rFonts w:hint="eastAsia"/>
                 <w:shd w:val="pct15" w:color="auto" w:fill="FFFFFF"/>
               </w:rPr>
-              <w:t>BsonEncoder.java</w:t>
-            </w:r>
-          </w:p>
-        </w:tc>
-      </w:tr>
-      <w:tr>
-        <w:tc>
-          <w:tcPr>
-            <w:tcW w:w="3847" w:type="dxa"/>
-          </w:tcPr>
-          <w:p>
-            <w:pPr>
-              <w:ind w:left="0"/>
-            </w:pPr>
-            <w:r>
-              <w:rPr>
-                <w:rFonts w:hint="eastAsia"/>
-              </w:rPr>
-              <w:t>BasicBsonEncoder::_putObjectField</w:t>
-            </w:r>
-          </w:p>
-        </w:tc>
-        <w:tc>
-          <w:tcPr>
-            <w:tcW w:w="3506" w:type="dxa"/>
-          </w:tcPr>
-          <w:p>
-            <w:pPr>
-              <w:ind w:left="0"/>
-            </w:pPr>
-            <w:r>
-              <w:rPr>
-                <w:rFonts w:hint="eastAsia"/>
-              </w:rPr>
-              <w:t>添加处理</w:t>
+              <w:t>org.bson.BasicBsonDecoder.java</w:t>
+            </w:r>
+          </w:p>
+        </w:tc>
+        <w:tc>
+          <w:tcPr>
+            <w:tcW w:w="759" w:type="dxa"/>
+          </w:tcPr>
+          <w:p>
+            <w:pPr>
+              <w:ind w:left="0"/>
+              <w:rPr>
+                <w:rFonts w:hint="eastAsia"/>
+                <w:shd w:val="pct15" w:color="auto" w:fill="FFFFFF"/>
+              </w:rPr>
+            </w:pPr>
+          </w:p>
+        </w:tc>
+      </w:tr>
+      <w:tr>
+        <w:tc>
+          <w:tcPr>
+            <w:tcW w:w="3437" w:type="dxa"/>
+          </w:tcPr>
+          <w:p>
+            <w:pPr>
+              <w:ind w:left="0"/>
+            </w:pPr>
+            <w:r>
+              <w:rPr>
+                <w:rFonts w:hint="eastAsia"/>
+              </w:rPr>
+              <w:t>BasicBsonDecoder::decodeElement()</w:t>
+            </w:r>
+          </w:p>
+        </w:tc>
+        <w:tc>
+          <w:tcPr>
+            <w:tcW w:w="2835" w:type="dxa"/>
+          </w:tcPr>
+          <w:p>
+            <w:pPr>
+              <w:ind w:left="0"/>
+            </w:pPr>
+            <w:r>
+              <w:rPr>
+                <w:rFonts w:hint="eastAsia"/>
+              </w:rPr>
+              <w:t>添加解码</w:t>
             </w:r>
             <w:r>
               <w:rPr>
@@ -7529,130 +9359,998 @@
         </w:tc>
         <w:tc>
           <w:tcPr>
-            <w:tcW w:w="812" w:type="dxa"/>
-          </w:tcPr>
-          <w:p>
-            <w:pPr>
-              <w:ind w:left="0"/>
-            </w:pPr>
-            <w:r>
-              <w:t>M</w:t>
-            </w:r>
-            <w:r>
-              <w:rPr>
-                <w:rFonts w:hint="eastAsia"/>
-              </w:rPr>
-              <w:t>odify</w:t>
-            </w:r>
-          </w:p>
-        </w:tc>
-      </w:tr>
-      <w:tr>
-        <w:tc>
-          <w:tcPr>
-            <w:tcW w:w="3847" w:type="dxa"/>
-          </w:tcPr>
-          <w:p>
-            <w:pPr>
-              <w:ind w:left="0"/>
-            </w:pPr>
-            <w:r>
-              <w:rPr>
-                <w:rFonts w:hint="eastAsia"/>
-              </w:rPr>
-              <w:t>BasicBsonEncoder::putDecimal()</w:t>
-            </w:r>
-          </w:p>
-        </w:tc>
-        <w:tc>
-          <w:tcPr>
-            <w:tcW w:w="3506" w:type="dxa"/>
-          </w:tcPr>
-          <w:p>
-            <w:pPr>
-              <w:ind w:left="0"/>
-            </w:pPr>
-            <w:r>
-              <w:rPr>
-                <w:rFonts w:hint="eastAsia"/>
-              </w:rPr>
-              <w:t>按</w:t>
-            </w:r>
-            <w:r>
-              <w:rPr>
-                <w:rFonts w:hint="eastAsia"/>
-              </w:rPr>
-              <w:t>/*size+typemod+dscale+weight+data*/</w:t>
-            </w:r>
-            <w:r>
-              <w:rPr>
-                <w:rFonts w:hint="eastAsia"/>
-              </w:rPr>
-              <w:t>格式存放内容到</w:t>
-            </w:r>
-            <w:r>
-              <w:rPr>
-                <w:rFonts w:hint="eastAsia"/>
-              </w:rPr>
+            <w:tcW w:w="1134" w:type="dxa"/>
+          </w:tcPr>
+          <w:p>
+            <w:pPr>
+              <w:ind w:left="0"/>
+            </w:pPr>
+            <w:r>
+              <w:rPr>
+                <w:rFonts w:hint="eastAsia"/>
+              </w:rPr>
+              <w:t>Modify</w:t>
+            </w:r>
+          </w:p>
+        </w:tc>
+        <w:tc>
+          <w:tcPr>
+            <w:tcW w:w="759" w:type="dxa"/>
+          </w:tcPr>
+          <w:p>
+            <w:pPr>
+              <w:ind w:left="0"/>
+              <w:rPr>
+                <w:rFonts w:hint="eastAsia"/>
+              </w:rPr>
+            </w:pPr>
+          </w:p>
+        </w:tc>
+      </w:tr>
+      <w:tr>
+        <w:tc>
+          <w:tcPr>
+            <w:tcW w:w="3437" w:type="dxa"/>
+          </w:tcPr>
+          <w:p>
+            <w:pPr>
+              <w:ind w:left="0"/>
+            </w:pPr>
+            <w:r>
+              <w:rPr>
+                <w:rFonts w:hint="eastAsia"/>
+              </w:rPr>
+              <w:t>short BasicBsonDecoder::BSONInput::readShort()</w:t>
+            </w:r>
+          </w:p>
+        </w:tc>
+        <w:tc>
+          <w:tcPr>
+            <w:tcW w:w="2835" w:type="dxa"/>
+          </w:tcPr>
+          <w:p>
+            <w:pPr>
+              <w:ind w:left="0"/>
+            </w:pPr>
+            <w:r>
+              <w:rPr>
+                <w:rFonts w:hint="eastAsia"/>
+              </w:rPr>
+              <w:t>从</w:t>
+            </w:r>
+            <w:r>
+              <w:rPr>
+                <w:rFonts w:hint="eastAsia"/>
+              </w:rPr>
+              <w:t>byte</w:t>
+            </w:r>
+            <w:r>
+              <w:rPr>
+                <w:rFonts w:hint="eastAsia"/>
+              </w:rPr>
+              <w:t>码流中读取一个</w:t>
+            </w:r>
+            <w:r>
+              <w:rPr>
+                <w:rFonts w:hint="eastAsia"/>
+              </w:rPr>
+              <w:t>short</w:t>
+            </w:r>
+            <w:r>
+              <w:rPr>
+                <w:rFonts w:hint="eastAsia"/>
+              </w:rPr>
+              <w:t>类型</w:t>
+            </w:r>
+          </w:p>
+        </w:tc>
+        <w:tc>
+          <w:tcPr>
+            <w:tcW w:w="1134" w:type="dxa"/>
+          </w:tcPr>
+          <w:p>
+            <w:pPr>
+              <w:ind w:left="0"/>
+            </w:pPr>
+            <w:r>
+              <w:rPr>
+                <w:rFonts w:hint="eastAsia"/>
+              </w:rPr>
+              <w:t>Add</w:t>
+            </w:r>
+          </w:p>
+        </w:tc>
+        <w:tc>
+          <w:tcPr>
+            <w:tcW w:w="759" w:type="dxa"/>
+          </w:tcPr>
+          <w:p>
+            <w:pPr>
+              <w:ind w:left="0"/>
+              <w:rPr>
+                <w:rFonts w:hint="eastAsia"/>
+              </w:rPr>
+            </w:pPr>
+          </w:p>
+        </w:tc>
+      </w:tr>
+      <w:tr>
+        <w:tc>
+          <w:tcPr>
+            <w:tcW w:w="3437" w:type="dxa"/>
+          </w:tcPr>
+          <w:p>
+            <w:pPr>
+              <w:ind w:left="0"/>
+            </w:pPr>
+            <w:r>
+              <w:t>S</w:t>
+            </w:r>
+            <w:r>
+              <w:rPr>
+                <w:rFonts w:hint="eastAsia"/>
+              </w:rPr>
+              <w:t>tring BasicBsonDecoder:: BSONInput::readDecimal()</w:t>
+            </w:r>
+          </w:p>
+        </w:tc>
+        <w:tc>
+          <w:tcPr>
+            <w:tcW w:w="2835" w:type="dxa"/>
+          </w:tcPr>
+          <w:p>
+            <w:pPr>
+              <w:ind w:left="0"/>
+            </w:pPr>
+            <w:r>
+              <w:rPr>
+                <w:rFonts w:hint="eastAsia"/>
+              </w:rPr>
+              <w:t>从</w:t>
+            </w:r>
+            <w:r>
+              <w:rPr>
+                <w:rFonts w:hint="eastAsia"/>
+              </w:rPr>
+              <w:t>byte</w:t>
+            </w:r>
+            <w:r>
+              <w:rPr>
+                <w:rFonts w:hint="eastAsia"/>
+              </w:rPr>
+              <w:t>码流中拼接</w:t>
+            </w:r>
+            <w:r>
+              <w:rPr>
+                <w:rFonts w:hint="eastAsia"/>
+              </w:rPr>
+              <w:t>decimal</w:t>
+            </w:r>
+            <w:r>
+              <w:rPr>
+                <w:rFonts w:hint="eastAsia"/>
+              </w:rPr>
+              <w:t>数据，并以字符串形式返回</w:t>
+            </w:r>
+          </w:p>
+        </w:tc>
+        <w:tc>
+          <w:tcPr>
+            <w:tcW w:w="1134" w:type="dxa"/>
+          </w:tcPr>
+          <w:p>
+            <w:pPr>
+              <w:ind w:left="0"/>
+            </w:pPr>
+            <w:r>
+              <w:rPr>
+                <w:rFonts w:hint="eastAsia"/>
+              </w:rPr>
+              <w:t>Add</w:t>
+            </w:r>
+          </w:p>
+        </w:tc>
+        <w:tc>
+          <w:tcPr>
+            <w:tcW w:w="759" w:type="dxa"/>
+          </w:tcPr>
+          <w:p>
+            <w:pPr>
+              <w:ind w:left="0"/>
+              <w:rPr>
+                <w:rFonts w:hint="eastAsia"/>
+              </w:rPr>
+            </w:pPr>
+          </w:p>
+        </w:tc>
+      </w:tr>
+      <w:tr>
+        <w:tc>
+          <w:tcPr>
+            <w:tcW w:w="3437" w:type="dxa"/>
+          </w:tcPr>
+          <w:p>
+            <w:pPr>
+              <w:ind w:left="0"/>
+            </w:pPr>
+          </w:p>
+        </w:tc>
+        <w:tc>
+          <w:tcPr>
+            <w:tcW w:w="2835" w:type="dxa"/>
+          </w:tcPr>
+          <w:p>
+            <w:pPr>
+              <w:ind w:left="0"/>
+            </w:pPr>
+          </w:p>
+        </w:tc>
+        <w:tc>
+          <w:tcPr>
+            <w:tcW w:w="1134" w:type="dxa"/>
+          </w:tcPr>
+          <w:p>
+            <w:pPr>
+              <w:ind w:left="0"/>
+            </w:pPr>
+          </w:p>
+        </w:tc>
+        <w:tc>
+          <w:tcPr>
+            <w:tcW w:w="759" w:type="dxa"/>
+          </w:tcPr>
+          <w:p>
+            <w:pPr>
+              <w:ind w:left="0"/>
+            </w:pPr>
+          </w:p>
+        </w:tc>
+      </w:tr>
+      <w:tr>
+        <w:tc>
+          <w:tcPr>
+            <w:tcW w:w="7406" w:type="dxa"/>
+            <w:gridSpan w:val="3"/>
+          </w:tcPr>
+          <w:p>
+            <w:pPr>
+              <w:ind w:left="0"/>
+            </w:pPr>
+            <w:r>
+              <w:rPr>
+                <w:rFonts w:hint="eastAsia"/>
+                <w:shd w:val="pct15" w:color="auto" w:fill="FFFFFF"/>
+              </w:rPr>
+              <w:t>org.bson.io.Bits.java</w:t>
+            </w:r>
+          </w:p>
+        </w:tc>
+        <w:tc>
+          <w:tcPr>
+            <w:tcW w:w="759" w:type="dxa"/>
+          </w:tcPr>
+          <w:p>
+            <w:pPr>
+              <w:ind w:left="0"/>
+              <w:rPr>
+                <w:rFonts w:hint="eastAsia"/>
+                <w:shd w:val="pct15" w:color="auto" w:fill="FFFFFF"/>
+              </w:rPr>
+            </w:pPr>
+          </w:p>
+        </w:tc>
+      </w:tr>
+      <w:tr>
+        <w:tc>
+          <w:tcPr>
+            <w:tcW w:w="3437" w:type="dxa"/>
+          </w:tcPr>
+          <w:p>
+            <w:pPr>
+              <w:ind w:left="0"/>
+            </w:pPr>
+            <w:r>
+              <w:rPr>
+                <w:rFonts w:hint="eastAsia"/>
+              </w:rPr>
+              <w:t>Bits::readShort( byte[] data, int offset)</w:t>
+            </w:r>
+          </w:p>
+        </w:tc>
+        <w:tc>
+          <w:tcPr>
+            <w:tcW w:w="2835" w:type="dxa"/>
+          </w:tcPr>
+          <w:p>
+            <w:pPr>
+              <w:ind w:left="0"/>
+            </w:pPr>
+            <w:r>
+              <w:rPr>
+                <w:rFonts w:hint="eastAsia"/>
+              </w:rPr>
+              <w:t>以小端的方式从</w:t>
+            </w:r>
+            <w:r>
+              <w:rPr>
+                <w:rFonts w:hint="eastAsia"/>
+              </w:rPr>
+              <w:t>byte</w:t>
+            </w:r>
+            <w:r>
+              <w:rPr>
+                <w:rFonts w:hint="eastAsia"/>
+              </w:rPr>
+              <w:t>码流中读取一个</w:t>
+            </w:r>
+            <w:r>
+              <w:rPr>
+                <w:rFonts w:hint="eastAsia"/>
+              </w:rPr>
+              <w:t>short</w:t>
+            </w:r>
+            <w:r>
+              <w:rPr>
+                <w:rFonts w:hint="eastAsia"/>
+              </w:rPr>
+              <w:t>类型</w:t>
+            </w:r>
+          </w:p>
+        </w:tc>
+        <w:tc>
+          <w:tcPr>
+            <w:tcW w:w="1134" w:type="dxa"/>
+          </w:tcPr>
+          <w:p>
+            <w:pPr>
+              <w:ind w:left="0"/>
+            </w:pPr>
+            <w:r>
+              <w:rPr>
+                <w:rFonts w:hint="eastAsia"/>
+              </w:rPr>
+              <w:t>Add</w:t>
+            </w:r>
+          </w:p>
+        </w:tc>
+        <w:tc>
+          <w:tcPr>
+            <w:tcW w:w="759" w:type="dxa"/>
+          </w:tcPr>
+          <w:p>
+            <w:pPr>
+              <w:ind w:left="0"/>
+              <w:rPr>
+                <w:rFonts w:hint="eastAsia"/>
+              </w:rPr>
+            </w:pPr>
+          </w:p>
+        </w:tc>
+      </w:tr>
+      <w:tr>
+        <w:tc>
+          <w:tcPr>
+            <w:tcW w:w="3437" w:type="dxa"/>
+          </w:tcPr>
+          <w:p>
+            <w:pPr>
+              <w:ind w:left="0"/>
+            </w:pPr>
+          </w:p>
+        </w:tc>
+        <w:tc>
+          <w:tcPr>
+            <w:tcW w:w="2835" w:type="dxa"/>
+          </w:tcPr>
+          <w:p>
+            <w:pPr>
+              <w:ind w:left="0"/>
+            </w:pPr>
+          </w:p>
+        </w:tc>
+        <w:tc>
+          <w:tcPr>
+            <w:tcW w:w="1134" w:type="dxa"/>
+          </w:tcPr>
+          <w:p>
+            <w:pPr>
+              <w:ind w:left="0"/>
+            </w:pPr>
+          </w:p>
+        </w:tc>
+        <w:tc>
+          <w:tcPr>
+            <w:tcW w:w="759" w:type="dxa"/>
+          </w:tcPr>
+          <w:p>
+            <w:pPr>
+              <w:ind w:left="0"/>
+            </w:pPr>
+          </w:p>
+        </w:tc>
+      </w:tr>
+      <w:tr>
+        <w:tc>
+          <w:tcPr>
+            <w:tcW w:w="3437" w:type="dxa"/>
+          </w:tcPr>
+          <w:p>
+            <w:pPr>
+              <w:ind w:left="0"/>
+            </w:pPr>
+          </w:p>
+        </w:tc>
+        <w:tc>
+          <w:tcPr>
+            <w:tcW w:w="2835" w:type="dxa"/>
+          </w:tcPr>
+          <w:p>
+            <w:pPr>
+              <w:ind w:left="0"/>
+            </w:pPr>
+          </w:p>
+        </w:tc>
+        <w:tc>
+          <w:tcPr>
+            <w:tcW w:w="1134" w:type="dxa"/>
+          </w:tcPr>
+          <w:p>
+            <w:pPr>
+              <w:ind w:left="0"/>
+            </w:pPr>
+          </w:p>
+        </w:tc>
+        <w:tc>
+          <w:tcPr>
+            <w:tcW w:w="759" w:type="dxa"/>
+          </w:tcPr>
+          <w:p>
+            <w:pPr>
+              <w:ind w:left="0"/>
+            </w:pPr>
+          </w:p>
+        </w:tc>
+      </w:tr>
+      <w:tr>
+        <w:tc>
+          <w:tcPr>
+            <w:tcW w:w="3437" w:type="dxa"/>
+          </w:tcPr>
+          <w:p>
+            <w:pPr>
+              <w:ind w:left="0"/>
+            </w:pPr>
+          </w:p>
+        </w:tc>
+        <w:tc>
+          <w:tcPr>
+            <w:tcW w:w="2835" w:type="dxa"/>
+          </w:tcPr>
+          <w:p>
+            <w:pPr>
+              <w:ind w:left="0"/>
+            </w:pPr>
+          </w:p>
+        </w:tc>
+        <w:tc>
+          <w:tcPr>
+            <w:tcW w:w="1134" w:type="dxa"/>
+          </w:tcPr>
+          <w:p>
+            <w:pPr>
+              <w:ind w:left="0"/>
+            </w:pPr>
+          </w:p>
+        </w:tc>
+        <w:tc>
+          <w:tcPr>
+            <w:tcW w:w="759" w:type="dxa"/>
+          </w:tcPr>
+          <w:p>
+            <w:pPr>
+              <w:ind w:left="0"/>
+            </w:pPr>
+          </w:p>
+        </w:tc>
+      </w:tr>
+      <w:tr>
+        <w:tc>
+          <w:tcPr>
+            <w:tcW w:w="7406" w:type="dxa"/>
+            <w:gridSpan w:val="3"/>
+          </w:tcPr>
+          <w:p>
+            <w:pPr>
+              <w:ind w:left="0"/>
+            </w:pPr>
+            <w:r>
+              <w:rPr>
+                <w:shd w:val="pct15" w:color="auto" w:fill="FFFFFF"/>
+              </w:rPr>
+              <w:t>O</w:t>
+            </w:r>
+            <w:r>
+              <w:rPr>
+                <w:rFonts w:hint="eastAsia"/>
+                <w:shd w:val="pct15" w:color="auto" w:fill="FFFFFF"/>
+              </w:rPr>
+              <w:t>rg.bson.BSONCallback.java</w:t>
+            </w:r>
+          </w:p>
+        </w:tc>
+        <w:tc>
+          <w:tcPr>
+            <w:tcW w:w="759" w:type="dxa"/>
+          </w:tcPr>
+          <w:p>
+            <w:pPr>
+              <w:ind w:left="0"/>
+              <w:rPr>
+                <w:shd w:val="pct15" w:color="auto" w:fill="FFFFFF"/>
+              </w:rPr>
+            </w:pPr>
+          </w:p>
+        </w:tc>
+      </w:tr>
+      <w:tr>
+        <w:tc>
+          <w:tcPr>
+            <w:tcW w:w="3437" w:type="dxa"/>
+          </w:tcPr>
+          <w:p>
+            <w:pPr>
+              <w:ind w:left="0"/>
+            </w:pPr>
+            <w:r>
+              <w:rPr>
+                <w:rFonts w:hint="eastAsia"/>
+              </w:rPr>
+              <w:t xml:space="preserve">BSONCallback::gotDecimal(String name, String value, int precision, int </w:t>
+            </w:r>
+            <w:r>
+              <w:rPr>
+                <w:rFonts w:hint="eastAsia"/>
+              </w:rPr>
+              <w:lastRenderedPageBreak/>
+              <w:t>scale)</w:t>
+            </w:r>
+          </w:p>
+        </w:tc>
+        <w:tc>
+          <w:tcPr>
+            <w:tcW w:w="2835" w:type="dxa"/>
+          </w:tcPr>
+          <w:p>
+            <w:pPr>
+              <w:ind w:left="0"/>
+            </w:pPr>
+            <w:r>
+              <w:rPr>
+                <w:rFonts w:hint="eastAsia"/>
+              </w:rPr>
+              <w:lastRenderedPageBreak/>
+              <w:t>将从</w:t>
+            </w:r>
+            <w:r>
+              <w:rPr>
+                <w:rFonts w:hint="eastAsia"/>
+              </w:rPr>
+              <w:t>byte</w:t>
+            </w:r>
+            <w:r>
+              <w:rPr>
+                <w:rFonts w:hint="eastAsia"/>
+              </w:rPr>
+              <w:t>码流提取的内容构建成</w:t>
+            </w:r>
+            <w:r>
+              <w:rPr>
+                <w:rFonts w:hint="eastAsia"/>
+              </w:rPr>
+              <w:t>decimal</w:t>
+            </w:r>
+            <w:r>
+              <w:rPr>
+                <w:rFonts w:hint="eastAsia"/>
+              </w:rPr>
+              <w:t>的内容，回填到</w:t>
+            </w:r>
+            <w:r>
+              <w:rPr>
+                <w:rFonts w:hint="eastAsia"/>
+              </w:rPr>
+              <w:lastRenderedPageBreak/>
               <w:t>bson</w:t>
             </w:r>
             <w:r>
               <w:rPr>
                 <w:rFonts w:hint="eastAsia"/>
               </w:rPr>
-              <w:t>码流中。</w:t>
-            </w:r>
-          </w:p>
-        </w:tc>
-        <w:tc>
-          <w:tcPr>
-            <w:tcW w:w="812" w:type="dxa"/>
-          </w:tcPr>
-          <w:p>
-            <w:pPr>
-              <w:ind w:left="0"/>
-            </w:pPr>
-            <w:r>
-              <w:t>A</w:t>
-            </w:r>
-            <w:r>
-              <w:rPr>
-                <w:rFonts w:hint="eastAsia"/>
-              </w:rPr>
-              <w:t>dd</w:t>
-            </w:r>
-          </w:p>
-        </w:tc>
-      </w:tr>
-      <w:tr>
-        <w:tc>
-          <w:tcPr>
-            <w:tcW w:w="3847" w:type="dxa"/>
-          </w:tcPr>
-          <w:p>
-            <w:pPr>
-              <w:ind w:left="0"/>
-            </w:pPr>
-          </w:p>
-        </w:tc>
-        <w:tc>
-          <w:tcPr>
-            <w:tcW w:w="3506" w:type="dxa"/>
-          </w:tcPr>
-          <w:p>
-            <w:pPr>
-              <w:ind w:left="0"/>
-            </w:pPr>
-          </w:p>
-        </w:tc>
-        <w:tc>
-          <w:tcPr>
-            <w:tcW w:w="812" w:type="dxa"/>
-          </w:tcPr>
-          <w:p>
-            <w:pPr>
-              <w:ind w:left="0"/>
-            </w:pPr>
+              <w:t>中</w:t>
+            </w:r>
+          </w:p>
+        </w:tc>
+        <w:tc>
+          <w:tcPr>
+            <w:tcW w:w="1134" w:type="dxa"/>
+          </w:tcPr>
+          <w:p>
+            <w:pPr>
+              <w:ind w:left="0"/>
+            </w:pPr>
+            <w:r>
+              <w:rPr>
+                <w:rFonts w:hint="eastAsia"/>
+              </w:rPr>
+              <w:lastRenderedPageBreak/>
+              <w:t>Add</w:t>
+            </w:r>
+          </w:p>
+        </w:tc>
+        <w:tc>
+          <w:tcPr>
+            <w:tcW w:w="759" w:type="dxa"/>
+          </w:tcPr>
+          <w:p>
+            <w:pPr>
+              <w:ind w:left="0"/>
+              <w:rPr>
+                <w:rFonts w:hint="eastAsia"/>
+              </w:rPr>
+            </w:pPr>
+          </w:p>
+        </w:tc>
+      </w:tr>
+      <w:tr>
+        <w:tc>
+          <w:tcPr>
+            <w:tcW w:w="3437" w:type="dxa"/>
+          </w:tcPr>
+          <w:p>
+            <w:pPr>
+              <w:ind w:left="0"/>
+            </w:pPr>
+          </w:p>
+        </w:tc>
+        <w:tc>
+          <w:tcPr>
+            <w:tcW w:w="2835" w:type="dxa"/>
+          </w:tcPr>
+          <w:p>
+            <w:pPr>
+              <w:ind w:left="0"/>
+            </w:pPr>
+          </w:p>
+        </w:tc>
+        <w:tc>
+          <w:tcPr>
+            <w:tcW w:w="1134" w:type="dxa"/>
+          </w:tcPr>
+          <w:p>
+            <w:pPr>
+              <w:ind w:left="0"/>
+            </w:pPr>
+          </w:p>
+        </w:tc>
+        <w:tc>
+          <w:tcPr>
+            <w:tcW w:w="759" w:type="dxa"/>
+          </w:tcPr>
+          <w:p>
+            <w:pPr>
+              <w:ind w:left="0"/>
+            </w:pPr>
+          </w:p>
+        </w:tc>
+      </w:tr>
+      <w:tr>
+        <w:tc>
+          <w:tcPr>
+            <w:tcW w:w="3437" w:type="dxa"/>
+          </w:tcPr>
+          <w:p>
+            <w:pPr>
+              <w:ind w:left="0"/>
+            </w:pPr>
+          </w:p>
+        </w:tc>
+        <w:tc>
+          <w:tcPr>
+            <w:tcW w:w="2835" w:type="dxa"/>
+          </w:tcPr>
+          <w:p>
+            <w:pPr>
+              <w:ind w:left="0"/>
+            </w:pPr>
+          </w:p>
+        </w:tc>
+        <w:tc>
+          <w:tcPr>
+            <w:tcW w:w="1134" w:type="dxa"/>
+          </w:tcPr>
+          <w:p>
+            <w:pPr>
+              <w:ind w:left="0"/>
+            </w:pPr>
+          </w:p>
+        </w:tc>
+        <w:tc>
+          <w:tcPr>
+            <w:tcW w:w="759" w:type="dxa"/>
+          </w:tcPr>
+          <w:p>
+            <w:pPr>
+              <w:ind w:left="0"/>
+            </w:pPr>
+          </w:p>
+        </w:tc>
+      </w:tr>
+      <w:tr>
+        <w:tc>
+          <w:tcPr>
+            <w:tcW w:w="7406" w:type="dxa"/>
+            <w:gridSpan w:val="3"/>
+          </w:tcPr>
+          <w:p>
+            <w:pPr>
+              <w:ind w:left="0"/>
+            </w:pPr>
+            <w:r>
+              <w:rPr>
+                <w:shd w:val="pct15" w:color="auto" w:fill="FFFFFF"/>
+              </w:rPr>
+              <w:t>O</w:t>
+            </w:r>
+            <w:r>
+              <w:rPr>
+                <w:rFonts w:hint="eastAsia"/>
+                <w:shd w:val="pct15" w:color="auto" w:fill="FFFFFF"/>
+              </w:rPr>
+              <w:t>rg.bson.util.JSON.java</w:t>
+            </w:r>
+          </w:p>
+        </w:tc>
+        <w:tc>
+          <w:tcPr>
+            <w:tcW w:w="759" w:type="dxa"/>
+          </w:tcPr>
+          <w:p>
+            <w:pPr>
+              <w:ind w:left="0"/>
+              <w:rPr>
+                <w:shd w:val="pct15" w:color="auto" w:fill="FFFFFF"/>
+              </w:rPr>
+            </w:pPr>
+          </w:p>
+        </w:tc>
+      </w:tr>
+      <w:tr>
+        <w:tc>
+          <w:tcPr>
+            <w:tcW w:w="3437" w:type="dxa"/>
+          </w:tcPr>
+          <w:p>
+            <w:pPr>
+              <w:ind w:left="0"/>
+            </w:pPr>
+            <w:r>
+              <w:rPr>
+                <w:rFonts w:hint="eastAsia"/>
+              </w:rPr>
+              <w:t>JSON::parse()</w:t>
+            </w:r>
+          </w:p>
+        </w:tc>
+        <w:tc>
+          <w:tcPr>
+            <w:tcW w:w="2835" w:type="dxa"/>
+          </w:tcPr>
+          <w:p>
+            <w:pPr>
+              <w:ind w:left="0"/>
+            </w:pPr>
+            <w:r>
+              <w:rPr>
+                <w:rFonts w:hint="eastAsia"/>
+              </w:rPr>
+              <w:t>增加解析</w:t>
+            </w:r>
+            <w:r>
+              <w:rPr>
+                <w:rFonts w:hint="eastAsia"/>
+              </w:rPr>
+              <w:t>$numberLong</w:t>
+            </w:r>
+            <w:r>
+              <w:rPr>
+                <w:rFonts w:hint="eastAsia"/>
+              </w:rPr>
+              <w:t>，</w:t>
+            </w:r>
+            <w:r>
+              <w:rPr>
+                <w:rFonts w:hint="eastAsia"/>
+              </w:rPr>
+              <w:t>BSONDecimal</w:t>
+            </w:r>
+            <w:r>
+              <w:rPr>
+                <w:rFonts w:hint="eastAsia"/>
+              </w:rPr>
+              <w:t>的能力</w:t>
+            </w:r>
+          </w:p>
+        </w:tc>
+        <w:tc>
+          <w:tcPr>
+            <w:tcW w:w="1134" w:type="dxa"/>
+          </w:tcPr>
+          <w:p>
+            <w:pPr>
+              <w:ind w:left="0"/>
+            </w:pPr>
+            <w:r>
+              <w:rPr>
+                <w:rFonts w:hint="eastAsia"/>
+              </w:rPr>
+              <w:t>Modify</w:t>
+            </w:r>
+          </w:p>
+        </w:tc>
+        <w:tc>
+          <w:tcPr>
+            <w:tcW w:w="759" w:type="dxa"/>
+          </w:tcPr>
+          <w:p>
+            <w:pPr>
+              <w:ind w:left="0"/>
+              <w:rPr>
+                <w:rFonts w:hint="eastAsia"/>
+              </w:rPr>
+            </w:pPr>
+          </w:p>
+        </w:tc>
+      </w:tr>
+      <w:tr>
+        <w:tc>
+          <w:tcPr>
+            <w:tcW w:w="3437" w:type="dxa"/>
+          </w:tcPr>
+          <w:p>
+            <w:pPr>
+              <w:ind w:left="0"/>
+            </w:pPr>
+          </w:p>
+        </w:tc>
+        <w:tc>
+          <w:tcPr>
+            <w:tcW w:w="2835" w:type="dxa"/>
+          </w:tcPr>
+          <w:p>
+            <w:pPr>
+              <w:ind w:left="0"/>
+            </w:pPr>
+          </w:p>
+        </w:tc>
+        <w:tc>
+          <w:tcPr>
+            <w:tcW w:w="1134" w:type="dxa"/>
+          </w:tcPr>
+          <w:p>
+            <w:pPr>
+              <w:ind w:left="0"/>
+            </w:pPr>
+          </w:p>
+        </w:tc>
+        <w:tc>
+          <w:tcPr>
+            <w:tcW w:w="759" w:type="dxa"/>
+          </w:tcPr>
+          <w:p>
+            <w:pPr>
+              <w:ind w:left="0"/>
+            </w:pPr>
+          </w:p>
+        </w:tc>
+      </w:tr>
+    </w:tbl>
+    <w:p>
+      <w:pPr>
+        <w:pStyle w:val="Heading5"/>
+      </w:pPr>
+      <w:r>
+        <w:rPr>
+          <w:rFonts w:hint="eastAsia"/>
+        </w:rPr>
+        <w:t>4.2.3</w:t>
+      </w:r>
+      <w:r>
+        <w:rPr>
+          <w:rFonts w:hint="eastAsia"/>
+        </w:rPr>
+        <w:t>其它接口</w:t>
+      </w:r>
+    </w:p>
+    <w:tbl>
+      <w:tblPr>
+        <w:tblStyle w:val="TableGrid"/>
+        <w:tblW w:w="0" w:type="auto"/>
+        <w:tblInd w:w="357" w:type="dxa"/>
+        <w:tblLayout w:type="fixed"/>
+        <w:tblLook w:val="04A0"/>
+      </w:tblPr>
+      <w:tblGrid>
+        <w:gridCol w:w="3373"/>
+        <w:gridCol w:w="3041"/>
+        <w:gridCol w:w="850"/>
+        <w:gridCol w:w="901"/>
+      </w:tblGrid>
+      <w:tr>
+        <w:tc>
+          <w:tcPr>
+            <w:tcW w:w="3373" w:type="dxa"/>
+          </w:tcPr>
+          <w:p>
+            <w:pPr>
+              <w:ind w:left="0"/>
+            </w:pPr>
+            <w:r>
+              <w:rPr>
+                <w:rFonts w:hint="eastAsia"/>
+              </w:rPr>
+              <w:t>接口</w:t>
+            </w:r>
+          </w:p>
+        </w:tc>
+        <w:tc>
+          <w:tcPr>
+            <w:tcW w:w="3041" w:type="dxa"/>
+          </w:tcPr>
+          <w:p>
+            <w:pPr>
+              <w:ind w:left="0"/>
+            </w:pPr>
+            <w:r>
+              <w:rPr>
+                <w:rFonts w:hint="eastAsia"/>
+              </w:rPr>
+              <w:t>说明</w:t>
+            </w:r>
+          </w:p>
+        </w:tc>
+        <w:tc>
+          <w:tcPr>
+            <w:tcW w:w="850" w:type="dxa"/>
+          </w:tcPr>
+          <w:p>
+            <w:pPr>
+              <w:ind w:left="0"/>
+            </w:pPr>
+            <w:r>
+              <w:rPr>
+                <w:rFonts w:hint="eastAsia"/>
+              </w:rPr>
+              <w:t>变动</w:t>
+            </w:r>
+          </w:p>
+        </w:tc>
+        <w:tc>
+          <w:tcPr>
+            <w:tcW w:w="901" w:type="dxa"/>
+          </w:tcPr>
+          <w:p>
+            <w:pPr>
+              <w:ind w:left="0"/>
+              <w:rPr>
+                <w:rFonts w:hint="eastAsia"/>
+              </w:rPr>
+            </w:pPr>
+            <w:r>
+              <w:rPr>
+                <w:rFonts w:hint="eastAsia"/>
+              </w:rPr>
+              <w:t>备注</w:t>
+            </w:r>
           </w:p>
         </w:tc>
       </w:tr>
@@ -7660,76 +10358,91 @@
         <w:tc>
           <w:tcPr>
             <w:tcW w:w="8165" w:type="dxa"/>
-            <w:gridSpan w:val="3"/>
-          </w:tcPr>
-          <w:p>
-            <w:pPr>
-              <w:ind w:left="0"/>
-            </w:pPr>
-            <w:r>
-              <w:rPr>
-                <w:rFonts w:hint="eastAsia"/>
+            <w:gridSpan w:val="4"/>
+          </w:tcPr>
+          <w:p>
+            <w:pPr>
+              <w:ind w:left="0"/>
+              <w:rPr>
+                <w:rFonts w:hint="eastAsia"/>
+              </w:rPr>
+            </w:pPr>
+            <w:r>
+              <w:rPr>
                 <w:shd w:val="pct15" w:color="auto" w:fill="FFFFFF"/>
               </w:rPr>
-              <w:t>org.bson.BasicBsonDecoder.java</w:t>
-            </w:r>
-          </w:p>
-        </w:tc>
-      </w:tr>
-      <w:tr>
-        <w:tc>
-          <w:tcPr>
-            <w:tcW w:w="3847" w:type="dxa"/>
-          </w:tcPr>
-          <w:p>
-            <w:pPr>
-              <w:ind w:left="0"/>
-            </w:pPr>
-            <w:r>
-              <w:rPr>
-                <w:rFonts w:hint="eastAsia"/>
-              </w:rPr>
-              <w:t>BasicBsonDecoder::decodeElement</w:t>
-            </w:r>
-            <w:r>
-              <w:rPr>
-                <w:rFonts w:hint="eastAsia"/>
-              </w:rPr>
-              <w:t>()</w:t>
-            </w:r>
-          </w:p>
-        </w:tc>
-        <w:tc>
-          <w:tcPr>
-            <w:tcW w:w="3506" w:type="dxa"/>
-          </w:tcPr>
-          <w:p>
-            <w:pPr>
-              <w:ind w:left="0"/>
-            </w:pPr>
-            <w:r>
-              <w:rPr>
-                <w:rFonts w:hint="eastAsia"/>
-              </w:rPr>
-              <w:t>添加解码</w:t>
-            </w:r>
-            <w:r>
-              <w:rPr>
-                <w:rFonts w:hint="eastAsia"/>
-              </w:rPr>
-              <w:t>decimal</w:t>
-            </w:r>
-            <w:r>
-              <w:rPr>
-                <w:rFonts w:hint="eastAsia"/>
-              </w:rPr>
-              <w:t>逻辑</w:t>
-            </w:r>
-          </w:p>
-        </w:tc>
-        <w:tc>
-          <w:tcPr>
-            <w:tcW w:w="812" w:type="dxa"/>
+              <w:t>O</w:t>
+            </w:r>
+            <w:r>
+              <w:rPr>
+                <w:rFonts w:hint="eastAsia"/>
+                <w:shd w:val="pct15" w:color="auto" w:fill="FFFFFF"/>
+              </w:rPr>
+              <w:t>rg.bson.util.JSON.java</w:t>
+            </w:r>
+          </w:p>
+        </w:tc>
+      </w:tr>
+      <w:tr>
+        <w:tc>
+          <w:tcPr>
+            <w:tcW w:w="3373" w:type="dxa"/>
+          </w:tcPr>
+          <w:p>
+            <w:pPr>
+              <w:ind w:left="0"/>
+            </w:pPr>
+            <w:r>
+              <w:rPr>
+                <w:rFonts w:hint="eastAsia"/>
+              </w:rPr>
+              <w:t>JSON::parse()</w:t>
+            </w:r>
+          </w:p>
+        </w:tc>
+        <w:tc>
+          <w:tcPr>
+            <w:tcW w:w="3041" w:type="dxa"/>
+          </w:tcPr>
+          <w:p>
+            <w:pPr>
+              <w:ind w:left="0"/>
+            </w:pPr>
+            <w:r>
+              <w:rPr>
+                <w:rFonts w:hint="eastAsia"/>
+              </w:rPr>
+              <w:t>增加解析</w:t>
+            </w:r>
+            <w:r>
+              <w:rPr>
+                <w:rFonts w:hint="eastAsia"/>
+              </w:rPr>
+              <w:t>$numberLong</w:t>
+            </w:r>
+            <w:r>
+              <w:rPr>
+                <w:rFonts w:hint="eastAsia"/>
+              </w:rPr>
+              <w:t>，</w:t>
+            </w:r>
+            <w:r>
+              <w:rPr>
+                <w:rFonts w:hint="eastAsia"/>
+              </w:rPr>
+              <w:t>BSONDecimal</w:t>
+            </w:r>
+            <w:r>
+              <w:rPr>
+                <w:rFonts w:hint="eastAsia"/>
+              </w:rPr>
+              <w:t>的能力</w:t>
+            </w:r>
+          </w:p>
+        </w:tc>
+        <w:tc>
+          <w:tcPr>
+            <w:tcW w:w="850" w:type="dxa"/>
           </w:tcPr>
           <w:p>
             <w:pPr>
@@ -7743,253 +10456,54 @@
             </w:r>
           </w:p>
         </w:tc>
-      </w:tr>
-      <w:tr>
-        <w:tc>
-          <w:tcPr>
-            <w:tcW w:w="3847" w:type="dxa"/>
-          </w:tcPr>
-          <w:p>
-            <w:pPr>
-              <w:ind w:left="0"/>
-            </w:pPr>
-            <w:r>
-              <w:rPr>
-                <w:rFonts w:hint="eastAsia"/>
-              </w:rPr>
-              <w:t xml:space="preserve">short </w:t>
-            </w:r>
-            <w:r>
-              <w:rPr>
-                <w:rFonts w:hint="eastAsia"/>
-              </w:rPr>
-              <w:t>BasicBsonDecoder::BSONInput</w:t>
-            </w:r>
-            <w:r>
-              <w:rPr>
-                <w:rFonts w:hint="eastAsia"/>
-              </w:rPr>
-              <w:t>::readShort()</w:t>
-            </w:r>
-          </w:p>
-        </w:tc>
-        <w:tc>
-          <w:tcPr>
-            <w:tcW w:w="3506" w:type="dxa"/>
-          </w:tcPr>
-          <w:p>
-            <w:pPr>
-              <w:ind w:left="0"/>
-            </w:pPr>
-            <w:r>
-              <w:rPr>
-                <w:rFonts w:hint="eastAsia"/>
-              </w:rPr>
-              <w:t>从</w:t>
-            </w:r>
-            <w:r>
-              <w:rPr>
-                <w:rFonts w:hint="eastAsia"/>
-              </w:rPr>
-              <w:t>byte</w:t>
-            </w:r>
-            <w:r>
-              <w:rPr>
-                <w:rFonts w:hint="eastAsia"/>
-              </w:rPr>
-              <w:t>码流中读取一个</w:t>
-            </w:r>
-            <w:r>
-              <w:rPr>
-                <w:rFonts w:hint="eastAsia"/>
-              </w:rPr>
-              <w:t>short</w:t>
-            </w:r>
-            <w:r>
-              <w:rPr>
-                <w:rFonts w:hint="eastAsia"/>
-              </w:rPr>
-              <w:t>类型</w:t>
-            </w:r>
-          </w:p>
-        </w:tc>
-        <w:tc>
-          <w:tcPr>
-            <w:tcW w:w="812" w:type="dxa"/>
-          </w:tcPr>
-          <w:p>
-            <w:pPr>
-              <w:ind w:left="0"/>
-            </w:pPr>
-            <w:r>
-              <w:rPr>
-                <w:rFonts w:hint="eastAsia"/>
-              </w:rPr>
-              <w:t>Add</w:t>
-            </w:r>
-          </w:p>
-        </w:tc>
-      </w:tr>
-      <w:tr>
-        <w:tc>
-          <w:tcPr>
-            <w:tcW w:w="3847" w:type="dxa"/>
-          </w:tcPr>
-          <w:p>
-            <w:pPr>
-              <w:ind w:left="0"/>
-              <w:rPr>
-                <w:rFonts w:hint="eastAsia"/>
-              </w:rPr>
-            </w:pPr>
-            <w:r>
-              <w:t>S</w:t>
-            </w:r>
-            <w:r>
-              <w:rPr>
-                <w:rFonts w:hint="eastAsia"/>
-              </w:rPr>
-              <w:t xml:space="preserve">tring </w:t>
-            </w:r>
-            <w:r>
-              <w:rPr>
-                <w:rFonts w:hint="eastAsia"/>
-              </w:rPr>
-              <w:t>BasicBsonDecoder:: BSONInput::</w:t>
-            </w:r>
-            <w:r>
-              <w:rPr>
-                <w:rFonts w:hint="eastAsia"/>
-              </w:rPr>
-              <w:t>readDecimal</w:t>
-            </w:r>
-            <w:r>
-              <w:rPr>
-                <w:rFonts w:hint="eastAsia"/>
-              </w:rPr>
-              <w:t>()</w:t>
-            </w:r>
-          </w:p>
-        </w:tc>
-        <w:tc>
-          <w:tcPr>
-            <w:tcW w:w="3506" w:type="dxa"/>
-          </w:tcPr>
-          <w:p>
-            <w:pPr>
-              <w:ind w:left="0"/>
-              <w:rPr>
-                <w:rFonts w:hint="eastAsia"/>
-              </w:rPr>
-            </w:pPr>
-            <w:r>
-              <w:rPr>
-                <w:rFonts w:hint="eastAsia"/>
-              </w:rPr>
-              <w:t>从</w:t>
-            </w:r>
-            <w:r>
-              <w:rPr>
-                <w:rFonts w:hint="eastAsia"/>
-              </w:rPr>
-              <w:t>byte</w:t>
-            </w:r>
-            <w:r>
-              <w:rPr>
-                <w:rFonts w:hint="eastAsia"/>
-              </w:rPr>
-              <w:t>码流中拼接</w:t>
-            </w:r>
-            <w:r>
-              <w:rPr>
-                <w:rFonts w:hint="eastAsia"/>
-              </w:rPr>
-              <w:t>decimal</w:t>
-            </w:r>
-            <w:r>
-              <w:rPr>
-                <w:rFonts w:hint="eastAsia"/>
-              </w:rPr>
-              <w:t>数据，并以字符串形式返回</w:t>
-            </w:r>
-          </w:p>
-        </w:tc>
-        <w:tc>
-          <w:tcPr>
-            <w:tcW w:w="812" w:type="dxa"/>
-          </w:tcPr>
-          <w:p>
-            <w:pPr>
-              <w:ind w:left="0"/>
-              <w:rPr>
-                <w:rFonts w:hint="eastAsia"/>
-              </w:rPr>
-            </w:pPr>
-            <w:r>
-              <w:rPr>
-                <w:rFonts w:hint="eastAsia"/>
-              </w:rPr>
-              <w:t>Add</w:t>
-            </w:r>
-          </w:p>
-        </w:tc>
-      </w:tr>
-      <w:tr>
-        <w:tc>
-          <w:tcPr>
-            <w:tcW w:w="3847" w:type="dxa"/>
-          </w:tcPr>
-          <w:p>
-            <w:pPr>
-              <w:ind w:left="0"/>
-            </w:pPr>
-          </w:p>
-        </w:tc>
-        <w:tc>
-          <w:tcPr>
-            <w:tcW w:w="3506" w:type="dxa"/>
-          </w:tcPr>
-          <w:p>
-            <w:pPr>
-              <w:ind w:left="0"/>
-            </w:pPr>
-          </w:p>
-        </w:tc>
-        <w:tc>
-          <w:tcPr>
-            <w:tcW w:w="812" w:type="dxa"/>
-          </w:tcPr>
-          <w:p>
-            <w:pPr>
-              <w:ind w:left="0"/>
-            </w:pPr>
-          </w:p>
-        </w:tc>
-      </w:tr>
-      <w:tr>
-        <w:tc>
-          <w:tcPr>
-            <w:tcW w:w="3847" w:type="dxa"/>
-          </w:tcPr>
-          <w:p>
-            <w:pPr>
-              <w:ind w:left="0"/>
-            </w:pPr>
-          </w:p>
-        </w:tc>
-        <w:tc>
-          <w:tcPr>
-            <w:tcW w:w="3506" w:type="dxa"/>
-          </w:tcPr>
-          <w:p>
-            <w:pPr>
-              <w:ind w:left="0"/>
-            </w:pPr>
-          </w:p>
-        </w:tc>
-        <w:tc>
-          <w:tcPr>
-            <w:tcW w:w="812" w:type="dxa"/>
+        <w:tc>
+          <w:tcPr>
+            <w:tcW w:w="901" w:type="dxa"/>
+          </w:tcPr>
+          <w:p>
+            <w:pPr>
+              <w:ind w:left="0"/>
+              <w:rPr>
+                <w:rFonts w:hint="eastAsia"/>
+              </w:rPr>
+            </w:pPr>
+          </w:p>
+        </w:tc>
+      </w:tr>
+      <w:tr>
+        <w:tc>
+          <w:tcPr>
+            <w:tcW w:w="3373" w:type="dxa"/>
+          </w:tcPr>
+          <w:p>
+            <w:pPr>
+              <w:ind w:left="0"/>
+            </w:pPr>
+          </w:p>
+        </w:tc>
+        <w:tc>
+          <w:tcPr>
+            <w:tcW w:w="3041" w:type="dxa"/>
+          </w:tcPr>
+          <w:p>
+            <w:pPr>
+              <w:ind w:left="0"/>
+            </w:pPr>
+          </w:p>
+        </w:tc>
+        <w:tc>
+          <w:tcPr>
+            <w:tcW w:w="850" w:type="dxa"/>
+          </w:tcPr>
+          <w:p>
+            <w:pPr>
+              <w:ind w:left="0"/>
+            </w:pPr>
+          </w:p>
+        </w:tc>
+        <w:tc>
+          <w:tcPr>
+            <w:tcW w:w="901" w:type="dxa"/>
           </w:tcPr>
           <w:p>
             <w:pPr>
@@ -8002,201 +10516,14 @@
         <w:tc>
           <w:tcPr>
             <w:tcW w:w="8165" w:type="dxa"/>
-            <w:gridSpan w:val="3"/>
-          </w:tcPr>
-          <w:p>
-            <w:pPr>
-              <w:ind w:left="0"/>
-            </w:pPr>
-            <w:r>
-              <w:rPr>
-                <w:rFonts w:hint="eastAsia"/>
+            <w:gridSpan w:val="4"/>
+          </w:tcPr>
+          <w:p>
+            <w:pPr>
+              <w:ind w:left="0"/>
+              <w:rPr>
                 <w:shd w:val="pct15" w:color="auto" w:fill="FFFFFF"/>
               </w:rPr>
-              <w:t>org.bson.io.Bits.java</w:t>
-            </w:r>
-          </w:p>
-        </w:tc>
-      </w:tr>
-      <w:tr>
-        <w:tc>
-          <w:tcPr>
-            <w:tcW w:w="3847" w:type="dxa"/>
-          </w:tcPr>
-          <w:p>
-            <w:pPr>
-              <w:ind w:left="0"/>
-            </w:pPr>
-            <w:r>
-              <w:rPr>
-                <w:rFonts w:hint="eastAsia"/>
-              </w:rPr>
-              <w:t>Bits::readShort( byte[] data, int offset)</w:t>
-            </w:r>
-          </w:p>
-        </w:tc>
-        <w:tc>
-          <w:tcPr>
-            <w:tcW w:w="3506" w:type="dxa"/>
-          </w:tcPr>
-          <w:p>
-            <w:pPr>
-              <w:ind w:left="0"/>
-            </w:pPr>
-            <w:r>
-              <w:rPr>
-                <w:rFonts w:hint="eastAsia"/>
-              </w:rPr>
-              <w:t>以小端的方式从</w:t>
-            </w:r>
-            <w:r>
-              <w:rPr>
-                <w:rFonts w:hint="eastAsia"/>
-              </w:rPr>
-              <w:t>byte</w:t>
-            </w:r>
-            <w:r>
-              <w:rPr>
-                <w:rFonts w:hint="eastAsia"/>
-              </w:rPr>
-              <w:t>码流中读取一个</w:t>
-            </w:r>
-            <w:r>
-              <w:rPr>
-                <w:rFonts w:hint="eastAsia"/>
-              </w:rPr>
-              <w:t>short</w:t>
-            </w:r>
-            <w:r>
-              <w:rPr>
-                <w:rFonts w:hint="eastAsia"/>
-              </w:rPr>
-              <w:t>类型</w:t>
-            </w:r>
-          </w:p>
-        </w:tc>
-        <w:tc>
-          <w:tcPr>
-            <w:tcW w:w="812" w:type="dxa"/>
-          </w:tcPr>
-          <w:p>
-            <w:pPr>
-              <w:ind w:left="0"/>
-            </w:pPr>
-            <w:r>
-              <w:rPr>
-                <w:rFonts w:hint="eastAsia"/>
-              </w:rPr>
-              <w:t>Add</w:t>
-            </w:r>
-          </w:p>
-        </w:tc>
-      </w:tr>
-      <w:tr>
-        <w:tc>
-          <w:tcPr>
-            <w:tcW w:w="3847" w:type="dxa"/>
-          </w:tcPr>
-          <w:p>
-            <w:pPr>
-              <w:ind w:left="0"/>
-            </w:pPr>
-          </w:p>
-        </w:tc>
-        <w:tc>
-          <w:tcPr>
-            <w:tcW w:w="3506" w:type="dxa"/>
-          </w:tcPr>
-          <w:p>
-            <w:pPr>
-              <w:ind w:left="0"/>
-            </w:pPr>
-          </w:p>
-        </w:tc>
-        <w:tc>
-          <w:tcPr>
-            <w:tcW w:w="812" w:type="dxa"/>
-          </w:tcPr>
-          <w:p>
-            <w:pPr>
-              <w:ind w:left="0"/>
-            </w:pPr>
-          </w:p>
-        </w:tc>
-      </w:tr>
-      <w:tr>
-        <w:tc>
-          <w:tcPr>
-            <w:tcW w:w="3847" w:type="dxa"/>
-          </w:tcPr>
-          <w:p>
-            <w:pPr>
-              <w:ind w:left="0"/>
-            </w:pPr>
-          </w:p>
-        </w:tc>
-        <w:tc>
-          <w:tcPr>
-            <w:tcW w:w="3506" w:type="dxa"/>
-          </w:tcPr>
-          <w:p>
-            <w:pPr>
-              <w:ind w:left="0"/>
-            </w:pPr>
-          </w:p>
-        </w:tc>
-        <w:tc>
-          <w:tcPr>
-            <w:tcW w:w="812" w:type="dxa"/>
-          </w:tcPr>
-          <w:p>
-            <w:pPr>
-              <w:ind w:left="0"/>
-            </w:pPr>
-          </w:p>
-        </w:tc>
-      </w:tr>
-      <w:tr>
-        <w:tc>
-          <w:tcPr>
-            <w:tcW w:w="3847" w:type="dxa"/>
-          </w:tcPr>
-          <w:p>
-            <w:pPr>
-              <w:ind w:left="0"/>
-            </w:pPr>
-          </w:p>
-        </w:tc>
-        <w:tc>
-          <w:tcPr>
-            <w:tcW w:w="3506" w:type="dxa"/>
-          </w:tcPr>
-          <w:p>
-            <w:pPr>
-              <w:ind w:left="0"/>
-            </w:pPr>
-          </w:p>
-        </w:tc>
-        <w:tc>
-          <w:tcPr>
-            <w:tcW w:w="812" w:type="dxa"/>
-          </w:tcPr>
-          <w:p>
-            <w:pPr>
-              <w:ind w:left="0"/>
-            </w:pPr>
-          </w:p>
-        </w:tc>
-      </w:tr>
-      <w:tr>
-        <w:tc>
-          <w:tcPr>
-            <w:tcW w:w="8165" w:type="dxa"/>
-            <w:gridSpan w:val="3"/>
-          </w:tcPr>
-          <w:p>
-            <w:pPr>
-              <w:ind w:left="0"/>
             </w:pPr>
             <w:r>
               <w:rPr>
@@ -8209,445 +10536,189 @@
                 <w:rFonts w:hint="eastAsia"/>
                 <w:shd w:val="pct15" w:color="auto" w:fill="FFFFFF"/>
               </w:rPr>
-              <w:t>rg.</w:t>
-            </w:r>
-            <w:r>
-              <w:rPr>
-                <w:rFonts w:hint="eastAsia"/>
-                <w:shd w:val="pct15" w:color="auto" w:fill="FFFFFF"/>
-              </w:rPr>
-              <w:t>bson.</w:t>
-            </w:r>
-            <w:r>
-              <w:rPr>
-                <w:rFonts w:hint="eastAsia"/>
-                <w:shd w:val="pct15" w:color="auto" w:fill="FFFFFF"/>
-              </w:rPr>
-              <w:t>BSONCallback.java</w:t>
-            </w:r>
-          </w:p>
-        </w:tc>
-      </w:tr>
-      <w:tr>
-        <w:tc>
-          <w:tcPr>
-            <w:tcW w:w="3847" w:type="dxa"/>
-          </w:tcPr>
-          <w:p>
-            <w:pPr>
-              <w:ind w:left="0"/>
-            </w:pPr>
-            <w:r>
-              <w:rPr>
-                <w:rFonts w:hint="eastAsia"/>
-              </w:rPr>
-              <w:t>BSONCallback::</w:t>
-            </w:r>
-            <w:r>
-              <w:rPr>
-                <w:rFonts w:hint="eastAsia"/>
-              </w:rPr>
-              <w:t>gotDecimal(String name, String value, int precision, int scale)</w:t>
-            </w:r>
-          </w:p>
-        </w:tc>
-        <w:tc>
-          <w:tcPr>
-            <w:tcW w:w="3506" w:type="dxa"/>
-          </w:tcPr>
-          <w:p>
-            <w:pPr>
-              <w:ind w:left="0"/>
-            </w:pPr>
-            <w:r>
-              <w:rPr>
-                <w:rFonts w:hint="eastAsia"/>
-              </w:rPr>
-              <w:t>将从</w:t>
-            </w:r>
-            <w:r>
-              <w:rPr>
-                <w:rFonts w:hint="eastAsia"/>
-              </w:rPr>
-              <w:t>byte</w:t>
-            </w:r>
-            <w:r>
-              <w:rPr>
-                <w:rFonts w:hint="eastAsia"/>
-              </w:rPr>
-              <w:t>码流提取的内容构建成</w:t>
-            </w:r>
-            <w:r>
-              <w:rPr>
-                <w:rFonts w:hint="eastAsia"/>
-              </w:rPr>
-              <w:t>decimal</w:t>
-            </w:r>
-            <w:r>
-              <w:rPr>
-                <w:rFonts w:hint="eastAsia"/>
-              </w:rPr>
-              <w:t>的内容，回填到</w:t>
-            </w:r>
-            <w:r>
-              <w:rPr>
-                <w:rFonts w:hint="eastAsia"/>
-              </w:rPr>
-              <w:t>bson</w:t>
-            </w:r>
-            <w:r>
-              <w:rPr>
-                <w:rFonts w:hint="eastAsia"/>
-              </w:rPr>
-              <w:t>中</w:t>
-            </w:r>
-          </w:p>
-        </w:tc>
-        <w:tc>
-          <w:tcPr>
-            <w:tcW w:w="812" w:type="dxa"/>
-          </w:tcPr>
-          <w:p>
-            <w:pPr>
-              <w:ind w:left="0"/>
-            </w:pPr>
-            <w:r>
-              <w:rPr>
-                <w:rFonts w:hint="eastAsia"/>
-              </w:rPr>
-              <w:t>Add</w:t>
-            </w:r>
-          </w:p>
-        </w:tc>
-      </w:tr>
-      <w:tr>
-        <w:tc>
-          <w:tcPr>
-            <w:tcW w:w="3847" w:type="dxa"/>
-          </w:tcPr>
-          <w:p>
-            <w:pPr>
-              <w:ind w:left="0"/>
-            </w:pPr>
-          </w:p>
-        </w:tc>
-        <w:tc>
-          <w:tcPr>
-            <w:tcW w:w="3506" w:type="dxa"/>
-          </w:tcPr>
-          <w:p>
-            <w:pPr>
-              <w:ind w:left="0"/>
-            </w:pPr>
-          </w:p>
-        </w:tc>
-        <w:tc>
-          <w:tcPr>
-            <w:tcW w:w="812" w:type="dxa"/>
-          </w:tcPr>
-          <w:p>
-            <w:pPr>
-              <w:ind w:left="0"/>
-            </w:pPr>
-          </w:p>
-        </w:tc>
-      </w:tr>
-      <w:tr>
-        <w:tc>
-          <w:tcPr>
-            <w:tcW w:w="3847" w:type="dxa"/>
-          </w:tcPr>
-          <w:p>
-            <w:pPr>
-              <w:ind w:left="0"/>
-            </w:pPr>
-          </w:p>
-        </w:tc>
-        <w:tc>
-          <w:tcPr>
-            <w:tcW w:w="3506" w:type="dxa"/>
-          </w:tcPr>
-          <w:p>
-            <w:pPr>
-              <w:ind w:left="0"/>
-            </w:pPr>
-          </w:p>
-        </w:tc>
-        <w:tc>
-          <w:tcPr>
-            <w:tcW w:w="812" w:type="dxa"/>
-          </w:tcPr>
-          <w:p>
-            <w:pPr>
-              <w:ind w:left="0"/>
-            </w:pPr>
-          </w:p>
-        </w:tc>
-      </w:tr>
-      <w:tr>
-        <w:tc>
-          <w:tcPr>
-            <w:tcW w:w="3847" w:type="dxa"/>
-          </w:tcPr>
-          <w:p>
-            <w:pPr>
-              <w:ind w:left="0"/>
-            </w:pPr>
-          </w:p>
-        </w:tc>
-        <w:tc>
-          <w:tcPr>
-            <w:tcW w:w="3506" w:type="dxa"/>
-          </w:tcPr>
-          <w:p>
-            <w:pPr>
-              <w:ind w:left="0"/>
-            </w:pPr>
-          </w:p>
-        </w:tc>
-        <w:tc>
-          <w:tcPr>
-            <w:tcW w:w="812" w:type="dxa"/>
-          </w:tcPr>
-          <w:p>
-            <w:pPr>
-              <w:ind w:left="0"/>
-            </w:pPr>
-          </w:p>
-        </w:tc>
-      </w:tr>
-      <w:tr>
-        <w:tc>
-          <w:tcPr>
-            <w:tcW w:w="3847" w:type="dxa"/>
-          </w:tcPr>
-          <w:p>
-            <w:pPr>
-              <w:ind w:left="0"/>
-            </w:pPr>
-          </w:p>
-        </w:tc>
-        <w:tc>
-          <w:tcPr>
-            <w:tcW w:w="3506" w:type="dxa"/>
-          </w:tcPr>
-          <w:p>
-            <w:pPr>
-              <w:ind w:left="0"/>
-            </w:pPr>
-          </w:p>
-        </w:tc>
-        <w:tc>
-          <w:tcPr>
-            <w:tcW w:w="812" w:type="dxa"/>
-          </w:tcPr>
-          <w:p>
-            <w:pPr>
-              <w:ind w:left="0"/>
-            </w:pPr>
-          </w:p>
-        </w:tc>
-      </w:tr>
-      <w:tr>
-        <w:tc>
-          <w:tcPr>
-            <w:tcW w:w="8165" w:type="dxa"/>
-            <w:gridSpan w:val="3"/>
-          </w:tcPr>
-          <w:p>
-            <w:pPr>
-              <w:ind w:left="0"/>
-            </w:pPr>
-            <w:r>
-              <w:rPr>
-                <w:shd w:val="pct15" w:color="auto" w:fill="FFFFFF"/>
-              </w:rPr>
-              <w:t>O</w:t>
-            </w:r>
-            <w:r>
-              <w:rPr>
-                <w:rFonts w:hint="eastAsia"/>
-                <w:shd w:val="pct15" w:color="auto" w:fill="FFFFFF"/>
-              </w:rPr>
-              <w:t>rg.bson.BasicBSONCallback.java</w:t>
-            </w:r>
-          </w:p>
-        </w:tc>
-      </w:tr>
-      <w:tr>
-        <w:tc>
-          <w:tcPr>
-            <w:tcW w:w="3847" w:type="dxa"/>
-          </w:tcPr>
-          <w:p>
-            <w:pPr>
-              <w:ind w:left="0"/>
-            </w:pPr>
-            <w:r>
-              <w:rPr>
-                <w:rFonts w:hint="eastAsia"/>
-              </w:rPr>
-              <w:t>BSONCallback::gotDecimal(String name, String value, int precision, int scale)</w:t>
-            </w:r>
-          </w:p>
-        </w:tc>
-        <w:tc>
-          <w:tcPr>
-            <w:tcW w:w="3506" w:type="dxa"/>
-          </w:tcPr>
-          <w:p>
-            <w:pPr>
-              <w:ind w:left="0"/>
-            </w:pPr>
-            <w:r>
-              <w:rPr>
-                <w:rFonts w:hint="eastAsia"/>
-              </w:rPr>
-              <w:t>将从</w:t>
-            </w:r>
-            <w:r>
-              <w:rPr>
-                <w:rFonts w:hint="eastAsia"/>
-              </w:rPr>
-              <w:t>byte</w:t>
-            </w:r>
-            <w:r>
-              <w:rPr>
-                <w:rFonts w:hint="eastAsia"/>
-              </w:rPr>
-              <w:t>码流提取的内容构建成</w:t>
-            </w:r>
-            <w:r>
-              <w:rPr>
-                <w:rFonts w:hint="eastAsia"/>
-              </w:rPr>
-              <w:t>decimal</w:t>
-            </w:r>
-            <w:r>
-              <w:rPr>
-                <w:rFonts w:hint="eastAsia"/>
-              </w:rPr>
-              <w:t>的内容，回填到</w:t>
-            </w:r>
-            <w:r>
-              <w:rPr>
-                <w:rFonts w:hint="eastAsia"/>
-              </w:rPr>
-              <w:t>bson</w:t>
-            </w:r>
-            <w:r>
-              <w:rPr>
-                <w:rFonts w:hint="eastAsia"/>
-              </w:rPr>
-              <w:t>中</w:t>
-            </w:r>
-          </w:p>
-        </w:tc>
-        <w:tc>
-          <w:tcPr>
-            <w:tcW w:w="812" w:type="dxa"/>
-          </w:tcPr>
-          <w:p>
-            <w:pPr>
-              <w:ind w:left="0"/>
-            </w:pPr>
-            <w:r>
-              <w:rPr>
-                <w:rFonts w:hint="eastAsia"/>
-              </w:rPr>
-              <w:t>Add</w:t>
-            </w:r>
-          </w:p>
-        </w:tc>
-      </w:tr>
-      <w:tr>
-        <w:tc>
-          <w:tcPr>
-            <w:tcW w:w="3847" w:type="dxa"/>
-          </w:tcPr>
-          <w:p>
-            <w:pPr>
-              <w:ind w:left="0"/>
-            </w:pPr>
-          </w:p>
-        </w:tc>
-        <w:tc>
-          <w:tcPr>
-            <w:tcW w:w="3506" w:type="dxa"/>
-          </w:tcPr>
-          <w:p>
-            <w:pPr>
-              <w:ind w:left="0"/>
-            </w:pPr>
-          </w:p>
-        </w:tc>
-        <w:tc>
-          <w:tcPr>
-            <w:tcW w:w="812" w:type="dxa"/>
-          </w:tcPr>
-          <w:p>
-            <w:pPr>
-              <w:ind w:left="0"/>
-            </w:pPr>
-          </w:p>
-        </w:tc>
-      </w:tr>
-      <w:tr>
-        <w:tc>
-          <w:tcPr>
-            <w:tcW w:w="3847" w:type="dxa"/>
-          </w:tcPr>
-          <w:p>
-            <w:pPr>
-              <w:ind w:left="0"/>
-            </w:pPr>
-          </w:p>
-        </w:tc>
-        <w:tc>
-          <w:tcPr>
-            <w:tcW w:w="3506" w:type="dxa"/>
-          </w:tcPr>
-          <w:p>
-            <w:pPr>
-              <w:ind w:left="0"/>
-            </w:pPr>
-          </w:p>
-        </w:tc>
-        <w:tc>
-          <w:tcPr>
-            <w:tcW w:w="812" w:type="dxa"/>
-          </w:tcPr>
-          <w:p>
-            <w:pPr>
-              <w:ind w:left="0"/>
-            </w:pPr>
-          </w:p>
-        </w:tc>
-      </w:tr>
-      <w:tr>
-        <w:tc>
-          <w:tcPr>
-            <w:tcW w:w="3847" w:type="dxa"/>
-          </w:tcPr>
-          <w:p>
-            <w:pPr>
-              <w:ind w:left="0"/>
-            </w:pPr>
-          </w:p>
-        </w:tc>
-        <w:tc>
-          <w:tcPr>
-            <w:tcW w:w="3506" w:type="dxa"/>
-          </w:tcPr>
-          <w:p>
-            <w:pPr>
-              <w:ind w:left="0"/>
-            </w:pPr>
-          </w:p>
-        </w:tc>
-        <w:tc>
-          <w:tcPr>
-            <w:tcW w:w="812" w:type="dxa"/>
+              <w:t>rg.bson.util.JSONCallback.java</w:t>
+            </w:r>
+          </w:p>
+        </w:tc>
+      </w:tr>
+      <w:tr>
+        <w:tc>
+          <w:tcPr>
+            <w:tcW w:w="3373" w:type="dxa"/>
+          </w:tcPr>
+          <w:p>
+            <w:pPr>
+              <w:ind w:left="0"/>
+            </w:pPr>
+            <w:r>
+              <w:t>JSONCallback</w:t>
+            </w:r>
+            <w:r>
+              <w:rPr>
+                <w:rFonts w:hint="eastAsia"/>
+              </w:rPr>
+              <w:t>::objectDone()</w:t>
+            </w:r>
+          </w:p>
+        </w:tc>
+        <w:tc>
+          <w:tcPr>
+            <w:tcW w:w="3041" w:type="dxa"/>
+          </w:tcPr>
+          <w:p>
+            <w:pPr>
+              <w:ind w:left="0"/>
+            </w:pPr>
+            <w:r>
+              <w:rPr>
+                <w:rFonts w:hint="eastAsia"/>
+              </w:rPr>
+              <w:t>该方法应该是将写法为</w:t>
+            </w:r>
+            <w:r>
+              <w:rPr>
+                <w:rFonts w:hint="eastAsia"/>
+              </w:rPr>
+              <w:t>{$decimal:</w:t>
+            </w:r>
+            <w:r>
+              <w:t>”</w:t>
+            </w:r>
+            <w:r>
+              <w:rPr>
+                <w:rFonts w:hint="eastAsia"/>
+              </w:rPr>
+              <w:t>xxx</w:t>
+            </w:r>
+            <w:r>
+              <w:t>”</w:t>
+            </w:r>
+            <w:r>
+              <w:rPr>
+                <w:rFonts w:hint="eastAsia"/>
+              </w:rPr>
+              <w:t>,$precision:[xx,xx]}</w:t>
+            </w:r>
+            <w:r>
+              <w:rPr>
+                <w:rFonts w:hint="eastAsia"/>
+              </w:rPr>
+              <w:t>的</w:t>
+            </w:r>
+            <w:r>
+              <w:rPr>
+                <w:rFonts w:hint="eastAsia"/>
+              </w:rPr>
+              <w:t>Object</w:t>
+            </w:r>
+            <w:r>
+              <w:rPr>
+                <w:rFonts w:hint="eastAsia"/>
+              </w:rPr>
+              <w:t>类型转换为</w:t>
+            </w:r>
+            <w:r>
+              <w:rPr>
+                <w:rFonts w:hint="eastAsia"/>
+              </w:rPr>
+              <w:t>BSONDecimal</w:t>
+            </w:r>
+            <w:r>
+              <w:rPr>
+                <w:rFonts w:hint="eastAsia"/>
+              </w:rPr>
+              <w:t>的类型。</w:t>
+            </w:r>
+          </w:p>
+        </w:tc>
+        <w:tc>
+          <w:tcPr>
+            <w:tcW w:w="850" w:type="dxa"/>
+          </w:tcPr>
+          <w:p>
+            <w:pPr>
+              <w:ind w:left="0"/>
+            </w:pPr>
+            <w:r>
+              <w:rPr>
+                <w:rFonts w:hint="eastAsia"/>
+              </w:rPr>
+              <w:t>Modify</w:t>
+            </w:r>
+          </w:p>
+        </w:tc>
+        <w:tc>
+          <w:tcPr>
+            <w:tcW w:w="901" w:type="dxa"/>
+          </w:tcPr>
+          <w:p>
+            <w:pPr>
+              <w:ind w:left="0"/>
+              <w:rPr>
+                <w:rFonts w:hint="eastAsia"/>
+              </w:rPr>
+            </w:pPr>
+            <w:r>
+              <w:rPr>
+                <w:rFonts w:hint="eastAsia"/>
+              </w:rPr>
+              <w:t>需要测试</w:t>
+            </w:r>
+            <w:r>
+              <w:rPr>
+                <w:rFonts w:hint="eastAsia"/>
+              </w:rPr>
+              <w:t>(</w:t>
+            </w:r>
+            <w:r>
+              <w:rPr>
+                <w:rFonts w:hint="eastAsia"/>
+              </w:rPr>
+              <w:t>已经测试通过</w:t>
+            </w:r>
+            <w:r>
+              <w:rPr>
+                <w:rFonts w:hint="eastAsia"/>
+              </w:rPr>
+              <w:t>)</w:t>
+            </w:r>
+          </w:p>
+        </w:tc>
+      </w:tr>
+      <w:tr>
+        <w:tc>
+          <w:tcPr>
+            <w:tcW w:w="3373" w:type="dxa"/>
+          </w:tcPr>
+          <w:p>
+            <w:pPr>
+              <w:ind w:left="0"/>
+            </w:pPr>
+          </w:p>
+        </w:tc>
+        <w:tc>
+          <w:tcPr>
+            <w:tcW w:w="3041" w:type="dxa"/>
+          </w:tcPr>
+          <w:p>
+            <w:pPr>
+              <w:ind w:left="0"/>
+            </w:pPr>
+          </w:p>
+        </w:tc>
+        <w:tc>
+          <w:tcPr>
+            <w:tcW w:w="850" w:type="dxa"/>
+          </w:tcPr>
+          <w:p>
+            <w:pPr>
+              <w:ind w:left="0"/>
+            </w:pPr>
+          </w:p>
+        </w:tc>
+        <w:tc>
+          <w:tcPr>
+            <w:tcW w:w="901" w:type="dxa"/>
           </w:tcPr>
           <w:p>
             <w:pPr>
@@ -8661,11 +10732,13 @@
     <w:p>
       <w:pPr>
         <w:pStyle w:val="Heading4"/>
-        <w:numPr>
-          <w:ilvl w:val="1"/>
-          <w:numId w:val="2"/>
-        </w:numPr>
       </w:pPr>
+      <w:r>
+        <w:rPr>
+          <w:rFonts w:hint="eastAsia"/>
+        </w:rPr>
+        <w:t>4.3</w:t>
+      </w:r>
       <w:r>
         <w:rPr>
           <w:rFonts w:hint="eastAsia"/>
@@ -8756,7 +10829,7 @@
               <w:rPr>
                 <w:rFonts w:hint="eastAsia"/>
               </w:rPr>
-              <w:t>是否兼容</w:t>
+              <w:t>备注</w:t>
             </w:r>
           </w:p>
         </w:tc>
@@ -8770,19 +10843,18 @@
           <w:p>
             <w:pPr>
               <w:ind w:left="0"/>
-              <w:rPr>
-                <w:rFonts w:hint="eastAsia"/>
-              </w:rPr>
-            </w:pPr>
-            <w:r>
-              <w:rPr>
-                <w:rFonts w:hint="eastAsia"/>
+            </w:pPr>
+            <w:r>
+              <w:rPr>
+                <w:rFonts w:hint="eastAsia"/>
+                <w:shd w:val="pct15" w:color="auto" w:fill="FFFFFF"/>
               </w:rPr>
               <w:t>c</w:t>
             </w:r>
             <w:r>
               <w:rPr>
                 <w:rFonts w:hint="eastAsia"/>
+                <w:shd w:val="pct15" w:color="auto" w:fill="FFFFFF"/>
               </w:rPr>
               <w:t>om.sequoiadb.util</w:t>
             </w:r>
@@ -8797,9 +10869,6 @@
           <w:p>
             <w:pPr>
               <w:ind w:left="0"/>
-              <w:rPr>
-                <w:rFonts w:hint="eastAsia"/>
-              </w:rPr>
             </w:pPr>
             <w:r>
               <w:rPr>
@@ -8816,9 +10885,6 @@
           <w:p>
             <w:pPr>
               <w:ind w:left="0"/>
-              <w:rPr>
-                <w:rFonts w:hint="eastAsia"/>
-              </w:rPr>
             </w:pPr>
             <w:r>
               <w:rPr>
@@ -8847,10 +10913,13 @@
           <w:p>
             <w:pPr>
               <w:ind w:left="0"/>
-              <w:rPr>
-                <w:rFonts w:hint="eastAsia"/>
-              </w:rPr>
-            </w:pPr>
+            </w:pPr>
+            <w:r>
+              <w:rPr>
+                <w:rFonts w:hint="eastAsia"/>
+              </w:rPr>
+              <w:t>NA</w:t>
+            </w:r>
           </w:p>
         </w:tc>
       </w:tr>
@@ -8862,9 +10931,6 @@
           <w:p>
             <w:pPr>
               <w:ind w:left="0"/>
-              <w:rPr>
-                <w:rFonts w:hint="eastAsia"/>
-              </w:rPr>
             </w:pPr>
           </w:p>
         </w:tc>
@@ -8875,9 +10941,6 @@
           <w:p>
             <w:pPr>
               <w:ind w:left="0"/>
-              <w:rPr>
-                <w:rFonts w:hint="eastAsia"/>
-              </w:rPr>
             </w:pPr>
           </w:p>
         </w:tc>
@@ -8888,50 +10951,6 @@
           <w:p>
             <w:pPr>
               <w:ind w:left="0"/>
-              <w:rPr>
-                <w:rFonts w:hint="eastAsia"/>
-              </w:rPr>
-            </w:pPr>
-          </w:p>
-        </w:tc>
-      </w:tr>
-      <w:tr>
-        <w:tc>
-          <w:tcPr>
-            <w:tcW w:w="3250" w:type="dxa"/>
-          </w:tcPr>
-          <w:p>
-            <w:pPr>
-              <w:ind w:left="0"/>
-              <w:rPr>
-                <w:rFonts w:hint="eastAsia"/>
-              </w:rPr>
-            </w:pPr>
-          </w:p>
-        </w:tc>
-        <w:tc>
-          <w:tcPr>
-            <w:tcW w:w="2642" w:type="dxa"/>
-          </w:tcPr>
-          <w:p>
-            <w:pPr>
-              <w:ind w:left="0"/>
-              <w:rPr>
-                <w:rFonts w:hint="eastAsia"/>
-              </w:rPr>
-            </w:pPr>
-          </w:p>
-        </w:tc>
-        <w:tc>
-          <w:tcPr>
-            <w:tcW w:w="2273" w:type="dxa"/>
-          </w:tcPr>
-          <w:p>
-            <w:pPr>
-              <w:ind w:left="0"/>
-              <w:rPr>
-                <w:rFonts w:hint="eastAsia"/>
-              </w:rPr>
             </w:pPr>
           </w:p>
         </w:tc>
@@ -8949,12 +10968,14 @@
             <w:r>
               <w:rPr>
                 <w:rFonts w:hint="eastAsia"/>
+                <w:shd w:val="pct15" w:color="auto" w:fill="FFFFFF"/>
               </w:rPr>
               <w:t>org.bson.</w:t>
             </w:r>
             <w:r>
               <w:rPr>
                 <w:rFonts w:hint="eastAsia"/>
+                <w:shd w:val="pct15" w:color="auto" w:fill="FFFFFF"/>
               </w:rPr>
               <w:t>BasicBSONObject.java</w:t>
             </w:r>
@@ -9014,6 +11035,18 @@
             <w:pPr>
               <w:ind w:left="0"/>
             </w:pPr>
+            <w:r>
+              <w:rPr>
+                <w:rFonts w:hint="eastAsia"/>
+              </w:rPr>
+              <w:t>已经重写</w:t>
+            </w:r>
+            <w:r>
+              <w:rPr>
+                <w:rFonts w:hint="eastAsia"/>
+              </w:rPr>
+              <w:t>，已测试通过</w:t>
+            </w:r>
           </w:p>
         </w:tc>
       </w:tr>
@@ -9088,6 +11121,12 @@
             <w:pPr>
               <w:ind w:left="0"/>
             </w:pPr>
+            <w:r>
+              <w:rPr>
+                <w:rFonts w:hint="eastAsia"/>
+              </w:rPr>
+              <w:t>已经重写，已测试通过</w:t>
+            </w:r>
           </w:p>
         </w:tc>
       </w:tr>
@@ -9150,7 +11189,14 @@
               <w:rPr>
                 <w:rFonts w:hint="eastAsia"/>
               </w:rPr>
-              <w:t>定义的非</w:t>
+              <w:t>定义的</w:t>
+            </w:r>
+            <w:r>
+              <w:rPr>
+                <w:rFonts w:hint="eastAsia"/>
+              </w:rPr>
+              <w:lastRenderedPageBreak/>
+              <w:t>非</w:t>
             </w:r>
             <w:r>
               <w:rPr>
@@ -9167,23 +11213,8 @@
             <w:r>
               <w:rPr>
                 <w:rFonts w:hint="eastAsia"/>
-                <w:color w:val="FF0000"/>
-              </w:rPr>
-              <w:t>所以，需要在该方法添加处理</w:t>
-            </w:r>
-            <w:r>
-              <w:rPr>
-                <w:rFonts w:hint="eastAsia"/>
-                <w:color w:val="FF0000"/>
-              </w:rPr>
-              <w:t>SdbDecimal</w:t>
-            </w:r>
-            <w:r>
-              <w:rPr>
-                <w:rFonts w:hint="eastAsia"/>
-                <w:color w:val="FF0000"/>
-              </w:rPr>
-              <w:t>类型的情况。</w:t>
+              </w:rPr>
+              <w:t>。</w:t>
             </w:r>
           </w:p>
         </w:tc>
@@ -9195,6 +11226,13 @@
             <w:pPr>
               <w:ind w:left="0"/>
             </w:pPr>
+            <w:r>
+              <w:rPr>
+                <w:rFonts w:hint="eastAsia"/>
+              </w:rPr>
+              <w:lastRenderedPageBreak/>
+              <w:t>无影响</w:t>
+            </w:r>
           </w:p>
         </w:tc>
       </w:tr>
@@ -9211,6 +11249,7 @@
               <w:rPr>
                 <w:rFonts w:hint="eastAsia"/>
               </w:rPr>
+              <w:lastRenderedPageBreak/>
               <w:t>BasicBSONObject::as()</w:t>
             </w:r>
           </w:p>
@@ -9263,6 +11302,12 @@
             <w:pPr>
               <w:ind w:left="0"/>
             </w:pPr>
+            <w:r>
+              <w:rPr>
+                <w:rFonts w:hint="eastAsia"/>
+              </w:rPr>
+              <w:t>无影响</w:t>
+            </w:r>
           </w:p>
         </w:tc>
       </w:tr>
@@ -9301,6 +11346,12 @@
             <w:pPr>
               <w:ind w:left="0"/>
             </w:pPr>
+            <w:r>
+              <w:rPr>
+                <w:rFonts w:hint="eastAsia"/>
+              </w:rPr>
+              <w:t>无影响</w:t>
+            </w:r>
           </w:p>
         </w:tc>
       </w:tr>
@@ -9339,38 +11390,24 @@
             <w:pPr>
               <w:ind w:left="0"/>
             </w:pPr>
-          </w:p>
-        </w:tc>
-      </w:tr>
-      <w:tr>
-        <w:tc>
-          <w:tcPr>
-            <w:tcW w:w="3250" w:type="dxa"/>
-          </w:tcPr>
-          <w:p>
-            <w:pPr>
-              <w:ind w:left="0"/>
-            </w:pPr>
-          </w:p>
-        </w:tc>
-        <w:tc>
-          <w:tcPr>
-            <w:tcW w:w="2642" w:type="dxa"/>
-          </w:tcPr>
-          <w:p>
-            <w:pPr>
-              <w:ind w:left="0"/>
-            </w:pPr>
-          </w:p>
-        </w:tc>
-        <w:tc>
-          <w:tcPr>
-            <w:tcW w:w="2273" w:type="dxa"/>
-          </w:tcPr>
-          <w:p>
-            <w:pPr>
-              <w:ind w:left="0"/>
-            </w:pPr>
+            <w:r>
+              <w:rPr>
+                <w:rFonts w:hint="eastAsia"/>
+              </w:rPr>
+              <w:t>参考</w:t>
+            </w:r>
+            <w:r>
+              <w:rPr>
+                <w:rFonts w:hint="eastAsia"/>
+              </w:rPr>
+              <w:t>DBCollection::save</w:t>
+            </w:r>
+            <w:r>
+              <w:rPr>
+                <w:rFonts w:hint="eastAsia"/>
+              </w:rPr>
+              <w:t>的结果</w:t>
+            </w:r>
           </w:p>
         </w:tc>
       </w:tr>
@@ -9419,21 +11456,27 @@
             <w:r>
               <w:rPr>
                 <w:rFonts w:hint="eastAsia"/>
+                <w:shd w:val="pct15" w:color="auto" w:fill="FFFFFF"/>
               </w:rPr>
               <w:t>o</w:t>
             </w:r>
             <w:r>
+              <w:rPr>
+                <w:shd w:val="pct15" w:color="auto" w:fill="FFFFFF"/>
+              </w:rPr>
               <w:t>rg.bson.</w:t>
             </w:r>
             <w:r>
               <w:rPr>
                 <w:rFonts w:hint="eastAsia"/>
+                <w:shd w:val="pct15" w:color="auto" w:fill="FFFFFF"/>
               </w:rPr>
               <w:t>types.</w:t>
             </w:r>
             <w:r>
               <w:rPr>
                 <w:rFonts w:hint="eastAsia"/>
+                <w:shd w:val="pct15" w:color="auto" w:fill="FFFFFF"/>
               </w:rPr>
               <w:t>BasicBSONList.java</w:t>
             </w:r>
@@ -9475,6 +11518,12 @@
             <w:pPr>
               <w:ind w:left="0"/>
             </w:pPr>
+            <w:r>
+              <w:rPr>
+                <w:rFonts w:hint="eastAsia"/>
+              </w:rPr>
+              <w:t>NA</w:t>
+            </w:r>
           </w:p>
         </w:tc>
       </w:tr>
@@ -9513,6 +11562,12 @@
             <w:pPr>
               <w:ind w:left="0"/>
             </w:pPr>
+            <w:r>
+              <w:rPr>
+                <w:rFonts w:hint="eastAsia"/>
+              </w:rPr>
+              <w:t>NA</w:t>
+            </w:r>
           </w:p>
         </w:tc>
       </w:tr>
@@ -9529,7 +11584,6 @@
               <w:rPr>
                 <w:rFonts w:hint="eastAsia"/>
               </w:rPr>
-              <w:lastRenderedPageBreak/>
               <w:t>BasicBSONList::asList ()</w:t>
             </w:r>
           </w:p>
@@ -9552,6 +11606,12 @@
             <w:pPr>
               <w:ind w:left="0"/>
             </w:pPr>
+            <w:r>
+              <w:rPr>
+                <w:rFonts w:hint="eastAsia"/>
+              </w:rPr>
+              <w:t>NA</w:t>
+            </w:r>
           </w:p>
         </w:tc>
       </w:tr>
@@ -9590,12 +11650,38 @@
       <w:tr>
         <w:tc>
           <w:tcPr>
+            <w:tcW w:w="8165" w:type="dxa"/>
+            <w:gridSpan w:val="3"/>
+          </w:tcPr>
+          <w:p>
+            <w:pPr>
+              <w:ind w:left="0"/>
+            </w:pPr>
+            <w:r>
+              <w:rPr>
+                <w:rFonts w:hint="eastAsia"/>
+                <w:shd w:val="pct15" w:color="auto" w:fill="FFFFFF"/>
+              </w:rPr>
+              <w:t>com.sequoiadb.base.DBCursor.java</w:t>
+            </w:r>
+          </w:p>
+        </w:tc>
+      </w:tr>
+      <w:tr>
+        <w:tc>
+          <w:tcPr>
             <w:tcW w:w="3250" w:type="dxa"/>
           </w:tcPr>
           <w:p>
             <w:pPr>
               <w:ind w:left="0"/>
             </w:pPr>
+            <w:r>
+              <w:rPr>
+                <w:rFonts w:hint="eastAsia"/>
+              </w:rPr>
+              <w:t>DBCursor::hasNextRaw()</w:t>
+            </w:r>
           </w:p>
         </w:tc>
         <w:tc>
@@ -9616,6 +11702,12 @@
             <w:pPr>
               <w:ind w:left="0"/>
             </w:pPr>
+            <w:r>
+              <w:rPr>
+                <w:rFonts w:hint="eastAsia"/>
+              </w:rPr>
+              <w:t>NA</w:t>
+            </w:r>
           </w:p>
         </w:tc>
       </w:tr>
@@ -9628,6 +11720,12 @@
             <w:pPr>
               <w:ind w:left="0"/>
             </w:pPr>
+            <w:r>
+              <w:rPr>
+                <w:rFonts w:hint="eastAsia"/>
+              </w:rPr>
+              <w:t>DBCursor::getNextRaw()</w:t>
+            </w:r>
           </w:p>
         </w:tc>
         <w:tc>
@@ -9648,6 +11746,12 @@
             <w:pPr>
               <w:ind w:left="0"/>
             </w:pPr>
+            <w:r>
+              <w:rPr>
+                <w:rFonts w:hint="eastAsia"/>
+              </w:rPr>
+              <w:t>NA</w:t>
+            </w:r>
           </w:p>
         </w:tc>
       </w:tr>
@@ -9659,6 +11763,169 @@
           <w:p>
             <w:pPr>
               <w:ind w:left="0"/>
+            </w:pPr>
+            <w:r>
+              <w:rPr>
+                <w:rFonts w:hint="eastAsia"/>
+              </w:rPr>
+              <w:t>DBCursor::getCurrentRaw()</w:t>
+            </w:r>
+          </w:p>
+        </w:tc>
+        <w:tc>
+          <w:tcPr>
+            <w:tcW w:w="2642" w:type="dxa"/>
+          </w:tcPr>
+          <w:p>
+            <w:pPr>
+              <w:ind w:left="0"/>
+            </w:pPr>
+          </w:p>
+        </w:tc>
+        <w:tc>
+          <w:tcPr>
+            <w:tcW w:w="2273" w:type="dxa"/>
+          </w:tcPr>
+          <w:p>
+            <w:pPr>
+              <w:ind w:left="0"/>
+            </w:pPr>
+            <w:r>
+              <w:rPr>
+                <w:rFonts w:hint="eastAsia"/>
+              </w:rPr>
+              <w:t>NA</w:t>
+            </w:r>
+          </w:p>
+        </w:tc>
+      </w:tr>
+      <w:tr>
+        <w:tc>
+          <w:tcPr>
+            <w:tcW w:w="3250" w:type="dxa"/>
+          </w:tcPr>
+          <w:p>
+            <w:pPr>
+              <w:ind w:left="0"/>
+              <w:rPr>
+                <w:rFonts w:hint="eastAsia"/>
+              </w:rPr>
+            </w:pPr>
+          </w:p>
+        </w:tc>
+        <w:tc>
+          <w:tcPr>
+            <w:tcW w:w="2642" w:type="dxa"/>
+          </w:tcPr>
+          <w:p>
+            <w:pPr>
+              <w:ind w:left="0"/>
+            </w:pPr>
+          </w:p>
+        </w:tc>
+        <w:tc>
+          <w:tcPr>
+            <w:tcW w:w="2273" w:type="dxa"/>
+          </w:tcPr>
+          <w:p>
+            <w:pPr>
+              <w:ind w:left="0"/>
+            </w:pPr>
+          </w:p>
+        </w:tc>
+      </w:tr>
+      <w:tr>
+        <w:tc>
+          <w:tcPr>
+            <w:tcW w:w="8165" w:type="dxa"/>
+            <w:gridSpan w:val="3"/>
+          </w:tcPr>
+          <w:p>
+            <w:pPr>
+              <w:ind w:left="0"/>
+            </w:pPr>
+            <w:r>
+              <w:rPr>
+                <w:rFonts w:hint="eastAsia"/>
+                <w:shd w:val="pct15" w:color="auto" w:fill="FFFFFF"/>
+              </w:rPr>
+              <w:t>org.bson.</w:t>
+            </w:r>
+            <w:r>
+              <w:rPr>
+                <w:rFonts w:hint="eastAsia"/>
+                <w:shd w:val="pct15" w:color="auto" w:fill="FFFFFF"/>
+              </w:rPr>
+              <w:t>DBCollection</w:t>
+            </w:r>
+            <w:r>
+              <w:rPr>
+                <w:rFonts w:hint="eastAsia"/>
+                <w:shd w:val="pct15" w:color="auto" w:fill="FFFFFF"/>
+              </w:rPr>
+              <w:t>.java</w:t>
+            </w:r>
+          </w:p>
+        </w:tc>
+      </w:tr>
+      <w:tr>
+        <w:tc>
+          <w:tcPr>
+            <w:tcW w:w="3250" w:type="dxa"/>
+          </w:tcPr>
+          <w:p>
+            <w:pPr>
+              <w:ind w:left="0"/>
+              <w:rPr>
+                <w:rFonts w:hint="eastAsia"/>
+              </w:rPr>
+            </w:pPr>
+            <w:r>
+              <w:rPr>
+                <w:rFonts w:hint="eastAsia"/>
+              </w:rPr>
+              <w:t>DBCollection::save</w:t>
+            </w:r>
+          </w:p>
+        </w:tc>
+        <w:tc>
+          <w:tcPr>
+            <w:tcW w:w="2642" w:type="dxa"/>
+          </w:tcPr>
+          <w:p>
+            <w:pPr>
+              <w:ind w:left="0"/>
+            </w:pPr>
+          </w:p>
+        </w:tc>
+        <w:tc>
+          <w:tcPr>
+            <w:tcW w:w="2273" w:type="dxa"/>
+          </w:tcPr>
+          <w:p>
+            <w:pPr>
+              <w:ind w:left="0"/>
+            </w:pPr>
+            <w:r>
+              <w:rPr>
+                <w:rFonts w:hint="eastAsia"/>
+              </w:rPr>
+              <w:t>无影响</w:t>
+            </w:r>
+          </w:p>
+        </w:tc>
+      </w:tr>
+      <w:tr>
+        <w:tc>
+          <w:tcPr>
+            <w:tcW w:w="3250" w:type="dxa"/>
+          </w:tcPr>
+          <w:p>
+            <w:pPr>
+              <w:ind w:left="0"/>
+              <w:rPr>
+                <w:rFonts w:hint="eastAsia"/>
+              </w:rPr>
             </w:pPr>
           </w:p>
         </w:tc>
@@ -9693,7 +11960,7 @@
         <w:rPr>
           <w:rFonts w:hint="eastAsia"/>
         </w:rPr>
-        <w:t>4.3</w:t>
+        <w:t>4.4</w:t>
       </w:r>
       <w:r>
         <w:rPr>
@@ -9724,14 +11991,14 @@
         <w:tblLook w:val="04A0"/>
       </w:tblPr>
       <w:tblGrid>
-        <w:gridCol w:w="2727"/>
-        <w:gridCol w:w="2719"/>
-        <w:gridCol w:w="2719"/>
+        <w:gridCol w:w="2671"/>
+        <w:gridCol w:w="3743"/>
+        <w:gridCol w:w="1751"/>
       </w:tblGrid>
       <w:tr>
         <w:tc>
           <w:tcPr>
-            <w:tcW w:w="2840" w:type="dxa"/>
+            <w:tcW w:w="2671" w:type="dxa"/>
           </w:tcPr>
           <w:p>
             <w:pPr>
@@ -9747,29 +12014,62 @@
         </w:tc>
         <w:tc>
           <w:tcPr>
-            <w:tcW w:w="2841" w:type="dxa"/>
-          </w:tcPr>
-          <w:p>
-            <w:pPr>
-              <w:ind w:left="0"/>
-            </w:pPr>
-          </w:p>
-        </w:tc>
-        <w:tc>
-          <w:tcPr>
-            <w:tcW w:w="2841" w:type="dxa"/>
-          </w:tcPr>
-          <w:p>
-            <w:pPr>
-              <w:ind w:left="0"/>
-            </w:pPr>
-          </w:p>
-        </w:tc>
-      </w:tr>
-      <w:tr>
-        <w:tc>
-          <w:tcPr>
-            <w:tcW w:w="2840" w:type="dxa"/>
+            <w:tcW w:w="3743" w:type="dxa"/>
+          </w:tcPr>
+          <w:p>
+            <w:pPr>
+              <w:ind w:left="0"/>
+            </w:pPr>
+            <w:r>
+              <w:rPr>
+                <w:rFonts w:hint="eastAsia"/>
+              </w:rPr>
+              <w:t>用例</w:t>
+            </w:r>
+            <w:r>
+              <w:rPr>
+                <w:rFonts w:hint="eastAsia"/>
+              </w:rPr>
+              <w:t>(</w:t>
+            </w:r>
+            <w:r>
+              <w:t>C</w:t>
+            </w:r>
+            <w:r>
+              <w:rPr>
+                <w:rFonts w:hint="eastAsia"/>
+              </w:rPr>
+              <w:t>om.sequoiadb.test.decimal</w:t>
+            </w:r>
+            <w:r>
+              <w:rPr>
+                <w:rFonts w:hint="eastAsia"/>
+              </w:rPr>
+              <w:t>目录</w:t>
+            </w:r>
+            <w:r>
+              <w:rPr>
+                <w:rFonts w:hint="eastAsia"/>
+              </w:rPr>
+              <w:t>)</w:t>
+            </w:r>
+          </w:p>
+        </w:tc>
+        <w:tc>
+          <w:tcPr>
+            <w:tcW w:w="1751" w:type="dxa"/>
+          </w:tcPr>
+          <w:p>
+            <w:pPr>
+              <w:ind w:left="0"/>
+            </w:pPr>
+          </w:p>
+        </w:tc>
+      </w:tr>
+      <w:tr>
+        <w:tc>
+          <w:tcPr>
+            <w:tcW w:w="2671" w:type="dxa"/>
           </w:tcPr>
           <w:p>
             <w:pPr>
@@ -9785,29 +12085,35 @@
         </w:tc>
         <w:tc>
           <w:tcPr>
-            <w:tcW w:w="2841" w:type="dxa"/>
-          </w:tcPr>
-          <w:p>
-            <w:pPr>
-              <w:ind w:left="0"/>
-            </w:pPr>
-          </w:p>
-        </w:tc>
-        <w:tc>
-          <w:tcPr>
-            <w:tcW w:w="2841" w:type="dxa"/>
-          </w:tcPr>
-          <w:p>
-            <w:pPr>
-              <w:ind w:left="0"/>
-            </w:pPr>
-          </w:p>
-        </w:tc>
-      </w:tr>
-      <w:tr>
-        <w:tc>
-          <w:tcPr>
-            <w:tcW w:w="2840" w:type="dxa"/>
+            <w:tcW w:w="3743" w:type="dxa"/>
+          </w:tcPr>
+          <w:p>
+            <w:pPr>
+              <w:ind w:left="0"/>
+            </w:pPr>
+            <w:r>
+              <w:rPr>
+                <w:rFonts w:hint="eastAsia"/>
+              </w:rPr>
+              <w:t>BSONDecimal.java/BSONTest.java</w:t>
+            </w:r>
+          </w:p>
+        </w:tc>
+        <w:tc>
+          <w:tcPr>
+            <w:tcW w:w="1751" w:type="dxa"/>
+          </w:tcPr>
+          <w:p>
+            <w:pPr>
+              <w:ind w:left="0"/>
+            </w:pPr>
+          </w:p>
+        </w:tc>
+      </w:tr>
+      <w:tr>
+        <w:tc>
+          <w:tcPr>
+            <w:tcW w:w="2671" w:type="dxa"/>
           </w:tcPr>
           <w:p>
             <w:pPr>
@@ -9823,29 +12129,82 @@
         </w:tc>
         <w:tc>
           <w:tcPr>
-            <w:tcW w:w="2841" w:type="dxa"/>
-          </w:tcPr>
-          <w:p>
-            <w:pPr>
-              <w:ind w:left="0"/>
-            </w:pPr>
-          </w:p>
-        </w:tc>
-        <w:tc>
-          <w:tcPr>
-            <w:tcW w:w="2841" w:type="dxa"/>
-          </w:tcPr>
-          <w:p>
-            <w:pPr>
-              <w:ind w:left="0"/>
-            </w:pPr>
-          </w:p>
-        </w:tc>
-      </w:tr>
-      <w:tr>
-        <w:tc>
-          <w:tcPr>
-            <w:tcW w:w="2840" w:type="dxa"/>
+            <w:tcW w:w="3743" w:type="dxa"/>
+          </w:tcPr>
+          <w:p>
+            <w:pPr>
+              <w:ind w:left="0"/>
+            </w:pPr>
+            <w:r>
+              <w:rPr>
+                <w:rFonts w:hint="eastAsia"/>
+              </w:rPr>
+              <w:t>CorrectnessTest.java</w:t>
+            </w:r>
+          </w:p>
+        </w:tc>
+        <w:tc>
+          <w:tcPr>
+            <w:tcW w:w="1751" w:type="dxa"/>
+          </w:tcPr>
+          <w:p>
+            <w:pPr>
+              <w:ind w:left="0"/>
+            </w:pPr>
+          </w:p>
+        </w:tc>
+      </w:tr>
+      <w:tr>
+        <w:tc>
+          <w:tcPr>
+            <w:tcW w:w="2671" w:type="dxa"/>
+          </w:tcPr>
+          <w:p>
+            <w:pPr>
+              <w:ind w:left="0"/>
+              <w:rPr>
+                <w:rFonts w:hint="eastAsia"/>
+              </w:rPr>
+            </w:pPr>
+            <w:r>
+              <w:rPr>
+                <w:rFonts w:hint="eastAsia"/>
+              </w:rPr>
+              <w:t>接口影响</w:t>
+            </w:r>
+          </w:p>
+        </w:tc>
+        <w:tc>
+          <w:tcPr>
+            <w:tcW w:w="3743" w:type="dxa"/>
+          </w:tcPr>
+          <w:p>
+            <w:pPr>
+              <w:ind w:left="0"/>
+            </w:pPr>
+            <w:r>
+              <w:rPr>
+                <w:rFonts w:hint="eastAsia"/>
+              </w:rPr>
+              <w:t>compatiblilityTest.java</w:t>
+            </w:r>
+          </w:p>
+        </w:tc>
+        <w:tc>
+          <w:tcPr>
+            <w:tcW w:w="1751" w:type="dxa"/>
+          </w:tcPr>
+          <w:p>
+            <w:pPr>
+              <w:ind w:left="0"/>
+            </w:pPr>
+          </w:p>
+        </w:tc>
+      </w:tr>
+      <w:tr>
+        <w:tc>
+          <w:tcPr>
+            <w:tcW w:w="2671" w:type="dxa"/>
           </w:tcPr>
           <w:p>
             <w:pPr>
@@ -9861,29 +12220,59 @@
         </w:tc>
         <w:tc>
           <w:tcPr>
-            <w:tcW w:w="2841" w:type="dxa"/>
-          </w:tcPr>
-          <w:p>
-            <w:pPr>
-              <w:ind w:left="0"/>
-            </w:pPr>
-          </w:p>
-        </w:tc>
-        <w:tc>
-          <w:tcPr>
-            <w:tcW w:w="2841" w:type="dxa"/>
-          </w:tcPr>
-          <w:p>
-            <w:pPr>
-              <w:ind w:left="0"/>
-            </w:pPr>
-          </w:p>
-        </w:tc>
-      </w:tr>
-      <w:tr>
-        <w:tc>
-          <w:tcPr>
-            <w:tcW w:w="2840" w:type="dxa"/>
+            <w:tcW w:w="3743" w:type="dxa"/>
+          </w:tcPr>
+          <w:p>
+            <w:pPr>
+              <w:ind w:left="0"/>
+            </w:pPr>
+            <w:r>
+              <w:rPr>
+                <w:rFonts w:hint="eastAsia"/>
+              </w:rPr>
+              <w:t>将服务端分别放到</w:t>
+            </w:r>
+            <w:r>
+              <w:rPr>
+                <w:rFonts w:hint="eastAsia"/>
+              </w:rPr>
+              <w:t>power</w:t>
+            </w:r>
+            <w:r>
+              <w:rPr>
+                <w:rFonts w:hint="eastAsia"/>
+              </w:rPr>
+              <w:t>及</w:t>
+            </w:r>
+            <w:r>
+              <w:rPr>
+                <w:rFonts w:hint="eastAsia"/>
+              </w:rPr>
+              <w:t>x86</w:t>
+            </w:r>
+            <w:r>
+              <w:rPr>
+                <w:rFonts w:hint="eastAsia"/>
+              </w:rPr>
+              <w:t>上，测试全通过</w:t>
+            </w:r>
+          </w:p>
+        </w:tc>
+        <w:tc>
+          <w:tcPr>
+            <w:tcW w:w="1751" w:type="dxa"/>
+          </w:tcPr>
+          <w:p>
+            <w:pPr>
+              <w:ind w:left="0"/>
+            </w:pPr>
+          </w:p>
+        </w:tc>
+      </w:tr>
+      <w:tr>
+        <w:tc>
+          <w:tcPr>
+            <w:tcW w:w="2671" w:type="dxa"/>
           </w:tcPr>
           <w:p>
             <w:pPr>
@@ -9899,49 +12288,55 @@
         </w:tc>
         <w:tc>
           <w:tcPr>
-            <w:tcW w:w="2841" w:type="dxa"/>
-          </w:tcPr>
-          <w:p>
-            <w:pPr>
-              <w:ind w:left="0"/>
-            </w:pPr>
-          </w:p>
-        </w:tc>
-        <w:tc>
-          <w:tcPr>
-            <w:tcW w:w="2841" w:type="dxa"/>
-          </w:tcPr>
-          <w:p>
-            <w:pPr>
-              <w:ind w:left="0"/>
-            </w:pPr>
-          </w:p>
-        </w:tc>
-      </w:tr>
-      <w:tr>
-        <w:tc>
-          <w:tcPr>
-            <w:tcW w:w="2840" w:type="dxa"/>
-          </w:tcPr>
-          <w:p>
-            <w:pPr>
-              <w:ind w:left="0"/>
-            </w:pPr>
-          </w:p>
-        </w:tc>
-        <w:tc>
-          <w:tcPr>
-            <w:tcW w:w="2841" w:type="dxa"/>
-          </w:tcPr>
-          <w:p>
-            <w:pPr>
-              <w:ind w:left="0"/>
-            </w:pPr>
-          </w:p>
-        </w:tc>
-        <w:tc>
-          <w:tcPr>
-            <w:tcW w:w="2841" w:type="dxa"/>
+            <w:tcW w:w="3743" w:type="dxa"/>
+          </w:tcPr>
+          <w:p>
+            <w:pPr>
+              <w:ind w:left="0"/>
+            </w:pPr>
+            <w:r>
+              <w:rPr>
+                <w:rFonts w:hint="eastAsia"/>
+              </w:rPr>
+              <w:t>NA</w:t>
+            </w:r>
+          </w:p>
+        </w:tc>
+        <w:tc>
+          <w:tcPr>
+            <w:tcW w:w="1751" w:type="dxa"/>
+          </w:tcPr>
+          <w:p>
+            <w:pPr>
+              <w:ind w:left="0"/>
+            </w:pPr>
+          </w:p>
+        </w:tc>
+      </w:tr>
+      <w:tr>
+        <w:tc>
+          <w:tcPr>
+            <w:tcW w:w="2671" w:type="dxa"/>
+          </w:tcPr>
+          <w:p>
+            <w:pPr>
+              <w:ind w:left="0"/>
+            </w:pPr>
+          </w:p>
+        </w:tc>
+        <w:tc>
+          <w:tcPr>
+            <w:tcW w:w="3743" w:type="dxa"/>
+          </w:tcPr>
+          <w:p>
+            <w:pPr>
+              <w:ind w:left="0"/>
+            </w:pPr>
+          </w:p>
+        </w:tc>
+        <w:tc>
+          <w:tcPr>
+            <w:tcW w:w="1751" w:type="dxa"/>
           </w:tcPr>
           <w:p>
             <w:pPr>
@@ -9976,6 +12371,7 @@
         <w:rPr>
           <w:rFonts w:hint="eastAsia"/>
         </w:rPr>
+        <w:lastRenderedPageBreak/>
         <w:t>Story</w:t>
       </w:r>
       <w:r>
@@ -10065,7 +12461,6 @@
         <w:rPr>
           <w:rFonts w:hint="eastAsia"/>
         </w:rPr>
-        <w:lastRenderedPageBreak/>
         <w:t>兼容性</w:t>
       </w:r>
     </w:p>
@@ -10735,6 +13130,7 @@
               <w:rPr>
                 <w:rFonts w:hint="eastAsia"/>
               </w:rPr>
+              <w:lastRenderedPageBreak/>
               <w:t>Story</w:t>
             </w:r>
             <w:r>
@@ -11172,7 +13568,6 @@
               <w:ind w:left="0"/>
             </w:pPr>
             <w:r>
-              <w:lastRenderedPageBreak/>
               <w:t>S</w:t>
             </w:r>
             <w:r>
@@ -11571,6 +13966,92 @@
     </w:lvl>
   </w:abstractNum>
   <w:abstractNum w:abstractNumId="3">
+    <w:nsid w:val="3F945FC6"/>
+    <w:multiLevelType w:val="multilevel"/>
+    <w:tmpl w:val="0409001D"/>
+    <w:lvl w:ilvl="0">
+      <w:start w:val="1"/>
+      <w:numFmt w:val="decimal"/>
+      <w:lvlText w:val="%1"/>
+      <w:lvlJc w:val="left"/>
+      <w:pPr>
+        <w:ind w:left="425" w:hanging="425"/>
+      </w:pPr>
+    </w:lvl>
+    <w:lvl w:ilvl="1">
+      <w:start w:val="1"/>
+      <w:numFmt w:val="decimal"/>
+      <w:lvlText w:val="%1.%2"/>
+      <w:lvlJc w:val="left"/>
+      <w:pPr>
+        <w:ind w:left="992" w:hanging="567"/>
+      </w:pPr>
+    </w:lvl>
+    <w:lvl w:ilvl="2">
+      <w:start w:val="1"/>
+      <w:numFmt w:val="decimal"/>
+      <w:lvlText w:val="%1.%2.%3"/>
+      <w:lvlJc w:val="left"/>
+      <w:pPr>
+        <w:ind w:left="1418" w:hanging="567"/>
+      </w:pPr>
+    </w:lvl>
+    <w:lvl w:ilvl="3">
+      <w:start w:val="1"/>
+      <w:numFmt w:val="decimal"/>
+      <w:lvlText w:val="%1.%2.%3.%4"/>
+      <w:lvlJc w:val="left"/>
+      <w:pPr>
+        <w:ind w:left="1984" w:hanging="708"/>
+      </w:pPr>
+    </w:lvl>
+    <w:lvl w:ilvl="4">
+      <w:start w:val="1"/>
+      <w:numFmt w:val="decimal"/>
+      <w:lvlText w:val="%1.%2.%3.%4.%5"/>
+      <w:lvlJc w:val="left"/>
+      <w:pPr>
+        <w:ind w:left="2551" w:hanging="850"/>
+      </w:pPr>
+    </w:lvl>
+    <w:lvl w:ilvl="5">
+      <w:start w:val="1"/>
+      <w:numFmt w:val="decimal"/>
+      <w:lvlText w:val="%1.%2.%3.%4.%5.%6"/>
+      <w:lvlJc w:val="left"/>
+      <w:pPr>
+        <w:ind w:left="3260" w:hanging="1134"/>
+      </w:pPr>
+    </w:lvl>
+    <w:lvl w:ilvl="6">
+      <w:start w:val="1"/>
+      <w:numFmt w:val="decimal"/>
+      <w:lvlText w:val="%1.%2.%3.%4.%5.%6.%7"/>
+      <w:lvlJc w:val="left"/>
+      <w:pPr>
+        <w:ind w:left="3827" w:hanging="1276"/>
+      </w:pPr>
+    </w:lvl>
+    <w:lvl w:ilvl="7">
+      <w:start w:val="1"/>
+      <w:numFmt w:val="decimal"/>
+      <w:lvlText w:val="%1.%2.%3.%4.%5.%6.%7.%8"/>
+      <w:lvlJc w:val="left"/>
+      <w:pPr>
+        <w:ind w:left="4394" w:hanging="1418"/>
+      </w:pPr>
+    </w:lvl>
+    <w:lvl w:ilvl="8">
+      <w:start w:val="1"/>
+      <w:numFmt w:val="decimal"/>
+      <w:lvlText w:val="%1.%2.%3.%4.%5.%6.%7.%8.%9"/>
+      <w:lvlJc w:val="left"/>
+      <w:pPr>
+        <w:ind w:left="5102" w:hanging="1700"/>
+      </w:pPr>
+    </w:lvl>
+  </w:abstractNum>
+  <w:abstractNum w:abstractNumId="4">
     <w:nsid w:val="54E4071D"/>
     <w:multiLevelType w:val="hybridMultilevel"/>
     <w:tmpl w:val="179C4384"/>
@@ -11659,7 +14140,7 @@
       </w:pPr>
     </w:lvl>
   </w:abstractNum>
-  <w:abstractNum w:abstractNumId="4">
+  <w:abstractNum w:abstractNumId="5">
     <w:nsid w:val="589E00D2"/>
     <w:multiLevelType w:val="multilevel"/>
     <w:tmpl w:val="32B6E184"/>
@@ -11782,7 +14263,7 @@
     <w:abstractNumId w:val="0"/>
   </w:num>
   <w:num w:numId="2">
-    <w:abstractNumId w:val="4"/>
+    <w:abstractNumId w:val="5"/>
   </w:num>
   <w:num w:numId="3">
     <w:abstractNumId w:val="1"/>
@@ -11797,13 +14278,16 @@
     <w:abstractNumId w:val="0"/>
   </w:num>
   <w:num w:numId="7">
-    <w:abstractNumId w:val="3"/>
+    <w:abstractNumId w:val="4"/>
   </w:num>
   <w:num w:numId="8">
-    <w:abstractNumId w:val="4"/>
+    <w:abstractNumId w:val="5"/>
   </w:num>
   <w:num w:numId="9">
     <w:abstractNumId w:val="2"/>
+  </w:num>
+  <w:num w:numId="10">
+    <w:abstractNumId w:val="3"/>
   </w:num>
 </w:numbering>
 </file>
@@ -12070,10 +14554,31 @@
       <w:szCs w:val="28"/>
     </w:rPr>
   </w:style>
+  <w:style w:type="paragraph" w:styleId="Heading5">
+    <w:name w:val="heading 5"/>
+    <w:basedOn w:val="Normal"/>
+    <w:next w:val="Normal"/>
+    <w:link w:val="Heading5Char"/>
+    <w:uiPriority w:val="9"/>
+    <w:unhideWhenUsed/>
+    <w:qFormat/>
+    <w:rsid w:val="00760462"/>
+    <w:pPr>
+      <w:keepNext/>
+      <w:keepLines/>
+      <w:spacing w:before="280" w:after="290" w:line="376" w:lineRule="auto"/>
+      <w:outlineLvl w:val="4"/>
+    </w:pPr>
+    <w:rPr>
+      <w:b/>
+      <w:bCs/>
+      <w:sz w:val="28"/>
+      <w:szCs w:val="28"/>
+    </w:rPr>
+  </w:style>
   <w:style w:type="character" w:default="1" w:styleId="DefaultParagraphFont">
     <w:name w:val="Default Paragraph Font"/>
     <w:uiPriority w:val="1"/>
-    <w:semiHidden/>
     <w:unhideWhenUsed/>
   </w:style>
   <w:style w:type="table" w:default="1" w:styleId="TableNormal">
@@ -12400,6 +14905,28 @@
       <w:szCs w:val="16"/>
     </w:rPr>
   </w:style>
+  <w:style w:type="character" w:customStyle="1" w:styleId="Heading5Char">
+    <w:name w:val="Heading 5 Char"/>
+    <w:basedOn w:val="DefaultParagraphFont"/>
+    <w:link w:val="Heading5"/>
+    <w:uiPriority w:val="9"/>
+    <w:rsid w:val="00760462"/>
+    <w:rPr>
+      <w:b/>
+      <w:bCs/>
+      <w:sz w:val="28"/>
+      <w:szCs w:val="28"/>
+    </w:rPr>
+  </w:style>
+  <w:style w:type="paragraph" w:styleId="NoSpacing">
+    <w:name w:val="No Spacing"/>
+    <w:uiPriority w:val="1"/>
+    <w:qFormat/>
+    <w:rsid w:val="00A03E7A"/>
+    <w:pPr>
+      <w:widowControl w:val="0"/>
+    </w:pPr>
+  </w:style>
 </w:styles>
 </file>
 

--- a/internal_doc/03.开发设计/decimal/Story_decimal_driver.docx
+++ b/internal_doc/03.开发设计/decimal/Story_decimal_driver.docx
@@ -6069,7 +6069,7 @@
         <w:ind w:left="0"/>
         <w:jc w:val="left"/>
         <w:rPr>
-          <w:rFonts w:ascii="Consolas" w:hAnsi="Consolas" w:cs="Consolas" w:hint="eastAsia"/>
+          <w:rFonts w:ascii="Consolas" w:hAnsi="Consolas" w:cs="Consolas"/>
           <w:color w:val="000000"/>
           <w:kern w:val="0"/>
           <w:sz w:val="24"/>
@@ -6220,7 +6220,7 @@
         <w:ind w:left="0"/>
         <w:jc w:val="left"/>
         <w:rPr>
-          <w:rFonts w:ascii="Consolas" w:hAnsi="Consolas" w:cs="Consolas" w:hint="eastAsia"/>
+          <w:rFonts w:ascii="Consolas" w:hAnsi="Consolas" w:cs="Consolas"/>
           <w:color w:val="000000"/>
           <w:kern w:val="0"/>
           <w:sz w:val="24"/>
@@ -6565,7 +6565,7 @@
         <w:ind w:left="0"/>
         <w:jc w:val="left"/>
         <w:rPr>
-          <w:rFonts w:ascii="Consolas" w:hAnsi="Consolas" w:cs="Consolas" w:hint="eastAsia"/>
+          <w:rFonts w:ascii="Consolas" w:hAnsi="Consolas" w:cs="Consolas"/>
           <w:color w:val="000000"/>
           <w:kern w:val="0"/>
           <w:sz w:val="24"/>
@@ -6592,7 +6592,7 @@
         <w:ind w:left="0"/>
         <w:jc w:val="left"/>
         <w:rPr>
-          <w:rFonts w:ascii="Consolas" w:hAnsi="Consolas" w:cs="Consolas" w:hint="eastAsia"/>
+          <w:rFonts w:ascii="Consolas" w:hAnsi="Consolas" w:cs="Consolas"/>
           <w:color w:val="000000"/>
           <w:kern w:val="0"/>
           <w:sz w:val="24"/>
@@ -6743,7 +6743,7 @@
         <w:ind w:left="0"/>
         <w:jc w:val="left"/>
         <w:rPr>
-          <w:rFonts w:ascii="Consolas" w:hAnsi="Consolas" w:cs="Consolas" w:hint="eastAsia"/>
+          <w:rFonts w:ascii="Consolas" w:hAnsi="Consolas" w:cs="Consolas"/>
           <w:color w:val="000000"/>
           <w:kern w:val="0"/>
           <w:sz w:val="24"/>
@@ -7029,7 +7029,6 @@
               </w:numPr>
               <w:ind w:firstLineChars="0"/>
               <w:rPr>
-                <w:rFonts w:hint="eastAsia"/>
                 <w:b/>
                 <w:sz w:val="23"/>
               </w:rPr>
@@ -8693,9 +8692,6 @@
           <w:p>
             <w:pPr>
               <w:ind w:left="0"/>
-              <w:rPr>
-                <w:rFonts w:hint="eastAsia"/>
-              </w:rPr>
             </w:pPr>
             <w:r>
               <w:rPr>
@@ -8716,7 +8712,6 @@
             <w:pPr>
               <w:ind w:left="0"/>
               <w:rPr>
-                <w:rFonts w:hint="eastAsia"/>
                 <w:shd w:val="pct15" w:color="auto" w:fill="FFFFFF"/>
               </w:rPr>
             </w:pPr>
@@ -9027,9 +9022,6 @@
           <w:p>
             <w:pPr>
               <w:ind w:left="0"/>
-              <w:rPr>
-                <w:rFonts w:hint="eastAsia"/>
-              </w:rPr>
             </w:pPr>
             <w:r>
               <w:rPr>
@@ -9067,7 +9059,6 @@
             <w:pPr>
               <w:ind w:left="0"/>
               <w:rPr>
-                <w:rFonts w:hint="eastAsia"/>
                 <w:shd w:val="pct15" w:color="auto" w:fill="FFFFFF"/>
               </w:rPr>
             </w:pPr>
@@ -9305,7 +9296,6 @@
             <w:pPr>
               <w:ind w:left="0"/>
               <w:rPr>
-                <w:rFonts w:hint="eastAsia"/>
                 <w:shd w:val="pct15" w:color="auto" w:fill="FFFFFF"/>
               </w:rPr>
             </w:pPr>
@@ -9380,9 +9370,6 @@
           <w:p>
             <w:pPr>
               <w:ind w:left="0"/>
-              <w:rPr>
-                <w:rFonts w:hint="eastAsia"/>
-              </w:rPr>
             </w:pPr>
           </w:p>
         </w:tc>
@@ -9467,9 +9454,6 @@
           <w:p>
             <w:pPr>
               <w:ind w:left="0"/>
-              <w:rPr>
-                <w:rFonts w:hint="eastAsia"/>
-              </w:rPr>
             </w:pPr>
           </w:p>
         </w:tc>
@@ -9557,9 +9541,6 @@
           <w:p>
             <w:pPr>
               <w:ind w:left="0"/>
-              <w:rPr>
-                <w:rFonts w:hint="eastAsia"/>
-              </w:rPr>
             </w:pPr>
           </w:p>
         </w:tc>
@@ -9633,7 +9614,6 @@
             <w:pPr>
               <w:ind w:left="0"/>
               <w:rPr>
-                <w:rFonts w:hint="eastAsia"/>
                 <w:shd w:val="pct15" w:color="auto" w:fill="FFFFFF"/>
               </w:rPr>
             </w:pPr>
@@ -9720,9 +9700,6 @@
           <w:p>
             <w:pPr>
               <w:ind w:left="0"/>
-              <w:rPr>
-                <w:rFonts w:hint="eastAsia"/>
-              </w:rPr>
             </w:pPr>
           </w:p>
         </w:tc>
@@ -9994,9 +9971,6 @@
           <w:p>
             <w:pPr>
               <w:ind w:left="0"/>
-              <w:rPr>
-                <w:rFonts w:hint="eastAsia"/>
-              </w:rPr>
             </w:pPr>
           </w:p>
         </w:tc>
@@ -10204,9 +10178,6 @@
           <w:p>
             <w:pPr>
               <w:ind w:left="0"/>
-              <w:rPr>
-                <w:rFonts w:hint="eastAsia"/>
-              </w:rPr>
             </w:pPr>
           </w:p>
         </w:tc>
@@ -10341,9 +10312,6 @@
           <w:p>
             <w:pPr>
               <w:ind w:left="0"/>
-              <w:rPr>
-                <w:rFonts w:hint="eastAsia"/>
-              </w:rPr>
             </w:pPr>
             <w:r>
               <w:rPr>
@@ -10363,9 +10331,6 @@
           <w:p>
             <w:pPr>
               <w:ind w:left="0"/>
-              <w:rPr>
-                <w:rFonts w:hint="eastAsia"/>
-              </w:rPr>
             </w:pPr>
             <w:r>
               <w:rPr>
@@ -10463,9 +10428,6 @@
           <w:p>
             <w:pPr>
               <w:ind w:left="0"/>
-              <w:rPr>
-                <w:rFonts w:hint="eastAsia"/>
-              </w:rPr>
             </w:pPr>
           </w:p>
         </w:tc>
@@ -10654,9 +10616,6 @@
           <w:p>
             <w:pPr>
               <w:ind w:left="0"/>
-              <w:rPr>
-                <w:rFonts w:hint="eastAsia"/>
-              </w:rPr>
             </w:pPr>
             <w:r>
               <w:rPr>
@@ -11807,9 +11766,6 @@
           <w:p>
             <w:pPr>
               <w:ind w:left="0"/>
-              <w:rPr>
-                <w:rFonts w:hint="eastAsia"/>
-              </w:rPr>
             </w:pPr>
           </w:p>
         </w:tc>
@@ -11876,9 +11832,6 @@
           <w:p>
             <w:pPr>
               <w:ind w:left="0"/>
-              <w:rPr>
-                <w:rFonts w:hint="eastAsia"/>
-              </w:rPr>
             </w:pPr>
             <w:r>
               <w:rPr>
@@ -11923,9 +11876,6 @@
           <w:p>
             <w:pPr>
               <w:ind w:left="0"/>
-              <w:rPr>
-                <w:rFonts w:hint="eastAsia"/>
-              </w:rPr>
             </w:pPr>
           </w:p>
         </w:tc>
@@ -11974,13 +11924,7 @@
         <w:rPr>
           <w:rFonts w:hint="eastAsia"/>
         </w:rPr>
-        <w:t>// TODO</w:t>
-      </w:r>
-      <w:r>
-        <w:rPr>
-          <w:rFonts w:hint="eastAsia"/>
-        </w:rPr>
-        <w:t>：</w:t>
+        <w:t>验收用例</w:t>
       </w:r>
     </w:p>
     <w:tbl>
@@ -12162,9 +12106,6 @@
           <w:p>
             <w:pPr>
               <w:ind w:left="0"/>
-              <w:rPr>
-                <w:rFonts w:hint="eastAsia"/>
-              </w:rPr>
             </w:pPr>
             <w:r>
               <w:rPr>
@@ -12355,7 +12296,4738 @@
         <w:rPr>
           <w:rFonts w:hint="eastAsia"/>
         </w:rPr>
-        <w:t>C#/php/python</w:t>
+        <w:t>C#</w:t>
+      </w:r>
+    </w:p>
+    <w:p>
+      <w:pPr>
+        <w:pStyle w:val="Heading4"/>
+        <w:rPr>
+          <w:rFonts w:hint="eastAsia"/>
+        </w:rPr>
+      </w:pPr>
+      <w:r>
+        <w:rPr>
+          <w:rFonts w:hint="eastAsia"/>
+        </w:rPr>
+        <w:t>5.1</w:t>
+      </w:r>
+      <w:r>
+        <w:rPr>
+          <w:rFonts w:hint="eastAsia"/>
+        </w:rPr>
+        <w:t xml:space="preserve"> </w:t>
+      </w:r>
+      <w:r>
+        <w:rPr>
+          <w:rFonts w:hint="eastAsia"/>
+        </w:rPr>
+        <w:t>decimal</w:t>
+      </w:r>
+      <w:r>
+        <w:rPr>
+          <w:rFonts w:hint="eastAsia"/>
+        </w:rPr>
+        <w:t>类型定义</w:t>
+      </w:r>
+    </w:p>
+    <w:p>
+      <w:pPr>
+        <w:rPr>
+          <w:rFonts w:hint="eastAsia"/>
+        </w:rPr>
+      </w:pPr>
+      <w:r>
+        <w:rPr>
+          <w:rFonts w:hint="eastAsia"/>
+        </w:rPr>
+        <w:t>以下方法</w:t>
+      </w:r>
+      <w:r>
+        <w:rPr>
+          <w:rFonts w:hint="eastAsia"/>
+        </w:rPr>
+        <w:t>、运算符、属性、字段</w:t>
+      </w:r>
+      <w:r>
+        <w:rPr>
+          <w:rFonts w:hint="eastAsia"/>
+        </w:rPr>
+        <w:t>都定义在</w:t>
+      </w:r>
+      <w:r>
+        <w:rPr>
+          <w:rFonts w:hint="eastAsia"/>
+        </w:rPr>
+        <w:t>trunk/driver/C#.Net/Driver/</w:t>
+      </w:r>
+      <w:r>
+        <w:t>Bson/Serialization/ObjectModel</w:t>
+      </w:r>
+      <w:r>
+        <w:rPr>
+          <w:rFonts w:hint="eastAsia"/>
+        </w:rPr>
+        <w:t>/</w:t>
+      </w:r>
+      <w:r>
+        <w:t>BsonDecimal</w:t>
+      </w:r>
+      <w:r>
+        <w:rPr>
+          <w:rFonts w:hint="eastAsia"/>
+        </w:rPr>
+        <w:t>.cs</w:t>
+      </w:r>
+      <w:r>
+        <w:rPr>
+          <w:rFonts w:hint="eastAsia"/>
+        </w:rPr>
+        <w:t>中。</w:t>
+      </w:r>
+    </w:p>
+    <w:tbl>
+      <w:tblPr>
+        <w:tblStyle w:val="TableGrid"/>
+        <w:tblW w:w="8807" w:type="dxa"/>
+        <w:tblInd w:w="357" w:type="dxa"/>
+        <w:tblLayout w:type="fixed"/>
+        <w:tblLook w:val="04A0"/>
+      </w:tblPr>
+      <w:tblGrid>
+        <w:gridCol w:w="2370"/>
+        <w:gridCol w:w="642"/>
+        <w:gridCol w:w="642"/>
+        <w:gridCol w:w="5153"/>
+      </w:tblGrid>
+      <w:tr>
+        <w:tc>
+          <w:tcPr>
+            <w:tcW w:w="2370" w:type="dxa"/>
+          </w:tcPr>
+          <w:p>
+            <w:pPr>
+              <w:ind w:left="0"/>
+            </w:pPr>
+            <w:r>
+              <w:rPr>
+                <w:rFonts w:hint="eastAsia"/>
+              </w:rPr>
+              <w:lastRenderedPageBreak/>
+              <w:t>方法</w:t>
+            </w:r>
+          </w:p>
+        </w:tc>
+        <w:tc>
+          <w:tcPr>
+            <w:tcW w:w="642" w:type="dxa"/>
+          </w:tcPr>
+          <w:p>
+            <w:pPr>
+              <w:ind w:left="0"/>
+              <w:rPr>
+                <w:rFonts w:hint="eastAsia"/>
+              </w:rPr>
+            </w:pPr>
+            <w:r>
+              <w:rPr>
+                <w:rFonts w:hint="eastAsia"/>
+              </w:rPr>
+              <w:t>参数</w:t>
+            </w:r>
+          </w:p>
+        </w:tc>
+        <w:tc>
+          <w:tcPr>
+            <w:tcW w:w="642" w:type="dxa"/>
+          </w:tcPr>
+          <w:p>
+            <w:pPr>
+              <w:ind w:left="0"/>
+            </w:pPr>
+            <w:r>
+              <w:rPr>
+                <w:rFonts w:hint="eastAsia"/>
+              </w:rPr>
+              <w:t>返回值</w:t>
+            </w:r>
+          </w:p>
+        </w:tc>
+        <w:tc>
+          <w:tcPr>
+            <w:tcW w:w="5153" w:type="dxa"/>
+          </w:tcPr>
+          <w:p>
+            <w:pPr>
+              <w:ind w:left="0"/>
+            </w:pPr>
+            <w:r>
+              <w:rPr>
+                <w:rFonts w:hint="eastAsia"/>
+              </w:rPr>
+              <w:t>描述</w:t>
+            </w:r>
+          </w:p>
+        </w:tc>
+      </w:tr>
+      <w:tr>
+        <w:tc>
+          <w:tcPr>
+            <w:tcW w:w="2370" w:type="dxa"/>
+          </w:tcPr>
+          <w:p>
+            <w:pPr>
+              <w:ind w:left="0"/>
+            </w:pPr>
+            <w:r>
+              <w:t>BsonDecimal(string, int, int)</w:t>
+            </w:r>
+          </w:p>
+        </w:tc>
+        <w:tc>
+          <w:tcPr>
+            <w:tcW w:w="642" w:type="dxa"/>
+          </w:tcPr>
+          <w:p>
+            <w:pPr>
+              <w:ind w:left="0"/>
+            </w:pPr>
+          </w:p>
+        </w:tc>
+        <w:tc>
+          <w:tcPr>
+            <w:tcW w:w="642" w:type="dxa"/>
+          </w:tcPr>
+          <w:p>
+            <w:pPr>
+              <w:ind w:left="0"/>
+            </w:pPr>
+          </w:p>
+        </w:tc>
+        <w:tc>
+          <w:tcPr>
+            <w:tcW w:w="5153" w:type="dxa"/>
+          </w:tcPr>
+          <w:p>
+            <w:pPr>
+              <w:ind w:left="0"/>
+            </w:pPr>
+            <w:r>
+              <w:rPr>
+                <w:rFonts w:hint="eastAsia"/>
+              </w:rPr>
+              <w:t>以字符串方式指定</w:t>
+            </w:r>
+            <w:r>
+              <w:rPr>
+                <w:rFonts w:hint="eastAsia"/>
+              </w:rPr>
+              <w:t>decimal</w:t>
+            </w:r>
+            <w:r>
+              <w:rPr>
+                <w:rFonts w:hint="eastAsia"/>
+              </w:rPr>
+              <w:t>的值，并指定</w:t>
+            </w:r>
+            <w:r>
+              <w:rPr>
+                <w:rFonts w:hint="eastAsia"/>
+              </w:rPr>
+              <w:t>precesion</w:t>
+            </w:r>
+            <w:r>
+              <w:rPr>
+                <w:rFonts w:hint="eastAsia"/>
+              </w:rPr>
+              <w:t>及</w:t>
+            </w:r>
+            <w:r>
+              <w:rPr>
+                <w:rFonts w:hint="eastAsia"/>
+              </w:rPr>
+              <w:t>scale</w:t>
+            </w:r>
+            <w:r>
+              <w:rPr>
+                <w:rFonts w:hint="eastAsia"/>
+              </w:rPr>
+              <w:t>，其中</w:t>
+            </w:r>
+            <w:r>
+              <w:rPr>
+                <w:rFonts w:hint="eastAsia"/>
+              </w:rPr>
+              <w:t>precesion</w:t>
+            </w:r>
+            <w:r>
+              <w:rPr>
+                <w:rFonts w:hint="eastAsia"/>
+              </w:rPr>
+              <w:t>和</w:t>
+            </w:r>
+            <w:r>
+              <w:rPr>
+                <w:rFonts w:hint="eastAsia"/>
+              </w:rPr>
+              <w:t>scale</w:t>
+            </w:r>
+            <w:r>
+              <w:rPr>
+                <w:rFonts w:hint="eastAsia"/>
+              </w:rPr>
+              <w:t>的定义、范围均与</w:t>
+            </w:r>
+            <w:r>
+              <w:rPr>
+                <w:rFonts w:hint="eastAsia"/>
+              </w:rPr>
+              <w:t>Java</w:t>
+            </w:r>
+            <w:r>
+              <w:rPr>
+                <w:rFonts w:hint="eastAsia"/>
+              </w:rPr>
+              <w:t>的相同。</w:t>
+            </w:r>
+          </w:p>
+        </w:tc>
+      </w:tr>
+      <w:tr>
+        <w:tc>
+          <w:tcPr>
+            <w:tcW w:w="2370" w:type="dxa"/>
+          </w:tcPr>
+          <w:p>
+            <w:pPr>
+              <w:ind w:left="0"/>
+            </w:pPr>
+            <w:r>
+              <w:t>BsonDecimal(string)</w:t>
+            </w:r>
+          </w:p>
+        </w:tc>
+        <w:tc>
+          <w:tcPr>
+            <w:tcW w:w="642" w:type="dxa"/>
+          </w:tcPr>
+          <w:p>
+            <w:pPr>
+              <w:ind w:left="0"/>
+            </w:pPr>
+          </w:p>
+        </w:tc>
+        <w:tc>
+          <w:tcPr>
+            <w:tcW w:w="642" w:type="dxa"/>
+          </w:tcPr>
+          <w:p>
+            <w:pPr>
+              <w:ind w:left="0"/>
+            </w:pPr>
+          </w:p>
+        </w:tc>
+        <w:tc>
+          <w:tcPr>
+            <w:tcW w:w="5153" w:type="dxa"/>
+          </w:tcPr>
+          <w:p>
+            <w:pPr>
+              <w:ind w:left="0"/>
+            </w:pPr>
+            <w:r>
+              <w:rPr>
+                <w:rFonts w:hint="eastAsia"/>
+              </w:rPr>
+              <w:t>以字符串方式指定</w:t>
+            </w:r>
+            <w:r>
+              <w:rPr>
+                <w:rFonts w:hint="eastAsia"/>
+              </w:rPr>
+              <w:t>decimal</w:t>
+            </w:r>
+            <w:r>
+              <w:rPr>
+                <w:rFonts w:hint="eastAsia"/>
+              </w:rPr>
+              <w:t>的值。</w:t>
+            </w:r>
+          </w:p>
+        </w:tc>
+      </w:tr>
+      <w:tr>
+        <w:tc>
+          <w:tcPr>
+            <w:tcW w:w="2370" w:type="dxa"/>
+          </w:tcPr>
+          <w:p>
+            <w:pPr>
+              <w:ind w:left="0"/>
+            </w:pPr>
+            <w:r>
+              <w:t>BsonDecimal(decimal)</w:t>
+            </w:r>
+          </w:p>
+        </w:tc>
+        <w:tc>
+          <w:tcPr>
+            <w:tcW w:w="642" w:type="dxa"/>
+          </w:tcPr>
+          <w:p>
+            <w:pPr>
+              <w:ind w:left="0"/>
+            </w:pPr>
+          </w:p>
+        </w:tc>
+        <w:tc>
+          <w:tcPr>
+            <w:tcW w:w="642" w:type="dxa"/>
+          </w:tcPr>
+          <w:p>
+            <w:pPr>
+              <w:ind w:left="0"/>
+            </w:pPr>
+          </w:p>
+        </w:tc>
+        <w:tc>
+          <w:tcPr>
+            <w:tcW w:w="5153" w:type="dxa"/>
+          </w:tcPr>
+          <w:p>
+            <w:pPr>
+              <w:ind w:left="0"/>
+            </w:pPr>
+            <w:r>
+              <w:rPr>
+                <w:rFonts w:hint="eastAsia"/>
+              </w:rPr>
+              <w:t>以</w:t>
+            </w:r>
+            <w:r>
+              <w:rPr>
+                <w:rFonts w:hint="eastAsia"/>
+              </w:rPr>
+              <w:t>C#</w:t>
+            </w:r>
+            <w:r>
+              <w:rPr>
+                <w:rFonts w:hint="eastAsia"/>
+              </w:rPr>
+              <w:t>自带的</w:t>
+            </w:r>
+            <w:r>
+              <w:rPr>
+                <w:rFonts w:hint="eastAsia"/>
+              </w:rPr>
+              <w:t>decimal</w:t>
+            </w:r>
+            <w:r>
+              <w:rPr>
+                <w:rFonts w:hint="eastAsia"/>
+              </w:rPr>
+              <w:t>方式指定</w:t>
+            </w:r>
+            <w:r>
+              <w:rPr>
+                <w:rFonts w:hint="eastAsia"/>
+              </w:rPr>
+              <w:t>decimal</w:t>
+            </w:r>
+            <w:r>
+              <w:rPr>
+                <w:rFonts w:hint="eastAsia"/>
+              </w:rPr>
+              <w:t>的值。</w:t>
+            </w:r>
+          </w:p>
+        </w:tc>
+      </w:tr>
+      <w:tr>
+        <w:tc>
+          <w:tcPr>
+            <w:tcW w:w="2370" w:type="dxa"/>
+          </w:tcPr>
+          <w:p>
+            <w:pPr>
+              <w:ind w:left="0"/>
+            </w:pPr>
+            <w:r>
+              <w:t>BsonDecimal(int, int, short, short, short[])</w:t>
+            </w:r>
+          </w:p>
+        </w:tc>
+        <w:tc>
+          <w:tcPr>
+            <w:tcW w:w="642" w:type="dxa"/>
+          </w:tcPr>
+          <w:p>
+            <w:pPr>
+              <w:ind w:left="0"/>
+            </w:pPr>
+          </w:p>
+        </w:tc>
+        <w:tc>
+          <w:tcPr>
+            <w:tcW w:w="642" w:type="dxa"/>
+          </w:tcPr>
+          <w:p>
+            <w:pPr>
+              <w:ind w:left="0"/>
+            </w:pPr>
+          </w:p>
+        </w:tc>
+        <w:tc>
+          <w:tcPr>
+            <w:tcW w:w="5153" w:type="dxa"/>
+          </w:tcPr>
+          <w:p>
+            <w:pPr>
+              <w:ind w:left="0"/>
+            </w:pPr>
+            <w:r>
+              <w:rPr>
+                <w:rFonts w:hint="eastAsia"/>
+              </w:rPr>
+              <w:t>以</w:t>
+            </w:r>
+            <w:r>
+              <w:rPr>
+                <w:rFonts w:hint="eastAsia"/>
+              </w:rPr>
+              <w:t>bson</w:t>
+            </w:r>
+            <w:r>
+              <w:rPr>
+                <w:rFonts w:hint="eastAsia"/>
+              </w:rPr>
+              <w:t>中</w:t>
+            </w:r>
+            <w:r>
+              <w:rPr>
+                <w:rFonts w:hint="eastAsia"/>
+              </w:rPr>
+              <w:t>decimal</w:t>
+            </w:r>
+            <w:r>
+              <w:rPr>
+                <w:rFonts w:hint="eastAsia"/>
+              </w:rPr>
+              <w:t>真实存放的内容的方式定义</w:t>
+            </w:r>
+            <w:r>
+              <w:rPr>
+                <w:rFonts w:hint="eastAsia"/>
+              </w:rPr>
+              <w:t>decimal</w:t>
+            </w:r>
+            <w:r>
+              <w:rPr>
+                <w:rFonts w:hint="eastAsia"/>
+              </w:rPr>
+              <w:t>的值。该接口一般用户不会使用，主要交由解码器使用。</w:t>
+            </w:r>
+          </w:p>
+        </w:tc>
+      </w:tr>
+      <w:tr>
+        <w:tc>
+          <w:tcPr>
+            <w:tcW w:w="2370" w:type="dxa"/>
+          </w:tcPr>
+          <w:p>
+            <w:pPr>
+              <w:ind w:left="0"/>
+            </w:pPr>
+            <w:r>
+              <w:t>CompareTo(BsonDecimal)</w:t>
+            </w:r>
+          </w:p>
+        </w:tc>
+        <w:tc>
+          <w:tcPr>
+            <w:tcW w:w="642" w:type="dxa"/>
+          </w:tcPr>
+          <w:p>
+            <w:pPr>
+              <w:ind w:left="0"/>
+            </w:pPr>
+          </w:p>
+        </w:tc>
+        <w:tc>
+          <w:tcPr>
+            <w:tcW w:w="642" w:type="dxa"/>
+          </w:tcPr>
+          <w:p>
+            <w:pPr>
+              <w:ind w:left="0"/>
+            </w:pPr>
+          </w:p>
+        </w:tc>
+        <w:tc>
+          <w:tcPr>
+            <w:tcW w:w="5153" w:type="dxa"/>
+          </w:tcPr>
+          <w:p>
+            <w:pPr>
+              <w:ind w:left="0"/>
+            </w:pPr>
+            <w:r>
+              <w:rPr>
+                <w:rFonts w:hint="eastAsia"/>
+              </w:rPr>
+              <w:t>与其它</w:t>
+            </w:r>
+            <w:r>
+              <w:rPr>
+                <w:rFonts w:hint="eastAsia"/>
+              </w:rPr>
+              <w:t>BsonDecimal</w:t>
+            </w:r>
+            <w:r>
+              <w:rPr>
+                <w:rFonts w:hint="eastAsia"/>
+              </w:rPr>
+              <w:t>比较，仅仅比较值的大小，不考虑</w:t>
+            </w:r>
+            <w:r>
+              <w:rPr>
+                <w:rFonts w:hint="eastAsia"/>
+              </w:rPr>
+              <w:t>precision</w:t>
+            </w:r>
+            <w:r>
+              <w:rPr>
+                <w:rFonts w:hint="eastAsia"/>
+              </w:rPr>
+              <w:t>与</w:t>
+            </w:r>
+            <w:r>
+              <w:rPr>
+                <w:rFonts w:hint="eastAsia"/>
+              </w:rPr>
+              <w:t>scale</w:t>
+            </w:r>
+            <w:r>
+              <w:rPr>
+                <w:rFonts w:hint="eastAsia"/>
+              </w:rPr>
+              <w:t>。</w:t>
+            </w:r>
+          </w:p>
+        </w:tc>
+      </w:tr>
+      <w:tr>
+        <w:tc>
+          <w:tcPr>
+            <w:tcW w:w="2370" w:type="dxa"/>
+          </w:tcPr>
+          <w:p>
+            <w:pPr>
+              <w:ind w:left="0"/>
+            </w:pPr>
+            <w:r>
+              <w:t>CompareTo(BsonValue)</w:t>
+            </w:r>
+          </w:p>
+        </w:tc>
+        <w:tc>
+          <w:tcPr>
+            <w:tcW w:w="642" w:type="dxa"/>
+          </w:tcPr>
+          <w:p>
+            <w:pPr>
+              <w:ind w:left="0"/>
+            </w:pPr>
+          </w:p>
+        </w:tc>
+        <w:tc>
+          <w:tcPr>
+            <w:tcW w:w="642" w:type="dxa"/>
+          </w:tcPr>
+          <w:p>
+            <w:pPr>
+              <w:ind w:left="0"/>
+            </w:pPr>
+          </w:p>
+        </w:tc>
+        <w:tc>
+          <w:tcPr>
+            <w:tcW w:w="5153" w:type="dxa"/>
+          </w:tcPr>
+          <w:p>
+            <w:pPr>
+              <w:ind w:left="0"/>
+            </w:pPr>
+            <w:r>
+              <w:rPr>
+                <w:rFonts w:hint="eastAsia"/>
+              </w:rPr>
+              <w:t>与其它类型的</w:t>
+            </w:r>
+            <w:r>
+              <w:rPr>
+                <w:rFonts w:hint="eastAsia"/>
+              </w:rPr>
+              <w:t>Bson</w:t>
+            </w:r>
+            <w:r>
+              <w:rPr>
+                <w:rFonts w:hint="eastAsia"/>
+              </w:rPr>
+              <w:t>类型比较，若其它类型能够转换为</w:t>
+            </w:r>
+            <w:r>
+              <w:rPr>
+                <w:rFonts w:hint="eastAsia"/>
+              </w:rPr>
+              <w:t>BsonDecimal/INT32/INT64/double</w:t>
+            </w:r>
+            <w:r>
+              <w:rPr>
+                <w:rFonts w:hint="eastAsia"/>
+              </w:rPr>
+              <w:t>，则按照</w:t>
+            </w:r>
+            <w:r>
+              <w:rPr>
+                <w:rFonts w:hint="eastAsia"/>
+              </w:rPr>
+              <w:t>BsonDecimal</w:t>
+            </w:r>
+            <w:r>
+              <w:rPr>
+                <w:rFonts w:hint="eastAsia"/>
+              </w:rPr>
+              <w:t>类型的大小进行比较；否则仅仅对两类</w:t>
+            </w:r>
+            <w:r>
+              <w:rPr>
+                <w:rFonts w:hint="eastAsia"/>
+              </w:rPr>
+              <w:t>Bson</w:t>
+            </w:r>
+            <w:r>
+              <w:rPr>
+                <w:rFonts w:hint="eastAsia"/>
+              </w:rPr>
+              <w:t>进行类型比较。</w:t>
+            </w:r>
+          </w:p>
+        </w:tc>
+      </w:tr>
+      <w:tr>
+        <w:tc>
+          <w:tcPr>
+            <w:tcW w:w="2370" w:type="dxa"/>
+          </w:tcPr>
+          <w:p>
+            <w:pPr>
+              <w:ind w:left="0"/>
+            </w:pPr>
+            <w:r>
+              <w:t>Create(int, int, short, short, short[])</w:t>
+            </w:r>
+          </w:p>
+        </w:tc>
+        <w:tc>
+          <w:tcPr>
+            <w:tcW w:w="642" w:type="dxa"/>
+          </w:tcPr>
+          <w:p>
+            <w:pPr>
+              <w:ind w:left="0"/>
+            </w:pPr>
+          </w:p>
+        </w:tc>
+        <w:tc>
+          <w:tcPr>
+            <w:tcW w:w="642" w:type="dxa"/>
+          </w:tcPr>
+          <w:p>
+            <w:pPr>
+              <w:ind w:left="0"/>
+            </w:pPr>
+          </w:p>
+        </w:tc>
+        <w:tc>
+          <w:tcPr>
+            <w:tcW w:w="5153" w:type="dxa"/>
+          </w:tcPr>
+          <w:p>
+            <w:pPr>
+              <w:ind w:left="0"/>
+            </w:pPr>
+            <w:r>
+              <w:rPr>
+                <w:rFonts w:hint="eastAsia"/>
+              </w:rPr>
+              <w:t>同</w:t>
+            </w:r>
+            <w:r>
+              <w:t>BsonDecimal(int, int, short, short, short[])</w:t>
+            </w:r>
+          </w:p>
+        </w:tc>
+      </w:tr>
+      <w:tr>
+        <w:tc>
+          <w:tcPr>
+            <w:tcW w:w="2370" w:type="dxa"/>
+          </w:tcPr>
+          <w:p>
+            <w:pPr>
+              <w:ind w:left="0"/>
+            </w:pPr>
+            <w:r>
+              <w:t>Create(object)</w:t>
+            </w:r>
+          </w:p>
+        </w:tc>
+        <w:tc>
+          <w:tcPr>
+            <w:tcW w:w="642" w:type="dxa"/>
+          </w:tcPr>
+          <w:p>
+            <w:pPr>
+              <w:ind w:left="0"/>
+            </w:pPr>
+          </w:p>
+        </w:tc>
+        <w:tc>
+          <w:tcPr>
+            <w:tcW w:w="642" w:type="dxa"/>
+          </w:tcPr>
+          <w:p>
+            <w:pPr>
+              <w:ind w:left="0"/>
+            </w:pPr>
+          </w:p>
+        </w:tc>
+        <w:tc>
+          <w:tcPr>
+            <w:tcW w:w="5153" w:type="dxa"/>
+          </w:tcPr>
+          <w:p>
+            <w:pPr>
+              <w:ind w:left="0"/>
+            </w:pPr>
+            <w:r>
+              <w:rPr>
+                <w:rFonts w:hint="eastAsia"/>
+              </w:rPr>
+              <w:t>若</w:t>
+            </w:r>
+            <w:r>
+              <w:rPr>
+                <w:rFonts w:hint="eastAsia"/>
+              </w:rPr>
+              <w:t>object</w:t>
+            </w:r>
+            <w:r>
+              <w:rPr>
+                <w:rFonts w:hint="eastAsia"/>
+              </w:rPr>
+              <w:t>为</w:t>
+            </w:r>
+            <w:r>
+              <w:rPr>
+                <w:rFonts w:hint="eastAsia"/>
+              </w:rPr>
+              <w:t>BsonDecimal/ INT16/INT32/INT64/UINT16/UINT32/UINT64/double/string</w:t>
+            </w:r>
+            <w:r>
+              <w:rPr>
+                <w:rFonts w:hint="eastAsia"/>
+              </w:rPr>
+              <w:t>，则试图使用</w:t>
+            </w:r>
+            <w:r>
+              <w:rPr>
+                <w:rFonts w:hint="eastAsia"/>
+              </w:rPr>
+              <w:t>object</w:t>
+            </w:r>
+            <w:r>
+              <w:rPr>
+                <w:rFonts w:hint="eastAsia"/>
+              </w:rPr>
+              <w:t>来创建</w:t>
+            </w:r>
+            <w:r>
+              <w:rPr>
+                <w:rFonts w:hint="eastAsia"/>
+              </w:rPr>
+              <w:t>BsonDecimal</w:t>
+            </w:r>
+            <w:r>
+              <w:rPr>
+                <w:rFonts w:hint="eastAsia"/>
+              </w:rPr>
+              <w:t>，否则返回</w:t>
+            </w:r>
+            <w:r>
+              <w:rPr>
+                <w:rFonts w:hint="eastAsia"/>
+              </w:rPr>
+              <w:t>null</w:t>
+            </w:r>
+            <w:r>
+              <w:rPr>
+                <w:rFonts w:hint="eastAsia"/>
+              </w:rPr>
+              <w:t>。</w:t>
+            </w:r>
+          </w:p>
+        </w:tc>
+      </w:tr>
+      <w:tr>
+        <w:tc>
+          <w:tcPr>
+            <w:tcW w:w="2370" w:type="dxa"/>
+          </w:tcPr>
+          <w:p>
+            <w:pPr>
+              <w:ind w:left="0"/>
+            </w:pPr>
+            <w:r>
+              <w:t>Equals(BsonDecimal)</w:t>
+            </w:r>
+          </w:p>
+        </w:tc>
+        <w:tc>
+          <w:tcPr>
+            <w:tcW w:w="642" w:type="dxa"/>
+          </w:tcPr>
+          <w:p>
+            <w:pPr>
+              <w:ind w:left="0"/>
+            </w:pPr>
+          </w:p>
+        </w:tc>
+        <w:tc>
+          <w:tcPr>
+            <w:tcW w:w="642" w:type="dxa"/>
+          </w:tcPr>
+          <w:p>
+            <w:pPr>
+              <w:ind w:left="0"/>
+            </w:pPr>
+          </w:p>
+        </w:tc>
+        <w:tc>
+          <w:tcPr>
+            <w:tcW w:w="5153" w:type="dxa"/>
+          </w:tcPr>
+          <w:p>
+            <w:pPr>
+              <w:ind w:left="0"/>
+            </w:pPr>
+            <w:r>
+              <w:rPr>
+                <w:rFonts w:hint="eastAsia"/>
+              </w:rPr>
+              <w:t>比较两个</w:t>
+            </w:r>
+            <w:r>
+              <w:rPr>
+                <w:rFonts w:hint="eastAsia"/>
+              </w:rPr>
+              <w:t>BsonDecimal</w:t>
+            </w:r>
+            <w:r>
+              <w:rPr>
+                <w:rFonts w:hint="eastAsia"/>
+              </w:rPr>
+              <w:t>是否相等。不考虑</w:t>
+            </w:r>
+            <w:r>
+              <w:rPr>
+                <w:rFonts w:hint="eastAsia"/>
+              </w:rPr>
+              <w:t>precision</w:t>
+            </w:r>
+            <w:r>
+              <w:rPr>
+                <w:rFonts w:hint="eastAsia"/>
+              </w:rPr>
+              <w:t>及</w:t>
+            </w:r>
+            <w:r>
+              <w:rPr>
+                <w:rFonts w:hint="eastAsia"/>
+              </w:rPr>
+              <w:t>scale</w:t>
+            </w:r>
+            <w:r>
+              <w:rPr>
+                <w:rFonts w:hint="eastAsia"/>
+              </w:rPr>
+              <w:t>。</w:t>
+            </w:r>
+          </w:p>
+        </w:tc>
+      </w:tr>
+      <w:tr>
+        <w:tc>
+          <w:tcPr>
+            <w:tcW w:w="2370" w:type="dxa"/>
+          </w:tcPr>
+          <w:p>
+            <w:pPr>
+              <w:ind w:left="0"/>
+            </w:pPr>
+            <w:r>
+              <w:t>Equals(object)</w:t>
+            </w:r>
+          </w:p>
+        </w:tc>
+        <w:tc>
+          <w:tcPr>
+            <w:tcW w:w="642" w:type="dxa"/>
+          </w:tcPr>
+          <w:p>
+            <w:pPr>
+              <w:ind w:left="0"/>
+            </w:pPr>
+          </w:p>
+        </w:tc>
+        <w:tc>
+          <w:tcPr>
+            <w:tcW w:w="642" w:type="dxa"/>
+          </w:tcPr>
+          <w:p>
+            <w:pPr>
+              <w:ind w:left="0"/>
+            </w:pPr>
+          </w:p>
+        </w:tc>
+        <w:tc>
+          <w:tcPr>
+            <w:tcW w:w="5153" w:type="dxa"/>
+          </w:tcPr>
+          <w:p>
+            <w:pPr>
+              <w:ind w:left="0"/>
+            </w:pPr>
+            <w:r>
+              <w:rPr>
+                <w:rFonts w:hint="eastAsia"/>
+              </w:rPr>
+              <w:t>若</w:t>
+            </w:r>
+            <w:r>
+              <w:rPr>
+                <w:rFonts w:hint="eastAsia"/>
+              </w:rPr>
+              <w:t>object</w:t>
+            </w:r>
+            <w:r>
+              <w:rPr>
+                <w:rFonts w:hint="eastAsia"/>
+              </w:rPr>
+              <w:t>能够转为</w:t>
+            </w:r>
+            <w:r>
+              <w:rPr>
+                <w:rFonts w:hint="eastAsia"/>
+              </w:rPr>
+              <w:t>BsonDecimal</w:t>
+            </w:r>
+            <w:r>
+              <w:rPr>
+                <w:rFonts w:hint="eastAsia"/>
+              </w:rPr>
+              <w:t>，则按照</w:t>
+            </w:r>
+            <w:r>
+              <w:rPr>
+                <w:rFonts w:hint="eastAsia"/>
+              </w:rPr>
+              <w:t>BsonDecimal</w:t>
+            </w:r>
+            <w:r>
+              <w:rPr>
+                <w:rFonts w:hint="eastAsia"/>
+              </w:rPr>
+              <w:t>规则来比较两者是否相等，否则返回</w:t>
+            </w:r>
+            <w:r>
+              <w:rPr>
+                <w:rFonts w:hint="eastAsia"/>
+              </w:rPr>
+              <w:t>false</w:t>
+            </w:r>
+            <w:r>
+              <w:rPr>
+                <w:rFonts w:hint="eastAsia"/>
+              </w:rPr>
+              <w:t>表示不相等。</w:t>
+            </w:r>
+          </w:p>
+        </w:tc>
+      </w:tr>
+      <w:tr>
+        <w:tc>
+          <w:tcPr>
+            <w:tcW w:w="2370" w:type="dxa"/>
+          </w:tcPr>
+          <w:p>
+            <w:pPr>
+              <w:ind w:left="0"/>
+            </w:pPr>
+            <w:r>
+              <w:t>GetHashCode()</w:t>
+            </w:r>
+          </w:p>
+        </w:tc>
+        <w:tc>
+          <w:tcPr>
+            <w:tcW w:w="642" w:type="dxa"/>
+          </w:tcPr>
+          <w:p>
+            <w:pPr>
+              <w:ind w:left="0"/>
+            </w:pPr>
+          </w:p>
+        </w:tc>
+        <w:tc>
+          <w:tcPr>
+            <w:tcW w:w="642" w:type="dxa"/>
+          </w:tcPr>
+          <w:p>
+            <w:pPr>
+              <w:ind w:left="0"/>
+            </w:pPr>
+          </w:p>
+        </w:tc>
+        <w:tc>
+          <w:tcPr>
+            <w:tcW w:w="5153" w:type="dxa"/>
+          </w:tcPr>
+          <w:p>
+            <w:pPr>
+              <w:ind w:left="0"/>
+            </w:pPr>
+            <w:r>
+              <w:rPr>
+                <w:rFonts w:hint="eastAsia"/>
+              </w:rPr>
+              <w:t>根据当前</w:t>
+            </w:r>
+            <w:r>
+              <w:rPr>
+                <w:rFonts w:hint="eastAsia"/>
+              </w:rPr>
+              <w:t>Decimal</w:t>
+            </w:r>
+            <w:r>
+              <w:rPr>
+                <w:rFonts w:hint="eastAsia"/>
+              </w:rPr>
+              <w:t>的值计算</w:t>
+            </w:r>
+            <w:r>
+              <w:rPr>
+                <w:rFonts w:hint="eastAsia"/>
+              </w:rPr>
+              <w:t>hash code</w:t>
+            </w:r>
+            <w:r>
+              <w:rPr>
+                <w:rFonts w:hint="eastAsia"/>
+              </w:rPr>
+              <w:t>。如两个</w:t>
+            </w:r>
+            <w:r>
+              <w:rPr>
+                <w:rFonts w:hint="eastAsia"/>
+              </w:rPr>
+              <w:t>BsonDecimal</w:t>
+            </w:r>
+            <w:r>
+              <w:rPr>
+                <w:rFonts w:hint="eastAsia"/>
+              </w:rPr>
+              <w:t>相等，其</w:t>
+            </w:r>
+            <w:r>
+              <w:rPr>
+                <w:rFonts w:hint="eastAsia"/>
+              </w:rPr>
+              <w:t>hash code</w:t>
+            </w:r>
+            <w:r>
+              <w:rPr>
+                <w:rFonts w:hint="eastAsia"/>
+              </w:rPr>
+              <w:t>也相等。</w:t>
+            </w:r>
+          </w:p>
+        </w:tc>
+      </w:tr>
+      <w:tr>
+        <w:tc>
+          <w:tcPr>
+            <w:tcW w:w="2370" w:type="dxa"/>
+          </w:tcPr>
+          <w:p>
+            <w:pPr>
+              <w:ind w:left="0"/>
+            </w:pPr>
+            <w:r>
+              <w:t>ToDecimal()</w:t>
+            </w:r>
+          </w:p>
+        </w:tc>
+        <w:tc>
+          <w:tcPr>
+            <w:tcW w:w="642" w:type="dxa"/>
+          </w:tcPr>
+          <w:p>
+            <w:pPr>
+              <w:ind w:left="0"/>
+            </w:pPr>
+          </w:p>
+        </w:tc>
+        <w:tc>
+          <w:tcPr>
+            <w:tcW w:w="642" w:type="dxa"/>
+          </w:tcPr>
+          <w:p>
+            <w:pPr>
+              <w:ind w:left="0"/>
+            </w:pPr>
+          </w:p>
+        </w:tc>
+        <w:tc>
+          <w:tcPr>
+            <w:tcW w:w="5153" w:type="dxa"/>
+          </w:tcPr>
+          <w:p>
+            <w:pPr>
+              <w:ind w:left="0"/>
+            </w:pPr>
+            <w:r>
+              <w:rPr>
+                <w:rFonts w:hint="eastAsia"/>
+              </w:rPr>
+              <w:t>将</w:t>
+            </w:r>
+            <w:r>
+              <w:rPr>
+                <w:rFonts w:hint="eastAsia"/>
+              </w:rPr>
+              <w:t>BsonDecimal</w:t>
+            </w:r>
+            <w:r>
+              <w:rPr>
+                <w:rFonts w:hint="eastAsia"/>
+              </w:rPr>
+              <w:t>转换为</w:t>
+            </w:r>
+            <w:r>
+              <w:rPr>
+                <w:rFonts w:hint="eastAsia"/>
+              </w:rPr>
+              <w:t xml:space="preserve">C# </w:t>
+            </w:r>
+            <w:r>
+              <w:rPr>
+                <w:rFonts w:hint="eastAsia"/>
+              </w:rPr>
+              <w:t>自带的</w:t>
+            </w:r>
+            <w:r>
+              <w:rPr>
+                <w:rFonts w:hint="eastAsia"/>
+              </w:rPr>
+              <w:t>decimal</w:t>
+            </w:r>
+            <w:r>
+              <w:rPr>
+                <w:rFonts w:hint="eastAsia"/>
+              </w:rPr>
+              <w:t>类型。若</w:t>
+            </w:r>
+            <w:r>
+              <w:rPr>
+                <w:rFonts w:hint="eastAsia"/>
+              </w:rPr>
+              <w:t>BsonDecimal</w:t>
+            </w:r>
+            <w:r>
+              <w:rPr>
+                <w:rFonts w:hint="eastAsia"/>
+              </w:rPr>
+              <w:t>表示的范围超出</w:t>
+            </w:r>
+            <w:r>
+              <w:rPr>
+                <w:rFonts w:hint="eastAsia"/>
+              </w:rPr>
+              <w:t>decimal</w:t>
+            </w:r>
+            <w:r>
+              <w:rPr>
+                <w:rFonts w:hint="eastAsia"/>
+              </w:rPr>
+              <w:t>表示的范围，则抛异常表示转换失败。</w:t>
+            </w:r>
+          </w:p>
+        </w:tc>
+      </w:tr>
+      <w:tr>
+        <w:tc>
+          <w:tcPr>
+            <w:tcW w:w="2370" w:type="dxa"/>
+          </w:tcPr>
+          <w:p>
+            <w:pPr>
+              <w:ind w:left="0"/>
+            </w:pPr>
+            <w:r>
+              <w:t>ToDouble()</w:t>
+            </w:r>
+          </w:p>
+        </w:tc>
+        <w:tc>
+          <w:tcPr>
+            <w:tcW w:w="642" w:type="dxa"/>
+          </w:tcPr>
+          <w:p>
+            <w:pPr>
+              <w:ind w:left="0"/>
+            </w:pPr>
+          </w:p>
+        </w:tc>
+        <w:tc>
+          <w:tcPr>
+            <w:tcW w:w="642" w:type="dxa"/>
+          </w:tcPr>
+          <w:p>
+            <w:pPr>
+              <w:ind w:left="0"/>
+            </w:pPr>
+          </w:p>
+        </w:tc>
+        <w:tc>
+          <w:tcPr>
+            <w:tcW w:w="5153" w:type="dxa"/>
+          </w:tcPr>
+          <w:p>
+            <w:pPr>
+              <w:ind w:left="0"/>
+            </w:pPr>
+            <w:r>
+              <w:rPr>
+                <w:rFonts w:hint="eastAsia"/>
+              </w:rPr>
+              <w:t>将</w:t>
+            </w:r>
+            <w:r>
+              <w:rPr>
+                <w:rFonts w:hint="eastAsia"/>
+              </w:rPr>
+              <w:t>BsonDecimal</w:t>
+            </w:r>
+            <w:r>
+              <w:rPr>
+                <w:rFonts w:hint="eastAsia"/>
+              </w:rPr>
+              <w:t>转换为</w:t>
+            </w:r>
+            <w:r>
+              <w:rPr>
+                <w:rFonts w:hint="eastAsia"/>
+              </w:rPr>
+              <w:t xml:space="preserve">C# </w:t>
+            </w:r>
+            <w:r>
+              <w:rPr>
+                <w:rFonts w:hint="eastAsia"/>
+              </w:rPr>
+              <w:t>自带的</w:t>
+            </w:r>
+            <w:r>
+              <w:rPr>
+                <w:rFonts w:hint="eastAsia"/>
+              </w:rPr>
+              <w:t>double</w:t>
+            </w:r>
+            <w:r>
+              <w:rPr>
+                <w:rFonts w:hint="eastAsia"/>
+              </w:rPr>
+              <w:t>类型。若</w:t>
+            </w:r>
+            <w:r>
+              <w:rPr>
+                <w:rFonts w:hint="eastAsia"/>
+              </w:rPr>
+              <w:t>BsonDecimal</w:t>
+            </w:r>
+            <w:r>
+              <w:rPr>
+                <w:rFonts w:hint="eastAsia"/>
+              </w:rPr>
+              <w:t>表示的范围超出</w:t>
+            </w:r>
+            <w:r>
+              <w:rPr>
+                <w:rFonts w:hint="eastAsia"/>
+              </w:rPr>
+              <w:t>double</w:t>
+            </w:r>
+            <w:r>
+              <w:rPr>
+                <w:rFonts w:hint="eastAsia"/>
+              </w:rPr>
+              <w:t>表示的范围，则抛异常表示转换失败。</w:t>
+            </w:r>
+          </w:p>
+        </w:tc>
+      </w:tr>
+      <w:tr>
+        <w:tc>
+          <w:tcPr>
+            <w:tcW w:w="2370" w:type="dxa"/>
+          </w:tcPr>
+          <w:p>
+            <w:pPr>
+              <w:ind w:left="0"/>
+            </w:pPr>
+            <w:r>
+              <w:t>ToInt32()</w:t>
+            </w:r>
+          </w:p>
+        </w:tc>
+        <w:tc>
+          <w:tcPr>
+            <w:tcW w:w="642" w:type="dxa"/>
+          </w:tcPr>
+          <w:p>
+            <w:pPr>
+              <w:ind w:left="0"/>
+            </w:pPr>
+          </w:p>
+        </w:tc>
+        <w:tc>
+          <w:tcPr>
+            <w:tcW w:w="642" w:type="dxa"/>
+          </w:tcPr>
+          <w:p>
+            <w:pPr>
+              <w:ind w:left="0"/>
+            </w:pPr>
+          </w:p>
+        </w:tc>
+        <w:tc>
+          <w:tcPr>
+            <w:tcW w:w="5153" w:type="dxa"/>
+          </w:tcPr>
+          <w:p>
+            <w:pPr>
+              <w:ind w:left="0"/>
+            </w:pPr>
+            <w:r>
+              <w:rPr>
+                <w:rFonts w:hint="eastAsia"/>
+              </w:rPr>
+              <w:t>将</w:t>
+            </w:r>
+            <w:r>
+              <w:rPr>
+                <w:rFonts w:hint="eastAsia"/>
+              </w:rPr>
+              <w:t>BsonDecimal</w:t>
+            </w:r>
+            <w:r>
+              <w:rPr>
+                <w:rFonts w:hint="eastAsia"/>
+              </w:rPr>
+              <w:t>转换为</w:t>
+            </w:r>
+            <w:r>
+              <w:rPr>
+                <w:rFonts w:hint="eastAsia"/>
+              </w:rPr>
+              <w:t xml:space="preserve">C# </w:t>
+            </w:r>
+            <w:r>
+              <w:rPr>
+                <w:rFonts w:hint="eastAsia"/>
+              </w:rPr>
+              <w:t>自带的</w:t>
+            </w:r>
+            <w:r>
+              <w:rPr>
+                <w:rFonts w:hint="eastAsia"/>
+              </w:rPr>
+              <w:t>int</w:t>
+            </w:r>
+            <w:r>
+              <w:rPr>
+                <w:rFonts w:hint="eastAsia"/>
+              </w:rPr>
+              <w:t>类型。若</w:t>
+            </w:r>
+            <w:r>
+              <w:rPr>
+                <w:rFonts w:hint="eastAsia"/>
+              </w:rPr>
+              <w:t>BsonDecimal</w:t>
+            </w:r>
+            <w:r>
+              <w:rPr>
+                <w:rFonts w:hint="eastAsia"/>
+              </w:rPr>
+              <w:t>表示的范围超出</w:t>
+            </w:r>
+            <w:r>
+              <w:rPr>
+                <w:rFonts w:hint="eastAsia"/>
+              </w:rPr>
+              <w:t>int</w:t>
+            </w:r>
+            <w:r>
+              <w:rPr>
+                <w:rFonts w:hint="eastAsia"/>
+              </w:rPr>
+              <w:t>表示的范围，则抛异常表示转换失败。</w:t>
+            </w:r>
+          </w:p>
+        </w:tc>
+      </w:tr>
+      <w:tr>
+        <w:tc>
+          <w:tcPr>
+            <w:tcW w:w="2370" w:type="dxa"/>
+          </w:tcPr>
+          <w:p>
+            <w:pPr>
+              <w:ind w:left="0"/>
+            </w:pPr>
+            <w:r>
+              <w:t>ToInt64()</w:t>
+            </w:r>
+          </w:p>
+        </w:tc>
+        <w:tc>
+          <w:tcPr>
+            <w:tcW w:w="642" w:type="dxa"/>
+          </w:tcPr>
+          <w:p>
+            <w:pPr>
+              <w:ind w:left="0"/>
+            </w:pPr>
+          </w:p>
+        </w:tc>
+        <w:tc>
+          <w:tcPr>
+            <w:tcW w:w="642" w:type="dxa"/>
+          </w:tcPr>
+          <w:p>
+            <w:pPr>
+              <w:ind w:left="0"/>
+            </w:pPr>
+          </w:p>
+        </w:tc>
+        <w:tc>
+          <w:tcPr>
+            <w:tcW w:w="5153" w:type="dxa"/>
+          </w:tcPr>
+          <w:p>
+            <w:pPr>
+              <w:ind w:left="0"/>
+            </w:pPr>
+            <w:r>
+              <w:rPr>
+                <w:rFonts w:hint="eastAsia"/>
+              </w:rPr>
+              <w:t>将</w:t>
+            </w:r>
+            <w:r>
+              <w:rPr>
+                <w:rFonts w:hint="eastAsia"/>
+              </w:rPr>
+              <w:t>BsonDecimal</w:t>
+            </w:r>
+            <w:r>
+              <w:rPr>
+                <w:rFonts w:hint="eastAsia"/>
+              </w:rPr>
+              <w:t>转换为</w:t>
+            </w:r>
+            <w:r>
+              <w:rPr>
+                <w:rFonts w:hint="eastAsia"/>
+              </w:rPr>
+              <w:t xml:space="preserve">C# </w:t>
+            </w:r>
+            <w:r>
+              <w:rPr>
+                <w:rFonts w:hint="eastAsia"/>
+              </w:rPr>
+              <w:t>自带的</w:t>
+            </w:r>
+            <w:r>
+              <w:rPr>
+                <w:rFonts w:hint="eastAsia"/>
+              </w:rPr>
+              <w:t>long</w:t>
+            </w:r>
+            <w:r>
+              <w:rPr>
+                <w:rFonts w:hint="eastAsia"/>
+              </w:rPr>
+              <w:t>类型。若</w:t>
+            </w:r>
+            <w:r>
+              <w:rPr>
+                <w:rFonts w:hint="eastAsia"/>
+              </w:rPr>
+              <w:t>BsonDecimal</w:t>
+            </w:r>
+            <w:r>
+              <w:rPr>
+                <w:rFonts w:hint="eastAsia"/>
+              </w:rPr>
+              <w:t>表示的范围超出</w:t>
+            </w:r>
+            <w:r>
+              <w:rPr>
+                <w:rFonts w:hint="eastAsia"/>
+              </w:rPr>
+              <w:t>long</w:t>
+            </w:r>
+            <w:r>
+              <w:rPr>
+                <w:rFonts w:hint="eastAsia"/>
+              </w:rPr>
+              <w:t>表示的范围，则抛异常表示转换失败。</w:t>
+            </w:r>
+          </w:p>
+        </w:tc>
+      </w:tr>
+      <w:tr>
+        <w:tc>
+          <w:tcPr>
+            <w:tcW w:w="2370" w:type="dxa"/>
+          </w:tcPr>
+          <w:p>
+            <w:pPr>
+              <w:ind w:left="0"/>
+            </w:pPr>
+            <w:r>
+              <w:t>ToString()</w:t>
+            </w:r>
+          </w:p>
+        </w:tc>
+        <w:tc>
+          <w:tcPr>
+            <w:tcW w:w="642" w:type="dxa"/>
+          </w:tcPr>
+          <w:p>
+            <w:pPr>
+              <w:ind w:left="0"/>
+            </w:pPr>
+          </w:p>
+        </w:tc>
+        <w:tc>
+          <w:tcPr>
+            <w:tcW w:w="642" w:type="dxa"/>
+          </w:tcPr>
+          <w:p>
+            <w:pPr>
+              <w:ind w:left="0"/>
+            </w:pPr>
+          </w:p>
+        </w:tc>
+        <w:tc>
+          <w:tcPr>
+            <w:tcW w:w="5153" w:type="dxa"/>
+          </w:tcPr>
+          <w:p>
+            <w:pPr>
+              <w:ind w:left="0"/>
+            </w:pPr>
+            <w:r>
+              <w:rPr>
+                <w:rFonts w:hint="eastAsia"/>
+              </w:rPr>
+              <w:t>将</w:t>
+            </w:r>
+            <w:r>
+              <w:rPr>
+                <w:rFonts w:hint="eastAsia"/>
+              </w:rPr>
+              <w:t>BsonDecimal</w:t>
+            </w:r>
+            <w:r>
+              <w:rPr>
+                <w:rFonts w:hint="eastAsia"/>
+              </w:rPr>
+              <w:t>以</w:t>
+            </w:r>
+            <w:r>
+              <w:rPr>
+                <w:rFonts w:hint="eastAsia"/>
+              </w:rPr>
+              <w:t>json</w:t>
+            </w:r>
+            <w:r>
+              <w:rPr>
+                <w:rFonts w:hint="eastAsia"/>
+              </w:rPr>
+              <w:t>的方式显示。</w:t>
+            </w:r>
+          </w:p>
+        </w:tc>
+      </w:tr>
+      <w:tr>
+        <w:tc>
+          <w:tcPr>
+            <w:tcW w:w="2370" w:type="dxa"/>
+          </w:tcPr>
+          <w:p>
+            <w:pPr>
+              <w:ind w:left="0"/>
+            </w:pPr>
+          </w:p>
+        </w:tc>
+        <w:tc>
+          <w:tcPr>
+            <w:tcW w:w="642" w:type="dxa"/>
+          </w:tcPr>
+          <w:p>
+            <w:pPr>
+              <w:ind w:left="0"/>
+            </w:pPr>
+          </w:p>
+        </w:tc>
+        <w:tc>
+          <w:tcPr>
+            <w:tcW w:w="642" w:type="dxa"/>
+          </w:tcPr>
+          <w:p>
+            <w:pPr>
+              <w:ind w:left="0"/>
+            </w:pPr>
+          </w:p>
+        </w:tc>
+        <w:tc>
+          <w:tcPr>
+            <w:tcW w:w="5153" w:type="dxa"/>
+          </w:tcPr>
+          <w:p>
+            <w:pPr>
+              <w:ind w:left="0"/>
+            </w:pPr>
+          </w:p>
+        </w:tc>
+      </w:tr>
+      <w:tr>
+        <w:tc>
+          <w:tcPr>
+            <w:tcW w:w="2370" w:type="dxa"/>
+          </w:tcPr>
+          <w:p>
+            <w:pPr>
+              <w:ind w:left="0"/>
+            </w:pPr>
+          </w:p>
+        </w:tc>
+        <w:tc>
+          <w:tcPr>
+            <w:tcW w:w="642" w:type="dxa"/>
+          </w:tcPr>
+          <w:p>
+            <w:pPr>
+              <w:ind w:left="0"/>
+            </w:pPr>
+          </w:p>
+        </w:tc>
+        <w:tc>
+          <w:tcPr>
+            <w:tcW w:w="642" w:type="dxa"/>
+          </w:tcPr>
+          <w:p>
+            <w:pPr>
+              <w:ind w:left="0"/>
+            </w:pPr>
+          </w:p>
+        </w:tc>
+        <w:tc>
+          <w:tcPr>
+            <w:tcW w:w="5153" w:type="dxa"/>
+          </w:tcPr>
+          <w:p>
+            <w:pPr>
+              <w:ind w:left="0"/>
+            </w:pPr>
+          </w:p>
+        </w:tc>
+      </w:tr>
+      <w:tr>
+        <w:tc>
+          <w:tcPr>
+            <w:tcW w:w="2370" w:type="dxa"/>
+          </w:tcPr>
+          <w:p>
+            <w:pPr>
+              <w:ind w:left="0"/>
+            </w:pPr>
+            <w:r>
+              <w:rPr>
+                <w:rFonts w:hint="eastAsia"/>
+              </w:rPr>
+              <w:t>运算符</w:t>
+            </w:r>
+          </w:p>
+        </w:tc>
+        <w:tc>
+          <w:tcPr>
+            <w:tcW w:w="642" w:type="dxa"/>
+          </w:tcPr>
+          <w:p>
+            <w:pPr>
+              <w:ind w:left="0"/>
+            </w:pPr>
+          </w:p>
+        </w:tc>
+        <w:tc>
+          <w:tcPr>
+            <w:tcW w:w="642" w:type="dxa"/>
+          </w:tcPr>
+          <w:p>
+            <w:pPr>
+              <w:ind w:left="0"/>
+            </w:pPr>
+          </w:p>
+        </w:tc>
+        <w:tc>
+          <w:tcPr>
+            <w:tcW w:w="5153" w:type="dxa"/>
+          </w:tcPr>
+          <w:p>
+            <w:pPr>
+              <w:ind w:left="0"/>
+            </w:pPr>
+            <w:r>
+              <w:rPr>
+                <w:rFonts w:hint="eastAsia"/>
+              </w:rPr>
+              <w:t>描述</w:t>
+            </w:r>
+          </w:p>
+        </w:tc>
+      </w:tr>
+      <w:tr>
+        <w:tc>
+          <w:tcPr>
+            <w:tcW w:w="2370" w:type="dxa"/>
+          </w:tcPr>
+          <w:p>
+            <w:pPr>
+              <w:ind w:left="0"/>
+            </w:pPr>
+          </w:p>
+        </w:tc>
+        <w:tc>
+          <w:tcPr>
+            <w:tcW w:w="642" w:type="dxa"/>
+          </w:tcPr>
+          <w:p>
+            <w:pPr>
+              <w:ind w:left="0"/>
+            </w:pPr>
+          </w:p>
+        </w:tc>
+        <w:tc>
+          <w:tcPr>
+            <w:tcW w:w="642" w:type="dxa"/>
+          </w:tcPr>
+          <w:p>
+            <w:pPr>
+              <w:ind w:left="0"/>
+            </w:pPr>
+          </w:p>
+        </w:tc>
+        <w:tc>
+          <w:tcPr>
+            <w:tcW w:w="5153" w:type="dxa"/>
+          </w:tcPr>
+          <w:p>
+            <w:pPr>
+              <w:ind w:left="0"/>
+            </w:pPr>
+          </w:p>
+        </w:tc>
+      </w:tr>
+      <w:tr>
+        <w:tc>
+          <w:tcPr>
+            <w:tcW w:w="2370" w:type="dxa"/>
+          </w:tcPr>
+          <w:p>
+            <w:pPr>
+              <w:ind w:left="0"/>
+            </w:pPr>
+            <w:r>
+              <w:lastRenderedPageBreak/>
+              <w:t>operator</w:t>
+            </w:r>
+            <w:r>
+              <w:t>!=( BsonDecimal, BsonDecimal)</w:t>
+            </w:r>
+          </w:p>
+        </w:tc>
+        <w:tc>
+          <w:tcPr>
+            <w:tcW w:w="642" w:type="dxa"/>
+          </w:tcPr>
+          <w:p>
+            <w:pPr>
+              <w:ind w:left="0"/>
+            </w:pPr>
+          </w:p>
+        </w:tc>
+        <w:tc>
+          <w:tcPr>
+            <w:tcW w:w="642" w:type="dxa"/>
+          </w:tcPr>
+          <w:p>
+            <w:pPr>
+              <w:ind w:left="0"/>
+            </w:pPr>
+          </w:p>
+        </w:tc>
+        <w:tc>
+          <w:tcPr>
+            <w:tcW w:w="5153" w:type="dxa"/>
+          </w:tcPr>
+          <w:p>
+            <w:pPr>
+              <w:ind w:left="0"/>
+            </w:pPr>
+            <w:r>
+              <w:rPr>
+                <w:rFonts w:hint="eastAsia"/>
+              </w:rPr>
+              <w:t>校验两个</w:t>
+            </w:r>
+            <w:r>
+              <w:rPr>
+                <w:rFonts w:hint="eastAsia"/>
+              </w:rPr>
+              <w:t>BsonDecimal</w:t>
+            </w:r>
+            <w:r>
+              <w:rPr>
+                <w:rFonts w:hint="eastAsia"/>
+              </w:rPr>
+              <w:t>是否不相等。</w:t>
+            </w:r>
+          </w:p>
+        </w:tc>
+      </w:tr>
+      <w:tr>
+        <w:tc>
+          <w:tcPr>
+            <w:tcW w:w="2370" w:type="dxa"/>
+          </w:tcPr>
+          <w:p>
+            <w:pPr>
+              <w:ind w:left="0"/>
+            </w:pPr>
+            <w:r>
+              <w:rPr>
+                <w:rFonts w:hint="eastAsia"/>
+              </w:rPr>
+              <w:t>o</w:t>
+            </w:r>
+            <w:r>
+              <w:t>perator</w:t>
+            </w:r>
+            <w:r>
+              <w:rPr>
+                <w:rFonts w:hint="eastAsia"/>
+              </w:rPr>
+              <w:t>=</w:t>
+            </w:r>
+            <w:r>
+              <w:t>=(</w:t>
+            </w:r>
+            <w:r>
+              <w:t>BsonDecimal,</w:t>
+            </w:r>
+            <w:r>
+              <w:rPr>
+                <w:rFonts w:hint="eastAsia"/>
+              </w:rPr>
+              <w:t xml:space="preserve"> </w:t>
+            </w:r>
+            <w:r>
+              <w:t>BsonDecimal)</w:t>
+            </w:r>
+          </w:p>
+        </w:tc>
+        <w:tc>
+          <w:tcPr>
+            <w:tcW w:w="642" w:type="dxa"/>
+          </w:tcPr>
+          <w:p>
+            <w:pPr>
+              <w:ind w:left="0"/>
+            </w:pPr>
+          </w:p>
+        </w:tc>
+        <w:tc>
+          <w:tcPr>
+            <w:tcW w:w="642" w:type="dxa"/>
+          </w:tcPr>
+          <w:p>
+            <w:pPr>
+              <w:ind w:left="0"/>
+            </w:pPr>
+          </w:p>
+        </w:tc>
+        <w:tc>
+          <w:tcPr>
+            <w:tcW w:w="5153" w:type="dxa"/>
+          </w:tcPr>
+          <w:p>
+            <w:pPr>
+              <w:ind w:left="0"/>
+            </w:pPr>
+            <w:r>
+              <w:rPr>
+                <w:rFonts w:hint="eastAsia"/>
+              </w:rPr>
+              <w:t>校验两个</w:t>
+            </w:r>
+            <w:r>
+              <w:rPr>
+                <w:rFonts w:hint="eastAsia"/>
+              </w:rPr>
+              <w:t>BsonDecimal</w:t>
+            </w:r>
+            <w:r>
+              <w:rPr>
+                <w:rFonts w:hint="eastAsia"/>
+              </w:rPr>
+              <w:t>是否相等。</w:t>
+            </w:r>
+          </w:p>
+        </w:tc>
+      </w:tr>
+      <w:tr>
+        <w:tc>
+          <w:tcPr>
+            <w:tcW w:w="2370" w:type="dxa"/>
+          </w:tcPr>
+          <w:p>
+            <w:pPr>
+              <w:ind w:left="0"/>
+            </w:pPr>
+          </w:p>
+        </w:tc>
+        <w:tc>
+          <w:tcPr>
+            <w:tcW w:w="642" w:type="dxa"/>
+          </w:tcPr>
+          <w:p>
+            <w:pPr>
+              <w:ind w:left="0"/>
+            </w:pPr>
+          </w:p>
+        </w:tc>
+        <w:tc>
+          <w:tcPr>
+            <w:tcW w:w="642" w:type="dxa"/>
+          </w:tcPr>
+          <w:p>
+            <w:pPr>
+              <w:ind w:left="0"/>
+            </w:pPr>
+          </w:p>
+        </w:tc>
+        <w:tc>
+          <w:tcPr>
+            <w:tcW w:w="5153" w:type="dxa"/>
+          </w:tcPr>
+          <w:p>
+            <w:pPr>
+              <w:ind w:left="0"/>
+            </w:pPr>
+          </w:p>
+        </w:tc>
+      </w:tr>
+      <w:tr>
+        <w:tc>
+          <w:tcPr>
+            <w:tcW w:w="2370" w:type="dxa"/>
+          </w:tcPr>
+          <w:p>
+            <w:pPr>
+              <w:ind w:left="0"/>
+            </w:pPr>
+          </w:p>
+        </w:tc>
+        <w:tc>
+          <w:tcPr>
+            <w:tcW w:w="642" w:type="dxa"/>
+          </w:tcPr>
+          <w:p>
+            <w:pPr>
+              <w:ind w:left="0"/>
+            </w:pPr>
+          </w:p>
+        </w:tc>
+        <w:tc>
+          <w:tcPr>
+            <w:tcW w:w="642" w:type="dxa"/>
+          </w:tcPr>
+          <w:p>
+            <w:pPr>
+              <w:ind w:left="0"/>
+            </w:pPr>
+          </w:p>
+        </w:tc>
+        <w:tc>
+          <w:tcPr>
+            <w:tcW w:w="5153" w:type="dxa"/>
+          </w:tcPr>
+          <w:p>
+            <w:pPr>
+              <w:ind w:left="0"/>
+            </w:pPr>
+          </w:p>
+        </w:tc>
+      </w:tr>
+      <w:tr>
+        <w:tc>
+          <w:tcPr>
+            <w:tcW w:w="2370" w:type="dxa"/>
+          </w:tcPr>
+          <w:p>
+            <w:pPr>
+              <w:ind w:left="0"/>
+            </w:pPr>
+            <w:r>
+              <w:rPr>
+                <w:rFonts w:hint="eastAsia"/>
+              </w:rPr>
+              <w:t>属性</w:t>
+            </w:r>
+          </w:p>
+        </w:tc>
+        <w:tc>
+          <w:tcPr>
+            <w:tcW w:w="642" w:type="dxa"/>
+          </w:tcPr>
+          <w:p>
+            <w:pPr>
+              <w:ind w:left="0"/>
+            </w:pPr>
+          </w:p>
+        </w:tc>
+        <w:tc>
+          <w:tcPr>
+            <w:tcW w:w="642" w:type="dxa"/>
+          </w:tcPr>
+          <w:p>
+            <w:pPr>
+              <w:ind w:left="0"/>
+            </w:pPr>
+          </w:p>
+        </w:tc>
+        <w:tc>
+          <w:tcPr>
+            <w:tcW w:w="5153" w:type="dxa"/>
+          </w:tcPr>
+          <w:p>
+            <w:pPr>
+              <w:ind w:left="0"/>
+            </w:pPr>
+            <w:r>
+              <w:rPr>
+                <w:rFonts w:hint="eastAsia"/>
+              </w:rPr>
+              <w:t>描述</w:t>
+            </w:r>
+          </w:p>
+        </w:tc>
+      </w:tr>
+      <w:tr>
+        <w:tc>
+          <w:tcPr>
+            <w:tcW w:w="2370" w:type="dxa"/>
+          </w:tcPr>
+          <w:p>
+            <w:pPr>
+              <w:ind w:left="0"/>
+            </w:pPr>
+            <w:r>
+              <w:rPr>
+                <w:rFonts w:hint="eastAsia"/>
+              </w:rPr>
+              <w:t>Value</w:t>
+            </w:r>
+          </w:p>
+        </w:tc>
+        <w:tc>
+          <w:tcPr>
+            <w:tcW w:w="642" w:type="dxa"/>
+          </w:tcPr>
+          <w:p>
+            <w:pPr>
+              <w:ind w:left="0"/>
+            </w:pPr>
+          </w:p>
+        </w:tc>
+        <w:tc>
+          <w:tcPr>
+            <w:tcW w:w="642" w:type="dxa"/>
+          </w:tcPr>
+          <w:p>
+            <w:pPr>
+              <w:ind w:left="0"/>
+            </w:pPr>
+          </w:p>
+        </w:tc>
+        <w:tc>
+          <w:tcPr>
+            <w:tcW w:w="5153" w:type="dxa"/>
+          </w:tcPr>
+          <w:p>
+            <w:pPr>
+              <w:ind w:left="0"/>
+            </w:pPr>
+            <w:r>
+              <w:rPr>
+                <w:rFonts w:hint="eastAsia"/>
+              </w:rPr>
+              <w:t>以字符串的方式表示</w:t>
+            </w:r>
+            <w:r>
+              <w:rPr>
+                <w:rFonts w:hint="eastAsia"/>
+              </w:rPr>
+              <w:t>BsonDecimal</w:t>
+            </w:r>
+            <w:r>
+              <w:rPr>
+                <w:rFonts w:hint="eastAsia"/>
+              </w:rPr>
+              <w:t>的值。</w:t>
+            </w:r>
+          </w:p>
+        </w:tc>
+      </w:tr>
+      <w:tr>
+        <w:tc>
+          <w:tcPr>
+            <w:tcW w:w="2370" w:type="dxa"/>
+          </w:tcPr>
+          <w:p>
+            <w:pPr>
+              <w:ind w:left="0"/>
+            </w:pPr>
+            <w:r>
+              <w:t>Precision</w:t>
+            </w:r>
+          </w:p>
+        </w:tc>
+        <w:tc>
+          <w:tcPr>
+            <w:tcW w:w="642" w:type="dxa"/>
+          </w:tcPr>
+          <w:p>
+            <w:pPr>
+              <w:ind w:left="0"/>
+            </w:pPr>
+          </w:p>
+        </w:tc>
+        <w:tc>
+          <w:tcPr>
+            <w:tcW w:w="642" w:type="dxa"/>
+          </w:tcPr>
+          <w:p>
+            <w:pPr>
+              <w:ind w:left="0"/>
+            </w:pPr>
+          </w:p>
+        </w:tc>
+        <w:tc>
+          <w:tcPr>
+            <w:tcW w:w="5153" w:type="dxa"/>
+          </w:tcPr>
+          <w:p>
+            <w:pPr>
+              <w:ind w:left="0"/>
+            </w:pPr>
+            <w:r>
+              <w:rPr>
+                <w:rFonts w:hint="eastAsia"/>
+              </w:rPr>
+              <w:t>表示</w:t>
+            </w:r>
+            <w:r>
+              <w:rPr>
+                <w:rFonts w:hint="eastAsia"/>
+              </w:rPr>
+              <w:t>BsonDecimal</w:t>
+            </w:r>
+            <w:r>
+              <w:rPr>
+                <w:rFonts w:hint="eastAsia"/>
+              </w:rPr>
+              <w:t>小数点前后总的位数。</w:t>
+            </w:r>
+          </w:p>
+        </w:tc>
+      </w:tr>
+      <w:tr>
+        <w:tc>
+          <w:tcPr>
+            <w:tcW w:w="2370" w:type="dxa"/>
+          </w:tcPr>
+          <w:p>
+            <w:pPr>
+              <w:ind w:left="0"/>
+            </w:pPr>
+            <w:r>
+              <w:rPr>
+                <w:rFonts w:hint="eastAsia"/>
+              </w:rPr>
+              <w:t>Scale</w:t>
+            </w:r>
+          </w:p>
+        </w:tc>
+        <w:tc>
+          <w:tcPr>
+            <w:tcW w:w="642" w:type="dxa"/>
+          </w:tcPr>
+          <w:p>
+            <w:pPr>
+              <w:ind w:left="0"/>
+            </w:pPr>
+          </w:p>
+        </w:tc>
+        <w:tc>
+          <w:tcPr>
+            <w:tcW w:w="642" w:type="dxa"/>
+          </w:tcPr>
+          <w:p>
+            <w:pPr>
+              <w:ind w:left="0"/>
+            </w:pPr>
+          </w:p>
+        </w:tc>
+        <w:tc>
+          <w:tcPr>
+            <w:tcW w:w="5153" w:type="dxa"/>
+          </w:tcPr>
+          <w:p>
+            <w:pPr>
+              <w:ind w:left="0"/>
+            </w:pPr>
+            <w:r>
+              <w:rPr>
+                <w:rFonts w:hint="eastAsia"/>
+              </w:rPr>
+              <w:t>表示</w:t>
+            </w:r>
+            <w:r>
+              <w:rPr>
+                <w:rFonts w:hint="eastAsia"/>
+              </w:rPr>
+              <w:t>BsonDecimal</w:t>
+            </w:r>
+            <w:r>
+              <w:rPr>
+                <w:rFonts w:hint="eastAsia"/>
+              </w:rPr>
+              <w:t>小数点后总的小数位数。</w:t>
+            </w:r>
+          </w:p>
+        </w:tc>
+      </w:tr>
+      <w:tr>
+        <w:tc>
+          <w:tcPr>
+            <w:tcW w:w="2370" w:type="dxa"/>
+          </w:tcPr>
+          <w:p>
+            <w:pPr>
+              <w:ind w:left="0"/>
+            </w:pPr>
+            <w:r>
+              <w:rPr>
+                <w:rFonts w:hint="eastAsia"/>
+              </w:rPr>
+              <w:t>Size</w:t>
+            </w:r>
+          </w:p>
+        </w:tc>
+        <w:tc>
+          <w:tcPr>
+            <w:tcW w:w="642" w:type="dxa"/>
+          </w:tcPr>
+          <w:p>
+            <w:pPr>
+              <w:ind w:left="0"/>
+            </w:pPr>
+          </w:p>
+        </w:tc>
+        <w:tc>
+          <w:tcPr>
+            <w:tcW w:w="642" w:type="dxa"/>
+          </w:tcPr>
+          <w:p>
+            <w:pPr>
+              <w:ind w:left="0"/>
+            </w:pPr>
+          </w:p>
+        </w:tc>
+        <w:tc>
+          <w:tcPr>
+            <w:tcW w:w="5153" w:type="dxa"/>
+          </w:tcPr>
+          <w:p>
+            <w:pPr>
+              <w:ind w:left="0"/>
+            </w:pPr>
+            <w:r>
+              <w:t>DECIMAL_HEADER_SIZE</w:t>
+            </w:r>
+            <w:r>
+              <w:rPr>
+                <w:rFonts w:hint="eastAsia"/>
+              </w:rPr>
+              <w:t xml:space="preserve"> + </w:t>
+            </w:r>
+            <w:r>
+              <w:rPr>
+                <w:rFonts w:hint="eastAsia"/>
+              </w:rPr>
+              <w:t>真实的数字的字节数。如</w:t>
+            </w:r>
+            <w:r>
+              <w:rPr>
+                <w:rFonts w:hint="eastAsia"/>
+              </w:rPr>
+              <w:t>: 12345.012345</w:t>
+            </w:r>
+            <w:r>
+              <w:rPr>
+                <w:rFonts w:hint="eastAsia"/>
+              </w:rPr>
+              <w:t>会存储为</w:t>
+            </w:r>
+            <w:r>
+              <w:rPr>
+                <w:rFonts w:hint="eastAsia"/>
+              </w:rPr>
+              <w:t>short(0001)/short(2345)/short(0123)/short(5000)</w:t>
+            </w:r>
+            <w:r>
+              <w:rPr>
+                <w:rFonts w:hint="eastAsia"/>
+              </w:rPr>
+              <w:t>，那么</w:t>
+            </w:r>
+            <w:r>
+              <w:rPr>
+                <w:rFonts w:hint="eastAsia"/>
+              </w:rPr>
+              <w:t>Size</w:t>
+            </w:r>
+            <w:r>
+              <w:rPr>
+                <w:rFonts w:hint="eastAsia"/>
+              </w:rPr>
+              <w:t>就是</w:t>
+            </w:r>
+            <w:r>
+              <w:rPr>
+                <w:rFonts w:hint="eastAsia"/>
+              </w:rPr>
+              <w:t>12 + sizeof(short)*4=20</w:t>
+            </w:r>
+            <w:r>
+              <w:rPr>
+                <w:rFonts w:hint="eastAsia"/>
+              </w:rPr>
+              <w:t>。</w:t>
+            </w:r>
+            <w:r>
+              <w:rPr>
+                <w:rFonts w:hint="eastAsia"/>
+              </w:rPr>
+              <w:t>该属性一般由编码器使用。</w:t>
+            </w:r>
+          </w:p>
+        </w:tc>
+      </w:tr>
+      <w:tr>
+        <w:tc>
+          <w:tcPr>
+            <w:tcW w:w="2370" w:type="dxa"/>
+          </w:tcPr>
+          <w:p>
+            <w:pPr>
+              <w:ind w:left="0"/>
+            </w:pPr>
+            <w:r>
+              <w:rPr>
+                <w:rFonts w:hint="eastAsia"/>
+              </w:rPr>
+              <w:t xml:space="preserve">Typemod </w:t>
+            </w:r>
+          </w:p>
+        </w:tc>
+        <w:tc>
+          <w:tcPr>
+            <w:tcW w:w="642" w:type="dxa"/>
+          </w:tcPr>
+          <w:p>
+            <w:pPr>
+              <w:ind w:left="0"/>
+            </w:pPr>
+          </w:p>
+        </w:tc>
+        <w:tc>
+          <w:tcPr>
+            <w:tcW w:w="642" w:type="dxa"/>
+          </w:tcPr>
+          <w:p>
+            <w:pPr>
+              <w:ind w:left="0"/>
+            </w:pPr>
+          </w:p>
+        </w:tc>
+        <w:tc>
+          <w:tcPr>
+            <w:tcW w:w="5153" w:type="dxa"/>
+          </w:tcPr>
+          <w:p>
+            <w:pPr>
+              <w:ind w:left="0"/>
+            </w:pPr>
+            <w:r>
+              <w:rPr>
+                <w:rFonts w:hint="eastAsia"/>
+              </w:rPr>
+              <w:t>若</w:t>
+            </w:r>
+            <w:r>
+              <w:rPr>
+                <w:rFonts w:hint="eastAsia"/>
+              </w:rPr>
+              <w:t>precision</w:t>
+            </w:r>
+            <w:r>
+              <w:rPr>
+                <w:rFonts w:hint="eastAsia"/>
+              </w:rPr>
+              <w:t>与</w:t>
+            </w:r>
+            <w:r>
+              <w:rPr>
+                <w:rFonts w:hint="eastAsia"/>
+              </w:rPr>
+              <w:t>scale</w:t>
+            </w:r>
+            <w:r>
+              <w:rPr>
+                <w:rFonts w:hint="eastAsia"/>
+              </w:rPr>
+              <w:t>均为</w:t>
+            </w:r>
+            <w:r>
+              <w:rPr>
+                <w:rFonts w:hint="eastAsia"/>
+              </w:rPr>
+              <w:t>-1</w:t>
+            </w:r>
+            <w:r>
+              <w:rPr>
+                <w:rFonts w:hint="eastAsia"/>
+              </w:rPr>
+              <w:t>，则</w:t>
+            </w:r>
+            <w:r>
+              <w:rPr>
+                <w:rFonts w:hint="eastAsia"/>
+              </w:rPr>
+              <w:t>Typemode</w:t>
+            </w:r>
+            <w:r>
+              <w:rPr>
+                <w:rFonts w:hint="eastAsia"/>
+              </w:rPr>
+              <w:t>为</w:t>
+            </w:r>
+            <w:r>
+              <w:rPr>
+                <w:rFonts w:hint="eastAsia"/>
+              </w:rPr>
+              <w:t>-1</w:t>
+            </w:r>
+            <w:r>
+              <w:rPr>
+                <w:rFonts w:hint="eastAsia"/>
+              </w:rPr>
+              <w:t>。</w:t>
+            </w:r>
+            <w:r>
+              <w:rPr>
+                <w:rFonts w:hint="eastAsia"/>
+              </w:rPr>
+              <w:t>若</w:t>
+            </w:r>
+            <w:r>
+              <w:rPr>
+                <w:rFonts w:hint="eastAsia"/>
+              </w:rPr>
+              <w:t>Typemod</w:t>
+            </w:r>
+            <w:r>
+              <w:rPr>
+                <w:rFonts w:hint="eastAsia"/>
+              </w:rPr>
+              <w:t>不为</w:t>
+            </w:r>
+            <w:r>
+              <w:rPr>
+                <w:rFonts w:hint="eastAsia"/>
+              </w:rPr>
+              <w:t>-1</w:t>
+            </w:r>
+            <w:r>
+              <w:rPr>
+                <w:rFonts w:hint="eastAsia"/>
+              </w:rPr>
+              <w:t>，则存在以下关系：</w:t>
+            </w:r>
+            <w:r>
+              <w:t>precision = (typ</w:t>
+            </w:r>
+            <w:r>
+              <w:rPr>
+                <w:rFonts w:hint="eastAsia"/>
+              </w:rPr>
+              <w:t>e</w:t>
+            </w:r>
+            <w:r>
+              <w:t>mod &gt;&gt; 16) &amp; 0xffff;scale = typ</w:t>
+            </w:r>
+            <w:r>
+              <w:rPr>
+                <w:rFonts w:hint="eastAsia"/>
+              </w:rPr>
+              <w:t>e</w:t>
+            </w:r>
+            <w:r>
+              <w:t>mod &amp; 0xffff;</w:t>
+            </w:r>
+            <w:r>
+              <w:rPr>
+                <w:rFonts w:hint="eastAsia"/>
+              </w:rPr>
+              <w:t xml:space="preserve"> </w:t>
+            </w:r>
+            <w:r>
+              <w:rPr>
+                <w:rFonts w:hint="eastAsia"/>
+              </w:rPr>
+              <w:t>该属性一般由编码器使用。</w:t>
+            </w:r>
+          </w:p>
+        </w:tc>
+      </w:tr>
+      <w:tr>
+        <w:tc>
+          <w:tcPr>
+            <w:tcW w:w="2370" w:type="dxa"/>
+          </w:tcPr>
+          <w:p>
+            <w:pPr>
+              <w:ind w:left="0"/>
+            </w:pPr>
+            <w:r>
+              <w:rPr>
+                <w:rFonts w:hint="eastAsia"/>
+              </w:rPr>
+              <w:t>SignScale</w:t>
+            </w:r>
+          </w:p>
+        </w:tc>
+        <w:tc>
+          <w:tcPr>
+            <w:tcW w:w="642" w:type="dxa"/>
+          </w:tcPr>
+          <w:p>
+            <w:pPr>
+              <w:ind w:left="0"/>
+            </w:pPr>
+          </w:p>
+        </w:tc>
+        <w:tc>
+          <w:tcPr>
+            <w:tcW w:w="642" w:type="dxa"/>
+          </w:tcPr>
+          <w:p>
+            <w:pPr>
+              <w:ind w:left="0"/>
+            </w:pPr>
+          </w:p>
+        </w:tc>
+        <w:tc>
+          <w:tcPr>
+            <w:tcW w:w="5153" w:type="dxa"/>
+          </w:tcPr>
+          <w:p>
+            <w:pPr>
+              <w:ind w:left="0"/>
+            </w:pPr>
+            <w:r>
+              <w:rPr>
+                <w:rFonts w:hint="eastAsia"/>
+              </w:rPr>
+              <w:t>由数值的符号（</w:t>
+            </w:r>
+            <w:r>
+              <w:rPr>
+                <w:rFonts w:hint="eastAsia"/>
+              </w:rPr>
+              <w:t>sign</w:t>
+            </w:r>
+            <w:r>
+              <w:rPr>
+                <w:rFonts w:hint="eastAsia"/>
+              </w:rPr>
+              <w:t>）及</w:t>
+            </w:r>
+            <w:r>
+              <w:rPr>
+                <w:rFonts w:hint="eastAsia"/>
+              </w:rPr>
+              <w:t>scale</w:t>
+            </w:r>
+            <w:r>
+              <w:rPr>
+                <w:rFonts w:hint="eastAsia"/>
+              </w:rPr>
+              <w:t>的值组合而成。</w:t>
+            </w:r>
+            <w:r>
+              <w:rPr>
+                <w:rFonts w:hint="eastAsia"/>
+              </w:rPr>
+              <w:t>sign</w:t>
+            </w:r>
+            <w:r>
+              <w:rPr>
+                <w:rFonts w:hint="eastAsia"/>
+              </w:rPr>
+              <w:t>分为</w:t>
+            </w:r>
+            <w:r>
+              <w:rPr>
+                <w:rFonts w:hint="eastAsia"/>
+              </w:rPr>
+              <w:t>(0x0000</w:t>
+            </w:r>
+            <w:r>
+              <w:rPr>
+                <w:rFonts w:hint="eastAsia"/>
+              </w:rPr>
+              <w:t>表示正数，</w:t>
+            </w:r>
+            <w:r>
+              <w:rPr>
+                <w:rFonts w:hint="eastAsia"/>
+              </w:rPr>
+              <w:t>0x4000</w:t>
+            </w:r>
+            <w:r>
+              <w:rPr>
+                <w:rFonts w:hint="eastAsia"/>
+              </w:rPr>
+              <w:t>表示负数，</w:t>
+            </w:r>
+            <w:r>
+              <w:rPr>
+                <w:rFonts w:hint="eastAsia"/>
+              </w:rPr>
+              <w:t>0xc000</w:t>
+            </w:r>
+            <w:r>
+              <w:rPr>
+                <w:rFonts w:hint="eastAsia"/>
+              </w:rPr>
+              <w:t>表示特殊值</w:t>
+            </w:r>
+            <w:r>
+              <w:rPr>
+                <w:rFonts w:hint="eastAsia"/>
+              </w:rPr>
+              <w:t>(</w:t>
+            </w:r>
+            <w:r>
+              <w:rPr>
+                <w:rFonts w:hint="eastAsia"/>
+              </w:rPr>
+              <w:t>max/min/nan</w:t>
+            </w:r>
+            <w:r>
+              <w:rPr>
+                <w:rFonts w:hint="eastAsia"/>
+              </w:rPr>
+              <w:t>)</w:t>
+            </w:r>
+            <w:r>
+              <w:rPr>
+                <w:rFonts w:hint="eastAsia"/>
+              </w:rPr>
+              <w:t>)</w:t>
+            </w:r>
+            <w:r>
+              <w:rPr>
+                <w:rFonts w:hint="eastAsia"/>
+              </w:rPr>
+              <w:t>。存在以下关系：</w:t>
+            </w:r>
+            <w:r>
+              <w:t>sign = dscale &amp; 0xC000;scale = dscale &amp; 0x3FFF;</w:t>
+            </w:r>
+            <w:r>
+              <w:rPr>
+                <w:rFonts w:hint="eastAsia"/>
+              </w:rPr>
+              <w:t xml:space="preserve"> </w:t>
+            </w:r>
+            <w:r>
+              <w:rPr>
+                <w:rFonts w:hint="eastAsia"/>
+              </w:rPr>
+              <w:t>该属性一般由编码器使用。</w:t>
+            </w:r>
+          </w:p>
+        </w:tc>
+      </w:tr>
+      <w:tr>
+        <w:tc>
+          <w:tcPr>
+            <w:tcW w:w="2370" w:type="dxa"/>
+          </w:tcPr>
+          <w:p>
+            <w:pPr>
+              <w:ind w:left="0"/>
+            </w:pPr>
+            <w:r>
+              <w:rPr>
+                <w:rFonts w:hint="eastAsia"/>
+              </w:rPr>
+              <w:t>Weight</w:t>
+            </w:r>
+          </w:p>
+        </w:tc>
+        <w:tc>
+          <w:tcPr>
+            <w:tcW w:w="642" w:type="dxa"/>
+          </w:tcPr>
+          <w:p>
+            <w:pPr>
+              <w:ind w:left="0"/>
+            </w:pPr>
+          </w:p>
+        </w:tc>
+        <w:tc>
+          <w:tcPr>
+            <w:tcW w:w="642" w:type="dxa"/>
+          </w:tcPr>
+          <w:p>
+            <w:pPr>
+              <w:ind w:left="0"/>
+            </w:pPr>
+          </w:p>
+        </w:tc>
+        <w:tc>
+          <w:tcPr>
+            <w:tcW w:w="5153" w:type="dxa"/>
+          </w:tcPr>
+          <w:p>
+            <w:pPr>
+              <w:ind w:left="0"/>
+            </w:pPr>
+            <w:r>
+              <w:rPr>
+                <w:rFonts w:hint="eastAsia"/>
+              </w:rPr>
+              <w:t>表示</w:t>
+            </w:r>
+            <w:r>
+              <w:rPr>
+                <w:rFonts w:hint="eastAsia"/>
+              </w:rPr>
+              <w:t>BsonDecimal</w:t>
+            </w:r>
+            <w:r>
+              <w:rPr>
+                <w:rFonts w:hint="eastAsia"/>
+              </w:rPr>
+              <w:t>第一个</w:t>
+            </w:r>
+            <w:r>
+              <w:rPr>
+                <w:rFonts w:hint="eastAsia"/>
+              </w:rPr>
+              <w:t>有效</w:t>
+            </w:r>
+            <w:r>
+              <w:rPr>
+                <w:rFonts w:hint="eastAsia"/>
+              </w:rPr>
+              <w:t>数字的权重（</w:t>
+            </w:r>
+            <w:r>
+              <w:rPr>
+                <w:rFonts w:hint="eastAsia"/>
+              </w:rPr>
+              <w:t>10000</w:t>
+            </w:r>
+            <w:r>
+              <w:rPr>
+                <w:rFonts w:hint="eastAsia"/>
+              </w:rPr>
+              <w:t>进制）</w:t>
+            </w:r>
+            <w:r>
+              <w:rPr>
+                <w:rFonts w:hint="eastAsia"/>
+              </w:rPr>
+              <w:t>。如：</w:t>
+            </w:r>
+            <w:r>
+              <w:rPr>
+                <w:rFonts w:hint="eastAsia"/>
+              </w:rPr>
+              <w:t>9999.9(Weight=0)</w:t>
+            </w:r>
+            <w:r>
+              <w:rPr>
+                <w:rFonts w:hint="eastAsia"/>
+              </w:rPr>
+              <w:t>，</w:t>
+            </w:r>
+            <w:r>
+              <w:rPr>
+                <w:rFonts w:hint="eastAsia"/>
+              </w:rPr>
+              <w:t>10001.9(Weight=1)</w:t>
+            </w:r>
+            <w:r>
+              <w:rPr>
+                <w:rFonts w:hint="eastAsia"/>
+              </w:rPr>
+              <w:t>，</w:t>
+            </w:r>
+            <w:r>
+              <w:rPr>
+                <w:rFonts w:hint="eastAsia"/>
+              </w:rPr>
+              <w:t>1234567890.9(Weight=2)</w:t>
+            </w:r>
+            <w:r>
+              <w:rPr>
+                <w:rFonts w:hint="eastAsia"/>
+              </w:rPr>
+              <w:t>，</w:t>
+            </w:r>
+            <w:r>
+              <w:rPr>
+                <w:rFonts w:hint="eastAsia"/>
+              </w:rPr>
+              <w:t>0.1(Weight=-1)</w:t>
+            </w:r>
+            <w:r>
+              <w:rPr>
+                <w:rFonts w:hint="eastAsia"/>
+              </w:rPr>
+              <w:t>，</w:t>
+            </w:r>
+            <w:r>
+              <w:rPr>
+                <w:rFonts w:hint="eastAsia"/>
+              </w:rPr>
+              <w:t>0.0009(Weight=-1)</w:t>
+            </w:r>
+            <w:r>
+              <w:rPr>
+                <w:rFonts w:hint="eastAsia"/>
+              </w:rPr>
+              <w:t>，</w:t>
+            </w:r>
+            <w:r>
+              <w:rPr>
+                <w:rFonts w:hint="eastAsia"/>
+              </w:rPr>
+              <w:t>0.01234 (Weight=-1)</w:t>
+            </w:r>
+            <w:r>
+              <w:rPr>
+                <w:rFonts w:hint="eastAsia"/>
+              </w:rPr>
+              <w:t>，</w:t>
+            </w:r>
+            <w:r>
+              <w:rPr>
+                <w:rFonts w:hint="eastAsia"/>
+              </w:rPr>
+              <w:t>0.000001(Weight=-2)</w:t>
+            </w:r>
+            <w:r>
+              <w:rPr>
+                <w:rFonts w:hint="eastAsia"/>
+              </w:rPr>
+              <w:t>；该属性一般由编码器使用。</w:t>
+            </w:r>
+          </w:p>
+        </w:tc>
+      </w:tr>
+      <w:tr>
+        <w:tc>
+          <w:tcPr>
+            <w:tcW w:w="2370" w:type="dxa"/>
+          </w:tcPr>
+          <w:p>
+            <w:pPr>
+              <w:ind w:left="0"/>
+            </w:pPr>
+            <w:r>
+              <w:t>Digits</w:t>
+            </w:r>
+          </w:p>
+        </w:tc>
+        <w:tc>
+          <w:tcPr>
+            <w:tcW w:w="642" w:type="dxa"/>
+          </w:tcPr>
+          <w:p>
+            <w:pPr>
+              <w:ind w:left="0"/>
+            </w:pPr>
+          </w:p>
+        </w:tc>
+        <w:tc>
+          <w:tcPr>
+            <w:tcW w:w="642" w:type="dxa"/>
+          </w:tcPr>
+          <w:p>
+            <w:pPr>
+              <w:ind w:left="0"/>
+            </w:pPr>
+            <w:r>
+              <w:t>S</w:t>
+            </w:r>
+            <w:r>
+              <w:rPr>
+                <w:rFonts w:hint="eastAsia"/>
+              </w:rPr>
+              <w:t>hort[]</w:t>
+            </w:r>
+          </w:p>
+        </w:tc>
+        <w:tc>
+          <w:tcPr>
+            <w:tcW w:w="5153" w:type="dxa"/>
+          </w:tcPr>
+          <w:p>
+            <w:pPr>
+              <w:ind w:left="0"/>
+            </w:pPr>
+            <w:r>
+              <w:rPr>
+                <w:rFonts w:hint="eastAsia"/>
+              </w:rPr>
+              <w:t>存放真实的数值。如：</w:t>
+            </w:r>
+            <w:r>
+              <w:rPr>
+                <w:rFonts w:hint="eastAsia"/>
+              </w:rPr>
+              <w:t>123456.012345</w:t>
+            </w:r>
+            <w:r>
+              <w:rPr>
+                <w:rFonts w:hint="eastAsia"/>
+              </w:rPr>
+              <w:t>，则</w:t>
+            </w:r>
+            <w:r>
+              <w:rPr>
+                <w:rFonts w:hint="eastAsia"/>
+              </w:rPr>
+              <w:t>Digits</w:t>
+            </w:r>
+            <w:r>
+              <w:rPr>
+                <w:rFonts w:hint="eastAsia"/>
+              </w:rPr>
+              <w:t>为</w:t>
+            </w:r>
+            <w:r>
+              <w:rPr>
+                <w:rFonts w:hint="eastAsia"/>
+              </w:rPr>
+              <w:t>Digits[0]=12</w:t>
+            </w:r>
+            <w:r>
+              <w:rPr>
+                <w:rFonts w:hint="eastAsia"/>
+              </w:rPr>
+              <w:t>，</w:t>
+            </w:r>
+            <w:r>
+              <w:rPr>
+                <w:rFonts w:hint="eastAsia"/>
+              </w:rPr>
+              <w:t>Digits[1]=3456</w:t>
+            </w:r>
+            <w:r>
+              <w:rPr>
+                <w:rFonts w:hint="eastAsia"/>
+              </w:rPr>
+              <w:t>，</w:t>
+            </w:r>
+            <w:r>
+              <w:rPr>
+                <w:rFonts w:hint="eastAsia"/>
+              </w:rPr>
+              <w:t>Digits[2]=123</w:t>
+            </w:r>
+            <w:r>
+              <w:rPr>
+                <w:rFonts w:hint="eastAsia"/>
+              </w:rPr>
+              <w:t>，</w:t>
+            </w:r>
+            <w:r>
+              <w:rPr>
+                <w:rFonts w:hint="eastAsia"/>
+              </w:rPr>
+              <w:t>Digits[3]=4500</w:t>
+            </w:r>
+            <w:r>
+              <w:rPr>
+                <w:rFonts w:hint="eastAsia"/>
+              </w:rPr>
+              <w:t>；该属性一般由编码器使用。</w:t>
+            </w:r>
+          </w:p>
+        </w:tc>
+      </w:tr>
+      <w:tr>
+        <w:tc>
+          <w:tcPr>
+            <w:tcW w:w="2370" w:type="dxa"/>
+          </w:tcPr>
+          <w:p>
+            <w:pPr>
+              <w:ind w:left="0"/>
+            </w:pPr>
+          </w:p>
+        </w:tc>
+        <w:tc>
+          <w:tcPr>
+            <w:tcW w:w="642" w:type="dxa"/>
+          </w:tcPr>
+          <w:p>
+            <w:pPr>
+              <w:ind w:left="0"/>
+            </w:pPr>
+          </w:p>
+        </w:tc>
+        <w:tc>
+          <w:tcPr>
+            <w:tcW w:w="642" w:type="dxa"/>
+          </w:tcPr>
+          <w:p>
+            <w:pPr>
+              <w:ind w:left="0"/>
+            </w:pPr>
+          </w:p>
+        </w:tc>
+        <w:tc>
+          <w:tcPr>
+            <w:tcW w:w="5153" w:type="dxa"/>
+          </w:tcPr>
+          <w:p>
+            <w:pPr>
+              <w:ind w:left="0"/>
+            </w:pPr>
+          </w:p>
+        </w:tc>
+      </w:tr>
+      <w:tr>
+        <w:tc>
+          <w:tcPr>
+            <w:tcW w:w="2370" w:type="dxa"/>
+          </w:tcPr>
+          <w:p>
+            <w:pPr>
+              <w:ind w:left="0"/>
+            </w:pPr>
+            <w:r>
+              <w:rPr>
+                <w:rFonts w:hint="eastAsia"/>
+              </w:rPr>
+              <w:t>字段</w:t>
+            </w:r>
+          </w:p>
+        </w:tc>
+        <w:tc>
+          <w:tcPr>
+            <w:tcW w:w="642" w:type="dxa"/>
+          </w:tcPr>
+          <w:p>
+            <w:pPr>
+              <w:ind w:left="0"/>
+            </w:pPr>
+          </w:p>
+        </w:tc>
+        <w:tc>
+          <w:tcPr>
+            <w:tcW w:w="642" w:type="dxa"/>
+          </w:tcPr>
+          <w:p>
+            <w:pPr>
+              <w:ind w:left="0"/>
+            </w:pPr>
+          </w:p>
+        </w:tc>
+        <w:tc>
+          <w:tcPr>
+            <w:tcW w:w="5153" w:type="dxa"/>
+          </w:tcPr>
+          <w:p>
+            <w:pPr>
+              <w:ind w:left="0"/>
+            </w:pPr>
+            <w:r>
+              <w:rPr>
+                <w:rFonts w:hint="eastAsia"/>
+              </w:rPr>
+              <w:t>描述</w:t>
+            </w:r>
+          </w:p>
+        </w:tc>
+      </w:tr>
+      <w:tr>
+        <w:tc>
+          <w:tcPr>
+            <w:tcW w:w="2370" w:type="dxa"/>
+          </w:tcPr>
+          <w:p>
+            <w:pPr>
+              <w:ind w:left="0"/>
+            </w:pPr>
+            <w:r>
+              <w:t>DECIMAL_HEADER_SIZE</w:t>
+            </w:r>
+          </w:p>
+        </w:tc>
+        <w:tc>
+          <w:tcPr>
+            <w:tcW w:w="642" w:type="dxa"/>
+          </w:tcPr>
+          <w:p>
+            <w:pPr>
+              <w:ind w:left="0"/>
+            </w:pPr>
+          </w:p>
+        </w:tc>
+        <w:tc>
+          <w:tcPr>
+            <w:tcW w:w="642" w:type="dxa"/>
+          </w:tcPr>
+          <w:p>
+            <w:pPr>
+              <w:ind w:left="0"/>
+            </w:pPr>
+          </w:p>
+        </w:tc>
+        <w:tc>
+          <w:tcPr>
+            <w:tcW w:w="5153" w:type="dxa"/>
+          </w:tcPr>
+          <w:p>
+            <w:pPr>
+              <w:ind w:left="0"/>
+            </w:pPr>
+            <w:r>
+              <w:rPr>
+                <w:rFonts w:hint="eastAsia"/>
+              </w:rPr>
+              <w:t>12</w:t>
+            </w:r>
+            <w:r>
+              <w:rPr>
+                <w:rFonts w:hint="eastAsia"/>
+              </w:rPr>
+              <w:t>字节</w:t>
+            </w:r>
+            <w:r>
+              <w:rPr>
+                <w:rFonts w:hint="eastAsia"/>
+              </w:rPr>
+              <w:t>(sizeof(int) + sizeof(int) + sizeof(short) + sizeof(short))</w:t>
+            </w:r>
+            <w:r>
+              <w:rPr>
+                <w:rFonts w:hint="eastAsia"/>
+              </w:rPr>
+              <w:t>，表示</w:t>
+            </w:r>
+            <w:r>
+              <w:rPr>
+                <w:rFonts w:hint="eastAsia"/>
+              </w:rPr>
+              <w:t>一个空的</w:t>
+            </w:r>
+            <w:r>
+              <w:rPr>
+                <w:rFonts w:hint="eastAsia"/>
+              </w:rPr>
+              <w:t>BsonDecimal</w:t>
+            </w:r>
+            <w:r>
+              <w:rPr>
+                <w:rFonts w:hint="eastAsia"/>
+              </w:rPr>
+              <w:t>占用内存大小。</w:t>
+            </w:r>
+            <w:r>
+              <w:rPr>
+                <w:rFonts w:hint="eastAsia"/>
+              </w:rPr>
+              <w:t>该属性一般由编码器使用。</w:t>
+            </w:r>
+          </w:p>
+        </w:tc>
+      </w:tr>
+      <w:tr>
+        <w:tc>
+          <w:tcPr>
+            <w:tcW w:w="2370" w:type="dxa"/>
+          </w:tcPr>
+          <w:p>
+            <w:pPr>
+              <w:ind w:left="0"/>
+            </w:pPr>
+          </w:p>
+        </w:tc>
+        <w:tc>
+          <w:tcPr>
+            <w:tcW w:w="642" w:type="dxa"/>
+          </w:tcPr>
+          <w:p>
+            <w:pPr>
+              <w:ind w:left="0"/>
+            </w:pPr>
+          </w:p>
+        </w:tc>
+        <w:tc>
+          <w:tcPr>
+            <w:tcW w:w="642" w:type="dxa"/>
+          </w:tcPr>
+          <w:p>
+            <w:pPr>
+              <w:ind w:left="0"/>
+            </w:pPr>
+          </w:p>
+        </w:tc>
+        <w:tc>
+          <w:tcPr>
+            <w:tcW w:w="5153" w:type="dxa"/>
+          </w:tcPr>
+          <w:p>
+            <w:pPr>
+              <w:ind w:left="0"/>
+            </w:pPr>
+          </w:p>
+        </w:tc>
+      </w:tr>
+      <w:tr>
+        <w:tc>
+          <w:tcPr>
+            <w:tcW w:w="2370" w:type="dxa"/>
+          </w:tcPr>
+          <w:p>
+            <w:pPr>
+              <w:ind w:left="0"/>
+            </w:pPr>
+          </w:p>
+        </w:tc>
+        <w:tc>
+          <w:tcPr>
+            <w:tcW w:w="642" w:type="dxa"/>
+          </w:tcPr>
+          <w:p>
+            <w:pPr>
+              <w:ind w:left="0"/>
+            </w:pPr>
+          </w:p>
+        </w:tc>
+        <w:tc>
+          <w:tcPr>
+            <w:tcW w:w="642" w:type="dxa"/>
+          </w:tcPr>
+          <w:p>
+            <w:pPr>
+              <w:ind w:left="0"/>
+            </w:pPr>
+          </w:p>
+        </w:tc>
+        <w:tc>
+          <w:tcPr>
+            <w:tcW w:w="5153" w:type="dxa"/>
+          </w:tcPr>
+          <w:p>
+            <w:pPr>
+              <w:ind w:left="0"/>
+            </w:pPr>
+          </w:p>
+        </w:tc>
+      </w:tr>
+    </w:tbl>
+    <w:p/>
+    <w:p>
+      <w:pPr>
+        <w:pStyle w:val="Heading4"/>
+      </w:pPr>
+      <w:r>
+        <w:rPr>
+          <w:rFonts w:hint="eastAsia"/>
+        </w:rPr>
+        <w:lastRenderedPageBreak/>
+        <w:t>5.2</w:t>
+      </w:r>
+      <w:r>
+        <w:rPr>
+          <w:rFonts w:hint="eastAsia"/>
+        </w:rPr>
+        <w:t>接口变动</w:t>
+      </w:r>
+    </w:p>
+    <w:tbl>
+      <w:tblPr>
+        <w:tblStyle w:val="TableGrid"/>
+        <w:tblW w:w="0" w:type="auto"/>
+        <w:tblInd w:w="357" w:type="dxa"/>
+        <w:tblLook w:val="04A0"/>
+      </w:tblPr>
+      <w:tblGrid>
+        <w:gridCol w:w="3250"/>
+        <w:gridCol w:w="2642"/>
+        <w:gridCol w:w="2273"/>
+      </w:tblGrid>
+      <w:tr>
+        <w:tc>
+          <w:tcPr>
+            <w:tcW w:w="3250" w:type="dxa"/>
+          </w:tcPr>
+          <w:p>
+            <w:pPr>
+              <w:ind w:left="0"/>
+            </w:pPr>
+            <w:r>
+              <w:rPr>
+                <w:rFonts w:hint="eastAsia"/>
+              </w:rPr>
+              <w:t>接口</w:t>
+            </w:r>
+          </w:p>
+        </w:tc>
+        <w:tc>
+          <w:tcPr>
+            <w:tcW w:w="2642" w:type="dxa"/>
+          </w:tcPr>
+          <w:p>
+            <w:pPr>
+              <w:ind w:left="0"/>
+            </w:pPr>
+            <w:r>
+              <w:rPr>
+                <w:rFonts w:hint="eastAsia"/>
+              </w:rPr>
+              <w:t>说明</w:t>
+            </w:r>
+          </w:p>
+        </w:tc>
+        <w:tc>
+          <w:tcPr>
+            <w:tcW w:w="2273" w:type="dxa"/>
+          </w:tcPr>
+          <w:p>
+            <w:pPr>
+              <w:ind w:left="0"/>
+            </w:pPr>
+            <w:r>
+              <w:rPr>
+                <w:rFonts w:hint="eastAsia"/>
+              </w:rPr>
+              <w:t>备注</w:t>
+            </w:r>
+          </w:p>
+        </w:tc>
+      </w:tr>
+      <w:tr>
+        <w:tc>
+          <w:tcPr>
+            <w:tcW w:w="8165" w:type="dxa"/>
+            <w:gridSpan w:val="3"/>
+          </w:tcPr>
+          <w:p>
+            <w:pPr>
+              <w:ind w:left="0"/>
+            </w:pPr>
+            <w:r>
+              <w:rPr>
+                <w:rFonts w:hint="eastAsia"/>
+                <w:shd w:val="pct15" w:color="auto" w:fill="FFFFFF"/>
+              </w:rPr>
+              <w:t>Bson/Serialization/ObjectModel/</w:t>
+            </w:r>
+            <w:r>
+              <w:rPr>
+                <w:rFonts w:hint="eastAsia"/>
+                <w:shd w:val="pct15" w:color="auto" w:fill="FFFFFF"/>
+              </w:rPr>
+              <w:t>BsonValue</w:t>
+            </w:r>
+            <w:r>
+              <w:rPr>
+                <w:rFonts w:hint="eastAsia"/>
+                <w:shd w:val="pct15" w:color="auto" w:fill="FFFFFF"/>
+              </w:rPr>
+              <w:t>.cs</w:t>
+            </w:r>
+          </w:p>
+        </w:tc>
+      </w:tr>
+      <w:tr>
+        <w:tc>
+          <w:tcPr>
+            <w:tcW w:w="3250" w:type="dxa"/>
+          </w:tcPr>
+          <w:p>
+            <w:pPr>
+              <w:ind w:left="0"/>
+            </w:pPr>
+            <w:r>
+              <w:t>AsBsonDecimal</w:t>
+            </w:r>
+          </w:p>
+        </w:tc>
+        <w:tc>
+          <w:tcPr>
+            <w:tcW w:w="2642" w:type="dxa"/>
+          </w:tcPr>
+          <w:p>
+            <w:pPr>
+              <w:ind w:left="0"/>
+            </w:pPr>
+            <w:r>
+              <w:rPr>
+                <w:rFonts w:hint="eastAsia"/>
+              </w:rPr>
+              <w:t>将</w:t>
+            </w:r>
+            <w:r>
+              <w:rPr>
+                <w:rFonts w:hint="eastAsia"/>
+              </w:rPr>
+              <w:t>value</w:t>
+            </w:r>
+            <w:r>
+              <w:rPr>
+                <w:rFonts w:hint="eastAsia"/>
+              </w:rPr>
+              <w:t>转为</w:t>
+            </w:r>
+            <w:r>
+              <w:rPr>
+                <w:rFonts w:hint="eastAsia"/>
+              </w:rPr>
+              <w:t>BsonDecimal</w:t>
+            </w:r>
+            <w:r>
+              <w:rPr>
+                <w:rFonts w:hint="eastAsia"/>
+              </w:rPr>
+              <w:t>类型的值</w:t>
+            </w:r>
+          </w:p>
+        </w:tc>
+        <w:tc>
+          <w:tcPr>
+            <w:tcW w:w="2273" w:type="dxa"/>
+          </w:tcPr>
+          <w:p>
+            <w:pPr>
+              <w:ind w:left="0"/>
+            </w:pPr>
+            <w:r>
+              <w:rPr>
+                <w:rFonts w:hint="eastAsia"/>
+              </w:rPr>
+              <w:t>新增</w:t>
+            </w:r>
+            <w:r>
+              <w:rPr>
+                <w:rFonts w:hint="eastAsia"/>
+              </w:rPr>
+              <w:t>，测试通过</w:t>
+            </w:r>
+          </w:p>
+        </w:tc>
+      </w:tr>
+      <w:tr>
+        <w:tc>
+          <w:tcPr>
+            <w:tcW w:w="3250" w:type="dxa"/>
+          </w:tcPr>
+          <w:p>
+            <w:pPr>
+              <w:ind w:left="0"/>
+            </w:pPr>
+            <w:r>
+              <w:t>IsBsonDecimal</w:t>
+            </w:r>
+          </w:p>
+        </w:tc>
+        <w:tc>
+          <w:tcPr>
+            <w:tcW w:w="2642" w:type="dxa"/>
+          </w:tcPr>
+          <w:p>
+            <w:pPr>
+              <w:ind w:left="0"/>
+            </w:pPr>
+            <w:r>
+              <w:rPr>
+                <w:rFonts w:hint="eastAsia"/>
+              </w:rPr>
+              <w:t>判断</w:t>
+            </w:r>
+            <w:r>
+              <w:rPr>
+                <w:rFonts w:hint="eastAsia"/>
+              </w:rPr>
+              <w:t>value</w:t>
+            </w:r>
+            <w:r>
+              <w:rPr>
+                <w:rFonts w:hint="eastAsia"/>
+              </w:rPr>
+              <w:t>是否为</w:t>
+            </w:r>
+            <w:r>
+              <w:rPr>
+                <w:rFonts w:hint="eastAsia"/>
+              </w:rPr>
+              <w:t>BsonDecimal</w:t>
+            </w:r>
+            <w:r>
+              <w:rPr>
+                <w:rFonts w:hint="eastAsia"/>
+              </w:rPr>
+              <w:t>类型</w:t>
+            </w:r>
+          </w:p>
+        </w:tc>
+        <w:tc>
+          <w:tcPr>
+            <w:tcW w:w="2273" w:type="dxa"/>
+          </w:tcPr>
+          <w:p>
+            <w:pPr>
+              <w:ind w:left="0"/>
+            </w:pPr>
+            <w:r>
+              <w:rPr>
+                <w:rFonts w:hint="eastAsia"/>
+              </w:rPr>
+              <w:t>新增</w:t>
+            </w:r>
+            <w:r>
+              <w:rPr>
+                <w:rFonts w:hint="eastAsia"/>
+              </w:rPr>
+              <w:t>，测试通过</w:t>
+            </w:r>
+          </w:p>
+        </w:tc>
+      </w:tr>
+      <w:tr>
+        <w:tc>
+          <w:tcPr>
+            <w:tcW w:w="3250" w:type="dxa"/>
+          </w:tcPr>
+          <w:p>
+            <w:pPr>
+              <w:ind w:left="0"/>
+            </w:pPr>
+          </w:p>
+        </w:tc>
+        <w:tc>
+          <w:tcPr>
+            <w:tcW w:w="2642" w:type="dxa"/>
+          </w:tcPr>
+          <w:p>
+            <w:pPr>
+              <w:ind w:left="0"/>
+            </w:pPr>
+          </w:p>
+        </w:tc>
+        <w:tc>
+          <w:tcPr>
+            <w:tcW w:w="2273" w:type="dxa"/>
+          </w:tcPr>
+          <w:p>
+            <w:pPr>
+              <w:ind w:left="0"/>
+            </w:pPr>
+          </w:p>
+        </w:tc>
+      </w:tr>
+      <w:tr>
+        <w:tc>
+          <w:tcPr>
+            <w:tcW w:w="3250" w:type="dxa"/>
+          </w:tcPr>
+          <w:p>
+            <w:pPr>
+              <w:ind w:left="0"/>
+            </w:pPr>
+          </w:p>
+        </w:tc>
+        <w:tc>
+          <w:tcPr>
+            <w:tcW w:w="2642" w:type="dxa"/>
+          </w:tcPr>
+          <w:p>
+            <w:pPr>
+              <w:ind w:left="0"/>
+            </w:pPr>
+          </w:p>
+        </w:tc>
+        <w:tc>
+          <w:tcPr>
+            <w:tcW w:w="2273" w:type="dxa"/>
+          </w:tcPr>
+          <w:p>
+            <w:pPr>
+              <w:ind w:left="0"/>
+            </w:pPr>
+          </w:p>
+        </w:tc>
+      </w:tr>
+      <w:tr>
+        <w:tc>
+          <w:tcPr>
+            <w:tcW w:w="3250" w:type="dxa"/>
+          </w:tcPr>
+          <w:p>
+            <w:pPr>
+              <w:ind w:left="0"/>
+            </w:pPr>
+          </w:p>
+        </w:tc>
+        <w:tc>
+          <w:tcPr>
+            <w:tcW w:w="2642" w:type="dxa"/>
+          </w:tcPr>
+          <w:p>
+            <w:pPr>
+              <w:ind w:left="0"/>
+            </w:pPr>
+          </w:p>
+        </w:tc>
+        <w:tc>
+          <w:tcPr>
+            <w:tcW w:w="2273" w:type="dxa"/>
+          </w:tcPr>
+          <w:p>
+            <w:pPr>
+              <w:ind w:left="0"/>
+            </w:pPr>
+          </w:p>
+        </w:tc>
+      </w:tr>
+      <w:tr>
+        <w:tc>
+          <w:tcPr>
+            <w:tcW w:w="8165" w:type="dxa"/>
+            <w:gridSpan w:val="3"/>
+          </w:tcPr>
+          <w:p>
+            <w:pPr>
+              <w:ind w:left="0"/>
+            </w:pPr>
+            <w:r>
+              <w:rPr>
+                <w:rFonts w:hint="eastAsia"/>
+                <w:shd w:val="pct15" w:color="auto" w:fill="FFFFFF"/>
+              </w:rPr>
+              <w:t>Bson/Serialization/ObjectModel/BsonInt32.cs</w:t>
+            </w:r>
+          </w:p>
+        </w:tc>
+      </w:tr>
+      <w:tr>
+        <w:tc>
+          <w:tcPr>
+            <w:tcW w:w="3250" w:type="dxa"/>
+          </w:tcPr>
+          <w:p>
+            <w:pPr>
+              <w:ind w:left="0"/>
+            </w:pPr>
+            <w:r>
+              <w:rPr>
+                <w:rFonts w:hint="eastAsia"/>
+              </w:rPr>
+              <w:t>BsonInt32</w:t>
+            </w:r>
+            <w:r>
+              <w:rPr>
+                <w:rFonts w:hint="eastAsia"/>
+              </w:rPr>
+              <w:t>::</w:t>
+            </w:r>
+            <w:r>
+              <w:t xml:space="preserve"> </w:t>
+            </w:r>
+            <w:r>
+              <w:t>CompareTo</w:t>
+            </w:r>
+            <w:r>
+              <w:rPr>
+                <w:rFonts w:hint="eastAsia"/>
+              </w:rPr>
+              <w:t>(object)</w:t>
+            </w:r>
+          </w:p>
+        </w:tc>
+        <w:tc>
+          <w:tcPr>
+            <w:tcW w:w="2642" w:type="dxa"/>
+          </w:tcPr>
+          <w:p>
+            <w:pPr>
+              <w:ind w:left="0"/>
+            </w:pPr>
+            <w:r>
+              <w:rPr>
+                <w:rFonts w:hint="eastAsia"/>
+              </w:rPr>
+              <w:t>将</w:t>
+            </w:r>
+            <w:r>
+              <w:rPr>
+                <w:rFonts w:hint="eastAsia"/>
+              </w:rPr>
+              <w:t>Int32</w:t>
+            </w:r>
+            <w:r>
+              <w:rPr>
+                <w:rFonts w:hint="eastAsia"/>
+              </w:rPr>
+              <w:t>与别的类型相比较</w:t>
+            </w:r>
+          </w:p>
+        </w:tc>
+        <w:tc>
+          <w:tcPr>
+            <w:tcW w:w="2273" w:type="dxa"/>
+          </w:tcPr>
+          <w:p>
+            <w:pPr>
+              <w:ind w:left="0"/>
+            </w:pPr>
+            <w:r>
+              <w:rPr>
+                <w:rFonts w:hint="eastAsia"/>
+              </w:rPr>
+              <w:t>已经重写，</w:t>
+            </w:r>
+            <w:r>
+              <w:rPr>
+                <w:rFonts w:hint="eastAsia"/>
+              </w:rPr>
+              <w:t>修改后</w:t>
+            </w:r>
+            <w:r>
+              <w:rPr>
+                <w:rFonts w:hint="eastAsia"/>
+              </w:rPr>
+              <w:t>BsonInt32</w:t>
+            </w:r>
+            <w:r>
+              <w:rPr>
+                <w:rFonts w:hint="eastAsia"/>
+              </w:rPr>
+              <w:t>可以和</w:t>
+            </w:r>
+            <w:r>
+              <w:rPr>
+                <w:rFonts w:hint="eastAsia"/>
+              </w:rPr>
+              <w:t>BsonDecimal</w:t>
+            </w:r>
+            <w:r>
+              <w:rPr>
+                <w:rFonts w:hint="eastAsia"/>
+              </w:rPr>
+              <w:t>进行比较。</w:t>
+            </w:r>
+            <w:r>
+              <w:rPr>
+                <w:rFonts w:hint="eastAsia"/>
+              </w:rPr>
+              <w:t>已测试通过</w:t>
+            </w:r>
+          </w:p>
+        </w:tc>
+      </w:tr>
+      <w:tr>
+        <w:tc>
+          <w:tcPr>
+            <w:tcW w:w="3250" w:type="dxa"/>
+          </w:tcPr>
+          <w:p>
+            <w:pPr>
+              <w:ind w:left="0"/>
+              <w:rPr>
+                <w:rFonts w:hint="eastAsia"/>
+              </w:rPr>
+            </w:pPr>
+          </w:p>
+        </w:tc>
+        <w:tc>
+          <w:tcPr>
+            <w:tcW w:w="2642" w:type="dxa"/>
+          </w:tcPr>
+          <w:p>
+            <w:pPr>
+              <w:ind w:left="0"/>
+              <w:rPr>
+                <w:rFonts w:hint="eastAsia"/>
+              </w:rPr>
+            </w:pPr>
+          </w:p>
+        </w:tc>
+        <w:tc>
+          <w:tcPr>
+            <w:tcW w:w="2273" w:type="dxa"/>
+          </w:tcPr>
+          <w:p>
+            <w:pPr>
+              <w:ind w:left="0"/>
+              <w:rPr>
+                <w:rFonts w:hint="eastAsia"/>
+              </w:rPr>
+            </w:pPr>
+          </w:p>
+        </w:tc>
+      </w:tr>
+      <w:tr>
+        <w:tc>
+          <w:tcPr>
+            <w:tcW w:w="8165" w:type="dxa"/>
+            <w:gridSpan w:val="3"/>
+          </w:tcPr>
+          <w:p>
+            <w:pPr>
+              <w:ind w:left="0"/>
+              <w:rPr>
+                <w:rFonts w:hint="eastAsia"/>
+              </w:rPr>
+            </w:pPr>
+            <w:r>
+              <w:rPr>
+                <w:rFonts w:hint="eastAsia"/>
+                <w:shd w:val="pct15" w:color="auto" w:fill="FFFFFF"/>
+              </w:rPr>
+              <w:t>Bson/Serialization/ObjectModel/BsonInt64.cs</w:t>
+            </w:r>
+          </w:p>
+        </w:tc>
+      </w:tr>
+      <w:tr>
+        <w:tc>
+          <w:tcPr>
+            <w:tcW w:w="3250" w:type="dxa"/>
+          </w:tcPr>
+          <w:p>
+            <w:pPr>
+              <w:ind w:left="0"/>
+            </w:pPr>
+            <w:r>
+              <w:rPr>
+                <w:rFonts w:hint="eastAsia"/>
+              </w:rPr>
+              <w:t>BsonInt64</w:t>
+            </w:r>
+            <w:r>
+              <w:rPr>
+                <w:rFonts w:hint="eastAsia"/>
+              </w:rPr>
+              <w:t>::</w:t>
+            </w:r>
+            <w:r>
+              <w:t xml:space="preserve"> </w:t>
+            </w:r>
+            <w:r>
+              <w:t>CompareTo</w:t>
+            </w:r>
+            <w:r>
+              <w:rPr>
+                <w:rFonts w:hint="eastAsia"/>
+              </w:rPr>
+              <w:t>(object)</w:t>
+            </w:r>
+          </w:p>
+        </w:tc>
+        <w:tc>
+          <w:tcPr>
+            <w:tcW w:w="2642" w:type="dxa"/>
+          </w:tcPr>
+          <w:p>
+            <w:pPr>
+              <w:ind w:left="0"/>
+            </w:pPr>
+            <w:r>
+              <w:rPr>
+                <w:rFonts w:hint="eastAsia"/>
+              </w:rPr>
+              <w:t>将</w:t>
+            </w:r>
+            <w:r>
+              <w:rPr>
+                <w:rFonts w:hint="eastAsia"/>
+              </w:rPr>
+              <w:t>Int64</w:t>
+            </w:r>
+            <w:r>
+              <w:rPr>
+                <w:rFonts w:hint="eastAsia"/>
+              </w:rPr>
+              <w:t>与别的类型相比较</w:t>
+            </w:r>
+          </w:p>
+        </w:tc>
+        <w:tc>
+          <w:tcPr>
+            <w:tcW w:w="2273" w:type="dxa"/>
+          </w:tcPr>
+          <w:p>
+            <w:pPr>
+              <w:ind w:left="0"/>
+            </w:pPr>
+            <w:r>
+              <w:rPr>
+                <w:rFonts w:hint="eastAsia"/>
+              </w:rPr>
+              <w:t>已经重写，修改后</w:t>
+            </w:r>
+            <w:r>
+              <w:rPr>
+                <w:rFonts w:hint="eastAsia"/>
+              </w:rPr>
+              <w:t>BsonInt64</w:t>
+            </w:r>
+            <w:r>
+              <w:rPr>
+                <w:rFonts w:hint="eastAsia"/>
+              </w:rPr>
+              <w:t>可以和</w:t>
+            </w:r>
+            <w:r>
+              <w:rPr>
+                <w:rFonts w:hint="eastAsia"/>
+              </w:rPr>
+              <w:t>BsonDecimal</w:t>
+            </w:r>
+            <w:r>
+              <w:rPr>
+                <w:rFonts w:hint="eastAsia"/>
+              </w:rPr>
+              <w:t>进行比较。已测试通过</w:t>
+            </w:r>
+          </w:p>
+        </w:tc>
+      </w:tr>
+      <w:tr>
+        <w:tc>
+          <w:tcPr>
+            <w:tcW w:w="3250" w:type="dxa"/>
+          </w:tcPr>
+          <w:p>
+            <w:pPr>
+              <w:ind w:left="0"/>
+              <w:rPr>
+                <w:rFonts w:hint="eastAsia"/>
+              </w:rPr>
+            </w:pPr>
+          </w:p>
+        </w:tc>
+        <w:tc>
+          <w:tcPr>
+            <w:tcW w:w="2642" w:type="dxa"/>
+          </w:tcPr>
+          <w:p>
+            <w:pPr>
+              <w:ind w:left="0"/>
+              <w:rPr>
+                <w:rFonts w:hint="eastAsia"/>
+              </w:rPr>
+            </w:pPr>
+          </w:p>
+        </w:tc>
+        <w:tc>
+          <w:tcPr>
+            <w:tcW w:w="2273" w:type="dxa"/>
+          </w:tcPr>
+          <w:p>
+            <w:pPr>
+              <w:ind w:left="0"/>
+              <w:rPr>
+                <w:rFonts w:hint="eastAsia"/>
+              </w:rPr>
+            </w:pPr>
+          </w:p>
+        </w:tc>
+      </w:tr>
+      <w:tr>
+        <w:tc>
+          <w:tcPr>
+            <w:tcW w:w="8165" w:type="dxa"/>
+            <w:gridSpan w:val="3"/>
+          </w:tcPr>
+          <w:p>
+            <w:pPr>
+              <w:ind w:left="0"/>
+              <w:rPr>
+                <w:rFonts w:hint="eastAsia"/>
+              </w:rPr>
+            </w:pPr>
+            <w:r>
+              <w:rPr>
+                <w:rFonts w:hint="eastAsia"/>
+                <w:shd w:val="pct15" w:color="auto" w:fill="FFFFFF"/>
+              </w:rPr>
+              <w:t>Bson/Serialization/ObjectModel/Double.cs</w:t>
+            </w:r>
+          </w:p>
+        </w:tc>
+      </w:tr>
+      <w:tr>
+        <w:tc>
+          <w:tcPr>
+            <w:tcW w:w="3250" w:type="dxa"/>
+          </w:tcPr>
+          <w:p>
+            <w:pPr>
+              <w:ind w:left="0"/>
+            </w:pPr>
+            <w:r>
+              <w:rPr>
+                <w:rFonts w:hint="eastAsia"/>
+              </w:rPr>
+              <w:t>BsonDouble</w:t>
+            </w:r>
+            <w:r>
+              <w:rPr>
+                <w:rFonts w:hint="eastAsia"/>
+              </w:rPr>
+              <w:t>::</w:t>
+            </w:r>
+            <w:r>
+              <w:t xml:space="preserve"> </w:t>
+            </w:r>
+            <w:r>
+              <w:t>CompareTo</w:t>
+            </w:r>
+            <w:r>
+              <w:rPr>
+                <w:rFonts w:hint="eastAsia"/>
+              </w:rPr>
+              <w:t>(object)</w:t>
+            </w:r>
+          </w:p>
+        </w:tc>
+        <w:tc>
+          <w:tcPr>
+            <w:tcW w:w="2642" w:type="dxa"/>
+          </w:tcPr>
+          <w:p>
+            <w:pPr>
+              <w:ind w:left="0"/>
+            </w:pPr>
+            <w:r>
+              <w:rPr>
+                <w:rFonts w:hint="eastAsia"/>
+              </w:rPr>
+              <w:t>将</w:t>
+            </w:r>
+            <w:r>
+              <w:rPr>
+                <w:rFonts w:hint="eastAsia"/>
+              </w:rPr>
+              <w:t>double</w:t>
+            </w:r>
+            <w:r>
+              <w:rPr>
+                <w:rFonts w:hint="eastAsia"/>
+              </w:rPr>
+              <w:t>与别的类型相比较</w:t>
+            </w:r>
+          </w:p>
+        </w:tc>
+        <w:tc>
+          <w:tcPr>
+            <w:tcW w:w="2273" w:type="dxa"/>
+          </w:tcPr>
+          <w:p>
+            <w:pPr>
+              <w:ind w:left="0"/>
+            </w:pPr>
+            <w:r>
+              <w:rPr>
+                <w:rFonts w:hint="eastAsia"/>
+              </w:rPr>
+              <w:t>已经重写，修改后</w:t>
+            </w:r>
+            <w:r>
+              <w:rPr>
+                <w:rFonts w:hint="eastAsia"/>
+              </w:rPr>
+              <w:t>BsonDouble</w:t>
+            </w:r>
+            <w:r>
+              <w:rPr>
+                <w:rFonts w:hint="eastAsia"/>
+              </w:rPr>
+              <w:t>可以和</w:t>
+            </w:r>
+            <w:r>
+              <w:rPr>
+                <w:rFonts w:hint="eastAsia"/>
+              </w:rPr>
+              <w:t>BsonDecimal</w:t>
+            </w:r>
+            <w:r>
+              <w:rPr>
+                <w:rFonts w:hint="eastAsia"/>
+              </w:rPr>
+              <w:t>进行比较。已测试通过</w:t>
+            </w:r>
+          </w:p>
+        </w:tc>
+      </w:tr>
+      <w:tr>
+        <w:tc>
+          <w:tcPr>
+            <w:tcW w:w="3250" w:type="dxa"/>
+          </w:tcPr>
+          <w:p>
+            <w:pPr>
+              <w:ind w:left="0"/>
+              <w:rPr>
+                <w:rFonts w:hint="eastAsia"/>
+              </w:rPr>
+            </w:pPr>
+          </w:p>
+        </w:tc>
+        <w:tc>
+          <w:tcPr>
+            <w:tcW w:w="2642" w:type="dxa"/>
+          </w:tcPr>
+          <w:p>
+            <w:pPr>
+              <w:ind w:left="0"/>
+              <w:rPr>
+                <w:rFonts w:hint="eastAsia"/>
+              </w:rPr>
+            </w:pPr>
+          </w:p>
+        </w:tc>
+        <w:tc>
+          <w:tcPr>
+            <w:tcW w:w="2273" w:type="dxa"/>
+          </w:tcPr>
+          <w:p>
+            <w:pPr>
+              <w:ind w:left="0"/>
+              <w:rPr>
+                <w:rFonts w:hint="eastAsia"/>
+              </w:rPr>
+            </w:pPr>
+          </w:p>
+        </w:tc>
+      </w:tr>
+      <w:tr>
+        <w:tc>
+          <w:tcPr>
+            <w:tcW w:w="3250" w:type="dxa"/>
+          </w:tcPr>
+          <w:p>
+            <w:pPr>
+              <w:ind w:left="0"/>
+              <w:rPr>
+                <w:rFonts w:hint="eastAsia"/>
+              </w:rPr>
+            </w:pPr>
+          </w:p>
+        </w:tc>
+        <w:tc>
+          <w:tcPr>
+            <w:tcW w:w="2642" w:type="dxa"/>
+          </w:tcPr>
+          <w:p>
+            <w:pPr>
+              <w:ind w:left="0"/>
+              <w:rPr>
+                <w:rFonts w:hint="eastAsia"/>
+              </w:rPr>
+            </w:pPr>
+          </w:p>
+        </w:tc>
+        <w:tc>
+          <w:tcPr>
+            <w:tcW w:w="2273" w:type="dxa"/>
+          </w:tcPr>
+          <w:p>
+            <w:pPr>
+              <w:ind w:left="0"/>
+              <w:rPr>
+                <w:rFonts w:hint="eastAsia"/>
+              </w:rPr>
+            </w:pPr>
+          </w:p>
+        </w:tc>
+      </w:tr>
+      <w:tr>
+        <w:tc>
+          <w:tcPr>
+            <w:tcW w:w="3250" w:type="dxa"/>
+          </w:tcPr>
+          <w:p>
+            <w:pPr>
+              <w:ind w:left="0"/>
+              <w:rPr>
+                <w:rFonts w:hint="eastAsia"/>
+              </w:rPr>
+            </w:pPr>
+          </w:p>
+        </w:tc>
+        <w:tc>
+          <w:tcPr>
+            <w:tcW w:w="2642" w:type="dxa"/>
+          </w:tcPr>
+          <w:p>
+            <w:pPr>
+              <w:ind w:left="0"/>
+              <w:rPr>
+                <w:rFonts w:hint="eastAsia"/>
+              </w:rPr>
+            </w:pPr>
+          </w:p>
+        </w:tc>
+        <w:tc>
+          <w:tcPr>
+            <w:tcW w:w="2273" w:type="dxa"/>
+          </w:tcPr>
+          <w:p>
+            <w:pPr>
+              <w:ind w:left="0"/>
+              <w:rPr>
+                <w:rFonts w:hint="eastAsia"/>
+              </w:rPr>
+            </w:pPr>
+          </w:p>
+        </w:tc>
+      </w:tr>
+    </w:tbl>
+    <w:p>
+      <w:pPr>
+        <w:ind w:left="0"/>
+      </w:pPr>
+    </w:p>
+    <w:p>
+      <w:pPr>
+        <w:pStyle w:val="Heading4"/>
+        <w:rPr>
+          <w:rFonts w:hint="eastAsia"/>
+        </w:rPr>
+      </w:pPr>
+      <w:r>
+        <w:rPr>
+          <w:rFonts w:hint="eastAsia"/>
+        </w:rPr>
+        <w:t>5.3</w:t>
+      </w:r>
+      <w:r>
+        <w:rPr>
+          <w:rFonts w:hint="eastAsia"/>
+        </w:rPr>
+        <w:t>测试</w:t>
+      </w:r>
+    </w:p>
+    <w:p>
+      <w:r>
+        <w:rPr>
+          <w:rFonts w:hint="eastAsia"/>
+        </w:rPr>
+        <w:t>验收用例</w:t>
+      </w:r>
+    </w:p>
+    <w:tbl>
+      <w:tblPr>
+        <w:tblStyle w:val="TableGrid"/>
+        <w:tblW w:w="0" w:type="auto"/>
+        <w:tblInd w:w="357" w:type="dxa"/>
+        <w:tblLook w:val="04A0"/>
+      </w:tblPr>
+      <w:tblGrid>
+        <w:gridCol w:w="1923"/>
+        <w:gridCol w:w="5001"/>
+        <w:gridCol w:w="1241"/>
+      </w:tblGrid>
+      <w:tr>
+        <w:tc>
+          <w:tcPr>
+            <w:tcW w:w="1923" w:type="dxa"/>
+          </w:tcPr>
+          <w:p>
+            <w:pPr>
+              <w:ind w:left="0"/>
+            </w:pPr>
+            <w:r>
+              <w:rPr>
+                <w:rFonts w:hint="eastAsia"/>
+              </w:rPr>
+              <w:t>测试项</w:t>
+            </w:r>
+          </w:p>
+        </w:tc>
+        <w:tc>
+          <w:tcPr>
+            <w:tcW w:w="5001" w:type="dxa"/>
+          </w:tcPr>
+          <w:p>
+            <w:pPr>
+              <w:ind w:left="0"/>
+            </w:pPr>
+            <w:r>
+              <w:rPr>
+                <w:rFonts w:hint="eastAsia"/>
+              </w:rPr>
+              <w:t>用例</w:t>
+            </w:r>
+            <w:r>
+              <w:rPr>
+                <w:rFonts w:hint="eastAsia"/>
+              </w:rPr>
+              <w:t>(</w:t>
+            </w:r>
+            <w:r>
+              <w:t>E:\sequoiadb\driver\C#.Net\DriverTest</w:t>
+            </w:r>
+            <w:r>
+              <w:rPr>
+                <w:rFonts w:hint="eastAsia"/>
+              </w:rPr>
+              <w:t>\BsonDecimal.cs</w:t>
+            </w:r>
+            <w:r>
+              <w:rPr>
+                <w:rFonts w:hint="eastAsia"/>
+              </w:rPr>
+              <w:t>目录</w:t>
+            </w:r>
+            <w:r>
+              <w:rPr>
+                <w:rFonts w:hint="eastAsia"/>
+              </w:rPr>
+              <w:t>)</w:t>
+            </w:r>
+          </w:p>
+        </w:tc>
+        <w:tc>
+          <w:tcPr>
+            <w:tcW w:w="1241" w:type="dxa"/>
+          </w:tcPr>
+          <w:p>
+            <w:pPr>
+              <w:ind w:left="0"/>
+            </w:pPr>
+          </w:p>
+        </w:tc>
+      </w:tr>
+      <w:tr>
+        <w:tc>
+          <w:tcPr>
+            <w:tcW w:w="1923" w:type="dxa"/>
+          </w:tcPr>
+          <w:p>
+            <w:pPr>
+              <w:ind w:left="0"/>
+            </w:pPr>
+            <w:r>
+              <w:rPr>
+                <w:rFonts w:hint="eastAsia"/>
+              </w:rPr>
+              <w:t>基本功能</w:t>
+            </w:r>
+          </w:p>
+        </w:tc>
+        <w:tc>
+          <w:tcPr>
+            <w:tcW w:w="5001" w:type="dxa"/>
+          </w:tcPr>
+          <w:p>
+            <w:pPr>
+              <w:ind w:left="0"/>
+            </w:pPr>
+            <w:r>
+              <w:rPr>
+                <w:rFonts w:hint="eastAsia"/>
+              </w:rPr>
+              <w:t>通过</w:t>
+            </w:r>
+          </w:p>
+        </w:tc>
+        <w:tc>
+          <w:tcPr>
+            <w:tcW w:w="1241" w:type="dxa"/>
+          </w:tcPr>
+          <w:p>
+            <w:pPr>
+              <w:ind w:left="0"/>
+            </w:pPr>
+          </w:p>
+        </w:tc>
+      </w:tr>
+      <w:tr>
+        <w:tc>
+          <w:tcPr>
+            <w:tcW w:w="1923" w:type="dxa"/>
+          </w:tcPr>
+          <w:p>
+            <w:pPr>
+              <w:ind w:left="0"/>
+            </w:pPr>
+            <w:r>
+              <w:rPr>
+                <w:rFonts w:hint="eastAsia"/>
+              </w:rPr>
+              <w:t>数据正确性</w:t>
+            </w:r>
+          </w:p>
+        </w:tc>
+        <w:tc>
+          <w:tcPr>
+            <w:tcW w:w="5001" w:type="dxa"/>
+          </w:tcPr>
+          <w:p>
+            <w:pPr>
+              <w:ind w:left="0"/>
+            </w:pPr>
+            <w:r>
+              <w:rPr>
+                <w:rFonts w:hint="eastAsia"/>
+              </w:rPr>
+              <w:t>通过</w:t>
+            </w:r>
+          </w:p>
+        </w:tc>
+        <w:tc>
+          <w:tcPr>
+            <w:tcW w:w="1241" w:type="dxa"/>
+          </w:tcPr>
+          <w:p>
+            <w:pPr>
+              <w:ind w:left="0"/>
+            </w:pPr>
+          </w:p>
+        </w:tc>
+      </w:tr>
+      <w:tr>
+        <w:tc>
+          <w:tcPr>
+            <w:tcW w:w="1923" w:type="dxa"/>
+          </w:tcPr>
+          <w:p>
+            <w:pPr>
+              <w:ind w:left="0"/>
+            </w:pPr>
+            <w:r>
+              <w:rPr>
+                <w:rFonts w:hint="eastAsia"/>
+              </w:rPr>
+              <w:t>大小端</w:t>
+            </w:r>
+          </w:p>
+        </w:tc>
+        <w:tc>
+          <w:tcPr>
+            <w:tcW w:w="5001" w:type="dxa"/>
+          </w:tcPr>
+          <w:p>
+            <w:pPr>
+              <w:ind w:left="0"/>
+            </w:pPr>
+            <w:r>
+              <w:rPr>
+                <w:rFonts w:hint="eastAsia"/>
+              </w:rPr>
+              <w:t>将服务端分别放到</w:t>
+            </w:r>
+            <w:r>
+              <w:rPr>
+                <w:rFonts w:hint="eastAsia"/>
+              </w:rPr>
+              <w:t>power</w:t>
+            </w:r>
+            <w:r>
+              <w:rPr>
+                <w:rFonts w:hint="eastAsia"/>
+              </w:rPr>
+              <w:t>及</w:t>
+            </w:r>
+            <w:r>
+              <w:rPr>
+                <w:rFonts w:hint="eastAsia"/>
+              </w:rPr>
+              <w:t>x86</w:t>
+            </w:r>
+            <w:r>
+              <w:rPr>
+                <w:rFonts w:hint="eastAsia"/>
+              </w:rPr>
+              <w:t>上，测试全通过</w:t>
+            </w:r>
+          </w:p>
+        </w:tc>
+        <w:tc>
+          <w:tcPr>
+            <w:tcW w:w="1241" w:type="dxa"/>
+          </w:tcPr>
+          <w:p>
+            <w:pPr>
+              <w:ind w:left="0"/>
+            </w:pPr>
+          </w:p>
+        </w:tc>
+      </w:tr>
+      <w:tr>
+        <w:tc>
+          <w:tcPr>
+            <w:tcW w:w="1923" w:type="dxa"/>
+          </w:tcPr>
+          <w:p>
+            <w:pPr>
+              <w:ind w:left="0"/>
+            </w:pPr>
+            <w:r>
+              <w:rPr>
+                <w:rFonts w:hint="eastAsia"/>
+              </w:rPr>
+              <w:lastRenderedPageBreak/>
+              <w:t>性能</w:t>
+            </w:r>
+          </w:p>
+        </w:tc>
+        <w:tc>
+          <w:tcPr>
+            <w:tcW w:w="5001" w:type="dxa"/>
+          </w:tcPr>
+          <w:p>
+            <w:pPr>
+              <w:ind w:left="0"/>
+            </w:pPr>
+            <w:r>
+              <w:rPr>
+                <w:rFonts w:hint="eastAsia"/>
+              </w:rPr>
+              <w:t>NA</w:t>
+            </w:r>
+          </w:p>
+        </w:tc>
+        <w:tc>
+          <w:tcPr>
+            <w:tcW w:w="1241" w:type="dxa"/>
+          </w:tcPr>
+          <w:p>
+            <w:pPr>
+              <w:ind w:left="0"/>
+            </w:pPr>
+          </w:p>
+        </w:tc>
+      </w:tr>
+      <w:tr>
+        <w:tc>
+          <w:tcPr>
+            <w:tcW w:w="1923" w:type="dxa"/>
+          </w:tcPr>
+          <w:p>
+            <w:pPr>
+              <w:ind w:left="0"/>
+            </w:pPr>
+          </w:p>
+        </w:tc>
+        <w:tc>
+          <w:tcPr>
+            <w:tcW w:w="5001" w:type="dxa"/>
+          </w:tcPr>
+          <w:p>
+            <w:pPr>
+              <w:ind w:left="0"/>
+            </w:pPr>
+          </w:p>
+        </w:tc>
+        <w:tc>
+          <w:tcPr>
+            <w:tcW w:w="1241" w:type="dxa"/>
+          </w:tcPr>
+          <w:p>
+            <w:pPr>
+              <w:ind w:left="0"/>
+            </w:pPr>
+          </w:p>
+        </w:tc>
+      </w:tr>
+    </w:tbl>
+    <w:p/>
+    <w:p/>
+    <w:p>
+      <w:pPr>
+        <w:pStyle w:val="Heading3"/>
+      </w:pPr>
+      <w:r>
+        <w:rPr>
+          <w:rFonts w:hint="eastAsia"/>
+        </w:rPr>
+        <w:t>/php/python</w:t>
       </w:r>
     </w:p>
     <w:p>
@@ -12371,7 +17043,6 @@
         <w:rPr>
           <w:rFonts w:hint="eastAsia"/>
         </w:rPr>
-        <w:lastRenderedPageBreak/>
         <w:t>Story</w:t>
       </w:r>
       <w:r>
@@ -13130,7 +17801,6 @@
               <w:rPr>
                 <w:rFonts w:hint="eastAsia"/>
               </w:rPr>
-              <w:lastRenderedPageBreak/>
               <w:t>Story</w:t>
             </w:r>
             <w:r>
@@ -14579,6 +19249,7 @@
   <w:style w:type="character" w:default="1" w:styleId="DefaultParagraphFont">
     <w:name w:val="Default Paragraph Font"/>
     <w:uiPriority w:val="1"/>
+    <w:semiHidden/>
     <w:unhideWhenUsed/>
   </w:style>
   <w:style w:type="table" w:default="1" w:styleId="TableNormal">
